--- a/docs/government-project/09_산출물목록.docx
+++ b/docs/government-project/09_산출물목록.docx
@@ -6269,6 +6269,1854 @@
         </w:tc>
       </w:tr>
     </w:tbl>
+    <w:p>
+      <w:r>
+        <w:br w:type="page"/>
+      </w:r>
+    </w:p>
+    <w:p>
+      <w:r>
+        <w:rPr>
+          <w:rFonts w:ascii="맑은 고딕" w:hAnsi="맑은 고딕"/>
+          <w:b/>
+          <w:color w:val="00467F"/>
+          <w:sz w:val="28"/>
+          <w:rFonts w:eastAsia="맑은 고딕"/>
+        </w:rPr>
+        <w:t>부록. 현행 반영 (2026. 7. 27. 기준)</w:t>
+      </w:r>
+    </w:p>
+    <w:p>
+      <w:r>
+        <w:rPr>
+          <w:rFonts w:ascii="맑은 고딕" w:hAnsi="맑은 고딕"/>
+          <w:b w:val="0"/>
+          <w:sz w:val="20"/>
+          <w:rFonts w:eastAsia="맑은 고딕"/>
+        </w:rPr>
+        <w:t>본 부록은 문서 본문 작성 이후 변경된 사항을 현행 기준으로 반영한 것이다. 수치는 추정이 아니라 운영데이터베이스 정확 집계이며, 화면 경로는 실제 배포 코드 기준이다.</w:t>
+      </w:r>
+    </w:p>
+    <w:p/>
+    <w:p>
+      <w:r>
+        <w:rPr>
+          <w:rFonts w:ascii="맑은 고딕" w:hAnsi="맑은 고딕"/>
+          <w:b/>
+          <w:color w:val="00467F"/>
+          <w:sz w:val="24"/>
+          <w:rFonts w:eastAsia="맑은 고딕"/>
+        </w:rPr>
+        <w:t>1. 계정 계층 (7종)</w:t>
+      </w:r>
+    </w:p>
+    <w:p>
+      <w:r>
+        <w:rPr>
+          <w:rFonts w:ascii="맑은 고딕" w:hAnsi="맑은 고딕"/>
+          <w:b w:val="0"/>
+          <w:sz w:val="18"/>
+          <w:rFonts w:eastAsia="맑은 고딕"/>
+        </w:rPr>
+        <w:t>※ 의사는 계정 계층이 아니다. 화상상담 초대링크 게스트 또는 의료기관 계정으로 참여한다.</w:t>
+      </w:r>
+    </w:p>
+    <w:tbl>
+      <w:tblPr>
+        <w:tblW w:type="auto" w:w="0"/>
+        <w:tblLook w:firstColumn="1" w:firstRow="1" w:lastColumn="0" w:lastRow="0" w:noHBand="0" w:noVBand="1" w:val="04A0"/>
+        <w:tblBorders>
+          <w:top w:val="single" w:sz="4" w:color="999999"/>
+          <w:left w:val="single" w:sz="4" w:color="999999"/>
+          <w:bottom w:val="single" w:sz="4" w:color="999999"/>
+          <w:right w:val="single" w:sz="4" w:color="999999"/>
+          <w:insideH w:val="single" w:sz="4" w:color="999999"/>
+          <w:insideV w:val="single" w:sz="4" w:color="999999"/>
+        </w:tblBorders>
+      </w:tblPr>
+      <w:tblGrid>
+        <w:gridCol w:w="2166"/>
+        <w:gridCol w:w="2166"/>
+        <w:gridCol w:w="2166"/>
+        <w:gridCol w:w="2166"/>
+      </w:tblGrid>
+      <w:tr>
+        <w:tc>
+          <w:tcPr>
+            <w:tcW w:type="dxa" w:w="2166"/>
+            <w:shd w:val="clear" w:color="auto" w:fill="00467F"/>
+          </w:tcPr>
+          <w:p>
+            <w:r/>
+            <w:r>
+              <w:rPr>
+                <w:rFonts w:ascii="맑은 고딕" w:hAnsi="맑은 고딕"/>
+                <w:b/>
+                <w:color w:val="FFFFFF"/>
+                <w:sz w:val="18"/>
+                <w:rFonts w:eastAsia="맑은 고딕"/>
+              </w:rPr>
+              <w:t>계층</w:t>
+            </w:r>
+          </w:p>
+        </w:tc>
+        <w:tc>
+          <w:tcPr>
+            <w:tcW w:type="dxa" w:w="2166"/>
+            <w:shd w:val="clear" w:color="auto" w:fill="00467F"/>
+          </w:tcPr>
+          <w:p>
+            <w:r/>
+            <w:r>
+              <w:rPr>
+                <w:rFonts w:ascii="맑은 고딕" w:hAnsi="맑은 고딕"/>
+                <w:b/>
+                <w:color w:val="FFFFFF"/>
+                <w:sz w:val="18"/>
+                <w:rFonts w:eastAsia="맑은 고딕"/>
+              </w:rPr>
+              <w:t>권한 저장</w:t>
+            </w:r>
+          </w:p>
+        </w:tc>
+        <w:tc>
+          <w:tcPr>
+            <w:tcW w:type="dxa" w:w="2166"/>
+            <w:shd w:val="clear" w:color="auto" w:fill="00467F"/>
+          </w:tcPr>
+          <w:p>
+            <w:r/>
+            <w:r>
+              <w:rPr>
+                <w:rFonts w:ascii="맑은 고딕" w:hAnsi="맑은 고딕"/>
+                <w:b/>
+                <w:color w:val="FFFFFF"/>
+                <w:sz w:val="18"/>
+                <w:rFonts w:eastAsia="맑은 고딕"/>
+              </w:rPr>
+              <w:t>전용 화면</w:t>
+            </w:r>
+          </w:p>
+        </w:tc>
+        <w:tc>
+          <w:tcPr>
+            <w:tcW w:type="dxa" w:w="2166"/>
+            <w:shd w:val="clear" w:color="auto" w:fill="00467F"/>
+          </w:tcPr>
+          <w:p>
+            <w:r/>
+            <w:r>
+              <w:rPr>
+                <w:rFonts w:ascii="맑은 고딕" w:hAnsi="맑은 고딕"/>
+                <w:b/>
+                <w:color w:val="FFFFFF"/>
+                <w:sz w:val="18"/>
+                <w:rFonts w:eastAsia="맑은 고딕"/>
+              </w:rPr>
+              <w:t>설명</w:t>
+            </w:r>
+          </w:p>
+        </w:tc>
+      </w:tr>
+      <w:tr>
+        <w:tc>
+          <w:tcPr>
+            <w:tcW w:type="dxa" w:w="2166"/>
+          </w:tcPr>
+          <w:p>
+            <w:r/>
+            <w:r>
+              <w:rPr>
+                <w:rFonts w:ascii="맑은 고딕" w:hAnsi="맑은 고딕"/>
+                <w:b/>
+                <w:sz w:val="18"/>
+                <w:rFonts w:eastAsia="맑은 고딕"/>
+              </w:rPr>
+              <w:t>비회원(게스트)</w:t>
+            </w:r>
+          </w:p>
+        </w:tc>
+        <w:tc>
+          <w:tcPr>
+            <w:tcW w:type="dxa" w:w="2166"/>
+          </w:tcPr>
+          <w:p>
+            <w:r/>
+            <w:r>
+              <w:rPr>
+                <w:rFonts w:ascii="맑은 고딕" w:hAnsi="맑은 고딕"/>
+                <w:b w:val="0"/>
+                <w:sz w:val="18"/>
+                <w:rFonts w:eastAsia="맑은 고딕"/>
+              </w:rPr>
+              <w:t>초대링크 토큰</w:t>
+            </w:r>
+          </w:p>
+        </w:tc>
+        <w:tc>
+          <w:tcPr>
+            <w:tcW w:type="dxa" w:w="2166"/>
+          </w:tcPr>
+          <w:p>
+            <w:r/>
+            <w:r>
+              <w:rPr>
+                <w:rFonts w:ascii="맑은 고딕" w:hAnsi="맑은 고딕"/>
+                <w:b w:val="0"/>
+                <w:sz w:val="18"/>
+                <w:rFonts w:eastAsia="맑은 고딕"/>
+              </w:rPr>
+              <w:t>—</w:t>
+            </w:r>
+          </w:p>
+        </w:tc>
+        <w:tc>
+          <w:tcPr>
+            <w:tcW w:type="dxa" w:w="2166"/>
+          </w:tcPr>
+          <w:p>
+            <w:r/>
+            <w:r>
+              <w:rPr>
+                <w:rFonts w:ascii="맑은 고딕" w:hAnsi="맑은 고딕"/>
+                <w:b w:val="0"/>
+                <w:sz w:val="18"/>
+                <w:rFonts w:eastAsia="맑은 고딕"/>
+              </w:rPr>
+              <w:t>계정 없이 화상상담 초대링크로만 상담방 입장. 의료진·통역사가 이 방식으로 참여.</w:t>
+            </w:r>
+          </w:p>
+        </w:tc>
+      </w:tr>
+      <w:tr>
+        <w:tc>
+          <w:tcPr>
+            <w:tcW w:type="dxa" w:w="2166"/>
+          </w:tcPr>
+          <w:p>
+            <w:r/>
+            <w:r>
+              <w:rPr>
+                <w:rFonts w:ascii="맑은 고딕" w:hAnsi="맑은 고딕"/>
+                <w:b/>
+                <w:sz w:val="18"/>
+                <w:rFonts w:eastAsia="맑은 고딕"/>
+              </w:rPr>
+              <w:t>사용자(환자)</w:t>
+            </w:r>
+          </w:p>
+        </w:tc>
+        <w:tc>
+          <w:tcPr>
+            <w:tcW w:type="dxa" w:w="2166"/>
+          </w:tcPr>
+          <w:p>
+            <w:r/>
+            <w:r>
+              <w:rPr>
+                <w:rFonts w:ascii="맑은 고딕" w:hAnsi="맑은 고딕"/>
+                <w:b w:val="0"/>
+                <w:sz w:val="18"/>
+                <w:rFonts w:eastAsia="맑은 고딕"/>
+              </w:rPr>
+              <w:t>로그인 계정(기본값)</w:t>
+            </w:r>
+          </w:p>
+        </w:tc>
+        <w:tc>
+          <w:tcPr>
+            <w:tcW w:type="dxa" w:w="2166"/>
+          </w:tcPr>
+          <w:p>
+            <w:r/>
+            <w:r>
+              <w:rPr>
+                <w:rFonts w:ascii="맑은 고딕" w:hAnsi="맑은 고딕"/>
+                <w:b w:val="0"/>
+                <w:sz w:val="18"/>
+                <w:rFonts w:eastAsia="맑은 고딕"/>
+              </w:rPr>
+              <w:t>/patient</w:t>
+            </w:r>
+          </w:p>
+        </w:tc>
+        <w:tc>
+          <w:tcPr>
+            <w:tcW w:type="dxa" w:w="2166"/>
+          </w:tcPr>
+          <w:p>
+            <w:r/>
+            <w:r>
+              <w:rPr>
+                <w:rFonts w:ascii="맑은 고딕" w:hAnsi="맑은 고딕"/>
+                <w:b w:val="0"/>
+                <w:sz w:val="18"/>
+                <w:rFonts w:eastAsia="맑은 고딕"/>
+              </w:rPr>
+              <w:t>문의·상담·사후관리. 별도 역할 없음이 기본.</w:t>
+            </w:r>
+          </w:p>
+        </w:tc>
+      </w:tr>
+      <w:tr>
+        <w:tc>
+          <w:tcPr>
+            <w:tcW w:type="dxa" w:w="2166"/>
+          </w:tcPr>
+          <w:p>
+            <w:r/>
+            <w:r>
+              <w:rPr>
+                <w:rFonts w:ascii="맑은 고딕" w:hAnsi="맑은 고딕"/>
+                <w:b/>
+                <w:sz w:val="18"/>
+                <w:rFonts w:eastAsia="맑은 고딕"/>
+              </w:rPr>
+              <w:t>코디네이터</w:t>
+            </w:r>
+          </w:p>
+        </w:tc>
+        <w:tc>
+          <w:tcPr>
+            <w:tcW w:type="dxa" w:w="2166"/>
+          </w:tcPr>
+          <w:p>
+            <w:r/>
+            <w:r>
+              <w:rPr>
+                <w:rFonts w:ascii="맑은 고딕" w:hAnsi="맑은 고딕"/>
+                <w:b w:val="0"/>
+                <w:sz w:val="18"/>
+                <w:rFonts w:eastAsia="맑은 고딕"/>
+              </w:rPr>
+              <w:t>app_metadata.role</w:t>
+            </w:r>
+          </w:p>
+        </w:tc>
+        <w:tc>
+          <w:tcPr>
+            <w:tcW w:type="dxa" w:w="2166"/>
+          </w:tcPr>
+          <w:p>
+            <w:r/>
+            <w:r>
+              <w:rPr>
+                <w:rFonts w:ascii="맑은 고딕" w:hAnsi="맑은 고딕"/>
+                <w:b w:val="0"/>
+                <w:sz w:val="18"/>
+                <w:rFonts w:eastAsia="맑은 고딕"/>
+              </w:rPr>
+              <w:t>/coordinator</w:t>
+            </w:r>
+          </w:p>
+        </w:tc>
+        <w:tc>
+          <w:tcPr>
+            <w:tcW w:type="dxa" w:w="2166"/>
+          </w:tcPr>
+          <w:p>
+            <w:r/>
+            <w:r>
+              <w:rPr>
+                <w:rFonts w:ascii="맑은 고딕" w:hAnsi="맑은 고딕"/>
+                <w:b w:val="0"/>
+                <w:sz w:val="18"/>
+                <w:rFonts w:eastAsia="맑은 고딕"/>
+              </w:rPr>
+              <w:t>내부 스태프. 환자 여정·상담 일정·증상 알림 관리.</w:t>
+            </w:r>
+          </w:p>
+        </w:tc>
+      </w:tr>
+      <w:tr>
+        <w:tc>
+          <w:tcPr>
+            <w:tcW w:type="dxa" w:w="2166"/>
+          </w:tcPr>
+          <w:p>
+            <w:r/>
+            <w:r>
+              <w:rPr>
+                <w:rFonts w:ascii="맑은 고딕" w:hAnsi="맑은 고딕"/>
+                <w:b/>
+                <w:sz w:val="18"/>
+                <w:rFonts w:eastAsia="맑은 고딕"/>
+              </w:rPr>
+              <w:t>관리자</w:t>
+            </w:r>
+          </w:p>
+        </w:tc>
+        <w:tc>
+          <w:tcPr>
+            <w:tcW w:type="dxa" w:w="2166"/>
+          </w:tcPr>
+          <w:p>
+            <w:r/>
+            <w:r>
+              <w:rPr>
+                <w:rFonts w:ascii="맑은 고딕" w:hAnsi="맑은 고딕"/>
+                <w:b w:val="0"/>
+                <w:sz w:val="18"/>
+                <w:rFonts w:eastAsia="맑은 고딕"/>
+              </w:rPr>
+              <w:t>app_metadata.role</w:t>
+            </w:r>
+          </w:p>
+        </w:tc>
+        <w:tc>
+          <w:tcPr>
+            <w:tcW w:type="dxa" w:w="2166"/>
+          </w:tcPr>
+          <w:p>
+            <w:r/>
+            <w:r>
+              <w:rPr>
+                <w:rFonts w:ascii="맑은 고딕" w:hAnsi="맑은 고딕"/>
+                <w:b w:val="0"/>
+                <w:sz w:val="18"/>
+                <w:rFonts w:eastAsia="맑은 고딕"/>
+              </w:rPr>
+              <w:t>/admin</w:t>
+            </w:r>
+          </w:p>
+        </w:tc>
+        <w:tc>
+          <w:tcPr>
+            <w:tcW w:type="dxa" w:w="2166"/>
+          </w:tcPr>
+          <w:p>
+            <w:r/>
+            <w:r>
+              <w:rPr>
+                <w:rFonts w:ascii="맑은 고딕" w:hAnsi="맑은 고딕"/>
+                <w:b w:val="0"/>
+                <w:sz w:val="18"/>
+                <w:rFonts w:eastAsia="맑은 고딕"/>
+              </w:rPr>
+              <w:t>운영자. 전체 권한. 통합 콘솔에서 코디 화면까지 포함.</w:t>
+            </w:r>
+          </w:p>
+        </w:tc>
+      </w:tr>
+      <w:tr>
+        <w:tc>
+          <w:tcPr>
+            <w:tcW w:type="dxa" w:w="2166"/>
+          </w:tcPr>
+          <w:p>
+            <w:r/>
+            <w:r>
+              <w:rPr>
+                <w:rFonts w:ascii="맑은 고딕" w:hAnsi="맑은 고딕"/>
+                <w:b/>
+                <w:sz w:val="18"/>
+                <w:rFonts w:eastAsia="맑은 고딕"/>
+              </w:rPr>
+              <w:t>국내 의료기관</w:t>
+            </w:r>
+          </w:p>
+        </w:tc>
+        <w:tc>
+          <w:tcPr>
+            <w:tcW w:type="dxa" w:w="2166"/>
+          </w:tcPr>
+          <w:p>
+            <w:r/>
+            <w:r>
+              <w:rPr>
+                <w:rFonts w:ascii="맑은 고딕" w:hAnsi="맑은 고딕"/>
+                <w:b w:val="0"/>
+                <w:sz w:val="18"/>
+                <w:rFonts w:eastAsia="맑은 고딕"/>
+              </w:rPr>
+              <w:t>hospital_users 테이블</w:t>
+            </w:r>
+          </w:p>
+        </w:tc>
+        <w:tc>
+          <w:tcPr>
+            <w:tcW w:type="dxa" w:w="2166"/>
+          </w:tcPr>
+          <w:p>
+            <w:r/>
+            <w:r>
+              <w:rPr>
+                <w:rFonts w:ascii="맑은 고딕" w:hAnsi="맑은 고딕"/>
+                <w:b w:val="0"/>
+                <w:sz w:val="18"/>
+                <w:rFonts w:eastAsia="맑은 고딕"/>
+              </w:rPr>
+              <w:t>/hospital</w:t>
+            </w:r>
+          </w:p>
+        </w:tc>
+        <w:tc>
+          <w:tcPr>
+            <w:tcW w:type="dxa" w:w="2166"/>
+          </w:tcPr>
+          <w:p>
+            <w:r/>
+            <w:r>
+              <w:rPr>
+                <w:rFonts w:ascii="맑은 고딕" w:hAnsi="맑은 고딕"/>
+                <w:b w:val="0"/>
+                <w:sz w:val="18"/>
+                <w:rFonts w:eastAsia="맑은 고딕"/>
+              </w:rPr>
+              <w:t>제휴 한국 병원 담당자(owner/manager/viewer). 리드·프로필·치료정보 관리.</w:t>
+            </w:r>
+          </w:p>
+        </w:tc>
+      </w:tr>
+      <w:tr>
+        <w:tc>
+          <w:tcPr>
+            <w:tcW w:type="dxa" w:w="2166"/>
+          </w:tcPr>
+          <w:p>
+            <w:r/>
+            <w:r>
+              <w:rPr>
+                <w:rFonts w:ascii="맑은 고딕" w:hAnsi="맑은 고딕"/>
+                <w:b/>
+                <w:sz w:val="18"/>
+                <w:rFonts w:eastAsia="맑은 고딕"/>
+              </w:rPr>
+              <w:t>해외 에이전시</w:t>
+            </w:r>
+          </w:p>
+        </w:tc>
+        <w:tc>
+          <w:tcPr>
+            <w:tcW w:type="dxa" w:w="2166"/>
+          </w:tcPr>
+          <w:p>
+            <w:r/>
+            <w:r>
+              <w:rPr>
+                <w:rFonts w:ascii="맑은 고딕" w:hAnsi="맑은 고딕"/>
+                <w:b w:val="0"/>
+                <w:sz w:val="18"/>
+                <w:rFonts w:eastAsia="맑은 고딕"/>
+              </w:rPr>
+              <w:t>agency_users + partner_type</w:t>
+            </w:r>
+          </w:p>
+        </w:tc>
+        <w:tc>
+          <w:tcPr>
+            <w:tcW w:type="dxa" w:w="2166"/>
+          </w:tcPr>
+          <w:p>
+            <w:r/>
+            <w:r>
+              <w:rPr>
+                <w:rFonts w:ascii="맑은 고딕" w:hAnsi="맑은 고딕"/>
+                <w:b w:val="0"/>
+                <w:sz w:val="18"/>
+                <w:rFonts w:eastAsia="맑은 고딕"/>
+              </w:rPr>
+              <w:t>/agency</w:t>
+            </w:r>
+          </w:p>
+        </w:tc>
+        <w:tc>
+          <w:tcPr>
+            <w:tcW w:type="dxa" w:w="2166"/>
+          </w:tcPr>
+          <w:p>
+            <w:r/>
+            <w:r>
+              <w:rPr>
+                <w:rFonts w:ascii="맑은 고딕" w:hAnsi="맑은 고딕"/>
+                <w:b w:val="0"/>
+                <w:sz w:val="18"/>
+                <w:rFonts w:eastAsia="맑은 고딕"/>
+              </w:rPr>
+              <w:t>해외 환자 유치 파트너. 의뢰 환자 진행상황 조회.</w:t>
+            </w:r>
+          </w:p>
+        </w:tc>
+      </w:tr>
+      <w:tr>
+        <w:tc>
+          <w:tcPr>
+            <w:tcW w:type="dxa" w:w="2166"/>
+          </w:tcPr>
+          <w:p>
+            <w:r/>
+            <w:r>
+              <w:rPr>
+                <w:rFonts w:ascii="맑은 고딕" w:hAnsi="맑은 고딕"/>
+                <w:b/>
+                <w:sz w:val="18"/>
+                <w:rFonts w:eastAsia="맑은 고딕"/>
+              </w:rPr>
+              <w:t>해외 의료기관</w:t>
+            </w:r>
+          </w:p>
+        </w:tc>
+        <w:tc>
+          <w:tcPr>
+            <w:tcW w:type="dxa" w:w="2166"/>
+          </w:tcPr>
+          <w:p>
+            <w:r/>
+            <w:r>
+              <w:rPr>
+                <w:rFonts w:ascii="맑은 고딕" w:hAnsi="맑은 고딕"/>
+                <w:b w:val="0"/>
+                <w:sz w:val="18"/>
+                <w:rFonts w:eastAsia="맑은 고딕"/>
+              </w:rPr>
+              <w:t>agency_users + partner_type</w:t>
+            </w:r>
+          </w:p>
+        </w:tc>
+        <w:tc>
+          <w:tcPr>
+            <w:tcW w:type="dxa" w:w="2166"/>
+          </w:tcPr>
+          <w:p>
+            <w:r/>
+            <w:r>
+              <w:rPr>
+                <w:rFonts w:ascii="맑은 고딕" w:hAnsi="맑은 고딕"/>
+                <w:b w:val="0"/>
+                <w:sz w:val="18"/>
+                <w:rFonts w:eastAsia="맑은 고딕"/>
+              </w:rPr>
+              <w:t>/clinic</w:t>
+            </w:r>
+          </w:p>
+        </w:tc>
+        <w:tc>
+          <w:tcPr>
+            <w:tcW w:type="dxa" w:w="2166"/>
+          </w:tcPr>
+          <w:p>
+            <w:r/>
+            <w:r>
+              <w:rPr>
+                <w:rFonts w:ascii="맑은 고딕" w:hAnsi="맑은 고딕"/>
+                <w:b w:val="0"/>
+                <w:sz w:val="18"/>
+                <w:rFonts w:eastAsia="맑은 고딕"/>
+              </w:rPr>
+              <w:t>환자를 한국으로 의뢰하는 현지 병원. 경과·검사결과 전송 주체.</w:t>
+            </w:r>
+          </w:p>
+        </w:tc>
+      </w:tr>
+    </w:tbl>
+    <w:p/>
+    <w:p>
+      <w:r>
+        <w:rPr>
+          <w:rFonts w:ascii="맑은 고딕" w:hAnsi="맑은 고딕"/>
+          <w:b/>
+          <w:color w:val="00467F"/>
+          <w:sz w:val="24"/>
+          <w:rFonts w:eastAsia="맑은 고딕"/>
+        </w:rPr>
+        <w:t>4. 화면 경로 정정 내역</w:t>
+      </w:r>
+    </w:p>
+    <w:p>
+      <w:r>
+        <w:rPr>
+          <w:rFonts w:ascii="맑은 고딕" w:hAnsi="맑은 고딕"/>
+          <w:b w:val="0"/>
+          <w:sz w:val="18"/>
+          <w:rFonts w:eastAsia="맑은 고딕"/>
+        </w:rPr>
+        <w:t>본문에 남아 있던 옛 화면 안내는 아래 기준으로 현행에 맞게 정정하였다. 폐지된 경로는 혼동을 막기 위해 그대로 표기하지 않는다.</w:t>
+      </w:r>
+    </w:p>
+    <w:tbl>
+      <w:tblPr>
+        <w:tblW w:type="auto" w:w="0"/>
+        <w:tblLook w:firstColumn="1" w:firstRow="1" w:lastColumn="0" w:lastRow="0" w:noHBand="0" w:noVBand="1" w:val="04A0"/>
+        <w:tblBorders>
+          <w:top w:val="single" w:sz="4" w:color="999999"/>
+          <w:left w:val="single" w:sz="4" w:color="999999"/>
+          <w:bottom w:val="single" w:sz="4" w:color="999999"/>
+          <w:right w:val="single" w:sz="4" w:color="999999"/>
+          <w:insideH w:val="single" w:sz="4" w:color="999999"/>
+          <w:insideV w:val="single" w:sz="4" w:color="999999"/>
+        </w:tblBorders>
+      </w:tblPr>
+      <w:tblGrid>
+        <w:gridCol w:w="2889"/>
+        <w:gridCol w:w="2889"/>
+        <w:gridCol w:w="2889"/>
+      </w:tblGrid>
+      <w:tr>
+        <w:tc>
+          <w:tcPr>
+            <w:tcW w:type="dxa" w:w="2889"/>
+            <w:shd w:val="clear" w:color="auto" w:fill="00467F"/>
+          </w:tcPr>
+          <w:p>
+            <w:r/>
+            <w:r>
+              <w:rPr>
+                <w:rFonts w:ascii="맑은 고딕" w:hAnsi="맑은 고딕"/>
+                <w:b/>
+                <w:color w:val="FFFFFF"/>
+                <w:sz w:val="18"/>
+                <w:rFonts w:eastAsia="맑은 고딕"/>
+              </w:rPr>
+              <w:t>현행 화면</w:t>
+            </w:r>
+          </w:p>
+        </w:tc>
+        <w:tc>
+          <w:tcPr>
+            <w:tcW w:type="dxa" w:w="2889"/>
+            <w:shd w:val="clear" w:color="auto" w:fill="00467F"/>
+          </w:tcPr>
+          <w:p>
+            <w:r/>
+            <w:r>
+              <w:rPr>
+                <w:rFonts w:ascii="맑은 고딕" w:hAnsi="맑은 고딕"/>
+                <w:b/>
+                <w:color w:val="FFFFFF"/>
+                <w:sz w:val="18"/>
+                <w:rFonts w:eastAsia="맑은 고딕"/>
+              </w:rPr>
+              <w:t>대체한 옛 화면</w:t>
+            </w:r>
+          </w:p>
+        </w:tc>
+        <w:tc>
+          <w:tcPr>
+            <w:tcW w:type="dxa" w:w="2889"/>
+            <w:shd w:val="clear" w:color="auto" w:fill="00467F"/>
+          </w:tcPr>
+          <w:p>
+            <w:r/>
+            <w:r>
+              <w:rPr>
+                <w:rFonts w:ascii="맑은 고딕" w:hAnsi="맑은 고딕"/>
+                <w:b/>
+                <w:color w:val="FFFFFF"/>
+                <w:sz w:val="18"/>
+                <w:rFonts w:eastAsia="맑은 고딕"/>
+              </w:rPr>
+              <w:t>사유</w:t>
+            </w:r>
+          </w:p>
+        </w:tc>
+      </w:tr>
+      <w:tr>
+        <w:tc>
+          <w:tcPr>
+            <w:tcW w:type="dxa" w:w="2889"/>
+          </w:tcPr>
+          <w:p>
+            <w:r/>
+            <w:r>
+              <w:rPr>
+                <w:rFonts w:ascii="맑은 고딕" w:hAnsi="맑은 고딕"/>
+                <w:b/>
+                <w:sz w:val="18"/>
+                <w:rFonts w:eastAsia="맑은 고딕"/>
+              </w:rPr>
+              <w:t>/inquiry</w:t>
+            </w:r>
+          </w:p>
+        </w:tc>
+        <w:tc>
+          <w:tcPr>
+            <w:tcW w:type="dxa" w:w="2889"/>
+          </w:tcPr>
+          <w:p>
+            <w:r/>
+            <w:r>
+              <w:rPr>
+                <w:rFonts w:ascii="맑은 고딕" w:hAnsi="맑은 고딕"/>
+                <w:b w:val="0"/>
+                <w:sz w:val="18"/>
+                <w:rFonts w:eastAsia="맑은 고딕"/>
+              </w:rPr>
+              <w:t>인테이크 화면(별도 경로)</w:t>
+            </w:r>
+          </w:p>
+        </w:tc>
+        <w:tc>
+          <w:tcPr>
+            <w:tcW w:type="dxa" w:w="2889"/>
+          </w:tcPr>
+          <w:p>
+            <w:r/>
+            <w:r>
+              <w:rPr>
+                <w:rFonts w:ascii="맑은 고딕" w:hAnsi="맑은 고딕"/>
+                <w:b w:val="0"/>
+                <w:sz w:val="18"/>
+                <w:rFonts w:eastAsia="맑은 고딕"/>
+              </w:rPr>
+              <w:t>통합 문의 퍼널로 통폐합(영구 리디렉트). 옛 화면은 보관 처리.</w:t>
+            </w:r>
+          </w:p>
+        </w:tc>
+      </w:tr>
+      <w:tr>
+        <w:tc>
+          <w:tcPr>
+            <w:tcW w:type="dxa" w:w="2889"/>
+          </w:tcPr>
+          <w:p>
+            <w:r/>
+            <w:r>
+              <w:rPr>
+                <w:rFonts w:ascii="맑은 고딕" w:hAnsi="맑은 고딕"/>
+                <w:b/>
+                <w:sz w:val="18"/>
+                <w:rFonts w:eastAsia="맑은 고딕"/>
+              </w:rPr>
+              <w:t>/inquiry</w:t>
+            </w:r>
+          </w:p>
+        </w:tc>
+        <w:tc>
+          <w:tcPr>
+            <w:tcW w:type="dxa" w:w="2889"/>
+          </w:tcPr>
+          <w:p>
+            <w:r/>
+            <w:r>
+              <w:rPr>
+                <w:rFonts w:ascii="맑은 고딕" w:hAnsi="맑은 고딕"/>
+                <w:b w:val="0"/>
+                <w:sz w:val="18"/>
+                <w:rFonts w:eastAsia="맑은 고딕"/>
+              </w:rPr>
+              <w:t>상담 시작 화면(별도 경로)</w:t>
+            </w:r>
+          </w:p>
+        </w:tc>
+        <w:tc>
+          <w:tcPr>
+            <w:tcW w:type="dxa" w:w="2889"/>
+          </w:tcPr>
+          <w:p>
+            <w:r/>
+            <w:r>
+              <w:rPr>
+                <w:rFonts w:ascii="맑은 고딕" w:hAnsi="맑은 고딕"/>
+                <w:b w:val="0"/>
+                <w:sz w:val="18"/>
+                <w:rFonts w:eastAsia="맑은 고딕"/>
+              </w:rPr>
+              <w:t>통합 문의 퍼널로 통폐합(영구 리디렉트).</w:t>
+            </w:r>
+          </w:p>
+        </w:tc>
+      </w:tr>
+      <w:tr>
+        <w:tc>
+          <w:tcPr>
+            <w:tcW w:type="dxa" w:w="2889"/>
+          </w:tcPr>
+          <w:p>
+            <w:r/>
+            <w:r>
+              <w:rPr>
+                <w:rFonts w:ascii="맑은 고딕" w:hAnsi="맑은 고딕"/>
+                <w:b/>
+                <w:sz w:val="18"/>
+                <w:rFonts w:eastAsia="맑은 고딕"/>
+              </w:rPr>
+              <w:t>/hospital</w:t>
+            </w:r>
+          </w:p>
+        </w:tc>
+        <w:tc>
+          <w:tcPr>
+            <w:tcW w:type="dxa" w:w="2889"/>
+          </w:tcPr>
+          <w:p>
+            <w:r/>
+            <w:r>
+              <w:rPr>
+                <w:rFonts w:ascii="맑은 고딕" w:hAnsi="맑은 고딕"/>
+                <w:b w:val="0"/>
+                <w:sz w:val="18"/>
+                <w:rFonts w:eastAsia="맑은 고딕"/>
+              </w:rPr>
+              <w:t>파트너 포털 경로</w:t>
+            </w:r>
+          </w:p>
+        </w:tc>
+        <w:tc>
+          <w:tcPr>
+            <w:tcW w:type="dxa" w:w="2889"/>
+          </w:tcPr>
+          <w:p>
+            <w:r/>
+            <w:r>
+              <w:rPr>
+                <w:rFonts w:ascii="맑은 고딕" w:hAnsi="맑은 고딕"/>
+                <w:b w:val="0"/>
+                <w:sz w:val="18"/>
+                <w:rFonts w:eastAsia="맑은 고딕"/>
+              </w:rPr>
+              <w:t>국내 의료기관 포털로 개명. 옛 경로는 존재하지 않음.</w:t>
+            </w:r>
+          </w:p>
+        </w:tc>
+      </w:tr>
+      <w:tr>
+        <w:tc>
+          <w:tcPr>
+            <w:tcW w:type="dxa" w:w="2889"/>
+          </w:tcPr>
+          <w:p>
+            <w:r/>
+            <w:r>
+              <w:rPr>
+                <w:rFonts w:ascii="맑은 고딕" w:hAnsi="맑은 고딕"/>
+                <w:b/>
+                <w:sz w:val="18"/>
+                <w:rFonts w:eastAsia="맑은 고딕"/>
+              </w:rPr>
+              <w:t>(폐지)</w:t>
+            </w:r>
+          </w:p>
+        </w:tc>
+        <w:tc>
+          <w:tcPr>
+            <w:tcW w:type="dxa" w:w="2889"/>
+          </w:tcPr>
+          <w:p>
+            <w:r/>
+            <w:r>
+              <w:rPr>
+                <w:rFonts w:ascii="맑은 고딕" w:hAnsi="맑은 고딕"/>
+                <w:b w:val="0"/>
+                <w:sz w:val="18"/>
+                <w:rFonts w:eastAsia="맑은 고딕"/>
+              </w:rPr>
+              <w:t>의사 전용 화면</w:t>
+            </w:r>
+          </w:p>
+        </w:tc>
+        <w:tc>
+          <w:tcPr>
+            <w:tcW w:type="dxa" w:w="2889"/>
+          </w:tcPr>
+          <w:p>
+            <w:r/>
+            <w:r>
+              <w:rPr>
+                <w:rFonts w:ascii="맑은 고딕" w:hAnsi="맑은 고딕"/>
+                <w:b w:val="0"/>
+                <w:sz w:val="18"/>
+                <w:rFonts w:eastAsia="맑은 고딕"/>
+              </w:rPr>
+              <w:t>의사 계정 계층 폐지. 화상상담 초대링크 또는 병원 계정으로 참여.</w:t>
+            </w:r>
+          </w:p>
+        </w:tc>
+      </w:tr>
+      <w:tr>
+        <w:tc>
+          <w:tcPr>
+            <w:tcW w:type="dxa" w:w="2889"/>
+          </w:tcPr>
+          <w:p>
+            <w:r/>
+            <w:r>
+              <w:rPr>
+                <w:rFonts w:ascii="맑은 고딕" w:hAnsi="맑은 고딕"/>
+                <w:b/>
+                <w:sz w:val="18"/>
+                <w:rFonts w:eastAsia="맑은 고딕"/>
+              </w:rPr>
+              <w:t>/</w:t>
+            </w:r>
+          </w:p>
+        </w:tc>
+        <w:tc>
+          <w:tcPr>
+            <w:tcW w:type="dxa" w:w="2889"/>
+          </w:tcPr>
+          <w:p>
+            <w:r/>
+            <w:r>
+              <w:rPr>
+                <w:rFonts w:ascii="맑은 고딕" w:hAnsi="맑은 고딕"/>
+                <w:b w:val="0"/>
+                <w:sz w:val="18"/>
+                <w:rFonts w:eastAsia="맑은 고딕"/>
+              </w:rPr>
+              <w:t>후기 화면</w:t>
+            </w:r>
+          </w:p>
+        </w:tc>
+        <w:tc>
+          <w:tcPr>
+            <w:tcW w:type="dxa" w:w="2889"/>
+          </w:tcPr>
+          <w:p>
+            <w:r/>
+            <w:r>
+              <w:rPr>
+                <w:rFonts w:ascii="맑은 고딕" w:hAnsi="맑은 고딕"/>
+                <w:b w:val="0"/>
+                <w:sz w:val="18"/>
+                <w:rFonts w:eastAsia="맑은 고딕"/>
+              </w:rPr>
+              <w:t>후기 화면 비활성(홈 리디렉트).</w:t>
+            </w:r>
+          </w:p>
+        </w:tc>
+      </w:tr>
+      <w:tr>
+        <w:tc>
+          <w:tcPr>
+            <w:tcW w:type="dxa" w:w="2889"/>
+          </w:tcPr>
+          <w:p>
+            <w:r/>
+            <w:r>
+              <w:rPr>
+                <w:rFonts w:ascii="맑은 고딕" w:hAnsi="맑은 고딕"/>
+                <w:b/>
+                <w:sz w:val="18"/>
+                <w:rFonts w:eastAsia="맑은 고딕"/>
+              </w:rPr>
+              <w:t>/hospitals</w:t>
+            </w:r>
+          </w:p>
+        </w:tc>
+        <w:tc>
+          <w:tcPr>
+            <w:tcW w:type="dxa" w:w="2889"/>
+          </w:tcPr>
+          <w:p>
+            <w:r/>
+            <w:r>
+              <w:rPr>
+                <w:rFonts w:ascii="맑은 고딕" w:hAnsi="맑은 고딕"/>
+                <w:b w:val="0"/>
+                <w:sz w:val="18"/>
+                <w:rFonts w:eastAsia="맑은 고딕"/>
+              </w:rPr>
+              <w:t>검색 화면</w:t>
+            </w:r>
+          </w:p>
+        </w:tc>
+        <w:tc>
+          <w:tcPr>
+            <w:tcW w:type="dxa" w:w="2889"/>
+          </w:tcPr>
+          <w:p>
+            <w:r/>
+            <w:r>
+              <w:rPr>
+                <w:rFonts w:ascii="맑은 고딕" w:hAnsi="맑은 고딕"/>
+                <w:b w:val="0"/>
+                <w:sz w:val="18"/>
+                <w:rFonts w:eastAsia="맑은 고딕"/>
+              </w:rPr>
+              <w:t>검색 화면 비활성(병원 목록으로 리디렉트).</w:t>
+            </w:r>
+          </w:p>
+        </w:tc>
+      </w:tr>
+    </w:tbl>
+    <w:p/>
+    <w:p>
+      <w:r>
+        <w:rPr>
+          <w:rFonts w:ascii="맑은 고딕" w:hAnsi="맑은 고딕"/>
+          <w:b/>
+          <w:color w:val="00467F"/>
+          <w:sz w:val="24"/>
+          <w:rFonts w:eastAsia="맑은 고딕"/>
+        </w:rPr>
+        <w:t>5. 성과지표 현황</w:t>
+      </w:r>
+    </w:p>
+    <w:p>
+      <w:r>
+        <w:rPr>
+          <w:rFonts w:ascii="맑은 고딕" w:hAnsi="맑은 고딕"/>
+          <w:b w:val="0"/>
+          <w:sz w:val="18"/>
+          <w:rFonts w:eastAsia="맑은 고딕"/>
+        </w:rPr>
+        <w:t>사후관리 계열(④⑤⑥)은 실환자가 치료 완료 단계에 도달해야 실적이 발생하는 구조이므로, 기능 구현 완료와 실데이터 축적은 별개 지표로 관리함. 자동 완료 처리 등 실적을 인위적으로 부풀리는 방식은 채택하지 아니함.</w:t>
+      </w:r>
+    </w:p>
+    <w:tbl>
+      <w:tblPr>
+        <w:tblW w:type="auto" w:w="0"/>
+        <w:tblLook w:firstColumn="1" w:firstRow="1" w:lastColumn="0" w:lastRow="0" w:noHBand="0" w:noVBand="1" w:val="04A0"/>
+        <w:tblBorders>
+          <w:top w:val="single" w:sz="4" w:color="999999"/>
+          <w:left w:val="single" w:sz="4" w:color="999999"/>
+          <w:bottom w:val="single" w:sz="4" w:color="999999"/>
+          <w:right w:val="single" w:sz="4" w:color="999999"/>
+          <w:insideH w:val="single" w:sz="4" w:color="999999"/>
+          <w:insideV w:val="single" w:sz="4" w:color="999999"/>
+        </w:tblBorders>
+      </w:tblPr>
+      <w:tblGrid>
+        <w:gridCol w:w="2889"/>
+        <w:gridCol w:w="2889"/>
+        <w:gridCol w:w="2889"/>
+      </w:tblGrid>
+      <w:tr>
+        <w:tc>
+          <w:tcPr>
+            <w:tcW w:type="dxa" w:w="2889"/>
+            <w:shd w:val="clear" w:color="auto" w:fill="00467F"/>
+          </w:tcPr>
+          <w:p>
+            <w:r/>
+            <w:r>
+              <w:rPr>
+                <w:rFonts w:ascii="맑은 고딕" w:hAnsi="맑은 고딕"/>
+                <w:b/>
+                <w:color w:val="FFFFFF"/>
+                <w:sz w:val="18"/>
+                <w:rFonts w:eastAsia="맑은 고딕"/>
+              </w:rPr>
+              <w:t>지표</w:t>
+            </w:r>
+          </w:p>
+        </w:tc>
+        <w:tc>
+          <w:tcPr>
+            <w:tcW w:type="dxa" w:w="2889"/>
+            <w:shd w:val="clear" w:color="auto" w:fill="00467F"/>
+          </w:tcPr>
+          <w:p>
+            <w:r/>
+            <w:r>
+              <w:rPr>
+                <w:rFonts w:ascii="맑은 고딕" w:hAnsi="맑은 고딕"/>
+                <w:b/>
+                <w:color w:val="FFFFFF"/>
+                <w:sz w:val="18"/>
+                <w:rFonts w:eastAsia="맑은 고딕"/>
+              </w:rPr>
+              <w:t>목표</w:t>
+            </w:r>
+          </w:p>
+        </w:tc>
+        <w:tc>
+          <w:tcPr>
+            <w:tcW w:type="dxa" w:w="2889"/>
+            <w:shd w:val="clear" w:color="auto" w:fill="00467F"/>
+          </w:tcPr>
+          <w:p>
+            <w:r/>
+            <w:r>
+              <w:rPr>
+                <w:rFonts w:ascii="맑은 고딕" w:hAnsi="맑은 고딕"/>
+                <w:b/>
+                <w:color w:val="FFFFFF"/>
+                <w:sz w:val="18"/>
+                <w:rFonts w:eastAsia="맑은 고딕"/>
+              </w:rPr>
+              <w:t>실적(2026. 7. 27.)</w:t>
+            </w:r>
+          </w:p>
+        </w:tc>
+      </w:tr>
+      <w:tr>
+        <w:tc>
+          <w:tcPr>
+            <w:tcW w:type="dxa" w:w="2889"/>
+          </w:tcPr>
+          <w:p>
+            <w:r/>
+            <w:r>
+              <w:rPr>
+                <w:rFonts w:ascii="맑은 고딕" w:hAnsi="맑은 고딕"/>
+                <w:b/>
+                <w:sz w:val="18"/>
+                <w:rFonts w:eastAsia="맑은 고딕"/>
+              </w:rPr>
+              <w:t>외국인환자 유치</w:t>
+            </w:r>
+          </w:p>
+        </w:tc>
+        <w:tc>
+          <w:tcPr>
+            <w:tcW w:type="dxa" w:w="2889"/>
+          </w:tcPr>
+          <w:p>
+            <w:r/>
+            <w:r>
+              <w:rPr>
+                <w:rFonts w:ascii="맑은 고딕" w:hAnsi="맑은 고딕"/>
+                <w:b w:val="0"/>
+                <w:sz w:val="18"/>
+                <w:rFonts w:eastAsia="맑은 고딕"/>
+              </w:rPr>
+              <w:t>12건</w:t>
+            </w:r>
+          </w:p>
+        </w:tc>
+        <w:tc>
+          <w:tcPr>
+            <w:tcW w:type="dxa" w:w="2889"/>
+          </w:tcPr>
+          <w:p>
+            <w:r/>
+            <w:r>
+              <w:rPr>
+                <w:rFonts w:ascii="맑은 고딕" w:hAnsi="맑은 고딕"/>
+                <w:b w:val="0"/>
+                <w:sz w:val="18"/>
+                <w:rFonts w:eastAsia="맑은 고딕"/>
+              </w:rPr>
+              <w:t>0건</w:t>
+            </w:r>
+          </w:p>
+        </w:tc>
+      </w:tr>
+      <w:tr>
+        <w:tc>
+          <w:tcPr>
+            <w:tcW w:type="dxa" w:w="2889"/>
+          </w:tcPr>
+          <w:p>
+            <w:r/>
+            <w:r>
+              <w:rPr>
+                <w:rFonts w:ascii="맑은 고딕" w:hAnsi="맑은 고딕"/>
+                <w:b/>
+                <w:sz w:val="18"/>
+                <w:rFonts w:eastAsia="맑은 고딕"/>
+              </w:rPr>
+              <w:t>사전상담</w:t>
+            </w:r>
+          </w:p>
+        </w:tc>
+        <w:tc>
+          <w:tcPr>
+            <w:tcW w:type="dxa" w:w="2889"/>
+          </w:tcPr>
+          <w:p>
+            <w:r/>
+            <w:r>
+              <w:rPr>
+                <w:rFonts w:ascii="맑은 고딕" w:hAnsi="맑은 고딕"/>
+                <w:b w:val="0"/>
+                <w:sz w:val="18"/>
+                <w:rFonts w:eastAsia="맑은 고딕"/>
+              </w:rPr>
+              <w:t>—</w:t>
+            </w:r>
+          </w:p>
+        </w:tc>
+        <w:tc>
+          <w:tcPr>
+            <w:tcW w:type="dxa" w:w="2889"/>
+          </w:tcPr>
+          <w:p>
+            <w:r/>
+            <w:r>
+              <w:rPr>
+                <w:rFonts w:ascii="맑은 고딕" w:hAnsi="맑은 고딕"/>
+                <w:b w:val="0"/>
+                <w:sz w:val="18"/>
+                <w:rFonts w:eastAsia="맑은 고딕"/>
+              </w:rPr>
+              <w:t>1건</w:t>
+            </w:r>
+          </w:p>
+        </w:tc>
+      </w:tr>
+      <w:tr>
+        <w:tc>
+          <w:tcPr>
+            <w:tcW w:type="dxa" w:w="2889"/>
+          </w:tcPr>
+          <w:p>
+            <w:r/>
+            <w:r>
+              <w:rPr>
+                <w:rFonts w:ascii="맑은 고딕" w:hAnsi="맑은 고딕"/>
+                <w:b/>
+                <w:sz w:val="18"/>
+                <w:rFonts w:eastAsia="맑은 고딕"/>
+              </w:rPr>
+              <w:t>사후관리</w:t>
+            </w:r>
+          </w:p>
+        </w:tc>
+        <w:tc>
+          <w:tcPr>
+            <w:tcW w:type="dxa" w:w="2889"/>
+          </w:tcPr>
+          <w:p>
+            <w:r/>
+            <w:r>
+              <w:rPr>
+                <w:rFonts w:ascii="맑은 고딕" w:hAnsi="맑은 고딕"/>
+                <w:b w:val="0"/>
+                <w:sz w:val="18"/>
+                <w:rFonts w:eastAsia="맑은 고딕"/>
+              </w:rPr>
+              <w:t>—</w:t>
+            </w:r>
+          </w:p>
+        </w:tc>
+        <w:tc>
+          <w:tcPr>
+            <w:tcW w:type="dxa" w:w="2889"/>
+          </w:tcPr>
+          <w:p>
+            <w:r/>
+            <w:r>
+              <w:rPr>
+                <w:rFonts w:ascii="맑은 고딕" w:hAnsi="맑은 고딕"/>
+                <w:b w:val="0"/>
+                <w:sz w:val="18"/>
+                <w:rFonts w:eastAsia="맑은 고딕"/>
+              </w:rPr>
+              <w:t>0건</w:t>
+            </w:r>
+          </w:p>
+        </w:tc>
+      </w:tr>
+      <w:tr>
+        <w:tc>
+          <w:tcPr>
+            <w:tcW w:type="dxa" w:w="2889"/>
+          </w:tcPr>
+          <w:p>
+            <w:r/>
+            <w:r>
+              <w:rPr>
+                <w:rFonts w:ascii="맑은 고딕" w:hAnsi="맑은 고딕"/>
+                <w:b/>
+                <w:sz w:val="18"/>
+                <w:rFonts w:eastAsia="맑은 고딕"/>
+              </w:rPr>
+              <w:t>사전상담+사후관리 합산</w:t>
+            </w:r>
+          </w:p>
+        </w:tc>
+        <w:tc>
+          <w:tcPr>
+            <w:tcW w:type="dxa" w:w="2889"/>
+          </w:tcPr>
+          <w:p>
+            <w:r/>
+            <w:r>
+              <w:rPr>
+                <w:rFonts w:ascii="맑은 고딕" w:hAnsi="맑은 고딕"/>
+                <w:b w:val="0"/>
+                <w:sz w:val="18"/>
+                <w:rFonts w:eastAsia="맑은 고딕"/>
+              </w:rPr>
+              <w:t>120건</w:t>
+            </w:r>
+          </w:p>
+        </w:tc>
+        <w:tc>
+          <w:tcPr>
+            <w:tcW w:type="dxa" w:w="2889"/>
+          </w:tcPr>
+          <w:p>
+            <w:r/>
+            <w:r>
+              <w:rPr>
+                <w:rFonts w:ascii="맑은 고딕" w:hAnsi="맑은 고딕"/>
+                <w:b w:val="0"/>
+                <w:sz w:val="18"/>
+                <w:rFonts w:eastAsia="맑은 고딕"/>
+              </w:rPr>
+              <w:t>1건</w:t>
+            </w:r>
+          </w:p>
+        </w:tc>
+      </w:tr>
+      <w:tr>
+        <w:tc>
+          <w:tcPr>
+            <w:tcW w:type="dxa" w:w="2889"/>
+          </w:tcPr>
+          <w:p>
+            <w:r/>
+            <w:r>
+              <w:rPr>
+                <w:rFonts w:ascii="맑은 고딕" w:hAnsi="맑은 고딕"/>
+                <w:b/>
+                <w:sz w:val="18"/>
+                <w:rFonts w:eastAsia="맑은 고딕"/>
+              </w:rPr>
+              <w:t>환자 만족도</w:t>
+            </w:r>
+          </w:p>
+        </w:tc>
+        <w:tc>
+          <w:tcPr>
+            <w:tcW w:type="dxa" w:w="2889"/>
+          </w:tcPr>
+          <w:p>
+            <w:r/>
+            <w:r>
+              <w:rPr>
+                <w:rFonts w:ascii="맑은 고딕" w:hAnsi="맑은 고딕"/>
+                <w:b w:val="0"/>
+                <w:sz w:val="18"/>
+                <w:rFonts w:eastAsia="맑은 고딕"/>
+              </w:rPr>
+              <w:t>90점</w:t>
+            </w:r>
+          </w:p>
+        </w:tc>
+        <w:tc>
+          <w:tcPr>
+            <w:tcW w:type="dxa" w:w="2889"/>
+          </w:tcPr>
+          <w:p>
+            <w:r/>
+            <w:r>
+              <w:rPr>
+                <w:rFonts w:ascii="맑은 고딕" w:hAnsi="맑은 고딕"/>
+                <w:b w:val="0"/>
+                <w:sz w:val="18"/>
+                <w:rFonts w:eastAsia="맑은 고딕"/>
+              </w:rPr>
+              <w:t>표본 0건</w:t>
+            </w:r>
+          </w:p>
+        </w:tc>
+      </w:tr>
+      <w:tr>
+        <w:tc>
+          <w:tcPr>
+            <w:tcW w:type="dxa" w:w="2889"/>
+          </w:tcPr>
+          <w:p>
+            <w:r/>
+            <w:r>
+              <w:rPr>
+                <w:rFonts w:ascii="맑은 고딕" w:hAnsi="맑은 고딕"/>
+                <w:b/>
+                <w:sz w:val="18"/>
+                <w:rFonts w:eastAsia="맑은 고딕"/>
+              </w:rPr>
+              <w:t>다국어 지원</w:t>
+            </w:r>
+          </w:p>
+        </w:tc>
+        <w:tc>
+          <w:tcPr>
+            <w:tcW w:type="dxa" w:w="2889"/>
+          </w:tcPr>
+          <w:p>
+            <w:r/>
+            <w:r>
+              <w:rPr>
+                <w:rFonts w:ascii="맑은 고딕" w:hAnsi="맑은 고딕"/>
+                <w:b w:val="0"/>
+                <w:sz w:val="18"/>
+                <w:rFonts w:eastAsia="맑은 고딕"/>
+              </w:rPr>
+              <w:t>6개 언어</w:t>
+            </w:r>
+          </w:p>
+        </w:tc>
+        <w:tc>
+          <w:tcPr>
+            <w:tcW w:type="dxa" w:w="2889"/>
+          </w:tcPr>
+          <w:p>
+            <w:r/>
+            <w:r>
+              <w:rPr>
+                <w:rFonts w:ascii="맑은 고딕" w:hAnsi="맑은 고딕"/>
+                <w:b w:val="0"/>
+                <w:sz w:val="18"/>
+                <w:rFonts w:eastAsia="맑은 고딕"/>
+              </w:rPr>
+              <w:t>6개 언어(충족)</w:t>
+            </w:r>
+          </w:p>
+        </w:tc>
+      </w:tr>
+    </w:tbl>
+    <w:p/>
+    <w:p>
+      <w:r>
+        <w:rPr>
+          <w:rFonts w:ascii="맑은 고딕" w:hAnsi="맑은 고딕"/>
+          <w:b w:val="0"/>
+          <w:sz w:val="18"/>
+          <w:rFonts w:eastAsia="맑은 고딕"/>
+        </w:rPr>
+        <w:t>※ 테스트 데이터는 제외한 실건이다. 문의 실건 15건, 상담세션 실건 10건.</w:t>
+      </w:r>
+    </w:p>
+    <w:p>
+      <w:r>
+        <w:rPr>
+          <w:rFonts w:ascii="맑은 고딕" w:hAnsi="맑은 고딕"/>
+          <w:b/>
+          <w:color w:val="00467F"/>
+          <w:sz w:val="24"/>
+          <w:rFonts w:eastAsia="맑은 고딕"/>
+        </w:rPr>
+        <w:t>9. 근거자료</w:t>
+      </w:r>
+    </w:p>
+    <w:tbl>
+      <w:tblPr>
+        <w:tblW w:type="auto" w:w="0"/>
+        <w:tblLook w:firstColumn="1" w:firstRow="1" w:lastColumn="0" w:lastRow="0" w:noHBand="0" w:noVBand="1" w:val="04A0"/>
+        <w:tblBorders>
+          <w:top w:val="single" w:sz="4" w:color="999999"/>
+          <w:left w:val="single" w:sz="4" w:color="999999"/>
+          <w:bottom w:val="single" w:sz="4" w:color="999999"/>
+          <w:right w:val="single" w:sz="4" w:color="999999"/>
+          <w:insideH w:val="single" w:sz="4" w:color="999999"/>
+          <w:insideV w:val="single" w:sz="4" w:color="999999"/>
+        </w:tblBorders>
+      </w:tblPr>
+      <w:tblGrid>
+        <w:gridCol w:w="2889"/>
+        <w:gridCol w:w="2889"/>
+        <w:gridCol w:w="2889"/>
+      </w:tblGrid>
+      <w:tr>
+        <w:tc>
+          <w:tcPr>
+            <w:tcW w:type="dxa" w:w="2889"/>
+            <w:shd w:val="clear" w:color="auto" w:fill="00467F"/>
+          </w:tcPr>
+          <w:p>
+            <w:r/>
+            <w:r>
+              <w:rPr>
+                <w:rFonts w:ascii="맑은 고딕" w:hAnsi="맑은 고딕"/>
+                <w:b/>
+                <w:color w:val="FFFFFF"/>
+                <w:sz w:val="18"/>
+                <w:rFonts w:eastAsia="맑은 고딕"/>
+              </w:rPr>
+              <w:t>구분</w:t>
+            </w:r>
+          </w:p>
+        </w:tc>
+        <w:tc>
+          <w:tcPr>
+            <w:tcW w:type="dxa" w:w="2889"/>
+            <w:shd w:val="clear" w:color="auto" w:fill="00467F"/>
+          </w:tcPr>
+          <w:p>
+            <w:r/>
+            <w:r>
+              <w:rPr>
+                <w:rFonts w:ascii="맑은 고딕" w:hAnsi="맑은 고딕"/>
+                <w:b/>
+                <w:color w:val="FFFFFF"/>
+                <w:sz w:val="18"/>
+                <w:rFonts w:eastAsia="맑은 고딕"/>
+              </w:rPr>
+              <w:t>출처</w:t>
+            </w:r>
+          </w:p>
+        </w:tc>
+        <w:tc>
+          <w:tcPr>
+            <w:tcW w:type="dxa" w:w="2889"/>
+            <w:shd w:val="clear" w:color="auto" w:fill="00467F"/>
+          </w:tcPr>
+          <w:p>
+            <w:r/>
+            <w:r>
+              <w:rPr>
+                <w:rFonts w:ascii="맑은 고딕" w:hAnsi="맑은 고딕"/>
+                <w:b/>
+                <w:color w:val="FFFFFF"/>
+                <w:sz w:val="18"/>
+                <w:rFonts w:eastAsia="맑은 고딕"/>
+              </w:rPr>
+              <w:t>확인 내용</w:t>
+            </w:r>
+          </w:p>
+        </w:tc>
+      </w:tr>
+      <w:tr>
+        <w:tc>
+          <w:tcPr>
+            <w:tcW w:type="dxa" w:w="2889"/>
+          </w:tcPr>
+          <w:p>
+            <w:r/>
+            <w:r>
+              <w:rPr>
+                <w:rFonts w:ascii="맑은 고딕" w:hAnsi="맑은 고딕"/>
+                <w:b/>
+                <w:sz w:val="18"/>
+                <w:rFonts w:eastAsia="맑은 고딕"/>
+              </w:rPr>
+              <w:t>코드</w:t>
+            </w:r>
+          </w:p>
+        </w:tc>
+        <w:tc>
+          <w:tcPr>
+            <w:tcW w:type="dxa" w:w="2889"/>
+          </w:tcPr>
+          <w:p>
+            <w:r/>
+            <w:r>
+              <w:rPr>
+                <w:rFonts w:ascii="맑은 고딕" w:hAnsi="맑은 고딕"/>
+                <w:b w:val="0"/>
+                <w:sz w:val="18"/>
+                <w:rFonts w:eastAsia="맑은 고딕"/>
+              </w:rPr>
+              <w:t>src/lib/auth/accountTiers.ts</w:t>
+            </w:r>
+          </w:p>
+        </w:tc>
+        <w:tc>
+          <w:tcPr>
+            <w:tcW w:type="dxa" w:w="2889"/>
+          </w:tcPr>
+          <w:p>
+            <w:r/>
+            <w:r>
+              <w:rPr>
+                <w:rFonts w:ascii="맑은 고딕" w:hAnsi="맑은 고딕"/>
+                <w:b w:val="0"/>
+                <w:sz w:val="18"/>
+                <w:rFonts w:eastAsia="맑은 고딕"/>
+              </w:rPr>
+              <w:t>계정 계층 7종의 단일 표준</w:t>
+            </w:r>
+          </w:p>
+        </w:tc>
+      </w:tr>
+      <w:tr>
+        <w:tc>
+          <w:tcPr>
+            <w:tcW w:type="dxa" w:w="2889"/>
+          </w:tcPr>
+          <w:p>
+            <w:r/>
+            <w:r>
+              <w:rPr>
+                <w:rFonts w:ascii="맑은 고딕" w:hAnsi="맑은 고딕"/>
+                <w:b/>
+                <w:sz w:val="18"/>
+                <w:rFonts w:eastAsia="맑은 고딕"/>
+              </w:rPr>
+              <w:t>코드</w:t>
+            </w:r>
+          </w:p>
+        </w:tc>
+        <w:tc>
+          <w:tcPr>
+            <w:tcW w:type="dxa" w:w="2889"/>
+          </w:tcPr>
+          <w:p>
+            <w:r/>
+            <w:r>
+              <w:rPr>
+                <w:rFonts w:ascii="맑은 고딕" w:hAnsi="맑은 고딕"/>
+                <w:b w:val="0"/>
+                <w:sz w:val="18"/>
+                <w:rFonts w:eastAsia="맑은 고딕"/>
+              </w:rPr>
+              <w:t>src/lib/khidi/targets.ts</w:t>
+            </w:r>
+          </w:p>
+        </w:tc>
+        <w:tc>
+          <w:tcPr>
+            <w:tcW w:type="dxa" w:w="2889"/>
+          </w:tcPr>
+          <w:p>
+            <w:r/>
+            <w:r>
+              <w:rPr>
+                <w:rFonts w:ascii="맑은 고딕" w:hAnsi="맑은 고딕"/>
+                <w:b w:val="0"/>
+                <w:sz w:val="18"/>
+                <w:rFonts w:eastAsia="맑은 고딕"/>
+              </w:rPr>
+              <w:t>성과지표 공식 목표(12/120/90)</w:t>
+            </w:r>
+          </w:p>
+        </w:tc>
+      </w:tr>
+      <w:tr>
+        <w:tc>
+          <w:tcPr>
+            <w:tcW w:type="dxa" w:w="2889"/>
+          </w:tcPr>
+          <w:p>
+            <w:r/>
+            <w:r>
+              <w:rPr>
+                <w:rFonts w:ascii="맑은 고딕" w:hAnsi="맑은 고딕"/>
+                <w:b/>
+                <w:sz w:val="18"/>
+                <w:rFonts w:eastAsia="맑은 고딕"/>
+              </w:rPr>
+              <w:t>코드</w:t>
+            </w:r>
+          </w:p>
+        </w:tc>
+        <w:tc>
+          <w:tcPr>
+            <w:tcW w:type="dxa" w:w="2889"/>
+          </w:tcPr>
+          <w:p>
+            <w:r/>
+            <w:r>
+              <w:rPr>
+                <w:rFonts w:ascii="맑은 고딕" w:hAnsi="맑은 고딕"/>
+                <w:b w:val="0"/>
+                <w:sz w:val="18"/>
+                <w:rFonts w:eastAsia="맑은 고딕"/>
+              </w:rPr>
+              <w:t>src/lib/khidi/kpi.ts</w:t>
+            </w:r>
+          </w:p>
+        </w:tc>
+        <w:tc>
+          <w:tcPr>
+            <w:tcW w:type="dxa" w:w="2889"/>
+          </w:tcPr>
+          <w:p>
+            <w:r/>
+            <w:r>
+              <w:rPr>
+                <w:rFonts w:ascii="맑은 고딕" w:hAnsi="맑은 고딕"/>
+                <w:b w:val="0"/>
+                <w:sz w:val="18"/>
+                <w:rFonts w:eastAsia="맑은 고딕"/>
+              </w:rPr>
+              <w:t>성과지표 집계 정의(테스트 데이터 제외 규칙 포함)</w:t>
+            </w:r>
+          </w:p>
+        </w:tc>
+      </w:tr>
+      <w:tr>
+        <w:tc>
+          <w:tcPr>
+            <w:tcW w:type="dxa" w:w="2889"/>
+          </w:tcPr>
+          <w:p>
+            <w:r/>
+            <w:r>
+              <w:rPr>
+                <w:rFonts w:ascii="맑은 고딕" w:hAnsi="맑은 고딕"/>
+                <w:b/>
+                <w:sz w:val="18"/>
+                <w:rFonts w:eastAsia="맑은 고딕"/>
+              </w:rPr>
+              <w:t>빌드</w:t>
+            </w:r>
+          </w:p>
+        </w:tc>
+        <w:tc>
+          <w:tcPr>
+            <w:tcW w:type="dxa" w:w="2889"/>
+          </w:tcPr>
+          <w:p>
+            <w:r/>
+            <w:r>
+              <w:rPr>
+                <w:rFonts w:ascii="맑은 고딕" w:hAnsi="맑은 고딕"/>
+                <w:b w:val="0"/>
+                <w:sz w:val="18"/>
+                <w:rFonts w:eastAsia="맑은 고딕"/>
+              </w:rPr>
+              <w:t>Next.js 라우트 목록(CI 빌드 산출)</w:t>
+            </w:r>
+          </w:p>
+        </w:tc>
+        <w:tc>
+          <w:tcPr>
+            <w:tcW w:type="dxa" w:w="2889"/>
+          </w:tcPr>
+          <w:p>
+            <w:r/>
+            <w:r>
+              <w:rPr>
+                <w:rFonts w:ascii="맑은 고딕" w:hAnsi="맑은 고딕"/>
+                <w:b w:val="0"/>
+                <w:sz w:val="18"/>
+                <w:rFonts w:eastAsia="맑은 고딕"/>
+              </w:rPr>
+              <w:t>실제 존재하는 화면 경로</w:t>
+            </w:r>
+          </w:p>
+        </w:tc>
+      </w:tr>
+      <w:tr>
+        <w:tc>
+          <w:tcPr>
+            <w:tcW w:type="dxa" w:w="2889"/>
+          </w:tcPr>
+          <w:p>
+            <w:r/>
+            <w:r>
+              <w:rPr>
+                <w:rFonts w:ascii="맑은 고딕" w:hAnsi="맑은 고딕"/>
+                <w:b/>
+                <w:sz w:val="18"/>
+                <w:rFonts w:eastAsia="맑은 고딕"/>
+              </w:rPr>
+              <w:t>데이터</w:t>
+            </w:r>
+          </w:p>
+        </w:tc>
+        <w:tc>
+          <w:tcPr>
+            <w:tcW w:type="dxa" w:w="2889"/>
+          </w:tcPr>
+          <w:p>
+            <w:r/>
+            <w:r>
+              <w:rPr>
+                <w:rFonts w:ascii="맑은 고딕" w:hAnsi="맑은 고딕"/>
+                <w:b w:val="0"/>
+                <w:sz w:val="18"/>
+                <w:rFonts w:eastAsia="맑은 고딕"/>
+              </w:rPr>
+              <w:t>운영데이터베이스 정확 집계(2026. 7. 27.)</w:t>
+            </w:r>
+          </w:p>
+        </w:tc>
+        <w:tc>
+          <w:tcPr>
+            <w:tcW w:type="dxa" w:w="2889"/>
+          </w:tcPr>
+          <w:p>
+            <w:r/>
+            <w:r>
+              <w:rPr>
+                <w:rFonts w:ascii="맑은 고딕" w:hAnsi="맑은 고딕"/>
+                <w:b w:val="0"/>
+                <w:sz w:val="18"/>
+                <w:rFonts w:eastAsia="맑은 고딕"/>
+              </w:rPr>
+              <w:t>실적 수치의 원천</w:t>
+            </w:r>
+          </w:p>
+        </w:tc>
+      </w:tr>
+    </w:tbl>
+    <w:p/>
     <w:sectPr>
       <w:headerReference w:type="default" r:id="rId7"/>
       <w:footerReference w:type="default" r:id="rId8"/>

--- a/docs/government-project/09_산출물목록.docx
+++ b/docs/government-project/09_산출물목록.docx
@@ -144,7 +144,7 @@
                 <w:sz w:val="20"/>
                 <w:szCs w:val="20"/>
               </w:rPr>
-              <w:t xml:space="preserve">2026년 4월 30일</w:t>
+              <w:t>2026년 8월 19일</w:t>
             </w:r>
           </w:p>
         </w:tc>
@@ -302,7 +302,7 @@
           <w:sz w:val="20"/>
           <w:szCs w:val="20"/>
         </w:rPr>
-        <w:t xml:space="preserve">Phase A 산출물은 사업 착수 및 KHIDI 신청 단계에서 작성된 문서이다. 2026년 4월 30일 완료.</w:t>
+        <w:t>Phase A 산출물은 사업 착수 및 KHIDI 신청 단계에서 작성되었으며, 2026년 8월 19일 현행 실측 기준으로 갱신하였다.</w:t>
       </w:r>
     </w:p>
     <w:p>
@@ -632,7 +632,7 @@
                 <w:sz w:val="18"/>
                 <w:szCs w:val="18"/>
               </w:rPr>
-              <w:t xml:space="preserve">2026-04-30</w:t>
+              <w:t>2026-08-19</w:t>
             </w:r>
           </w:p>
         </w:tc>
@@ -830,7 +830,7 @@
                 <w:sz w:val="18"/>
                 <w:szCs w:val="18"/>
               </w:rPr>
-              <w:t xml:space="preserve">2026-04-30</w:t>
+              <w:t>2026-08-19</w:t>
             </w:r>
           </w:p>
         </w:tc>
@@ -927,7 +927,7 @@
                 <w:sz w:val="18"/>
                 <w:szCs w:val="18"/>
               </w:rPr>
-              <w:t xml:space="preserve">14개 기능그룹 상세 명세, 구현 현황(완료74%/부분26%) (~30p)</w:t>
+              <w:t>14개 기능그룹 상세 명세, 구현 현황(완료96%/부분4%) (~30p)</w:t>
             </w:r>
           </w:p>
         </w:tc>
@@ -1028,7 +1028,7 @@
                 <w:sz w:val="18"/>
                 <w:szCs w:val="18"/>
               </w:rPr>
-              <w:t xml:space="preserve">2026-04-30</w:t>
+              <w:t>2026-08-19</w:t>
             </w:r>
           </w:p>
         </w:tc>
@@ -1226,7 +1226,7 @@
                 <w:sz w:val="18"/>
                 <w:szCs w:val="18"/>
               </w:rPr>
-              <w:t xml:space="preserve">2026-04-30</w:t>
+              <w:t>2026-08-19</w:t>
             </w:r>
           </w:p>
         </w:tc>
@@ -1894,7 +1894,7 @@
                 <w:sz w:val="18"/>
                 <w:szCs w:val="18"/>
               </w:rPr>
-              <w:t xml:space="preserve">2026-04-30</w:t>
+              <w:t>2026-08-19</w:t>
             </w:r>
           </w:p>
         </w:tc>
@@ -1991,7 +1991,7 @@
                 <w:sz w:val="18"/>
                 <w:szCs w:val="18"/>
               </w:rPr>
-              <w:t xml:space="preserve">진척률 74%, KPI 진행, 주요성과, 이슈해결, 예산, 잔여계획 (~18p) — 8월 갱신 예정</w:t>
+              <w:t>진척률 96%, KPI 진행, 주요성과, 이슈해결, 예산, 잔여계획 (~18p) — 2026-08-19 갱신 완료</w:t>
             </w:r>
           </w:p>
         </w:tc>
@@ -2290,7 +2290,7 @@
                 <w:sz w:val="18"/>
                 <w:szCs w:val="18"/>
               </w:rPr>
-              <w:t xml:space="preserve">2026-04-30</w:t>
+              <w:t>2026-08-19</w:t>
             </w:r>
           </w:p>
         </w:tc>
@@ -2488,7 +2488,7 @@
                 <w:sz w:val="18"/>
                 <w:szCs w:val="18"/>
               </w:rPr>
-              <w:t xml:space="preserve">2026-04-30</w:t>
+              <w:t>2026-08-19</w:t>
             </w:r>
           </w:p>
         </w:tc>
@@ -2686,7 +2686,7 @@
                 <w:sz w:val="18"/>
                 <w:szCs w:val="18"/>
               </w:rPr>
-              <w:t xml:space="preserve">2026-04-30</w:t>
+              <w:t>2026-08-19</w:t>
             </w:r>
           </w:p>
         </w:tc>
@@ -2884,7 +2884,7 @@
                 <w:sz w:val="18"/>
                 <w:szCs w:val="18"/>
               </w:rPr>
-              <w:t xml:space="preserve">2026-04-30</w:t>
+              <w:t>2026-08-19</w:t>
             </w:r>
           </w:p>
         </w:tc>
@@ -5411,7 +5411,7 @@
                 <w:sz w:val="18"/>
                 <w:szCs w:val="18"/>
               </w:rPr>
-              <w:t xml:space="preserve">2026-04-30 전체 완료</w:t>
+              <w:t>2026-08-19 기준 갱신 완료</w:t>
             </w:r>
           </w:p>
         </w:tc>
@@ -8094,6 +8094,1854 @@
                 <w:rFonts w:eastAsia="맑은 고딕"/>
               </w:rPr>
               <w:t>운영데이터베이스 정확 집계(2026. 7. 27.)</w:t>
+            </w:r>
+          </w:p>
+        </w:tc>
+        <w:tc>
+          <w:tcPr>
+            <w:tcW w:type="dxa" w:w="2889"/>
+          </w:tcPr>
+          <w:p>
+            <w:r/>
+            <w:r>
+              <w:rPr>
+                <w:rFonts w:ascii="맑은 고딕" w:hAnsi="맑은 고딕"/>
+                <w:b w:val="0"/>
+                <w:sz w:val="18"/>
+                <w:rFonts w:eastAsia="맑은 고딕"/>
+              </w:rPr>
+              <w:t>실적 수치의 원천</w:t>
+            </w:r>
+          </w:p>
+        </w:tc>
+      </w:tr>
+    </w:tbl>
+    <w:p/>
+    <w:p>
+      <w:r>
+        <w:br w:type="page"/>
+      </w:r>
+    </w:p>
+    <w:p>
+      <w:r>
+        <w:rPr>
+          <w:rFonts w:ascii="맑은 고딕" w:hAnsi="맑은 고딕"/>
+          <w:b/>
+          <w:color w:val="00467F"/>
+          <w:sz w:val="28"/>
+          <w:rFonts w:eastAsia="맑은 고딕"/>
+        </w:rPr>
+        <w:t>부록. 현행 반영 (2026. 8. 19. 기준)</w:t>
+      </w:r>
+    </w:p>
+    <w:p>
+      <w:r>
+        <w:rPr>
+          <w:rFonts w:ascii="맑은 고딕" w:hAnsi="맑은 고딕"/>
+          <w:b w:val="0"/>
+          <w:sz w:val="20"/>
+          <w:rFonts w:eastAsia="맑은 고딕"/>
+        </w:rPr>
+        <w:t>본 부록은 문서 본문 작성 이후 변경된 사항을 현행 기준으로 반영한 것이다. 수치는 추정이 아니라 운영데이터베이스 정확 집계이며, 화면 경로는 실제 배포 코드 기준이다.</w:t>
+      </w:r>
+    </w:p>
+    <w:p/>
+    <w:p>
+      <w:r>
+        <w:rPr>
+          <w:rFonts w:ascii="맑은 고딕" w:hAnsi="맑은 고딕"/>
+          <w:b/>
+          <w:color w:val="00467F"/>
+          <w:sz w:val="24"/>
+          <w:rFonts w:eastAsia="맑은 고딕"/>
+        </w:rPr>
+        <w:t>1. 계정 계층 (7종)</w:t>
+      </w:r>
+    </w:p>
+    <w:p>
+      <w:r>
+        <w:rPr>
+          <w:rFonts w:ascii="맑은 고딕" w:hAnsi="맑은 고딕"/>
+          <w:b w:val="0"/>
+          <w:sz w:val="18"/>
+          <w:rFonts w:eastAsia="맑은 고딕"/>
+        </w:rPr>
+        <w:t>※ 의사는 계정 계층이 아니다. 화상상담 초대링크 게스트 또는 의료기관 계정으로 참여한다.</w:t>
+      </w:r>
+    </w:p>
+    <w:tbl>
+      <w:tblPr>
+        <w:tblW w:type="auto" w:w="0"/>
+        <w:tblLook w:firstColumn="1" w:firstRow="1" w:lastColumn="0" w:lastRow="0" w:noHBand="0" w:noVBand="1" w:val="04A0"/>
+        <w:tblBorders>
+          <w:top w:val="single" w:sz="4" w:color="999999"/>
+          <w:left w:val="single" w:sz="4" w:color="999999"/>
+          <w:bottom w:val="single" w:sz="4" w:color="999999"/>
+          <w:right w:val="single" w:sz="4" w:color="999999"/>
+          <w:insideH w:val="single" w:sz="4" w:color="999999"/>
+          <w:insideV w:val="single" w:sz="4" w:color="999999"/>
+        </w:tblBorders>
+      </w:tblPr>
+      <w:tblGrid>
+        <w:gridCol w:w="2166"/>
+        <w:gridCol w:w="2166"/>
+        <w:gridCol w:w="2166"/>
+        <w:gridCol w:w="2166"/>
+      </w:tblGrid>
+      <w:tr>
+        <w:tc>
+          <w:tcPr>
+            <w:tcW w:type="dxa" w:w="2166"/>
+            <w:shd w:val="clear" w:color="auto" w:fill="00467F"/>
+          </w:tcPr>
+          <w:p>
+            <w:r/>
+            <w:r>
+              <w:rPr>
+                <w:rFonts w:ascii="맑은 고딕" w:hAnsi="맑은 고딕"/>
+                <w:b/>
+                <w:color w:val="FFFFFF"/>
+                <w:sz w:val="18"/>
+                <w:rFonts w:eastAsia="맑은 고딕"/>
+              </w:rPr>
+              <w:t>계층</w:t>
+            </w:r>
+          </w:p>
+        </w:tc>
+        <w:tc>
+          <w:tcPr>
+            <w:tcW w:type="dxa" w:w="2166"/>
+            <w:shd w:val="clear" w:color="auto" w:fill="00467F"/>
+          </w:tcPr>
+          <w:p>
+            <w:r/>
+            <w:r>
+              <w:rPr>
+                <w:rFonts w:ascii="맑은 고딕" w:hAnsi="맑은 고딕"/>
+                <w:b/>
+                <w:color w:val="FFFFFF"/>
+                <w:sz w:val="18"/>
+                <w:rFonts w:eastAsia="맑은 고딕"/>
+              </w:rPr>
+              <w:t>권한 저장</w:t>
+            </w:r>
+          </w:p>
+        </w:tc>
+        <w:tc>
+          <w:tcPr>
+            <w:tcW w:type="dxa" w:w="2166"/>
+            <w:shd w:val="clear" w:color="auto" w:fill="00467F"/>
+          </w:tcPr>
+          <w:p>
+            <w:r/>
+            <w:r>
+              <w:rPr>
+                <w:rFonts w:ascii="맑은 고딕" w:hAnsi="맑은 고딕"/>
+                <w:b/>
+                <w:color w:val="FFFFFF"/>
+                <w:sz w:val="18"/>
+                <w:rFonts w:eastAsia="맑은 고딕"/>
+              </w:rPr>
+              <w:t>전용 화면</w:t>
+            </w:r>
+          </w:p>
+        </w:tc>
+        <w:tc>
+          <w:tcPr>
+            <w:tcW w:type="dxa" w:w="2166"/>
+            <w:shd w:val="clear" w:color="auto" w:fill="00467F"/>
+          </w:tcPr>
+          <w:p>
+            <w:r/>
+            <w:r>
+              <w:rPr>
+                <w:rFonts w:ascii="맑은 고딕" w:hAnsi="맑은 고딕"/>
+                <w:b/>
+                <w:color w:val="FFFFFF"/>
+                <w:sz w:val="18"/>
+                <w:rFonts w:eastAsia="맑은 고딕"/>
+              </w:rPr>
+              <w:t>설명</w:t>
+            </w:r>
+          </w:p>
+        </w:tc>
+      </w:tr>
+      <w:tr>
+        <w:tc>
+          <w:tcPr>
+            <w:tcW w:type="dxa" w:w="2166"/>
+          </w:tcPr>
+          <w:p>
+            <w:r/>
+            <w:r>
+              <w:rPr>
+                <w:rFonts w:ascii="맑은 고딕" w:hAnsi="맑은 고딕"/>
+                <w:b/>
+                <w:sz w:val="18"/>
+                <w:rFonts w:eastAsia="맑은 고딕"/>
+              </w:rPr>
+              <w:t>비회원(게스트)</w:t>
+            </w:r>
+          </w:p>
+        </w:tc>
+        <w:tc>
+          <w:tcPr>
+            <w:tcW w:type="dxa" w:w="2166"/>
+          </w:tcPr>
+          <w:p>
+            <w:r/>
+            <w:r>
+              <w:rPr>
+                <w:rFonts w:ascii="맑은 고딕" w:hAnsi="맑은 고딕"/>
+                <w:b w:val="0"/>
+                <w:sz w:val="18"/>
+                <w:rFonts w:eastAsia="맑은 고딕"/>
+              </w:rPr>
+              <w:t>초대링크 토큰</w:t>
+            </w:r>
+          </w:p>
+        </w:tc>
+        <w:tc>
+          <w:tcPr>
+            <w:tcW w:type="dxa" w:w="2166"/>
+          </w:tcPr>
+          <w:p>
+            <w:r/>
+            <w:r>
+              <w:rPr>
+                <w:rFonts w:ascii="맑은 고딕" w:hAnsi="맑은 고딕"/>
+                <w:b w:val="0"/>
+                <w:sz w:val="18"/>
+                <w:rFonts w:eastAsia="맑은 고딕"/>
+              </w:rPr>
+              <w:t>—</w:t>
+            </w:r>
+          </w:p>
+        </w:tc>
+        <w:tc>
+          <w:tcPr>
+            <w:tcW w:type="dxa" w:w="2166"/>
+          </w:tcPr>
+          <w:p>
+            <w:r/>
+            <w:r>
+              <w:rPr>
+                <w:rFonts w:ascii="맑은 고딕" w:hAnsi="맑은 고딕"/>
+                <w:b w:val="0"/>
+                <w:sz w:val="18"/>
+                <w:rFonts w:eastAsia="맑은 고딕"/>
+              </w:rPr>
+              <w:t>계정 없이 화상상담 초대링크로만 상담방 입장. 의료진·통역사가 이 방식으로 참여.</w:t>
+            </w:r>
+          </w:p>
+        </w:tc>
+      </w:tr>
+      <w:tr>
+        <w:tc>
+          <w:tcPr>
+            <w:tcW w:type="dxa" w:w="2166"/>
+          </w:tcPr>
+          <w:p>
+            <w:r/>
+            <w:r>
+              <w:rPr>
+                <w:rFonts w:ascii="맑은 고딕" w:hAnsi="맑은 고딕"/>
+                <w:b/>
+                <w:sz w:val="18"/>
+                <w:rFonts w:eastAsia="맑은 고딕"/>
+              </w:rPr>
+              <w:t>사용자(환자)</w:t>
+            </w:r>
+          </w:p>
+        </w:tc>
+        <w:tc>
+          <w:tcPr>
+            <w:tcW w:type="dxa" w:w="2166"/>
+          </w:tcPr>
+          <w:p>
+            <w:r/>
+            <w:r>
+              <w:rPr>
+                <w:rFonts w:ascii="맑은 고딕" w:hAnsi="맑은 고딕"/>
+                <w:b w:val="0"/>
+                <w:sz w:val="18"/>
+                <w:rFonts w:eastAsia="맑은 고딕"/>
+              </w:rPr>
+              <w:t>로그인 계정(기본값)</w:t>
+            </w:r>
+          </w:p>
+        </w:tc>
+        <w:tc>
+          <w:tcPr>
+            <w:tcW w:type="dxa" w:w="2166"/>
+          </w:tcPr>
+          <w:p>
+            <w:r/>
+            <w:r>
+              <w:rPr>
+                <w:rFonts w:ascii="맑은 고딕" w:hAnsi="맑은 고딕"/>
+                <w:b w:val="0"/>
+                <w:sz w:val="18"/>
+                <w:rFonts w:eastAsia="맑은 고딕"/>
+              </w:rPr>
+              <w:t>/patient</w:t>
+            </w:r>
+          </w:p>
+        </w:tc>
+        <w:tc>
+          <w:tcPr>
+            <w:tcW w:type="dxa" w:w="2166"/>
+          </w:tcPr>
+          <w:p>
+            <w:r/>
+            <w:r>
+              <w:rPr>
+                <w:rFonts w:ascii="맑은 고딕" w:hAnsi="맑은 고딕"/>
+                <w:b w:val="0"/>
+                <w:sz w:val="18"/>
+                <w:rFonts w:eastAsia="맑은 고딕"/>
+              </w:rPr>
+              <w:t>문의·상담·사후관리. 별도 역할 없음이 기본.</w:t>
+            </w:r>
+          </w:p>
+        </w:tc>
+      </w:tr>
+      <w:tr>
+        <w:tc>
+          <w:tcPr>
+            <w:tcW w:type="dxa" w:w="2166"/>
+          </w:tcPr>
+          <w:p>
+            <w:r/>
+            <w:r>
+              <w:rPr>
+                <w:rFonts w:ascii="맑은 고딕" w:hAnsi="맑은 고딕"/>
+                <w:b/>
+                <w:sz w:val="18"/>
+                <w:rFonts w:eastAsia="맑은 고딕"/>
+              </w:rPr>
+              <w:t>코디네이터</w:t>
+            </w:r>
+          </w:p>
+        </w:tc>
+        <w:tc>
+          <w:tcPr>
+            <w:tcW w:type="dxa" w:w="2166"/>
+          </w:tcPr>
+          <w:p>
+            <w:r/>
+            <w:r>
+              <w:rPr>
+                <w:rFonts w:ascii="맑은 고딕" w:hAnsi="맑은 고딕"/>
+                <w:b w:val="0"/>
+                <w:sz w:val="18"/>
+                <w:rFonts w:eastAsia="맑은 고딕"/>
+              </w:rPr>
+              <w:t>app_metadata.role</w:t>
+            </w:r>
+          </w:p>
+        </w:tc>
+        <w:tc>
+          <w:tcPr>
+            <w:tcW w:type="dxa" w:w="2166"/>
+          </w:tcPr>
+          <w:p>
+            <w:r/>
+            <w:r>
+              <w:rPr>
+                <w:rFonts w:ascii="맑은 고딕" w:hAnsi="맑은 고딕"/>
+                <w:b w:val="0"/>
+                <w:sz w:val="18"/>
+                <w:rFonts w:eastAsia="맑은 고딕"/>
+              </w:rPr>
+              <w:t>/coordinator</w:t>
+            </w:r>
+          </w:p>
+        </w:tc>
+        <w:tc>
+          <w:tcPr>
+            <w:tcW w:type="dxa" w:w="2166"/>
+          </w:tcPr>
+          <w:p>
+            <w:r/>
+            <w:r>
+              <w:rPr>
+                <w:rFonts w:ascii="맑은 고딕" w:hAnsi="맑은 고딕"/>
+                <w:b w:val="0"/>
+                <w:sz w:val="18"/>
+                <w:rFonts w:eastAsia="맑은 고딕"/>
+              </w:rPr>
+              <w:t>내부 스태프. 환자 여정·상담 일정·증상 알림 관리.</w:t>
+            </w:r>
+          </w:p>
+        </w:tc>
+      </w:tr>
+      <w:tr>
+        <w:tc>
+          <w:tcPr>
+            <w:tcW w:type="dxa" w:w="2166"/>
+          </w:tcPr>
+          <w:p>
+            <w:r/>
+            <w:r>
+              <w:rPr>
+                <w:rFonts w:ascii="맑은 고딕" w:hAnsi="맑은 고딕"/>
+                <w:b/>
+                <w:sz w:val="18"/>
+                <w:rFonts w:eastAsia="맑은 고딕"/>
+              </w:rPr>
+              <w:t>관리자</w:t>
+            </w:r>
+          </w:p>
+        </w:tc>
+        <w:tc>
+          <w:tcPr>
+            <w:tcW w:type="dxa" w:w="2166"/>
+          </w:tcPr>
+          <w:p>
+            <w:r/>
+            <w:r>
+              <w:rPr>
+                <w:rFonts w:ascii="맑은 고딕" w:hAnsi="맑은 고딕"/>
+                <w:b w:val="0"/>
+                <w:sz w:val="18"/>
+                <w:rFonts w:eastAsia="맑은 고딕"/>
+              </w:rPr>
+              <w:t>app_metadata.role</w:t>
+            </w:r>
+          </w:p>
+        </w:tc>
+        <w:tc>
+          <w:tcPr>
+            <w:tcW w:type="dxa" w:w="2166"/>
+          </w:tcPr>
+          <w:p>
+            <w:r/>
+            <w:r>
+              <w:rPr>
+                <w:rFonts w:ascii="맑은 고딕" w:hAnsi="맑은 고딕"/>
+                <w:b w:val="0"/>
+                <w:sz w:val="18"/>
+                <w:rFonts w:eastAsia="맑은 고딕"/>
+              </w:rPr>
+              <w:t>/admin</w:t>
+            </w:r>
+          </w:p>
+        </w:tc>
+        <w:tc>
+          <w:tcPr>
+            <w:tcW w:type="dxa" w:w="2166"/>
+          </w:tcPr>
+          <w:p>
+            <w:r/>
+            <w:r>
+              <w:rPr>
+                <w:rFonts w:ascii="맑은 고딕" w:hAnsi="맑은 고딕"/>
+                <w:b w:val="0"/>
+                <w:sz w:val="18"/>
+                <w:rFonts w:eastAsia="맑은 고딕"/>
+              </w:rPr>
+              <w:t>운영자. 전체 권한. 통합 콘솔에서 코디 화면까지 포함.</w:t>
+            </w:r>
+          </w:p>
+        </w:tc>
+      </w:tr>
+      <w:tr>
+        <w:tc>
+          <w:tcPr>
+            <w:tcW w:type="dxa" w:w="2166"/>
+          </w:tcPr>
+          <w:p>
+            <w:r/>
+            <w:r>
+              <w:rPr>
+                <w:rFonts w:ascii="맑은 고딕" w:hAnsi="맑은 고딕"/>
+                <w:b/>
+                <w:sz w:val="18"/>
+                <w:rFonts w:eastAsia="맑은 고딕"/>
+              </w:rPr>
+              <w:t>국내 의료기관</w:t>
+            </w:r>
+          </w:p>
+        </w:tc>
+        <w:tc>
+          <w:tcPr>
+            <w:tcW w:type="dxa" w:w="2166"/>
+          </w:tcPr>
+          <w:p>
+            <w:r/>
+            <w:r>
+              <w:rPr>
+                <w:rFonts w:ascii="맑은 고딕" w:hAnsi="맑은 고딕"/>
+                <w:b w:val="0"/>
+                <w:sz w:val="18"/>
+                <w:rFonts w:eastAsia="맑은 고딕"/>
+              </w:rPr>
+              <w:t>hospital_users 테이블</w:t>
+            </w:r>
+          </w:p>
+        </w:tc>
+        <w:tc>
+          <w:tcPr>
+            <w:tcW w:type="dxa" w:w="2166"/>
+          </w:tcPr>
+          <w:p>
+            <w:r/>
+            <w:r>
+              <w:rPr>
+                <w:rFonts w:ascii="맑은 고딕" w:hAnsi="맑은 고딕"/>
+                <w:b w:val="0"/>
+                <w:sz w:val="18"/>
+                <w:rFonts w:eastAsia="맑은 고딕"/>
+              </w:rPr>
+              <w:t>/hospital</w:t>
+            </w:r>
+          </w:p>
+        </w:tc>
+        <w:tc>
+          <w:tcPr>
+            <w:tcW w:type="dxa" w:w="2166"/>
+          </w:tcPr>
+          <w:p>
+            <w:r/>
+            <w:r>
+              <w:rPr>
+                <w:rFonts w:ascii="맑은 고딕" w:hAnsi="맑은 고딕"/>
+                <w:b w:val="0"/>
+                <w:sz w:val="18"/>
+                <w:rFonts w:eastAsia="맑은 고딕"/>
+              </w:rPr>
+              <w:t>제휴 한국 병원 담당자(owner/manager/viewer). 리드·프로필·치료정보 관리.</w:t>
+            </w:r>
+          </w:p>
+        </w:tc>
+      </w:tr>
+      <w:tr>
+        <w:tc>
+          <w:tcPr>
+            <w:tcW w:type="dxa" w:w="2166"/>
+          </w:tcPr>
+          <w:p>
+            <w:r/>
+            <w:r>
+              <w:rPr>
+                <w:rFonts w:ascii="맑은 고딕" w:hAnsi="맑은 고딕"/>
+                <w:b/>
+                <w:sz w:val="18"/>
+                <w:rFonts w:eastAsia="맑은 고딕"/>
+              </w:rPr>
+              <w:t>해외 에이전시</w:t>
+            </w:r>
+          </w:p>
+        </w:tc>
+        <w:tc>
+          <w:tcPr>
+            <w:tcW w:type="dxa" w:w="2166"/>
+          </w:tcPr>
+          <w:p>
+            <w:r/>
+            <w:r>
+              <w:rPr>
+                <w:rFonts w:ascii="맑은 고딕" w:hAnsi="맑은 고딕"/>
+                <w:b w:val="0"/>
+                <w:sz w:val="18"/>
+                <w:rFonts w:eastAsia="맑은 고딕"/>
+              </w:rPr>
+              <w:t>agency_users + partner_type</w:t>
+            </w:r>
+          </w:p>
+        </w:tc>
+        <w:tc>
+          <w:tcPr>
+            <w:tcW w:type="dxa" w:w="2166"/>
+          </w:tcPr>
+          <w:p>
+            <w:r/>
+            <w:r>
+              <w:rPr>
+                <w:rFonts w:ascii="맑은 고딕" w:hAnsi="맑은 고딕"/>
+                <w:b w:val="0"/>
+                <w:sz w:val="18"/>
+                <w:rFonts w:eastAsia="맑은 고딕"/>
+              </w:rPr>
+              <w:t>/agency</w:t>
+            </w:r>
+          </w:p>
+        </w:tc>
+        <w:tc>
+          <w:tcPr>
+            <w:tcW w:type="dxa" w:w="2166"/>
+          </w:tcPr>
+          <w:p>
+            <w:r/>
+            <w:r>
+              <w:rPr>
+                <w:rFonts w:ascii="맑은 고딕" w:hAnsi="맑은 고딕"/>
+                <w:b w:val="0"/>
+                <w:sz w:val="18"/>
+                <w:rFonts w:eastAsia="맑은 고딕"/>
+              </w:rPr>
+              <w:t>해외 환자 유치 파트너. 의뢰 환자 진행상황 조회.</w:t>
+            </w:r>
+          </w:p>
+        </w:tc>
+      </w:tr>
+      <w:tr>
+        <w:tc>
+          <w:tcPr>
+            <w:tcW w:type="dxa" w:w="2166"/>
+          </w:tcPr>
+          <w:p>
+            <w:r/>
+            <w:r>
+              <w:rPr>
+                <w:rFonts w:ascii="맑은 고딕" w:hAnsi="맑은 고딕"/>
+                <w:b/>
+                <w:sz w:val="18"/>
+                <w:rFonts w:eastAsia="맑은 고딕"/>
+              </w:rPr>
+              <w:t>해외 의료기관</w:t>
+            </w:r>
+          </w:p>
+        </w:tc>
+        <w:tc>
+          <w:tcPr>
+            <w:tcW w:type="dxa" w:w="2166"/>
+          </w:tcPr>
+          <w:p>
+            <w:r/>
+            <w:r>
+              <w:rPr>
+                <w:rFonts w:ascii="맑은 고딕" w:hAnsi="맑은 고딕"/>
+                <w:b w:val="0"/>
+                <w:sz w:val="18"/>
+                <w:rFonts w:eastAsia="맑은 고딕"/>
+              </w:rPr>
+              <w:t>agency_users + partner_type</w:t>
+            </w:r>
+          </w:p>
+        </w:tc>
+        <w:tc>
+          <w:tcPr>
+            <w:tcW w:type="dxa" w:w="2166"/>
+          </w:tcPr>
+          <w:p>
+            <w:r/>
+            <w:r>
+              <w:rPr>
+                <w:rFonts w:ascii="맑은 고딕" w:hAnsi="맑은 고딕"/>
+                <w:b w:val="0"/>
+                <w:sz w:val="18"/>
+                <w:rFonts w:eastAsia="맑은 고딕"/>
+              </w:rPr>
+              <w:t>/clinic</w:t>
+            </w:r>
+          </w:p>
+        </w:tc>
+        <w:tc>
+          <w:tcPr>
+            <w:tcW w:type="dxa" w:w="2166"/>
+          </w:tcPr>
+          <w:p>
+            <w:r/>
+            <w:r>
+              <w:rPr>
+                <w:rFonts w:ascii="맑은 고딕" w:hAnsi="맑은 고딕"/>
+                <w:b w:val="0"/>
+                <w:sz w:val="18"/>
+                <w:rFonts w:eastAsia="맑은 고딕"/>
+              </w:rPr>
+              <w:t>환자를 한국으로 의뢰하는 현지 병원. 경과·검사결과 전송 주체.</w:t>
+            </w:r>
+          </w:p>
+        </w:tc>
+      </w:tr>
+    </w:tbl>
+    <w:p/>
+    <w:p>
+      <w:r>
+        <w:rPr>
+          <w:rFonts w:ascii="맑은 고딕" w:hAnsi="맑은 고딕"/>
+          <w:b/>
+          <w:color w:val="00467F"/>
+          <w:sz w:val="24"/>
+          <w:rFonts w:eastAsia="맑은 고딕"/>
+        </w:rPr>
+        <w:t>4. 화면 경로 정정 내역</w:t>
+      </w:r>
+    </w:p>
+    <w:p>
+      <w:r>
+        <w:rPr>
+          <w:rFonts w:ascii="맑은 고딕" w:hAnsi="맑은 고딕"/>
+          <w:b w:val="0"/>
+          <w:sz w:val="18"/>
+          <w:rFonts w:eastAsia="맑은 고딕"/>
+        </w:rPr>
+        <w:t>본문에 남아 있던 옛 화면 안내는 아래 기준으로 현행에 맞게 정정하였다. 폐지된 경로는 혼동을 막기 위해 그대로 표기하지 않는다.</w:t>
+      </w:r>
+    </w:p>
+    <w:tbl>
+      <w:tblPr>
+        <w:tblW w:type="auto" w:w="0"/>
+        <w:tblLook w:firstColumn="1" w:firstRow="1" w:lastColumn="0" w:lastRow="0" w:noHBand="0" w:noVBand="1" w:val="04A0"/>
+        <w:tblBorders>
+          <w:top w:val="single" w:sz="4" w:color="999999"/>
+          <w:left w:val="single" w:sz="4" w:color="999999"/>
+          <w:bottom w:val="single" w:sz="4" w:color="999999"/>
+          <w:right w:val="single" w:sz="4" w:color="999999"/>
+          <w:insideH w:val="single" w:sz="4" w:color="999999"/>
+          <w:insideV w:val="single" w:sz="4" w:color="999999"/>
+        </w:tblBorders>
+      </w:tblPr>
+      <w:tblGrid>
+        <w:gridCol w:w="2889"/>
+        <w:gridCol w:w="2889"/>
+        <w:gridCol w:w="2889"/>
+      </w:tblGrid>
+      <w:tr>
+        <w:tc>
+          <w:tcPr>
+            <w:tcW w:type="dxa" w:w="2889"/>
+            <w:shd w:val="clear" w:color="auto" w:fill="00467F"/>
+          </w:tcPr>
+          <w:p>
+            <w:r/>
+            <w:r>
+              <w:rPr>
+                <w:rFonts w:ascii="맑은 고딕" w:hAnsi="맑은 고딕"/>
+                <w:b/>
+                <w:color w:val="FFFFFF"/>
+                <w:sz w:val="18"/>
+                <w:rFonts w:eastAsia="맑은 고딕"/>
+              </w:rPr>
+              <w:t>현행 화면</w:t>
+            </w:r>
+          </w:p>
+        </w:tc>
+        <w:tc>
+          <w:tcPr>
+            <w:tcW w:type="dxa" w:w="2889"/>
+            <w:shd w:val="clear" w:color="auto" w:fill="00467F"/>
+          </w:tcPr>
+          <w:p>
+            <w:r/>
+            <w:r>
+              <w:rPr>
+                <w:rFonts w:ascii="맑은 고딕" w:hAnsi="맑은 고딕"/>
+                <w:b/>
+                <w:color w:val="FFFFFF"/>
+                <w:sz w:val="18"/>
+                <w:rFonts w:eastAsia="맑은 고딕"/>
+              </w:rPr>
+              <w:t>대체한 옛 화면</w:t>
+            </w:r>
+          </w:p>
+        </w:tc>
+        <w:tc>
+          <w:tcPr>
+            <w:tcW w:type="dxa" w:w="2889"/>
+            <w:shd w:val="clear" w:color="auto" w:fill="00467F"/>
+          </w:tcPr>
+          <w:p>
+            <w:r/>
+            <w:r>
+              <w:rPr>
+                <w:rFonts w:ascii="맑은 고딕" w:hAnsi="맑은 고딕"/>
+                <w:b/>
+                <w:color w:val="FFFFFF"/>
+                <w:sz w:val="18"/>
+                <w:rFonts w:eastAsia="맑은 고딕"/>
+              </w:rPr>
+              <w:t>사유</w:t>
+            </w:r>
+          </w:p>
+        </w:tc>
+      </w:tr>
+      <w:tr>
+        <w:tc>
+          <w:tcPr>
+            <w:tcW w:type="dxa" w:w="2889"/>
+          </w:tcPr>
+          <w:p>
+            <w:r/>
+            <w:r>
+              <w:rPr>
+                <w:rFonts w:ascii="맑은 고딕" w:hAnsi="맑은 고딕"/>
+                <w:b/>
+                <w:sz w:val="18"/>
+                <w:rFonts w:eastAsia="맑은 고딕"/>
+              </w:rPr>
+              <w:t>/inquiry</w:t>
+            </w:r>
+          </w:p>
+        </w:tc>
+        <w:tc>
+          <w:tcPr>
+            <w:tcW w:type="dxa" w:w="2889"/>
+          </w:tcPr>
+          <w:p>
+            <w:r/>
+            <w:r>
+              <w:rPr>
+                <w:rFonts w:ascii="맑은 고딕" w:hAnsi="맑은 고딕"/>
+                <w:b w:val="0"/>
+                <w:sz w:val="18"/>
+                <w:rFonts w:eastAsia="맑은 고딕"/>
+              </w:rPr>
+              <w:t>인테이크 화면(별도 경로)</w:t>
+            </w:r>
+          </w:p>
+        </w:tc>
+        <w:tc>
+          <w:tcPr>
+            <w:tcW w:type="dxa" w:w="2889"/>
+          </w:tcPr>
+          <w:p>
+            <w:r/>
+            <w:r>
+              <w:rPr>
+                <w:rFonts w:ascii="맑은 고딕" w:hAnsi="맑은 고딕"/>
+                <w:b w:val="0"/>
+                <w:sz w:val="18"/>
+                <w:rFonts w:eastAsia="맑은 고딕"/>
+              </w:rPr>
+              <w:t>통합 문의 퍼널로 통폐합(영구 리디렉트). 옛 화면은 보관 처리.</w:t>
+            </w:r>
+          </w:p>
+        </w:tc>
+      </w:tr>
+      <w:tr>
+        <w:tc>
+          <w:tcPr>
+            <w:tcW w:type="dxa" w:w="2889"/>
+          </w:tcPr>
+          <w:p>
+            <w:r/>
+            <w:r>
+              <w:rPr>
+                <w:rFonts w:ascii="맑은 고딕" w:hAnsi="맑은 고딕"/>
+                <w:b/>
+                <w:sz w:val="18"/>
+                <w:rFonts w:eastAsia="맑은 고딕"/>
+              </w:rPr>
+              <w:t>/inquiry</w:t>
+            </w:r>
+          </w:p>
+        </w:tc>
+        <w:tc>
+          <w:tcPr>
+            <w:tcW w:type="dxa" w:w="2889"/>
+          </w:tcPr>
+          <w:p>
+            <w:r/>
+            <w:r>
+              <w:rPr>
+                <w:rFonts w:ascii="맑은 고딕" w:hAnsi="맑은 고딕"/>
+                <w:b w:val="0"/>
+                <w:sz w:val="18"/>
+                <w:rFonts w:eastAsia="맑은 고딕"/>
+              </w:rPr>
+              <w:t>상담 시작 화면(별도 경로)</w:t>
+            </w:r>
+          </w:p>
+        </w:tc>
+        <w:tc>
+          <w:tcPr>
+            <w:tcW w:type="dxa" w:w="2889"/>
+          </w:tcPr>
+          <w:p>
+            <w:r/>
+            <w:r>
+              <w:rPr>
+                <w:rFonts w:ascii="맑은 고딕" w:hAnsi="맑은 고딕"/>
+                <w:b w:val="0"/>
+                <w:sz w:val="18"/>
+                <w:rFonts w:eastAsia="맑은 고딕"/>
+              </w:rPr>
+              <w:t>통합 문의 퍼널로 통폐합(영구 리디렉트).</w:t>
+            </w:r>
+          </w:p>
+        </w:tc>
+      </w:tr>
+      <w:tr>
+        <w:tc>
+          <w:tcPr>
+            <w:tcW w:type="dxa" w:w="2889"/>
+          </w:tcPr>
+          <w:p>
+            <w:r/>
+            <w:r>
+              <w:rPr>
+                <w:rFonts w:ascii="맑은 고딕" w:hAnsi="맑은 고딕"/>
+                <w:b/>
+                <w:sz w:val="18"/>
+                <w:rFonts w:eastAsia="맑은 고딕"/>
+              </w:rPr>
+              <w:t>/hospital</w:t>
+            </w:r>
+          </w:p>
+        </w:tc>
+        <w:tc>
+          <w:tcPr>
+            <w:tcW w:type="dxa" w:w="2889"/>
+          </w:tcPr>
+          <w:p>
+            <w:r/>
+            <w:r>
+              <w:rPr>
+                <w:rFonts w:ascii="맑은 고딕" w:hAnsi="맑은 고딕"/>
+                <w:b w:val="0"/>
+                <w:sz w:val="18"/>
+                <w:rFonts w:eastAsia="맑은 고딕"/>
+              </w:rPr>
+              <w:t>파트너 포털 경로</w:t>
+            </w:r>
+          </w:p>
+        </w:tc>
+        <w:tc>
+          <w:tcPr>
+            <w:tcW w:type="dxa" w:w="2889"/>
+          </w:tcPr>
+          <w:p>
+            <w:r/>
+            <w:r>
+              <w:rPr>
+                <w:rFonts w:ascii="맑은 고딕" w:hAnsi="맑은 고딕"/>
+                <w:b w:val="0"/>
+                <w:sz w:val="18"/>
+                <w:rFonts w:eastAsia="맑은 고딕"/>
+              </w:rPr>
+              <w:t>국내 의료기관 포털로 개명. 옛 경로는 존재하지 않음.</w:t>
+            </w:r>
+          </w:p>
+        </w:tc>
+      </w:tr>
+      <w:tr>
+        <w:tc>
+          <w:tcPr>
+            <w:tcW w:type="dxa" w:w="2889"/>
+          </w:tcPr>
+          <w:p>
+            <w:r/>
+            <w:r>
+              <w:rPr>
+                <w:rFonts w:ascii="맑은 고딕" w:hAnsi="맑은 고딕"/>
+                <w:b/>
+                <w:sz w:val="18"/>
+                <w:rFonts w:eastAsia="맑은 고딕"/>
+              </w:rPr>
+              <w:t>(폐지)</w:t>
+            </w:r>
+          </w:p>
+        </w:tc>
+        <w:tc>
+          <w:tcPr>
+            <w:tcW w:type="dxa" w:w="2889"/>
+          </w:tcPr>
+          <w:p>
+            <w:r/>
+            <w:r>
+              <w:rPr>
+                <w:rFonts w:ascii="맑은 고딕" w:hAnsi="맑은 고딕"/>
+                <w:b w:val="0"/>
+                <w:sz w:val="18"/>
+                <w:rFonts w:eastAsia="맑은 고딕"/>
+              </w:rPr>
+              <w:t>의사 전용 화면</w:t>
+            </w:r>
+          </w:p>
+        </w:tc>
+        <w:tc>
+          <w:tcPr>
+            <w:tcW w:type="dxa" w:w="2889"/>
+          </w:tcPr>
+          <w:p>
+            <w:r/>
+            <w:r>
+              <w:rPr>
+                <w:rFonts w:ascii="맑은 고딕" w:hAnsi="맑은 고딕"/>
+                <w:b w:val="0"/>
+                <w:sz w:val="18"/>
+                <w:rFonts w:eastAsia="맑은 고딕"/>
+              </w:rPr>
+              <w:t>의사 계정 계층 폐지. 화상상담 초대링크 또는 병원 계정으로 참여.</w:t>
+            </w:r>
+          </w:p>
+        </w:tc>
+      </w:tr>
+      <w:tr>
+        <w:tc>
+          <w:tcPr>
+            <w:tcW w:type="dxa" w:w="2889"/>
+          </w:tcPr>
+          <w:p>
+            <w:r/>
+            <w:r>
+              <w:rPr>
+                <w:rFonts w:ascii="맑은 고딕" w:hAnsi="맑은 고딕"/>
+                <w:b/>
+                <w:sz w:val="18"/>
+                <w:rFonts w:eastAsia="맑은 고딕"/>
+              </w:rPr>
+              <w:t>/</w:t>
+            </w:r>
+          </w:p>
+        </w:tc>
+        <w:tc>
+          <w:tcPr>
+            <w:tcW w:type="dxa" w:w="2889"/>
+          </w:tcPr>
+          <w:p>
+            <w:r/>
+            <w:r>
+              <w:rPr>
+                <w:rFonts w:ascii="맑은 고딕" w:hAnsi="맑은 고딕"/>
+                <w:b w:val="0"/>
+                <w:sz w:val="18"/>
+                <w:rFonts w:eastAsia="맑은 고딕"/>
+              </w:rPr>
+              <w:t>후기 화면</w:t>
+            </w:r>
+          </w:p>
+        </w:tc>
+        <w:tc>
+          <w:tcPr>
+            <w:tcW w:type="dxa" w:w="2889"/>
+          </w:tcPr>
+          <w:p>
+            <w:r/>
+            <w:r>
+              <w:rPr>
+                <w:rFonts w:ascii="맑은 고딕" w:hAnsi="맑은 고딕"/>
+                <w:b w:val="0"/>
+                <w:sz w:val="18"/>
+                <w:rFonts w:eastAsia="맑은 고딕"/>
+              </w:rPr>
+              <w:t>후기 화면 비활성(홈 리디렉트).</w:t>
+            </w:r>
+          </w:p>
+        </w:tc>
+      </w:tr>
+      <w:tr>
+        <w:tc>
+          <w:tcPr>
+            <w:tcW w:type="dxa" w:w="2889"/>
+          </w:tcPr>
+          <w:p>
+            <w:r/>
+            <w:r>
+              <w:rPr>
+                <w:rFonts w:ascii="맑은 고딕" w:hAnsi="맑은 고딕"/>
+                <w:b/>
+                <w:sz w:val="18"/>
+                <w:rFonts w:eastAsia="맑은 고딕"/>
+              </w:rPr>
+              <w:t>/hospitals</w:t>
+            </w:r>
+          </w:p>
+        </w:tc>
+        <w:tc>
+          <w:tcPr>
+            <w:tcW w:type="dxa" w:w="2889"/>
+          </w:tcPr>
+          <w:p>
+            <w:r/>
+            <w:r>
+              <w:rPr>
+                <w:rFonts w:ascii="맑은 고딕" w:hAnsi="맑은 고딕"/>
+                <w:b w:val="0"/>
+                <w:sz w:val="18"/>
+                <w:rFonts w:eastAsia="맑은 고딕"/>
+              </w:rPr>
+              <w:t>검색 화면</w:t>
+            </w:r>
+          </w:p>
+        </w:tc>
+        <w:tc>
+          <w:tcPr>
+            <w:tcW w:type="dxa" w:w="2889"/>
+          </w:tcPr>
+          <w:p>
+            <w:r/>
+            <w:r>
+              <w:rPr>
+                <w:rFonts w:ascii="맑은 고딕" w:hAnsi="맑은 고딕"/>
+                <w:b w:val="0"/>
+                <w:sz w:val="18"/>
+                <w:rFonts w:eastAsia="맑은 고딕"/>
+              </w:rPr>
+              <w:t>검색 화면 비활성(병원 목록으로 리디렉트).</w:t>
+            </w:r>
+          </w:p>
+        </w:tc>
+      </w:tr>
+    </w:tbl>
+    <w:p/>
+    <w:p>
+      <w:r>
+        <w:rPr>
+          <w:rFonts w:ascii="맑은 고딕" w:hAnsi="맑은 고딕"/>
+          <w:b/>
+          <w:color w:val="00467F"/>
+          <w:sz w:val="24"/>
+          <w:rFonts w:eastAsia="맑은 고딕"/>
+        </w:rPr>
+        <w:t>5. 성과지표 현황</w:t>
+      </w:r>
+    </w:p>
+    <w:p>
+      <w:r>
+        <w:rPr>
+          <w:rFonts w:ascii="맑은 고딕" w:hAnsi="맑은 고딕"/>
+          <w:b w:val="0"/>
+          <w:sz w:val="18"/>
+          <w:rFonts w:eastAsia="맑은 고딕"/>
+        </w:rPr>
+        <w:t>사후관리 계열(④⑤⑥)은 실환자가 치료 완료 단계에 도달해야 실적이 발생하는 구조이므로, 기능 구현 완료와 실데이터 축적은 별개 지표로 관리함. 자동 완료 처리 등 실적을 인위적으로 부풀리는 방식은 채택하지 아니함.</w:t>
+      </w:r>
+    </w:p>
+    <w:tbl>
+      <w:tblPr>
+        <w:tblW w:type="auto" w:w="0"/>
+        <w:tblLook w:firstColumn="1" w:firstRow="1" w:lastColumn="0" w:lastRow="0" w:noHBand="0" w:noVBand="1" w:val="04A0"/>
+        <w:tblBorders>
+          <w:top w:val="single" w:sz="4" w:color="999999"/>
+          <w:left w:val="single" w:sz="4" w:color="999999"/>
+          <w:bottom w:val="single" w:sz="4" w:color="999999"/>
+          <w:right w:val="single" w:sz="4" w:color="999999"/>
+          <w:insideH w:val="single" w:sz="4" w:color="999999"/>
+          <w:insideV w:val="single" w:sz="4" w:color="999999"/>
+        </w:tblBorders>
+      </w:tblPr>
+      <w:tblGrid>
+        <w:gridCol w:w="2889"/>
+        <w:gridCol w:w="2889"/>
+        <w:gridCol w:w="2889"/>
+      </w:tblGrid>
+      <w:tr>
+        <w:tc>
+          <w:tcPr>
+            <w:tcW w:type="dxa" w:w="2889"/>
+            <w:shd w:val="clear" w:color="auto" w:fill="00467F"/>
+          </w:tcPr>
+          <w:p>
+            <w:r/>
+            <w:r>
+              <w:rPr>
+                <w:rFonts w:ascii="맑은 고딕" w:hAnsi="맑은 고딕"/>
+                <w:b/>
+                <w:color w:val="FFFFFF"/>
+                <w:sz w:val="18"/>
+                <w:rFonts w:eastAsia="맑은 고딕"/>
+              </w:rPr>
+              <w:t>지표</w:t>
+            </w:r>
+          </w:p>
+        </w:tc>
+        <w:tc>
+          <w:tcPr>
+            <w:tcW w:type="dxa" w:w="2889"/>
+            <w:shd w:val="clear" w:color="auto" w:fill="00467F"/>
+          </w:tcPr>
+          <w:p>
+            <w:r/>
+            <w:r>
+              <w:rPr>
+                <w:rFonts w:ascii="맑은 고딕" w:hAnsi="맑은 고딕"/>
+                <w:b/>
+                <w:color w:val="FFFFFF"/>
+                <w:sz w:val="18"/>
+                <w:rFonts w:eastAsia="맑은 고딕"/>
+              </w:rPr>
+              <w:t>목표</w:t>
+            </w:r>
+          </w:p>
+        </w:tc>
+        <w:tc>
+          <w:tcPr>
+            <w:tcW w:type="dxa" w:w="2889"/>
+            <w:shd w:val="clear" w:color="auto" w:fill="00467F"/>
+          </w:tcPr>
+          <w:p>
+            <w:r/>
+            <w:r>
+              <w:rPr>
+                <w:rFonts w:ascii="맑은 고딕" w:hAnsi="맑은 고딕"/>
+                <w:b/>
+                <w:color w:val="FFFFFF"/>
+                <w:sz w:val="18"/>
+                <w:rFonts w:eastAsia="맑은 고딕"/>
+              </w:rPr>
+              <w:t>실적(2026. 8. 19.)</w:t>
+            </w:r>
+          </w:p>
+        </w:tc>
+      </w:tr>
+      <w:tr>
+        <w:tc>
+          <w:tcPr>
+            <w:tcW w:type="dxa" w:w="2889"/>
+          </w:tcPr>
+          <w:p>
+            <w:r/>
+            <w:r>
+              <w:rPr>
+                <w:rFonts w:ascii="맑은 고딕" w:hAnsi="맑은 고딕"/>
+                <w:b/>
+                <w:sz w:val="18"/>
+                <w:rFonts w:eastAsia="맑은 고딕"/>
+              </w:rPr>
+              <w:t>외국인환자 유치</w:t>
+            </w:r>
+          </w:p>
+        </w:tc>
+        <w:tc>
+          <w:tcPr>
+            <w:tcW w:type="dxa" w:w="2889"/>
+          </w:tcPr>
+          <w:p>
+            <w:r/>
+            <w:r>
+              <w:rPr>
+                <w:rFonts w:ascii="맑은 고딕" w:hAnsi="맑은 고딕"/>
+                <w:b w:val="0"/>
+                <w:sz w:val="18"/>
+                <w:rFonts w:eastAsia="맑은 고딕"/>
+              </w:rPr>
+              <w:t>12건</w:t>
+            </w:r>
+          </w:p>
+        </w:tc>
+        <w:tc>
+          <w:tcPr>
+            <w:tcW w:type="dxa" w:w="2889"/>
+          </w:tcPr>
+          <w:p>
+            <w:r/>
+            <w:r>
+              <w:rPr>
+                <w:rFonts w:ascii="맑은 고딕" w:hAnsi="맑은 고딕"/>
+                <w:b w:val="0"/>
+                <w:sz w:val="18"/>
+                <w:rFonts w:eastAsia="맑은 고딕"/>
+              </w:rPr>
+              <w:t>0건</w:t>
+            </w:r>
+          </w:p>
+        </w:tc>
+      </w:tr>
+      <w:tr>
+        <w:tc>
+          <w:tcPr>
+            <w:tcW w:type="dxa" w:w="2889"/>
+          </w:tcPr>
+          <w:p>
+            <w:r/>
+            <w:r>
+              <w:rPr>
+                <w:rFonts w:ascii="맑은 고딕" w:hAnsi="맑은 고딕"/>
+                <w:b/>
+                <w:sz w:val="18"/>
+                <w:rFonts w:eastAsia="맑은 고딕"/>
+              </w:rPr>
+              <w:t>사전상담</w:t>
+            </w:r>
+          </w:p>
+        </w:tc>
+        <w:tc>
+          <w:tcPr>
+            <w:tcW w:type="dxa" w:w="2889"/>
+          </w:tcPr>
+          <w:p>
+            <w:r/>
+            <w:r>
+              <w:rPr>
+                <w:rFonts w:ascii="맑은 고딕" w:hAnsi="맑은 고딕"/>
+                <w:b w:val="0"/>
+                <w:sz w:val="18"/>
+                <w:rFonts w:eastAsia="맑은 고딕"/>
+              </w:rPr>
+              <w:t>—</w:t>
+            </w:r>
+          </w:p>
+        </w:tc>
+        <w:tc>
+          <w:tcPr>
+            <w:tcW w:type="dxa" w:w="2889"/>
+          </w:tcPr>
+          <w:p>
+            <w:r/>
+            <w:r>
+              <w:rPr>
+                <w:rFonts w:ascii="맑은 고딕" w:hAnsi="맑은 고딕"/>
+                <w:b w:val="0"/>
+                <w:sz w:val="18"/>
+                <w:rFonts w:eastAsia="맑은 고딕"/>
+              </w:rPr>
+              <w:t>6건</w:t>
+            </w:r>
+          </w:p>
+        </w:tc>
+      </w:tr>
+      <w:tr>
+        <w:tc>
+          <w:tcPr>
+            <w:tcW w:type="dxa" w:w="2889"/>
+          </w:tcPr>
+          <w:p>
+            <w:r/>
+            <w:r>
+              <w:rPr>
+                <w:rFonts w:ascii="맑은 고딕" w:hAnsi="맑은 고딕"/>
+                <w:b/>
+                <w:sz w:val="18"/>
+                <w:rFonts w:eastAsia="맑은 고딕"/>
+              </w:rPr>
+              <w:t>사후관리</w:t>
+            </w:r>
+          </w:p>
+        </w:tc>
+        <w:tc>
+          <w:tcPr>
+            <w:tcW w:type="dxa" w:w="2889"/>
+          </w:tcPr>
+          <w:p>
+            <w:r/>
+            <w:r>
+              <w:rPr>
+                <w:rFonts w:ascii="맑은 고딕" w:hAnsi="맑은 고딕"/>
+                <w:b w:val="0"/>
+                <w:sz w:val="18"/>
+                <w:rFonts w:eastAsia="맑은 고딕"/>
+              </w:rPr>
+              <w:t>—</w:t>
+            </w:r>
+          </w:p>
+        </w:tc>
+        <w:tc>
+          <w:tcPr>
+            <w:tcW w:type="dxa" w:w="2889"/>
+          </w:tcPr>
+          <w:p>
+            <w:r/>
+            <w:r>
+              <w:rPr>
+                <w:rFonts w:ascii="맑은 고딕" w:hAnsi="맑은 고딕"/>
+                <w:b w:val="0"/>
+                <w:sz w:val="18"/>
+                <w:rFonts w:eastAsia="맑은 고딕"/>
+              </w:rPr>
+              <w:t>0건</w:t>
+            </w:r>
+          </w:p>
+        </w:tc>
+      </w:tr>
+      <w:tr>
+        <w:tc>
+          <w:tcPr>
+            <w:tcW w:type="dxa" w:w="2889"/>
+          </w:tcPr>
+          <w:p>
+            <w:r/>
+            <w:r>
+              <w:rPr>
+                <w:rFonts w:ascii="맑은 고딕" w:hAnsi="맑은 고딕"/>
+                <w:b/>
+                <w:sz w:val="18"/>
+                <w:rFonts w:eastAsia="맑은 고딕"/>
+              </w:rPr>
+              <w:t>사전상담+사후관리 합산</w:t>
+            </w:r>
+          </w:p>
+        </w:tc>
+        <w:tc>
+          <w:tcPr>
+            <w:tcW w:type="dxa" w:w="2889"/>
+          </w:tcPr>
+          <w:p>
+            <w:r/>
+            <w:r>
+              <w:rPr>
+                <w:rFonts w:ascii="맑은 고딕" w:hAnsi="맑은 고딕"/>
+                <w:b w:val="0"/>
+                <w:sz w:val="18"/>
+                <w:rFonts w:eastAsia="맑은 고딕"/>
+              </w:rPr>
+              <w:t>120건</w:t>
+            </w:r>
+          </w:p>
+        </w:tc>
+        <w:tc>
+          <w:tcPr>
+            <w:tcW w:type="dxa" w:w="2889"/>
+          </w:tcPr>
+          <w:p>
+            <w:r/>
+            <w:r>
+              <w:rPr>
+                <w:rFonts w:ascii="맑은 고딕" w:hAnsi="맑은 고딕"/>
+                <w:b w:val="0"/>
+                <w:sz w:val="18"/>
+                <w:rFonts w:eastAsia="맑은 고딕"/>
+              </w:rPr>
+              <w:t>6건</w:t>
+            </w:r>
+          </w:p>
+        </w:tc>
+      </w:tr>
+      <w:tr>
+        <w:tc>
+          <w:tcPr>
+            <w:tcW w:type="dxa" w:w="2889"/>
+          </w:tcPr>
+          <w:p>
+            <w:r/>
+            <w:r>
+              <w:rPr>
+                <w:rFonts w:ascii="맑은 고딕" w:hAnsi="맑은 고딕"/>
+                <w:b/>
+                <w:sz w:val="18"/>
+                <w:rFonts w:eastAsia="맑은 고딕"/>
+              </w:rPr>
+              <w:t>환자 만족도</w:t>
+            </w:r>
+          </w:p>
+        </w:tc>
+        <w:tc>
+          <w:tcPr>
+            <w:tcW w:type="dxa" w:w="2889"/>
+          </w:tcPr>
+          <w:p>
+            <w:r/>
+            <w:r>
+              <w:rPr>
+                <w:rFonts w:ascii="맑은 고딕" w:hAnsi="맑은 고딕"/>
+                <w:b w:val="0"/>
+                <w:sz w:val="18"/>
+                <w:rFonts w:eastAsia="맑은 고딕"/>
+              </w:rPr>
+              <w:t>90점</w:t>
+            </w:r>
+          </w:p>
+        </w:tc>
+        <w:tc>
+          <w:tcPr>
+            <w:tcW w:type="dxa" w:w="2889"/>
+          </w:tcPr>
+          <w:p>
+            <w:r/>
+            <w:r>
+              <w:rPr>
+                <w:rFonts w:ascii="맑은 고딕" w:hAnsi="맑은 고딕"/>
+                <w:b w:val="0"/>
+                <w:sz w:val="18"/>
+                <w:rFonts w:eastAsia="맑은 고딕"/>
+              </w:rPr>
+              <w:t>표본 0건</w:t>
+            </w:r>
+          </w:p>
+        </w:tc>
+      </w:tr>
+      <w:tr>
+        <w:tc>
+          <w:tcPr>
+            <w:tcW w:type="dxa" w:w="2889"/>
+          </w:tcPr>
+          <w:p>
+            <w:r/>
+            <w:r>
+              <w:rPr>
+                <w:rFonts w:ascii="맑은 고딕" w:hAnsi="맑은 고딕"/>
+                <w:b/>
+                <w:sz w:val="18"/>
+                <w:rFonts w:eastAsia="맑은 고딕"/>
+              </w:rPr>
+              <w:t>다국어 지원</w:t>
+            </w:r>
+          </w:p>
+        </w:tc>
+        <w:tc>
+          <w:tcPr>
+            <w:tcW w:type="dxa" w:w="2889"/>
+          </w:tcPr>
+          <w:p>
+            <w:r/>
+            <w:r>
+              <w:rPr>
+                <w:rFonts w:ascii="맑은 고딕" w:hAnsi="맑은 고딕"/>
+                <w:b w:val="0"/>
+                <w:sz w:val="18"/>
+                <w:rFonts w:eastAsia="맑은 고딕"/>
+              </w:rPr>
+              <w:t>6개 언어</w:t>
+            </w:r>
+          </w:p>
+        </w:tc>
+        <w:tc>
+          <w:tcPr>
+            <w:tcW w:type="dxa" w:w="2889"/>
+          </w:tcPr>
+          <w:p>
+            <w:r/>
+            <w:r>
+              <w:rPr>
+                <w:rFonts w:ascii="맑은 고딕" w:hAnsi="맑은 고딕"/>
+                <w:b w:val="0"/>
+                <w:sz w:val="18"/>
+                <w:rFonts w:eastAsia="맑은 고딕"/>
+              </w:rPr>
+              <w:t>6개 언어(충족)</w:t>
+            </w:r>
+          </w:p>
+        </w:tc>
+      </w:tr>
+    </w:tbl>
+    <w:p/>
+    <w:p>
+      <w:r>
+        <w:rPr>
+          <w:rFonts w:ascii="맑은 고딕" w:hAnsi="맑은 고딕"/>
+          <w:b w:val="0"/>
+          <w:sz w:val="18"/>
+          <w:rFonts w:eastAsia="맑은 고딕"/>
+        </w:rPr>
+        <w:t>※ 테스트 데이터는 제외한 실건이다. 문의 실건 8건, 상담세션 실건 1건.</w:t>
+      </w:r>
+    </w:p>
+    <w:p>
+      <w:r>
+        <w:rPr>
+          <w:rFonts w:ascii="맑은 고딕" w:hAnsi="맑은 고딕"/>
+          <w:b/>
+          <w:color w:val="00467F"/>
+          <w:sz w:val="24"/>
+          <w:rFonts w:eastAsia="맑은 고딕"/>
+        </w:rPr>
+        <w:t>9. 근거자료</w:t>
+      </w:r>
+    </w:p>
+    <w:tbl>
+      <w:tblPr>
+        <w:tblW w:type="auto" w:w="0"/>
+        <w:tblLook w:firstColumn="1" w:firstRow="1" w:lastColumn="0" w:lastRow="0" w:noHBand="0" w:noVBand="1" w:val="04A0"/>
+        <w:tblBorders>
+          <w:top w:val="single" w:sz="4" w:color="999999"/>
+          <w:left w:val="single" w:sz="4" w:color="999999"/>
+          <w:bottom w:val="single" w:sz="4" w:color="999999"/>
+          <w:right w:val="single" w:sz="4" w:color="999999"/>
+          <w:insideH w:val="single" w:sz="4" w:color="999999"/>
+          <w:insideV w:val="single" w:sz="4" w:color="999999"/>
+        </w:tblBorders>
+      </w:tblPr>
+      <w:tblGrid>
+        <w:gridCol w:w="2889"/>
+        <w:gridCol w:w="2889"/>
+        <w:gridCol w:w="2889"/>
+      </w:tblGrid>
+      <w:tr>
+        <w:tc>
+          <w:tcPr>
+            <w:tcW w:type="dxa" w:w="2889"/>
+            <w:shd w:val="clear" w:color="auto" w:fill="00467F"/>
+          </w:tcPr>
+          <w:p>
+            <w:r/>
+            <w:r>
+              <w:rPr>
+                <w:rFonts w:ascii="맑은 고딕" w:hAnsi="맑은 고딕"/>
+                <w:b/>
+                <w:color w:val="FFFFFF"/>
+                <w:sz w:val="18"/>
+                <w:rFonts w:eastAsia="맑은 고딕"/>
+              </w:rPr>
+              <w:t>구분</w:t>
+            </w:r>
+          </w:p>
+        </w:tc>
+        <w:tc>
+          <w:tcPr>
+            <w:tcW w:type="dxa" w:w="2889"/>
+            <w:shd w:val="clear" w:color="auto" w:fill="00467F"/>
+          </w:tcPr>
+          <w:p>
+            <w:r/>
+            <w:r>
+              <w:rPr>
+                <w:rFonts w:ascii="맑은 고딕" w:hAnsi="맑은 고딕"/>
+                <w:b/>
+                <w:color w:val="FFFFFF"/>
+                <w:sz w:val="18"/>
+                <w:rFonts w:eastAsia="맑은 고딕"/>
+              </w:rPr>
+              <w:t>출처</w:t>
+            </w:r>
+          </w:p>
+        </w:tc>
+        <w:tc>
+          <w:tcPr>
+            <w:tcW w:type="dxa" w:w="2889"/>
+            <w:shd w:val="clear" w:color="auto" w:fill="00467F"/>
+          </w:tcPr>
+          <w:p>
+            <w:r/>
+            <w:r>
+              <w:rPr>
+                <w:rFonts w:ascii="맑은 고딕" w:hAnsi="맑은 고딕"/>
+                <w:b/>
+                <w:color w:val="FFFFFF"/>
+                <w:sz w:val="18"/>
+                <w:rFonts w:eastAsia="맑은 고딕"/>
+              </w:rPr>
+              <w:t>확인 내용</w:t>
+            </w:r>
+          </w:p>
+        </w:tc>
+      </w:tr>
+      <w:tr>
+        <w:tc>
+          <w:tcPr>
+            <w:tcW w:type="dxa" w:w="2889"/>
+          </w:tcPr>
+          <w:p>
+            <w:r/>
+            <w:r>
+              <w:rPr>
+                <w:rFonts w:ascii="맑은 고딕" w:hAnsi="맑은 고딕"/>
+                <w:b/>
+                <w:sz w:val="18"/>
+                <w:rFonts w:eastAsia="맑은 고딕"/>
+              </w:rPr>
+              <w:t>코드</w:t>
+            </w:r>
+          </w:p>
+        </w:tc>
+        <w:tc>
+          <w:tcPr>
+            <w:tcW w:type="dxa" w:w="2889"/>
+          </w:tcPr>
+          <w:p>
+            <w:r/>
+            <w:r>
+              <w:rPr>
+                <w:rFonts w:ascii="맑은 고딕" w:hAnsi="맑은 고딕"/>
+                <w:b w:val="0"/>
+                <w:sz w:val="18"/>
+                <w:rFonts w:eastAsia="맑은 고딕"/>
+              </w:rPr>
+              <w:t>src/lib/auth/accountTiers.ts</w:t>
+            </w:r>
+          </w:p>
+        </w:tc>
+        <w:tc>
+          <w:tcPr>
+            <w:tcW w:type="dxa" w:w="2889"/>
+          </w:tcPr>
+          <w:p>
+            <w:r/>
+            <w:r>
+              <w:rPr>
+                <w:rFonts w:ascii="맑은 고딕" w:hAnsi="맑은 고딕"/>
+                <w:b w:val="0"/>
+                <w:sz w:val="18"/>
+                <w:rFonts w:eastAsia="맑은 고딕"/>
+              </w:rPr>
+              <w:t>계정 계층 7종의 단일 표준</w:t>
+            </w:r>
+          </w:p>
+        </w:tc>
+      </w:tr>
+      <w:tr>
+        <w:tc>
+          <w:tcPr>
+            <w:tcW w:type="dxa" w:w="2889"/>
+          </w:tcPr>
+          <w:p>
+            <w:r/>
+            <w:r>
+              <w:rPr>
+                <w:rFonts w:ascii="맑은 고딕" w:hAnsi="맑은 고딕"/>
+                <w:b/>
+                <w:sz w:val="18"/>
+                <w:rFonts w:eastAsia="맑은 고딕"/>
+              </w:rPr>
+              <w:t>코드</w:t>
+            </w:r>
+          </w:p>
+        </w:tc>
+        <w:tc>
+          <w:tcPr>
+            <w:tcW w:type="dxa" w:w="2889"/>
+          </w:tcPr>
+          <w:p>
+            <w:r/>
+            <w:r>
+              <w:rPr>
+                <w:rFonts w:ascii="맑은 고딕" w:hAnsi="맑은 고딕"/>
+                <w:b w:val="0"/>
+                <w:sz w:val="18"/>
+                <w:rFonts w:eastAsia="맑은 고딕"/>
+              </w:rPr>
+              <w:t>src/lib/khidi/targets.ts</w:t>
+            </w:r>
+          </w:p>
+        </w:tc>
+        <w:tc>
+          <w:tcPr>
+            <w:tcW w:type="dxa" w:w="2889"/>
+          </w:tcPr>
+          <w:p>
+            <w:r/>
+            <w:r>
+              <w:rPr>
+                <w:rFonts w:ascii="맑은 고딕" w:hAnsi="맑은 고딕"/>
+                <w:b w:val="0"/>
+                <w:sz w:val="18"/>
+                <w:rFonts w:eastAsia="맑은 고딕"/>
+              </w:rPr>
+              <w:t>성과지표 공식 목표(12/120/90)</w:t>
+            </w:r>
+          </w:p>
+        </w:tc>
+      </w:tr>
+      <w:tr>
+        <w:tc>
+          <w:tcPr>
+            <w:tcW w:type="dxa" w:w="2889"/>
+          </w:tcPr>
+          <w:p>
+            <w:r/>
+            <w:r>
+              <w:rPr>
+                <w:rFonts w:ascii="맑은 고딕" w:hAnsi="맑은 고딕"/>
+                <w:b/>
+                <w:sz w:val="18"/>
+                <w:rFonts w:eastAsia="맑은 고딕"/>
+              </w:rPr>
+              <w:t>코드</w:t>
+            </w:r>
+          </w:p>
+        </w:tc>
+        <w:tc>
+          <w:tcPr>
+            <w:tcW w:type="dxa" w:w="2889"/>
+          </w:tcPr>
+          <w:p>
+            <w:r/>
+            <w:r>
+              <w:rPr>
+                <w:rFonts w:ascii="맑은 고딕" w:hAnsi="맑은 고딕"/>
+                <w:b w:val="0"/>
+                <w:sz w:val="18"/>
+                <w:rFonts w:eastAsia="맑은 고딕"/>
+              </w:rPr>
+              <w:t>src/lib/khidi/kpi.ts</w:t>
+            </w:r>
+          </w:p>
+        </w:tc>
+        <w:tc>
+          <w:tcPr>
+            <w:tcW w:type="dxa" w:w="2889"/>
+          </w:tcPr>
+          <w:p>
+            <w:r/>
+            <w:r>
+              <w:rPr>
+                <w:rFonts w:ascii="맑은 고딕" w:hAnsi="맑은 고딕"/>
+                <w:b w:val="0"/>
+                <w:sz w:val="18"/>
+                <w:rFonts w:eastAsia="맑은 고딕"/>
+              </w:rPr>
+              <w:t>성과지표 집계 정의(테스트 데이터 제외 규칙 포함)</w:t>
+            </w:r>
+          </w:p>
+        </w:tc>
+      </w:tr>
+      <w:tr>
+        <w:tc>
+          <w:tcPr>
+            <w:tcW w:type="dxa" w:w="2889"/>
+          </w:tcPr>
+          <w:p>
+            <w:r/>
+            <w:r>
+              <w:rPr>
+                <w:rFonts w:ascii="맑은 고딕" w:hAnsi="맑은 고딕"/>
+                <w:b/>
+                <w:sz w:val="18"/>
+                <w:rFonts w:eastAsia="맑은 고딕"/>
+              </w:rPr>
+              <w:t>빌드</w:t>
+            </w:r>
+          </w:p>
+        </w:tc>
+        <w:tc>
+          <w:tcPr>
+            <w:tcW w:type="dxa" w:w="2889"/>
+          </w:tcPr>
+          <w:p>
+            <w:r/>
+            <w:r>
+              <w:rPr>
+                <w:rFonts w:ascii="맑은 고딕" w:hAnsi="맑은 고딕"/>
+                <w:b w:val="0"/>
+                <w:sz w:val="18"/>
+                <w:rFonts w:eastAsia="맑은 고딕"/>
+              </w:rPr>
+              <w:t>Next.js 라우트 목록(CI 빌드 산출)</w:t>
+            </w:r>
+          </w:p>
+        </w:tc>
+        <w:tc>
+          <w:tcPr>
+            <w:tcW w:type="dxa" w:w="2889"/>
+          </w:tcPr>
+          <w:p>
+            <w:r/>
+            <w:r>
+              <w:rPr>
+                <w:rFonts w:ascii="맑은 고딕" w:hAnsi="맑은 고딕"/>
+                <w:b w:val="0"/>
+                <w:sz w:val="18"/>
+                <w:rFonts w:eastAsia="맑은 고딕"/>
+              </w:rPr>
+              <w:t>실제 존재하는 화면 경로</w:t>
+            </w:r>
+          </w:p>
+        </w:tc>
+      </w:tr>
+      <w:tr>
+        <w:tc>
+          <w:tcPr>
+            <w:tcW w:type="dxa" w:w="2889"/>
+          </w:tcPr>
+          <w:p>
+            <w:r/>
+            <w:r>
+              <w:rPr>
+                <w:rFonts w:ascii="맑은 고딕" w:hAnsi="맑은 고딕"/>
+                <w:b/>
+                <w:sz w:val="18"/>
+                <w:rFonts w:eastAsia="맑은 고딕"/>
+              </w:rPr>
+              <w:t>데이터</w:t>
+            </w:r>
+          </w:p>
+        </w:tc>
+        <w:tc>
+          <w:tcPr>
+            <w:tcW w:type="dxa" w:w="2889"/>
+          </w:tcPr>
+          <w:p>
+            <w:r/>
+            <w:r>
+              <w:rPr>
+                <w:rFonts w:ascii="맑은 고딕" w:hAnsi="맑은 고딕"/>
+                <w:b w:val="0"/>
+                <w:sz w:val="18"/>
+                <w:rFonts w:eastAsia="맑은 고딕"/>
+              </w:rPr>
+              <w:t>운영데이터베이스 정확 집계(2026. 8. 19.)</w:t>
             </w:r>
           </w:p>
         </w:tc>

--- a/docs/government-project/09_산출물목록.docx
+++ b/docs/government-project/09_산출물목록.docx
@@ -1328,6 +1328,204 @@
           </w:p>
         </w:tc>
       </w:tr>
+      <w:tr>
+        <w:tc>
+          <w:tcPr>
+            <w:tcW w:type="dxa" w:w="400"/>
+            <w:tcBorders>
+              <w:top w:val="single" w:color="CCCCCC" w:sz="1"/>
+              <w:left w:val="single" w:color="CCCCCC" w:sz="1"/>
+              <w:bottom w:val="single" w:color="CCCCCC" w:sz="1"/>
+              <w:right w:val="single" w:color="CCCCCC" w:sz="1"/>
+            </w:tcBorders>
+            <w:shd w:fill="FFFFFF" w:val="clear"/>
+            <w:tcMar>
+              <w:top w:type="dxa" w:w="80"/>
+              <w:left w:type="dxa" w:w="120"/>
+              <w:bottom w:type="dxa" w:w="80"/>
+              <w:right w:type="dxa" w:w="120"/>
+            </w:tcMar>
+          </w:tcPr>
+          <w:p>
+            <w:pPr>
+              <w:jc w:val="left"/>
+            </w:pPr>
+            <w:r>
+              <w:rPr>
+                <w:rFonts w:ascii="맑은 고딕" w:cs="맑은 고딕" w:eastAsia="맑은 고딕" w:hAnsi="맑은 고딕"/>
+                <w:b w:val="false"/>
+                <w:bCs w:val="false"/>
+                <w:sz w:val="18"/>
+                <w:szCs w:val="18"/>
+              </w:rPr>
+              <w:t>A-05</w:t>
+            </w:r>
+          </w:p>
+        </w:tc>
+        <w:tc>
+          <w:tcPr>
+            <w:tcW w:type="dxa" w:w="2200"/>
+            <w:tcBorders>
+              <w:top w:val="single" w:color="CCCCCC" w:sz="1"/>
+              <w:left w:val="single" w:color="CCCCCC" w:sz="1"/>
+              <w:bottom w:val="single" w:color="CCCCCC" w:sz="1"/>
+              <w:right w:val="single" w:color="CCCCCC" w:sz="1"/>
+            </w:tcBorders>
+            <w:shd w:fill="FFFFFF" w:val="clear"/>
+            <w:tcMar>
+              <w:top w:type="dxa" w:w="80"/>
+              <w:left w:type="dxa" w:w="120"/>
+              <w:bottom w:type="dxa" w:w="80"/>
+              <w:right w:type="dxa" w:w="120"/>
+            </w:tcMar>
+          </w:tcPr>
+          <w:p>
+            <w:pPr>
+              <w:jc w:val="left"/>
+            </w:pPr>
+            <w:r>
+              <w:rPr>
+                <w:rFonts w:ascii="맑은 고딕" w:cs="맑은 고딕" w:eastAsia="맑은 고딕" w:hAnsi="맑은 고딕"/>
+                <w:b w:val="false"/>
+                <w:bCs w:val="false"/>
+                <w:sz w:val="18"/>
+                <w:szCs w:val="18"/>
+              </w:rPr>
+              <w:t>01-1_화면설계서.docx</w:t>
+            </w:r>
+          </w:p>
+        </w:tc>
+        <w:tc>
+          <w:tcPr>
+            <w:tcW w:type="dxa" w:w="1200"/>
+            <w:tcBorders>
+              <w:top w:val="single" w:color="CCCCCC" w:sz="1"/>
+              <w:left w:val="single" w:color="CCCCCC" w:sz="1"/>
+              <w:bottom w:val="single" w:color="CCCCCC" w:sz="1"/>
+              <w:right w:val="single" w:color="CCCCCC" w:sz="1"/>
+            </w:tcBorders>
+            <w:shd w:fill="FFFFFF" w:val="clear"/>
+            <w:tcMar>
+              <w:top w:type="dxa" w:w="80"/>
+              <w:left w:type="dxa" w:w="120"/>
+              <w:bottom w:type="dxa" w:w="80"/>
+              <w:right w:type="dxa" w:w="120"/>
+            </w:tcMar>
+          </w:tcPr>
+          <w:p>
+            <w:pPr>
+              <w:jc w:val="center"/>
+            </w:pPr>
+            <w:r>
+              <w:rPr>
+                <w:rFonts w:ascii="맑은 고딕" w:cs="맑은 고딕" w:eastAsia="맑은 고딕" w:hAnsi="맑은 고딕"/>
+                <w:b w:val="false"/>
+                <w:bCs w:val="false"/>
+                <w:sz w:val="18"/>
+                <w:szCs w:val="18"/>
+              </w:rPr>
+              <w:t>2026-08-19</w:t>
+            </w:r>
+          </w:p>
+        </w:tc>
+        <w:tc>
+          <w:tcPr>
+            <w:tcW w:type="dxa" w:w="1200"/>
+            <w:tcBorders>
+              <w:top w:val="single" w:color="CCCCCC" w:sz="1"/>
+              <w:left w:val="single" w:color="CCCCCC" w:sz="1"/>
+              <w:bottom w:val="single" w:color="CCCCCC" w:sz="1"/>
+              <w:right w:val="single" w:color="CCCCCC" w:sz="1"/>
+            </w:tcBorders>
+            <w:shd w:fill="FFFFFF" w:val="clear"/>
+            <w:tcMar>
+              <w:top w:type="dxa" w:w="80"/>
+              <w:left w:type="dxa" w:w="120"/>
+              <w:bottom w:type="dxa" w:w="80"/>
+              <w:right w:type="dxa" w:w="120"/>
+            </w:tcMar>
+          </w:tcPr>
+          <w:p>
+            <w:pPr>
+              <w:jc w:val="center"/>
+            </w:pPr>
+            <w:r>
+              <w:rPr>
+                <w:rFonts w:ascii="맑은 고딕" w:cs="맑은 고딕" w:eastAsia="맑은 고딕" w:hAnsi="맑은 고딕"/>
+                <w:b w:val="false"/>
+                <w:bCs w:val="false"/>
+                <w:sz w:val="18"/>
+                <w:szCs w:val="18"/>
+              </w:rPr>
+              <w:t>본로이 PM</w:t>
+            </w:r>
+          </w:p>
+        </w:tc>
+        <w:tc>
+          <w:tcPr>
+            <w:tcW w:type="dxa" w:w="1000"/>
+            <w:tcBorders>
+              <w:top w:val="single" w:color="CCCCCC" w:sz="1"/>
+              <w:left w:val="single" w:color="CCCCCC" w:sz="1"/>
+              <w:bottom w:val="single" w:color="CCCCCC" w:sz="1"/>
+              <w:right w:val="single" w:color="CCCCCC" w:sz="1"/>
+            </w:tcBorders>
+            <w:shd w:fill="E8F5E9" w:val="clear"/>
+            <w:tcMar>
+              <w:top w:type="dxa" w:w="80"/>
+              <w:left w:type="dxa" w:w="120"/>
+              <w:bottom w:type="dxa" w:w="80"/>
+              <w:right w:type="dxa" w:w="120"/>
+            </w:tcMar>
+          </w:tcPr>
+          <w:p>
+            <w:pPr>
+              <w:jc w:val="center"/>
+            </w:pPr>
+            <w:r>
+              <w:rPr>
+                <w:rFonts w:ascii="맑은 고딕" w:cs="맑은 고딕" w:eastAsia="맑은 고딕" w:hAnsi="맑은 고딕"/>
+                <w:sz w:val="18"/>
+                <w:szCs w:val="18"/>
+              </w:rPr>
+              <w:t>작성 완료</w:t>
+            </w:r>
+          </w:p>
+        </w:tc>
+        <w:tc>
+          <w:tcPr>
+            <w:tcW w:type="dxa" w:w="2506"/>
+            <w:tcBorders>
+              <w:top w:val="single" w:color="CCCCCC" w:sz="1"/>
+              <w:left w:val="single" w:color="CCCCCC" w:sz="1"/>
+              <w:bottom w:val="single" w:color="CCCCCC" w:sz="1"/>
+              <w:right w:val="single" w:color="CCCCCC" w:sz="1"/>
+            </w:tcBorders>
+            <w:shd w:fill="FFFFFF" w:val="clear"/>
+            <w:tcMar>
+              <w:top w:type="dxa" w:w="80"/>
+              <w:left w:type="dxa" w:w="120"/>
+              <w:bottom w:type="dxa" w:w="80"/>
+              <w:right w:type="dxa" w:w="120"/>
+            </w:tcMar>
+          </w:tcPr>
+          <w:p>
+            <w:pPr>
+              <w:jc w:val="left"/>
+            </w:pPr>
+            <w:r>
+              <w:rPr>
+                <w:rFonts w:ascii="맑은 고딕" w:cs="맑은 고딕" w:eastAsia="맑은 고딕" w:hAnsi="맑은 고딕"/>
+                <w:b w:val="false"/>
+                <w:bCs w:val="false"/>
+                <w:sz w:val="18"/>
+                <w:szCs w:val="18"/>
+              </w:rPr>
+              <w:t>lo-fi 와이어프레임 10종(P-01~P-10) + 화면별 목적·구성요소·데이터·연결 (~23p)</w:t>
+            </w:r>
+          </w:p>
+        </w:tc>
+      </w:tr>
     </w:tbl>
     <w:p>
       <w:r>
@@ -5345,7 +5543,7 @@
                 <w:sz w:val="18"/>
                 <w:szCs w:val="18"/>
               </w:rPr>
-              <w:t xml:space="preserve">4건</w:t>
+              <w:t>5건</w:t>
             </w:r>
           </w:p>
         </w:tc>
@@ -5378,7 +5576,7 @@
                 <w:sz w:val="18"/>
                 <w:szCs w:val="18"/>
               </w:rPr>
-              <w:t xml:space="preserve">4건 (100%)</w:t>
+              <w:t>5건 (100%)</w:t>
             </w:r>
           </w:p>
         </w:tc>

--- a/docs/government-project/09_산출물목록.docx
+++ b/docs/government-project/09_산출물목록.docx
@@ -6327,7 +6327,7 @@
                 <w:sz w:val="18"/>
                 <w:szCs w:val="18"/>
               </w:rPr>
-              <w:t xml:space="preserve">2026-04-30</w:t>
+              <w:t>2026-08-19</w:t>
             </w:r>
           </w:p>
         </w:tc>

--- a/docs/government-project/09_산출물목록.docx
+++ b/docs/government-project/09_산출물목록.docx
@@ -244,7 +244,7 @@
                 <w:sz w:val="20"/>
                 <w:szCs w:val="20"/>
               </w:rPr>
-              <w:t xml:space="preserve">(주)본로이 (Bonroi)</w:t>
+              <w:t>본로이 (Bonroi)</w:t>
             </w:r>
           </w:p>
         </w:tc>
@@ -6481,7 +6481,7 @@
           <w:sz w:val="28"/>
           <w:rFonts w:eastAsia="맑은 고딕"/>
         </w:rPr>
-        <w:t>부록. 현행 반영 (2026. 7. 27. 기준)</w:t>
+        <w:t>부록. 현행 반영</w:t>
       </w:r>
     </w:p>
     <w:p>
@@ -6489,10 +6489,10 @@
         <w:rPr>
           <w:rFonts w:ascii="맑은 고딕" w:hAnsi="맑은 고딕"/>
           <w:b w:val="0"/>
-          <w:sz w:val="20"/>
+          <w:sz w:val="18"/>
           <w:rFonts w:eastAsia="맑은 고딕"/>
         </w:rPr>
-        <w:t>본 부록은 문서 본문 작성 이후 변경된 사항을 현행 기준으로 반영한 것이다. 수치는 추정이 아니라 운영데이터베이스 정확 집계이며, 화면 경로는 실제 배포 코드 기준이다.</w:t>
+        <w:t>기준일 : 2026. 8. 19.</w:t>
       </w:r>
     </w:p>
     <w:p/>
@@ -7117,18 +7117,7 @@
           <w:sz w:val="24"/>
           <w:rFonts w:eastAsia="맑은 고딕"/>
         </w:rPr>
-        <w:t>4. 화면 경로 정정 내역</w:t>
-      </w:r>
-    </w:p>
-    <w:p>
-      <w:r>
-        <w:rPr>
-          <w:rFonts w:ascii="맑은 고딕" w:hAnsi="맑은 고딕"/>
-          <w:b w:val="0"/>
-          <w:sz w:val="18"/>
-          <w:rFonts w:eastAsia="맑은 고딕"/>
-        </w:rPr>
-        <w:t>본문에 남아 있던 옛 화면 안내는 아래 기준으로 현행에 맞게 정정하였다. 폐지된 경로는 혼동을 막기 위해 그대로 표기하지 않는다.</w:t>
+        <w:t>2. 화면 경로 정정 내역</w:t>
       </w:r>
     </w:p>
     <w:tbl>
@@ -7537,7 +7526,7 @@
           <w:sz w:val="24"/>
           <w:rFonts w:eastAsia="맑은 고딕"/>
         </w:rPr>
-        <w:t>5. 성과지표 현황</w:t>
+        <w:t>3. 성과지표 현황</w:t>
       </w:r>
     </w:p>
     <w:p>
@@ -7548,7 +7537,7 @@
           <w:sz w:val="18"/>
           <w:rFonts w:eastAsia="맑은 고딕"/>
         </w:rPr>
-        <w:t>사후관리 계열(④⑤⑥)은 실환자가 치료 완료 단계에 도달해야 실적이 발생하는 구조이므로, 기능 구현 완료와 실데이터 축적은 별개 지표로 관리함. 자동 완료 처리 등 실적을 인위적으로 부풀리는 방식은 채택하지 아니함.</w:t>
+        <w:t>사후관리 계열(④⑤⑥)은 실환자가 치료 완료 단계에 도달해야 실적이 발생하는 구조이므로, 기능 구현 완료와 실데이터 축적은 별개 지표로 관리함.</w:t>
       </w:r>
     </w:p>
     <w:tbl>
@@ -7623,7 +7612,7 @@
                 <w:sz w:val="18"/>
                 <w:rFonts w:eastAsia="맑은 고딕"/>
               </w:rPr>
-              <w:t>실적(2026. 7. 27.)</w:t>
+              <w:t>실적(2026. 8. 19.)</w:t>
             </w:r>
           </w:p>
         </w:tc>
@@ -7729,7 +7718,7 @@
                 <w:sz w:val="18"/>
                 <w:rFonts w:eastAsia="맑은 고딕"/>
               </w:rPr>
-              <w:t>1건</w:t>
+              <w:t>6건</w:t>
             </w:r>
           </w:p>
         </w:tc>
@@ -7835,7 +7824,7 @@
                 <w:sz w:val="18"/>
                 <w:rFonts w:eastAsia="맑은 고딕"/>
               </w:rPr>
-              <w:t>1건</w:t>
+              <w:t>6건</w:t>
             </w:r>
           </w:p>
         </w:tc>
@@ -7956,7 +7945,7 @@
           <w:sz w:val="18"/>
           <w:rFonts w:eastAsia="맑은 고딕"/>
         </w:rPr>
-        <w:t>※ 테스트 데이터는 제외한 실건이다. 문의 실건 15건, 상담세션 실건 10건.</w:t>
+        <w:t>※ 시험 데이터 제외. 문의 8건, 상담세션 1건.</w:t>
       </w:r>
     </w:p>
     <w:p>
@@ -7968,1855 +7957,7 @@
           <w:sz w:val="24"/>
           <w:rFonts w:eastAsia="맑은 고딕"/>
         </w:rPr>
-        <w:t>9. 근거자료</w:t>
-      </w:r>
-    </w:p>
-    <w:tbl>
-      <w:tblPr>
-        <w:tblW w:type="auto" w:w="0"/>
-        <w:tblLook w:firstColumn="1" w:firstRow="1" w:lastColumn="0" w:lastRow="0" w:noHBand="0" w:noVBand="1" w:val="04A0"/>
-        <w:tblBorders>
-          <w:top w:val="single" w:sz="4" w:color="999999"/>
-          <w:left w:val="single" w:sz="4" w:color="999999"/>
-          <w:bottom w:val="single" w:sz="4" w:color="999999"/>
-          <w:right w:val="single" w:sz="4" w:color="999999"/>
-          <w:insideH w:val="single" w:sz="4" w:color="999999"/>
-          <w:insideV w:val="single" w:sz="4" w:color="999999"/>
-        </w:tblBorders>
-      </w:tblPr>
-      <w:tblGrid>
-        <w:gridCol w:w="2889"/>
-        <w:gridCol w:w="2889"/>
-        <w:gridCol w:w="2889"/>
-      </w:tblGrid>
-      <w:tr>
-        <w:tc>
-          <w:tcPr>
-            <w:tcW w:type="dxa" w:w="2889"/>
-            <w:shd w:val="clear" w:color="auto" w:fill="00467F"/>
-          </w:tcPr>
-          <w:p>
-            <w:r/>
-            <w:r>
-              <w:rPr>
-                <w:rFonts w:ascii="맑은 고딕" w:hAnsi="맑은 고딕"/>
-                <w:b/>
-                <w:color w:val="FFFFFF"/>
-                <w:sz w:val="18"/>
-                <w:rFonts w:eastAsia="맑은 고딕"/>
-              </w:rPr>
-              <w:t>구분</w:t>
-            </w:r>
-          </w:p>
-        </w:tc>
-        <w:tc>
-          <w:tcPr>
-            <w:tcW w:type="dxa" w:w="2889"/>
-            <w:shd w:val="clear" w:color="auto" w:fill="00467F"/>
-          </w:tcPr>
-          <w:p>
-            <w:r/>
-            <w:r>
-              <w:rPr>
-                <w:rFonts w:ascii="맑은 고딕" w:hAnsi="맑은 고딕"/>
-                <w:b/>
-                <w:color w:val="FFFFFF"/>
-                <w:sz w:val="18"/>
-                <w:rFonts w:eastAsia="맑은 고딕"/>
-              </w:rPr>
-              <w:t>출처</w:t>
-            </w:r>
-          </w:p>
-        </w:tc>
-        <w:tc>
-          <w:tcPr>
-            <w:tcW w:type="dxa" w:w="2889"/>
-            <w:shd w:val="clear" w:color="auto" w:fill="00467F"/>
-          </w:tcPr>
-          <w:p>
-            <w:r/>
-            <w:r>
-              <w:rPr>
-                <w:rFonts w:ascii="맑은 고딕" w:hAnsi="맑은 고딕"/>
-                <w:b/>
-                <w:color w:val="FFFFFF"/>
-                <w:sz w:val="18"/>
-                <w:rFonts w:eastAsia="맑은 고딕"/>
-              </w:rPr>
-              <w:t>확인 내용</w:t>
-            </w:r>
-          </w:p>
-        </w:tc>
-      </w:tr>
-      <w:tr>
-        <w:tc>
-          <w:tcPr>
-            <w:tcW w:type="dxa" w:w="2889"/>
-          </w:tcPr>
-          <w:p>
-            <w:r/>
-            <w:r>
-              <w:rPr>
-                <w:rFonts w:ascii="맑은 고딕" w:hAnsi="맑은 고딕"/>
-                <w:b/>
-                <w:sz w:val="18"/>
-                <w:rFonts w:eastAsia="맑은 고딕"/>
-              </w:rPr>
-              <w:t>코드</w:t>
-            </w:r>
-          </w:p>
-        </w:tc>
-        <w:tc>
-          <w:tcPr>
-            <w:tcW w:type="dxa" w:w="2889"/>
-          </w:tcPr>
-          <w:p>
-            <w:r/>
-            <w:r>
-              <w:rPr>
-                <w:rFonts w:ascii="맑은 고딕" w:hAnsi="맑은 고딕"/>
-                <w:b w:val="0"/>
-                <w:sz w:val="18"/>
-                <w:rFonts w:eastAsia="맑은 고딕"/>
-              </w:rPr>
-              <w:t>src/lib/auth/accountTiers.ts</w:t>
-            </w:r>
-          </w:p>
-        </w:tc>
-        <w:tc>
-          <w:tcPr>
-            <w:tcW w:type="dxa" w:w="2889"/>
-          </w:tcPr>
-          <w:p>
-            <w:r/>
-            <w:r>
-              <w:rPr>
-                <w:rFonts w:ascii="맑은 고딕" w:hAnsi="맑은 고딕"/>
-                <w:b w:val="0"/>
-                <w:sz w:val="18"/>
-                <w:rFonts w:eastAsia="맑은 고딕"/>
-              </w:rPr>
-              <w:t>계정 계층 7종의 단일 표준</w:t>
-            </w:r>
-          </w:p>
-        </w:tc>
-      </w:tr>
-      <w:tr>
-        <w:tc>
-          <w:tcPr>
-            <w:tcW w:type="dxa" w:w="2889"/>
-          </w:tcPr>
-          <w:p>
-            <w:r/>
-            <w:r>
-              <w:rPr>
-                <w:rFonts w:ascii="맑은 고딕" w:hAnsi="맑은 고딕"/>
-                <w:b/>
-                <w:sz w:val="18"/>
-                <w:rFonts w:eastAsia="맑은 고딕"/>
-              </w:rPr>
-              <w:t>코드</w:t>
-            </w:r>
-          </w:p>
-        </w:tc>
-        <w:tc>
-          <w:tcPr>
-            <w:tcW w:type="dxa" w:w="2889"/>
-          </w:tcPr>
-          <w:p>
-            <w:r/>
-            <w:r>
-              <w:rPr>
-                <w:rFonts w:ascii="맑은 고딕" w:hAnsi="맑은 고딕"/>
-                <w:b w:val="0"/>
-                <w:sz w:val="18"/>
-                <w:rFonts w:eastAsia="맑은 고딕"/>
-              </w:rPr>
-              <w:t>src/lib/khidi/targets.ts</w:t>
-            </w:r>
-          </w:p>
-        </w:tc>
-        <w:tc>
-          <w:tcPr>
-            <w:tcW w:type="dxa" w:w="2889"/>
-          </w:tcPr>
-          <w:p>
-            <w:r/>
-            <w:r>
-              <w:rPr>
-                <w:rFonts w:ascii="맑은 고딕" w:hAnsi="맑은 고딕"/>
-                <w:b w:val="0"/>
-                <w:sz w:val="18"/>
-                <w:rFonts w:eastAsia="맑은 고딕"/>
-              </w:rPr>
-              <w:t>성과지표 공식 목표(12/120/90)</w:t>
-            </w:r>
-          </w:p>
-        </w:tc>
-      </w:tr>
-      <w:tr>
-        <w:tc>
-          <w:tcPr>
-            <w:tcW w:type="dxa" w:w="2889"/>
-          </w:tcPr>
-          <w:p>
-            <w:r/>
-            <w:r>
-              <w:rPr>
-                <w:rFonts w:ascii="맑은 고딕" w:hAnsi="맑은 고딕"/>
-                <w:b/>
-                <w:sz w:val="18"/>
-                <w:rFonts w:eastAsia="맑은 고딕"/>
-              </w:rPr>
-              <w:t>코드</w:t>
-            </w:r>
-          </w:p>
-        </w:tc>
-        <w:tc>
-          <w:tcPr>
-            <w:tcW w:type="dxa" w:w="2889"/>
-          </w:tcPr>
-          <w:p>
-            <w:r/>
-            <w:r>
-              <w:rPr>
-                <w:rFonts w:ascii="맑은 고딕" w:hAnsi="맑은 고딕"/>
-                <w:b w:val="0"/>
-                <w:sz w:val="18"/>
-                <w:rFonts w:eastAsia="맑은 고딕"/>
-              </w:rPr>
-              <w:t>src/lib/khidi/kpi.ts</w:t>
-            </w:r>
-          </w:p>
-        </w:tc>
-        <w:tc>
-          <w:tcPr>
-            <w:tcW w:type="dxa" w:w="2889"/>
-          </w:tcPr>
-          <w:p>
-            <w:r/>
-            <w:r>
-              <w:rPr>
-                <w:rFonts w:ascii="맑은 고딕" w:hAnsi="맑은 고딕"/>
-                <w:b w:val="0"/>
-                <w:sz w:val="18"/>
-                <w:rFonts w:eastAsia="맑은 고딕"/>
-              </w:rPr>
-              <w:t>성과지표 집계 정의(테스트 데이터 제외 규칙 포함)</w:t>
-            </w:r>
-          </w:p>
-        </w:tc>
-      </w:tr>
-      <w:tr>
-        <w:tc>
-          <w:tcPr>
-            <w:tcW w:type="dxa" w:w="2889"/>
-          </w:tcPr>
-          <w:p>
-            <w:r/>
-            <w:r>
-              <w:rPr>
-                <w:rFonts w:ascii="맑은 고딕" w:hAnsi="맑은 고딕"/>
-                <w:b/>
-                <w:sz w:val="18"/>
-                <w:rFonts w:eastAsia="맑은 고딕"/>
-              </w:rPr>
-              <w:t>빌드</w:t>
-            </w:r>
-          </w:p>
-        </w:tc>
-        <w:tc>
-          <w:tcPr>
-            <w:tcW w:type="dxa" w:w="2889"/>
-          </w:tcPr>
-          <w:p>
-            <w:r/>
-            <w:r>
-              <w:rPr>
-                <w:rFonts w:ascii="맑은 고딕" w:hAnsi="맑은 고딕"/>
-                <w:b w:val="0"/>
-                <w:sz w:val="18"/>
-                <w:rFonts w:eastAsia="맑은 고딕"/>
-              </w:rPr>
-              <w:t>Next.js 라우트 목록(CI 빌드 산출)</w:t>
-            </w:r>
-          </w:p>
-        </w:tc>
-        <w:tc>
-          <w:tcPr>
-            <w:tcW w:type="dxa" w:w="2889"/>
-          </w:tcPr>
-          <w:p>
-            <w:r/>
-            <w:r>
-              <w:rPr>
-                <w:rFonts w:ascii="맑은 고딕" w:hAnsi="맑은 고딕"/>
-                <w:b w:val="0"/>
-                <w:sz w:val="18"/>
-                <w:rFonts w:eastAsia="맑은 고딕"/>
-              </w:rPr>
-              <w:t>실제 존재하는 화면 경로</w:t>
-            </w:r>
-          </w:p>
-        </w:tc>
-      </w:tr>
-      <w:tr>
-        <w:tc>
-          <w:tcPr>
-            <w:tcW w:type="dxa" w:w="2889"/>
-          </w:tcPr>
-          <w:p>
-            <w:r/>
-            <w:r>
-              <w:rPr>
-                <w:rFonts w:ascii="맑은 고딕" w:hAnsi="맑은 고딕"/>
-                <w:b/>
-                <w:sz w:val="18"/>
-                <w:rFonts w:eastAsia="맑은 고딕"/>
-              </w:rPr>
-              <w:t>데이터</w:t>
-            </w:r>
-          </w:p>
-        </w:tc>
-        <w:tc>
-          <w:tcPr>
-            <w:tcW w:type="dxa" w:w="2889"/>
-          </w:tcPr>
-          <w:p>
-            <w:r/>
-            <w:r>
-              <w:rPr>
-                <w:rFonts w:ascii="맑은 고딕" w:hAnsi="맑은 고딕"/>
-                <w:b w:val="0"/>
-                <w:sz w:val="18"/>
-                <w:rFonts w:eastAsia="맑은 고딕"/>
-              </w:rPr>
-              <w:t>운영데이터베이스 정확 집계(2026. 7. 27.)</w:t>
-            </w:r>
-          </w:p>
-        </w:tc>
-        <w:tc>
-          <w:tcPr>
-            <w:tcW w:type="dxa" w:w="2889"/>
-          </w:tcPr>
-          <w:p>
-            <w:r/>
-            <w:r>
-              <w:rPr>
-                <w:rFonts w:ascii="맑은 고딕" w:hAnsi="맑은 고딕"/>
-                <w:b w:val="0"/>
-                <w:sz w:val="18"/>
-                <w:rFonts w:eastAsia="맑은 고딕"/>
-              </w:rPr>
-              <w:t>실적 수치의 원천</w:t>
-            </w:r>
-          </w:p>
-        </w:tc>
-      </w:tr>
-    </w:tbl>
-    <w:p/>
-    <w:p>
-      <w:r>
-        <w:br w:type="page"/>
-      </w:r>
-    </w:p>
-    <w:p>
-      <w:r>
-        <w:rPr>
-          <w:rFonts w:ascii="맑은 고딕" w:hAnsi="맑은 고딕"/>
-          <w:b/>
-          <w:color w:val="00467F"/>
-          <w:sz w:val="28"/>
-          <w:rFonts w:eastAsia="맑은 고딕"/>
-        </w:rPr>
-        <w:t>부록. 현행 반영 (2026. 8. 19. 기준)</w:t>
-      </w:r>
-    </w:p>
-    <w:p>
-      <w:r>
-        <w:rPr>
-          <w:rFonts w:ascii="맑은 고딕" w:hAnsi="맑은 고딕"/>
-          <w:b w:val="0"/>
-          <w:sz w:val="20"/>
-          <w:rFonts w:eastAsia="맑은 고딕"/>
-        </w:rPr>
-        <w:t>본 부록은 문서 본문 작성 이후 변경된 사항을 현행 기준으로 반영한 것이다. 수치는 추정이 아니라 운영데이터베이스 정확 집계이며, 화면 경로는 실제 배포 코드 기준이다.</w:t>
-      </w:r>
-    </w:p>
-    <w:p/>
-    <w:p>
-      <w:r>
-        <w:rPr>
-          <w:rFonts w:ascii="맑은 고딕" w:hAnsi="맑은 고딕"/>
-          <w:b/>
-          <w:color w:val="00467F"/>
-          <w:sz w:val="24"/>
-          <w:rFonts w:eastAsia="맑은 고딕"/>
-        </w:rPr>
-        <w:t>1. 계정 계층 (7종)</w:t>
-      </w:r>
-    </w:p>
-    <w:p>
-      <w:r>
-        <w:rPr>
-          <w:rFonts w:ascii="맑은 고딕" w:hAnsi="맑은 고딕"/>
-          <w:b w:val="0"/>
-          <w:sz w:val="18"/>
-          <w:rFonts w:eastAsia="맑은 고딕"/>
-        </w:rPr>
-        <w:t>※ 의사는 계정 계층이 아니다. 화상상담 초대링크 게스트 또는 의료기관 계정으로 참여한다.</w:t>
-      </w:r>
-    </w:p>
-    <w:tbl>
-      <w:tblPr>
-        <w:tblW w:type="auto" w:w="0"/>
-        <w:tblLook w:firstColumn="1" w:firstRow="1" w:lastColumn="0" w:lastRow="0" w:noHBand="0" w:noVBand="1" w:val="04A0"/>
-        <w:tblBorders>
-          <w:top w:val="single" w:sz="4" w:color="999999"/>
-          <w:left w:val="single" w:sz="4" w:color="999999"/>
-          <w:bottom w:val="single" w:sz="4" w:color="999999"/>
-          <w:right w:val="single" w:sz="4" w:color="999999"/>
-          <w:insideH w:val="single" w:sz="4" w:color="999999"/>
-          <w:insideV w:val="single" w:sz="4" w:color="999999"/>
-        </w:tblBorders>
-      </w:tblPr>
-      <w:tblGrid>
-        <w:gridCol w:w="2166"/>
-        <w:gridCol w:w="2166"/>
-        <w:gridCol w:w="2166"/>
-        <w:gridCol w:w="2166"/>
-      </w:tblGrid>
-      <w:tr>
-        <w:tc>
-          <w:tcPr>
-            <w:tcW w:type="dxa" w:w="2166"/>
-            <w:shd w:val="clear" w:color="auto" w:fill="00467F"/>
-          </w:tcPr>
-          <w:p>
-            <w:r/>
-            <w:r>
-              <w:rPr>
-                <w:rFonts w:ascii="맑은 고딕" w:hAnsi="맑은 고딕"/>
-                <w:b/>
-                <w:color w:val="FFFFFF"/>
-                <w:sz w:val="18"/>
-                <w:rFonts w:eastAsia="맑은 고딕"/>
-              </w:rPr>
-              <w:t>계층</w:t>
-            </w:r>
-          </w:p>
-        </w:tc>
-        <w:tc>
-          <w:tcPr>
-            <w:tcW w:type="dxa" w:w="2166"/>
-            <w:shd w:val="clear" w:color="auto" w:fill="00467F"/>
-          </w:tcPr>
-          <w:p>
-            <w:r/>
-            <w:r>
-              <w:rPr>
-                <w:rFonts w:ascii="맑은 고딕" w:hAnsi="맑은 고딕"/>
-                <w:b/>
-                <w:color w:val="FFFFFF"/>
-                <w:sz w:val="18"/>
-                <w:rFonts w:eastAsia="맑은 고딕"/>
-              </w:rPr>
-              <w:t>권한 저장</w:t>
-            </w:r>
-          </w:p>
-        </w:tc>
-        <w:tc>
-          <w:tcPr>
-            <w:tcW w:type="dxa" w:w="2166"/>
-            <w:shd w:val="clear" w:color="auto" w:fill="00467F"/>
-          </w:tcPr>
-          <w:p>
-            <w:r/>
-            <w:r>
-              <w:rPr>
-                <w:rFonts w:ascii="맑은 고딕" w:hAnsi="맑은 고딕"/>
-                <w:b/>
-                <w:color w:val="FFFFFF"/>
-                <w:sz w:val="18"/>
-                <w:rFonts w:eastAsia="맑은 고딕"/>
-              </w:rPr>
-              <w:t>전용 화면</w:t>
-            </w:r>
-          </w:p>
-        </w:tc>
-        <w:tc>
-          <w:tcPr>
-            <w:tcW w:type="dxa" w:w="2166"/>
-            <w:shd w:val="clear" w:color="auto" w:fill="00467F"/>
-          </w:tcPr>
-          <w:p>
-            <w:r/>
-            <w:r>
-              <w:rPr>
-                <w:rFonts w:ascii="맑은 고딕" w:hAnsi="맑은 고딕"/>
-                <w:b/>
-                <w:color w:val="FFFFFF"/>
-                <w:sz w:val="18"/>
-                <w:rFonts w:eastAsia="맑은 고딕"/>
-              </w:rPr>
-              <w:t>설명</w:t>
-            </w:r>
-          </w:p>
-        </w:tc>
-      </w:tr>
-      <w:tr>
-        <w:tc>
-          <w:tcPr>
-            <w:tcW w:type="dxa" w:w="2166"/>
-          </w:tcPr>
-          <w:p>
-            <w:r/>
-            <w:r>
-              <w:rPr>
-                <w:rFonts w:ascii="맑은 고딕" w:hAnsi="맑은 고딕"/>
-                <w:b/>
-                <w:sz w:val="18"/>
-                <w:rFonts w:eastAsia="맑은 고딕"/>
-              </w:rPr>
-              <w:t>비회원(게스트)</w:t>
-            </w:r>
-          </w:p>
-        </w:tc>
-        <w:tc>
-          <w:tcPr>
-            <w:tcW w:type="dxa" w:w="2166"/>
-          </w:tcPr>
-          <w:p>
-            <w:r/>
-            <w:r>
-              <w:rPr>
-                <w:rFonts w:ascii="맑은 고딕" w:hAnsi="맑은 고딕"/>
-                <w:b w:val="0"/>
-                <w:sz w:val="18"/>
-                <w:rFonts w:eastAsia="맑은 고딕"/>
-              </w:rPr>
-              <w:t>초대링크 토큰</w:t>
-            </w:r>
-          </w:p>
-        </w:tc>
-        <w:tc>
-          <w:tcPr>
-            <w:tcW w:type="dxa" w:w="2166"/>
-          </w:tcPr>
-          <w:p>
-            <w:r/>
-            <w:r>
-              <w:rPr>
-                <w:rFonts w:ascii="맑은 고딕" w:hAnsi="맑은 고딕"/>
-                <w:b w:val="0"/>
-                <w:sz w:val="18"/>
-                <w:rFonts w:eastAsia="맑은 고딕"/>
-              </w:rPr>
-              <w:t>—</w:t>
-            </w:r>
-          </w:p>
-        </w:tc>
-        <w:tc>
-          <w:tcPr>
-            <w:tcW w:type="dxa" w:w="2166"/>
-          </w:tcPr>
-          <w:p>
-            <w:r/>
-            <w:r>
-              <w:rPr>
-                <w:rFonts w:ascii="맑은 고딕" w:hAnsi="맑은 고딕"/>
-                <w:b w:val="0"/>
-                <w:sz w:val="18"/>
-                <w:rFonts w:eastAsia="맑은 고딕"/>
-              </w:rPr>
-              <w:t>계정 없이 화상상담 초대링크로만 상담방 입장. 의료진·통역사가 이 방식으로 참여.</w:t>
-            </w:r>
-          </w:p>
-        </w:tc>
-      </w:tr>
-      <w:tr>
-        <w:tc>
-          <w:tcPr>
-            <w:tcW w:type="dxa" w:w="2166"/>
-          </w:tcPr>
-          <w:p>
-            <w:r/>
-            <w:r>
-              <w:rPr>
-                <w:rFonts w:ascii="맑은 고딕" w:hAnsi="맑은 고딕"/>
-                <w:b/>
-                <w:sz w:val="18"/>
-                <w:rFonts w:eastAsia="맑은 고딕"/>
-              </w:rPr>
-              <w:t>사용자(환자)</w:t>
-            </w:r>
-          </w:p>
-        </w:tc>
-        <w:tc>
-          <w:tcPr>
-            <w:tcW w:type="dxa" w:w="2166"/>
-          </w:tcPr>
-          <w:p>
-            <w:r/>
-            <w:r>
-              <w:rPr>
-                <w:rFonts w:ascii="맑은 고딕" w:hAnsi="맑은 고딕"/>
-                <w:b w:val="0"/>
-                <w:sz w:val="18"/>
-                <w:rFonts w:eastAsia="맑은 고딕"/>
-              </w:rPr>
-              <w:t>로그인 계정(기본값)</w:t>
-            </w:r>
-          </w:p>
-        </w:tc>
-        <w:tc>
-          <w:tcPr>
-            <w:tcW w:type="dxa" w:w="2166"/>
-          </w:tcPr>
-          <w:p>
-            <w:r/>
-            <w:r>
-              <w:rPr>
-                <w:rFonts w:ascii="맑은 고딕" w:hAnsi="맑은 고딕"/>
-                <w:b w:val="0"/>
-                <w:sz w:val="18"/>
-                <w:rFonts w:eastAsia="맑은 고딕"/>
-              </w:rPr>
-              <w:t>/patient</w:t>
-            </w:r>
-          </w:p>
-        </w:tc>
-        <w:tc>
-          <w:tcPr>
-            <w:tcW w:type="dxa" w:w="2166"/>
-          </w:tcPr>
-          <w:p>
-            <w:r/>
-            <w:r>
-              <w:rPr>
-                <w:rFonts w:ascii="맑은 고딕" w:hAnsi="맑은 고딕"/>
-                <w:b w:val="0"/>
-                <w:sz w:val="18"/>
-                <w:rFonts w:eastAsia="맑은 고딕"/>
-              </w:rPr>
-              <w:t>문의·상담·사후관리. 별도 역할 없음이 기본.</w:t>
-            </w:r>
-          </w:p>
-        </w:tc>
-      </w:tr>
-      <w:tr>
-        <w:tc>
-          <w:tcPr>
-            <w:tcW w:type="dxa" w:w="2166"/>
-          </w:tcPr>
-          <w:p>
-            <w:r/>
-            <w:r>
-              <w:rPr>
-                <w:rFonts w:ascii="맑은 고딕" w:hAnsi="맑은 고딕"/>
-                <w:b/>
-                <w:sz w:val="18"/>
-                <w:rFonts w:eastAsia="맑은 고딕"/>
-              </w:rPr>
-              <w:t>코디네이터</w:t>
-            </w:r>
-          </w:p>
-        </w:tc>
-        <w:tc>
-          <w:tcPr>
-            <w:tcW w:type="dxa" w:w="2166"/>
-          </w:tcPr>
-          <w:p>
-            <w:r/>
-            <w:r>
-              <w:rPr>
-                <w:rFonts w:ascii="맑은 고딕" w:hAnsi="맑은 고딕"/>
-                <w:b w:val="0"/>
-                <w:sz w:val="18"/>
-                <w:rFonts w:eastAsia="맑은 고딕"/>
-              </w:rPr>
-              <w:t>app_metadata.role</w:t>
-            </w:r>
-          </w:p>
-        </w:tc>
-        <w:tc>
-          <w:tcPr>
-            <w:tcW w:type="dxa" w:w="2166"/>
-          </w:tcPr>
-          <w:p>
-            <w:r/>
-            <w:r>
-              <w:rPr>
-                <w:rFonts w:ascii="맑은 고딕" w:hAnsi="맑은 고딕"/>
-                <w:b w:val="0"/>
-                <w:sz w:val="18"/>
-                <w:rFonts w:eastAsia="맑은 고딕"/>
-              </w:rPr>
-              <w:t>/coordinator</w:t>
-            </w:r>
-          </w:p>
-        </w:tc>
-        <w:tc>
-          <w:tcPr>
-            <w:tcW w:type="dxa" w:w="2166"/>
-          </w:tcPr>
-          <w:p>
-            <w:r/>
-            <w:r>
-              <w:rPr>
-                <w:rFonts w:ascii="맑은 고딕" w:hAnsi="맑은 고딕"/>
-                <w:b w:val="0"/>
-                <w:sz w:val="18"/>
-                <w:rFonts w:eastAsia="맑은 고딕"/>
-              </w:rPr>
-              <w:t>내부 스태프. 환자 여정·상담 일정·증상 알림 관리.</w:t>
-            </w:r>
-          </w:p>
-        </w:tc>
-      </w:tr>
-      <w:tr>
-        <w:tc>
-          <w:tcPr>
-            <w:tcW w:type="dxa" w:w="2166"/>
-          </w:tcPr>
-          <w:p>
-            <w:r/>
-            <w:r>
-              <w:rPr>
-                <w:rFonts w:ascii="맑은 고딕" w:hAnsi="맑은 고딕"/>
-                <w:b/>
-                <w:sz w:val="18"/>
-                <w:rFonts w:eastAsia="맑은 고딕"/>
-              </w:rPr>
-              <w:t>관리자</w:t>
-            </w:r>
-          </w:p>
-        </w:tc>
-        <w:tc>
-          <w:tcPr>
-            <w:tcW w:type="dxa" w:w="2166"/>
-          </w:tcPr>
-          <w:p>
-            <w:r/>
-            <w:r>
-              <w:rPr>
-                <w:rFonts w:ascii="맑은 고딕" w:hAnsi="맑은 고딕"/>
-                <w:b w:val="0"/>
-                <w:sz w:val="18"/>
-                <w:rFonts w:eastAsia="맑은 고딕"/>
-              </w:rPr>
-              <w:t>app_metadata.role</w:t>
-            </w:r>
-          </w:p>
-        </w:tc>
-        <w:tc>
-          <w:tcPr>
-            <w:tcW w:type="dxa" w:w="2166"/>
-          </w:tcPr>
-          <w:p>
-            <w:r/>
-            <w:r>
-              <w:rPr>
-                <w:rFonts w:ascii="맑은 고딕" w:hAnsi="맑은 고딕"/>
-                <w:b w:val="0"/>
-                <w:sz w:val="18"/>
-                <w:rFonts w:eastAsia="맑은 고딕"/>
-              </w:rPr>
-              <w:t>/admin</w:t>
-            </w:r>
-          </w:p>
-        </w:tc>
-        <w:tc>
-          <w:tcPr>
-            <w:tcW w:type="dxa" w:w="2166"/>
-          </w:tcPr>
-          <w:p>
-            <w:r/>
-            <w:r>
-              <w:rPr>
-                <w:rFonts w:ascii="맑은 고딕" w:hAnsi="맑은 고딕"/>
-                <w:b w:val="0"/>
-                <w:sz w:val="18"/>
-                <w:rFonts w:eastAsia="맑은 고딕"/>
-              </w:rPr>
-              <w:t>운영자. 전체 권한. 통합 콘솔에서 코디 화면까지 포함.</w:t>
-            </w:r>
-          </w:p>
-        </w:tc>
-      </w:tr>
-      <w:tr>
-        <w:tc>
-          <w:tcPr>
-            <w:tcW w:type="dxa" w:w="2166"/>
-          </w:tcPr>
-          <w:p>
-            <w:r/>
-            <w:r>
-              <w:rPr>
-                <w:rFonts w:ascii="맑은 고딕" w:hAnsi="맑은 고딕"/>
-                <w:b/>
-                <w:sz w:val="18"/>
-                <w:rFonts w:eastAsia="맑은 고딕"/>
-              </w:rPr>
-              <w:t>국내 의료기관</w:t>
-            </w:r>
-          </w:p>
-        </w:tc>
-        <w:tc>
-          <w:tcPr>
-            <w:tcW w:type="dxa" w:w="2166"/>
-          </w:tcPr>
-          <w:p>
-            <w:r/>
-            <w:r>
-              <w:rPr>
-                <w:rFonts w:ascii="맑은 고딕" w:hAnsi="맑은 고딕"/>
-                <w:b w:val="0"/>
-                <w:sz w:val="18"/>
-                <w:rFonts w:eastAsia="맑은 고딕"/>
-              </w:rPr>
-              <w:t>hospital_users 테이블</w:t>
-            </w:r>
-          </w:p>
-        </w:tc>
-        <w:tc>
-          <w:tcPr>
-            <w:tcW w:type="dxa" w:w="2166"/>
-          </w:tcPr>
-          <w:p>
-            <w:r/>
-            <w:r>
-              <w:rPr>
-                <w:rFonts w:ascii="맑은 고딕" w:hAnsi="맑은 고딕"/>
-                <w:b w:val="0"/>
-                <w:sz w:val="18"/>
-                <w:rFonts w:eastAsia="맑은 고딕"/>
-              </w:rPr>
-              <w:t>/hospital</w:t>
-            </w:r>
-          </w:p>
-        </w:tc>
-        <w:tc>
-          <w:tcPr>
-            <w:tcW w:type="dxa" w:w="2166"/>
-          </w:tcPr>
-          <w:p>
-            <w:r/>
-            <w:r>
-              <w:rPr>
-                <w:rFonts w:ascii="맑은 고딕" w:hAnsi="맑은 고딕"/>
-                <w:b w:val="0"/>
-                <w:sz w:val="18"/>
-                <w:rFonts w:eastAsia="맑은 고딕"/>
-              </w:rPr>
-              <w:t>제휴 한국 병원 담당자(owner/manager/viewer). 리드·프로필·치료정보 관리.</w:t>
-            </w:r>
-          </w:p>
-        </w:tc>
-      </w:tr>
-      <w:tr>
-        <w:tc>
-          <w:tcPr>
-            <w:tcW w:type="dxa" w:w="2166"/>
-          </w:tcPr>
-          <w:p>
-            <w:r/>
-            <w:r>
-              <w:rPr>
-                <w:rFonts w:ascii="맑은 고딕" w:hAnsi="맑은 고딕"/>
-                <w:b/>
-                <w:sz w:val="18"/>
-                <w:rFonts w:eastAsia="맑은 고딕"/>
-              </w:rPr>
-              <w:t>해외 에이전시</w:t>
-            </w:r>
-          </w:p>
-        </w:tc>
-        <w:tc>
-          <w:tcPr>
-            <w:tcW w:type="dxa" w:w="2166"/>
-          </w:tcPr>
-          <w:p>
-            <w:r/>
-            <w:r>
-              <w:rPr>
-                <w:rFonts w:ascii="맑은 고딕" w:hAnsi="맑은 고딕"/>
-                <w:b w:val="0"/>
-                <w:sz w:val="18"/>
-                <w:rFonts w:eastAsia="맑은 고딕"/>
-              </w:rPr>
-              <w:t>agency_users + partner_type</w:t>
-            </w:r>
-          </w:p>
-        </w:tc>
-        <w:tc>
-          <w:tcPr>
-            <w:tcW w:type="dxa" w:w="2166"/>
-          </w:tcPr>
-          <w:p>
-            <w:r/>
-            <w:r>
-              <w:rPr>
-                <w:rFonts w:ascii="맑은 고딕" w:hAnsi="맑은 고딕"/>
-                <w:b w:val="0"/>
-                <w:sz w:val="18"/>
-                <w:rFonts w:eastAsia="맑은 고딕"/>
-              </w:rPr>
-              <w:t>/agency</w:t>
-            </w:r>
-          </w:p>
-        </w:tc>
-        <w:tc>
-          <w:tcPr>
-            <w:tcW w:type="dxa" w:w="2166"/>
-          </w:tcPr>
-          <w:p>
-            <w:r/>
-            <w:r>
-              <w:rPr>
-                <w:rFonts w:ascii="맑은 고딕" w:hAnsi="맑은 고딕"/>
-                <w:b w:val="0"/>
-                <w:sz w:val="18"/>
-                <w:rFonts w:eastAsia="맑은 고딕"/>
-              </w:rPr>
-              <w:t>해외 환자 유치 파트너. 의뢰 환자 진행상황 조회.</w:t>
-            </w:r>
-          </w:p>
-        </w:tc>
-      </w:tr>
-      <w:tr>
-        <w:tc>
-          <w:tcPr>
-            <w:tcW w:type="dxa" w:w="2166"/>
-          </w:tcPr>
-          <w:p>
-            <w:r/>
-            <w:r>
-              <w:rPr>
-                <w:rFonts w:ascii="맑은 고딕" w:hAnsi="맑은 고딕"/>
-                <w:b/>
-                <w:sz w:val="18"/>
-                <w:rFonts w:eastAsia="맑은 고딕"/>
-              </w:rPr>
-              <w:t>해외 의료기관</w:t>
-            </w:r>
-          </w:p>
-        </w:tc>
-        <w:tc>
-          <w:tcPr>
-            <w:tcW w:type="dxa" w:w="2166"/>
-          </w:tcPr>
-          <w:p>
-            <w:r/>
-            <w:r>
-              <w:rPr>
-                <w:rFonts w:ascii="맑은 고딕" w:hAnsi="맑은 고딕"/>
-                <w:b w:val="0"/>
-                <w:sz w:val="18"/>
-                <w:rFonts w:eastAsia="맑은 고딕"/>
-              </w:rPr>
-              <w:t>agency_users + partner_type</w:t>
-            </w:r>
-          </w:p>
-        </w:tc>
-        <w:tc>
-          <w:tcPr>
-            <w:tcW w:type="dxa" w:w="2166"/>
-          </w:tcPr>
-          <w:p>
-            <w:r/>
-            <w:r>
-              <w:rPr>
-                <w:rFonts w:ascii="맑은 고딕" w:hAnsi="맑은 고딕"/>
-                <w:b w:val="0"/>
-                <w:sz w:val="18"/>
-                <w:rFonts w:eastAsia="맑은 고딕"/>
-              </w:rPr>
-              <w:t>/clinic</w:t>
-            </w:r>
-          </w:p>
-        </w:tc>
-        <w:tc>
-          <w:tcPr>
-            <w:tcW w:type="dxa" w:w="2166"/>
-          </w:tcPr>
-          <w:p>
-            <w:r/>
-            <w:r>
-              <w:rPr>
-                <w:rFonts w:ascii="맑은 고딕" w:hAnsi="맑은 고딕"/>
-                <w:b w:val="0"/>
-                <w:sz w:val="18"/>
-                <w:rFonts w:eastAsia="맑은 고딕"/>
-              </w:rPr>
-              <w:t>환자를 한국으로 의뢰하는 현지 병원. 경과·검사결과 전송 주체.</w:t>
-            </w:r>
-          </w:p>
-        </w:tc>
-      </w:tr>
-    </w:tbl>
-    <w:p/>
-    <w:p>
-      <w:r>
-        <w:rPr>
-          <w:rFonts w:ascii="맑은 고딕" w:hAnsi="맑은 고딕"/>
-          <w:b/>
-          <w:color w:val="00467F"/>
-          <w:sz w:val="24"/>
-          <w:rFonts w:eastAsia="맑은 고딕"/>
-        </w:rPr>
-        <w:t>4. 화면 경로 정정 내역</w:t>
-      </w:r>
-    </w:p>
-    <w:p>
-      <w:r>
-        <w:rPr>
-          <w:rFonts w:ascii="맑은 고딕" w:hAnsi="맑은 고딕"/>
-          <w:b w:val="0"/>
-          <w:sz w:val="18"/>
-          <w:rFonts w:eastAsia="맑은 고딕"/>
-        </w:rPr>
-        <w:t>본문에 남아 있던 옛 화면 안내는 아래 기준으로 현행에 맞게 정정하였다. 폐지된 경로는 혼동을 막기 위해 그대로 표기하지 않는다.</w:t>
-      </w:r>
-    </w:p>
-    <w:tbl>
-      <w:tblPr>
-        <w:tblW w:type="auto" w:w="0"/>
-        <w:tblLook w:firstColumn="1" w:firstRow="1" w:lastColumn="0" w:lastRow="0" w:noHBand="0" w:noVBand="1" w:val="04A0"/>
-        <w:tblBorders>
-          <w:top w:val="single" w:sz="4" w:color="999999"/>
-          <w:left w:val="single" w:sz="4" w:color="999999"/>
-          <w:bottom w:val="single" w:sz="4" w:color="999999"/>
-          <w:right w:val="single" w:sz="4" w:color="999999"/>
-          <w:insideH w:val="single" w:sz="4" w:color="999999"/>
-          <w:insideV w:val="single" w:sz="4" w:color="999999"/>
-        </w:tblBorders>
-      </w:tblPr>
-      <w:tblGrid>
-        <w:gridCol w:w="2889"/>
-        <w:gridCol w:w="2889"/>
-        <w:gridCol w:w="2889"/>
-      </w:tblGrid>
-      <w:tr>
-        <w:tc>
-          <w:tcPr>
-            <w:tcW w:type="dxa" w:w="2889"/>
-            <w:shd w:val="clear" w:color="auto" w:fill="00467F"/>
-          </w:tcPr>
-          <w:p>
-            <w:r/>
-            <w:r>
-              <w:rPr>
-                <w:rFonts w:ascii="맑은 고딕" w:hAnsi="맑은 고딕"/>
-                <w:b/>
-                <w:color w:val="FFFFFF"/>
-                <w:sz w:val="18"/>
-                <w:rFonts w:eastAsia="맑은 고딕"/>
-              </w:rPr>
-              <w:t>현행 화면</w:t>
-            </w:r>
-          </w:p>
-        </w:tc>
-        <w:tc>
-          <w:tcPr>
-            <w:tcW w:type="dxa" w:w="2889"/>
-            <w:shd w:val="clear" w:color="auto" w:fill="00467F"/>
-          </w:tcPr>
-          <w:p>
-            <w:r/>
-            <w:r>
-              <w:rPr>
-                <w:rFonts w:ascii="맑은 고딕" w:hAnsi="맑은 고딕"/>
-                <w:b/>
-                <w:color w:val="FFFFFF"/>
-                <w:sz w:val="18"/>
-                <w:rFonts w:eastAsia="맑은 고딕"/>
-              </w:rPr>
-              <w:t>대체한 옛 화면</w:t>
-            </w:r>
-          </w:p>
-        </w:tc>
-        <w:tc>
-          <w:tcPr>
-            <w:tcW w:type="dxa" w:w="2889"/>
-            <w:shd w:val="clear" w:color="auto" w:fill="00467F"/>
-          </w:tcPr>
-          <w:p>
-            <w:r/>
-            <w:r>
-              <w:rPr>
-                <w:rFonts w:ascii="맑은 고딕" w:hAnsi="맑은 고딕"/>
-                <w:b/>
-                <w:color w:val="FFFFFF"/>
-                <w:sz w:val="18"/>
-                <w:rFonts w:eastAsia="맑은 고딕"/>
-              </w:rPr>
-              <w:t>사유</w:t>
-            </w:r>
-          </w:p>
-        </w:tc>
-      </w:tr>
-      <w:tr>
-        <w:tc>
-          <w:tcPr>
-            <w:tcW w:type="dxa" w:w="2889"/>
-          </w:tcPr>
-          <w:p>
-            <w:r/>
-            <w:r>
-              <w:rPr>
-                <w:rFonts w:ascii="맑은 고딕" w:hAnsi="맑은 고딕"/>
-                <w:b/>
-                <w:sz w:val="18"/>
-                <w:rFonts w:eastAsia="맑은 고딕"/>
-              </w:rPr>
-              <w:t>/inquiry</w:t>
-            </w:r>
-          </w:p>
-        </w:tc>
-        <w:tc>
-          <w:tcPr>
-            <w:tcW w:type="dxa" w:w="2889"/>
-          </w:tcPr>
-          <w:p>
-            <w:r/>
-            <w:r>
-              <w:rPr>
-                <w:rFonts w:ascii="맑은 고딕" w:hAnsi="맑은 고딕"/>
-                <w:b w:val="0"/>
-                <w:sz w:val="18"/>
-                <w:rFonts w:eastAsia="맑은 고딕"/>
-              </w:rPr>
-              <w:t>인테이크 화면(별도 경로)</w:t>
-            </w:r>
-          </w:p>
-        </w:tc>
-        <w:tc>
-          <w:tcPr>
-            <w:tcW w:type="dxa" w:w="2889"/>
-          </w:tcPr>
-          <w:p>
-            <w:r/>
-            <w:r>
-              <w:rPr>
-                <w:rFonts w:ascii="맑은 고딕" w:hAnsi="맑은 고딕"/>
-                <w:b w:val="0"/>
-                <w:sz w:val="18"/>
-                <w:rFonts w:eastAsia="맑은 고딕"/>
-              </w:rPr>
-              <w:t>통합 문의 퍼널로 통폐합(영구 리디렉트). 옛 화면은 보관 처리.</w:t>
-            </w:r>
-          </w:p>
-        </w:tc>
-      </w:tr>
-      <w:tr>
-        <w:tc>
-          <w:tcPr>
-            <w:tcW w:type="dxa" w:w="2889"/>
-          </w:tcPr>
-          <w:p>
-            <w:r/>
-            <w:r>
-              <w:rPr>
-                <w:rFonts w:ascii="맑은 고딕" w:hAnsi="맑은 고딕"/>
-                <w:b/>
-                <w:sz w:val="18"/>
-                <w:rFonts w:eastAsia="맑은 고딕"/>
-              </w:rPr>
-              <w:t>/inquiry</w:t>
-            </w:r>
-          </w:p>
-        </w:tc>
-        <w:tc>
-          <w:tcPr>
-            <w:tcW w:type="dxa" w:w="2889"/>
-          </w:tcPr>
-          <w:p>
-            <w:r/>
-            <w:r>
-              <w:rPr>
-                <w:rFonts w:ascii="맑은 고딕" w:hAnsi="맑은 고딕"/>
-                <w:b w:val="0"/>
-                <w:sz w:val="18"/>
-                <w:rFonts w:eastAsia="맑은 고딕"/>
-              </w:rPr>
-              <w:t>상담 시작 화면(별도 경로)</w:t>
-            </w:r>
-          </w:p>
-        </w:tc>
-        <w:tc>
-          <w:tcPr>
-            <w:tcW w:type="dxa" w:w="2889"/>
-          </w:tcPr>
-          <w:p>
-            <w:r/>
-            <w:r>
-              <w:rPr>
-                <w:rFonts w:ascii="맑은 고딕" w:hAnsi="맑은 고딕"/>
-                <w:b w:val="0"/>
-                <w:sz w:val="18"/>
-                <w:rFonts w:eastAsia="맑은 고딕"/>
-              </w:rPr>
-              <w:t>통합 문의 퍼널로 통폐합(영구 리디렉트).</w:t>
-            </w:r>
-          </w:p>
-        </w:tc>
-      </w:tr>
-      <w:tr>
-        <w:tc>
-          <w:tcPr>
-            <w:tcW w:type="dxa" w:w="2889"/>
-          </w:tcPr>
-          <w:p>
-            <w:r/>
-            <w:r>
-              <w:rPr>
-                <w:rFonts w:ascii="맑은 고딕" w:hAnsi="맑은 고딕"/>
-                <w:b/>
-                <w:sz w:val="18"/>
-                <w:rFonts w:eastAsia="맑은 고딕"/>
-              </w:rPr>
-              <w:t>/hospital</w:t>
-            </w:r>
-          </w:p>
-        </w:tc>
-        <w:tc>
-          <w:tcPr>
-            <w:tcW w:type="dxa" w:w="2889"/>
-          </w:tcPr>
-          <w:p>
-            <w:r/>
-            <w:r>
-              <w:rPr>
-                <w:rFonts w:ascii="맑은 고딕" w:hAnsi="맑은 고딕"/>
-                <w:b w:val="0"/>
-                <w:sz w:val="18"/>
-                <w:rFonts w:eastAsia="맑은 고딕"/>
-              </w:rPr>
-              <w:t>파트너 포털 경로</w:t>
-            </w:r>
-          </w:p>
-        </w:tc>
-        <w:tc>
-          <w:tcPr>
-            <w:tcW w:type="dxa" w:w="2889"/>
-          </w:tcPr>
-          <w:p>
-            <w:r/>
-            <w:r>
-              <w:rPr>
-                <w:rFonts w:ascii="맑은 고딕" w:hAnsi="맑은 고딕"/>
-                <w:b w:val="0"/>
-                <w:sz w:val="18"/>
-                <w:rFonts w:eastAsia="맑은 고딕"/>
-              </w:rPr>
-              <w:t>국내 의료기관 포털로 개명. 옛 경로는 존재하지 않음.</w:t>
-            </w:r>
-          </w:p>
-        </w:tc>
-      </w:tr>
-      <w:tr>
-        <w:tc>
-          <w:tcPr>
-            <w:tcW w:type="dxa" w:w="2889"/>
-          </w:tcPr>
-          <w:p>
-            <w:r/>
-            <w:r>
-              <w:rPr>
-                <w:rFonts w:ascii="맑은 고딕" w:hAnsi="맑은 고딕"/>
-                <w:b/>
-                <w:sz w:val="18"/>
-                <w:rFonts w:eastAsia="맑은 고딕"/>
-              </w:rPr>
-              <w:t>(폐지)</w:t>
-            </w:r>
-          </w:p>
-        </w:tc>
-        <w:tc>
-          <w:tcPr>
-            <w:tcW w:type="dxa" w:w="2889"/>
-          </w:tcPr>
-          <w:p>
-            <w:r/>
-            <w:r>
-              <w:rPr>
-                <w:rFonts w:ascii="맑은 고딕" w:hAnsi="맑은 고딕"/>
-                <w:b w:val="0"/>
-                <w:sz w:val="18"/>
-                <w:rFonts w:eastAsia="맑은 고딕"/>
-              </w:rPr>
-              <w:t>의사 전용 화면</w:t>
-            </w:r>
-          </w:p>
-        </w:tc>
-        <w:tc>
-          <w:tcPr>
-            <w:tcW w:type="dxa" w:w="2889"/>
-          </w:tcPr>
-          <w:p>
-            <w:r/>
-            <w:r>
-              <w:rPr>
-                <w:rFonts w:ascii="맑은 고딕" w:hAnsi="맑은 고딕"/>
-                <w:b w:val="0"/>
-                <w:sz w:val="18"/>
-                <w:rFonts w:eastAsia="맑은 고딕"/>
-              </w:rPr>
-              <w:t>의사 계정 계층 폐지. 화상상담 초대링크 또는 병원 계정으로 참여.</w:t>
-            </w:r>
-          </w:p>
-        </w:tc>
-      </w:tr>
-      <w:tr>
-        <w:tc>
-          <w:tcPr>
-            <w:tcW w:type="dxa" w:w="2889"/>
-          </w:tcPr>
-          <w:p>
-            <w:r/>
-            <w:r>
-              <w:rPr>
-                <w:rFonts w:ascii="맑은 고딕" w:hAnsi="맑은 고딕"/>
-                <w:b/>
-                <w:sz w:val="18"/>
-                <w:rFonts w:eastAsia="맑은 고딕"/>
-              </w:rPr>
-              <w:t>/</w:t>
-            </w:r>
-          </w:p>
-        </w:tc>
-        <w:tc>
-          <w:tcPr>
-            <w:tcW w:type="dxa" w:w="2889"/>
-          </w:tcPr>
-          <w:p>
-            <w:r/>
-            <w:r>
-              <w:rPr>
-                <w:rFonts w:ascii="맑은 고딕" w:hAnsi="맑은 고딕"/>
-                <w:b w:val="0"/>
-                <w:sz w:val="18"/>
-                <w:rFonts w:eastAsia="맑은 고딕"/>
-              </w:rPr>
-              <w:t>후기 화면</w:t>
-            </w:r>
-          </w:p>
-        </w:tc>
-        <w:tc>
-          <w:tcPr>
-            <w:tcW w:type="dxa" w:w="2889"/>
-          </w:tcPr>
-          <w:p>
-            <w:r/>
-            <w:r>
-              <w:rPr>
-                <w:rFonts w:ascii="맑은 고딕" w:hAnsi="맑은 고딕"/>
-                <w:b w:val="0"/>
-                <w:sz w:val="18"/>
-                <w:rFonts w:eastAsia="맑은 고딕"/>
-              </w:rPr>
-              <w:t>후기 화면 비활성(홈 리디렉트).</w:t>
-            </w:r>
-          </w:p>
-        </w:tc>
-      </w:tr>
-      <w:tr>
-        <w:tc>
-          <w:tcPr>
-            <w:tcW w:type="dxa" w:w="2889"/>
-          </w:tcPr>
-          <w:p>
-            <w:r/>
-            <w:r>
-              <w:rPr>
-                <w:rFonts w:ascii="맑은 고딕" w:hAnsi="맑은 고딕"/>
-                <w:b/>
-                <w:sz w:val="18"/>
-                <w:rFonts w:eastAsia="맑은 고딕"/>
-              </w:rPr>
-              <w:t>/hospitals</w:t>
-            </w:r>
-          </w:p>
-        </w:tc>
-        <w:tc>
-          <w:tcPr>
-            <w:tcW w:type="dxa" w:w="2889"/>
-          </w:tcPr>
-          <w:p>
-            <w:r/>
-            <w:r>
-              <w:rPr>
-                <w:rFonts w:ascii="맑은 고딕" w:hAnsi="맑은 고딕"/>
-                <w:b w:val="0"/>
-                <w:sz w:val="18"/>
-                <w:rFonts w:eastAsia="맑은 고딕"/>
-              </w:rPr>
-              <w:t>검색 화면</w:t>
-            </w:r>
-          </w:p>
-        </w:tc>
-        <w:tc>
-          <w:tcPr>
-            <w:tcW w:type="dxa" w:w="2889"/>
-          </w:tcPr>
-          <w:p>
-            <w:r/>
-            <w:r>
-              <w:rPr>
-                <w:rFonts w:ascii="맑은 고딕" w:hAnsi="맑은 고딕"/>
-                <w:b w:val="0"/>
-                <w:sz w:val="18"/>
-                <w:rFonts w:eastAsia="맑은 고딕"/>
-              </w:rPr>
-              <w:t>검색 화면 비활성(병원 목록으로 리디렉트).</w:t>
-            </w:r>
-          </w:p>
-        </w:tc>
-      </w:tr>
-    </w:tbl>
-    <w:p/>
-    <w:p>
-      <w:r>
-        <w:rPr>
-          <w:rFonts w:ascii="맑은 고딕" w:hAnsi="맑은 고딕"/>
-          <w:b/>
-          <w:color w:val="00467F"/>
-          <w:sz w:val="24"/>
-          <w:rFonts w:eastAsia="맑은 고딕"/>
-        </w:rPr>
-        <w:t>5. 성과지표 현황</w:t>
-      </w:r>
-    </w:p>
-    <w:p>
-      <w:r>
-        <w:rPr>
-          <w:rFonts w:ascii="맑은 고딕" w:hAnsi="맑은 고딕"/>
-          <w:b w:val="0"/>
-          <w:sz w:val="18"/>
-          <w:rFonts w:eastAsia="맑은 고딕"/>
-        </w:rPr>
-        <w:t>사후관리 계열(④⑤⑥)은 실환자가 치료 완료 단계에 도달해야 실적이 발생하는 구조이므로, 기능 구현 완료와 실데이터 축적은 별개 지표로 관리함. 자동 완료 처리 등 실적을 인위적으로 부풀리는 방식은 채택하지 아니함.</w:t>
-      </w:r>
-    </w:p>
-    <w:tbl>
-      <w:tblPr>
-        <w:tblW w:type="auto" w:w="0"/>
-        <w:tblLook w:firstColumn="1" w:firstRow="1" w:lastColumn="0" w:lastRow="0" w:noHBand="0" w:noVBand="1" w:val="04A0"/>
-        <w:tblBorders>
-          <w:top w:val="single" w:sz="4" w:color="999999"/>
-          <w:left w:val="single" w:sz="4" w:color="999999"/>
-          <w:bottom w:val="single" w:sz="4" w:color="999999"/>
-          <w:right w:val="single" w:sz="4" w:color="999999"/>
-          <w:insideH w:val="single" w:sz="4" w:color="999999"/>
-          <w:insideV w:val="single" w:sz="4" w:color="999999"/>
-        </w:tblBorders>
-      </w:tblPr>
-      <w:tblGrid>
-        <w:gridCol w:w="2889"/>
-        <w:gridCol w:w="2889"/>
-        <w:gridCol w:w="2889"/>
-      </w:tblGrid>
-      <w:tr>
-        <w:tc>
-          <w:tcPr>
-            <w:tcW w:type="dxa" w:w="2889"/>
-            <w:shd w:val="clear" w:color="auto" w:fill="00467F"/>
-          </w:tcPr>
-          <w:p>
-            <w:r/>
-            <w:r>
-              <w:rPr>
-                <w:rFonts w:ascii="맑은 고딕" w:hAnsi="맑은 고딕"/>
-                <w:b/>
-                <w:color w:val="FFFFFF"/>
-                <w:sz w:val="18"/>
-                <w:rFonts w:eastAsia="맑은 고딕"/>
-              </w:rPr>
-              <w:t>지표</w:t>
-            </w:r>
-          </w:p>
-        </w:tc>
-        <w:tc>
-          <w:tcPr>
-            <w:tcW w:type="dxa" w:w="2889"/>
-            <w:shd w:val="clear" w:color="auto" w:fill="00467F"/>
-          </w:tcPr>
-          <w:p>
-            <w:r/>
-            <w:r>
-              <w:rPr>
-                <w:rFonts w:ascii="맑은 고딕" w:hAnsi="맑은 고딕"/>
-                <w:b/>
-                <w:color w:val="FFFFFF"/>
-                <w:sz w:val="18"/>
-                <w:rFonts w:eastAsia="맑은 고딕"/>
-              </w:rPr>
-              <w:t>목표</w:t>
-            </w:r>
-          </w:p>
-        </w:tc>
-        <w:tc>
-          <w:tcPr>
-            <w:tcW w:type="dxa" w:w="2889"/>
-            <w:shd w:val="clear" w:color="auto" w:fill="00467F"/>
-          </w:tcPr>
-          <w:p>
-            <w:r/>
-            <w:r>
-              <w:rPr>
-                <w:rFonts w:ascii="맑은 고딕" w:hAnsi="맑은 고딕"/>
-                <w:b/>
-                <w:color w:val="FFFFFF"/>
-                <w:sz w:val="18"/>
-                <w:rFonts w:eastAsia="맑은 고딕"/>
-              </w:rPr>
-              <w:t>실적(2026. 8. 19.)</w:t>
-            </w:r>
-          </w:p>
-        </w:tc>
-      </w:tr>
-      <w:tr>
-        <w:tc>
-          <w:tcPr>
-            <w:tcW w:type="dxa" w:w="2889"/>
-          </w:tcPr>
-          <w:p>
-            <w:r/>
-            <w:r>
-              <w:rPr>
-                <w:rFonts w:ascii="맑은 고딕" w:hAnsi="맑은 고딕"/>
-                <w:b/>
-                <w:sz w:val="18"/>
-                <w:rFonts w:eastAsia="맑은 고딕"/>
-              </w:rPr>
-              <w:t>외국인환자 유치</w:t>
-            </w:r>
-          </w:p>
-        </w:tc>
-        <w:tc>
-          <w:tcPr>
-            <w:tcW w:type="dxa" w:w="2889"/>
-          </w:tcPr>
-          <w:p>
-            <w:r/>
-            <w:r>
-              <w:rPr>
-                <w:rFonts w:ascii="맑은 고딕" w:hAnsi="맑은 고딕"/>
-                <w:b w:val="0"/>
-                <w:sz w:val="18"/>
-                <w:rFonts w:eastAsia="맑은 고딕"/>
-              </w:rPr>
-              <w:t>12건</w:t>
-            </w:r>
-          </w:p>
-        </w:tc>
-        <w:tc>
-          <w:tcPr>
-            <w:tcW w:type="dxa" w:w="2889"/>
-          </w:tcPr>
-          <w:p>
-            <w:r/>
-            <w:r>
-              <w:rPr>
-                <w:rFonts w:ascii="맑은 고딕" w:hAnsi="맑은 고딕"/>
-                <w:b w:val="0"/>
-                <w:sz w:val="18"/>
-                <w:rFonts w:eastAsia="맑은 고딕"/>
-              </w:rPr>
-              <w:t>0건</w:t>
-            </w:r>
-          </w:p>
-        </w:tc>
-      </w:tr>
-      <w:tr>
-        <w:tc>
-          <w:tcPr>
-            <w:tcW w:type="dxa" w:w="2889"/>
-          </w:tcPr>
-          <w:p>
-            <w:r/>
-            <w:r>
-              <w:rPr>
-                <w:rFonts w:ascii="맑은 고딕" w:hAnsi="맑은 고딕"/>
-                <w:b/>
-                <w:sz w:val="18"/>
-                <w:rFonts w:eastAsia="맑은 고딕"/>
-              </w:rPr>
-              <w:t>사전상담</w:t>
-            </w:r>
-          </w:p>
-        </w:tc>
-        <w:tc>
-          <w:tcPr>
-            <w:tcW w:type="dxa" w:w="2889"/>
-          </w:tcPr>
-          <w:p>
-            <w:r/>
-            <w:r>
-              <w:rPr>
-                <w:rFonts w:ascii="맑은 고딕" w:hAnsi="맑은 고딕"/>
-                <w:b w:val="0"/>
-                <w:sz w:val="18"/>
-                <w:rFonts w:eastAsia="맑은 고딕"/>
-              </w:rPr>
-              <w:t>—</w:t>
-            </w:r>
-          </w:p>
-        </w:tc>
-        <w:tc>
-          <w:tcPr>
-            <w:tcW w:type="dxa" w:w="2889"/>
-          </w:tcPr>
-          <w:p>
-            <w:r/>
-            <w:r>
-              <w:rPr>
-                <w:rFonts w:ascii="맑은 고딕" w:hAnsi="맑은 고딕"/>
-                <w:b w:val="0"/>
-                <w:sz w:val="18"/>
-                <w:rFonts w:eastAsia="맑은 고딕"/>
-              </w:rPr>
-              <w:t>6건</w:t>
-            </w:r>
-          </w:p>
-        </w:tc>
-      </w:tr>
-      <w:tr>
-        <w:tc>
-          <w:tcPr>
-            <w:tcW w:type="dxa" w:w="2889"/>
-          </w:tcPr>
-          <w:p>
-            <w:r/>
-            <w:r>
-              <w:rPr>
-                <w:rFonts w:ascii="맑은 고딕" w:hAnsi="맑은 고딕"/>
-                <w:b/>
-                <w:sz w:val="18"/>
-                <w:rFonts w:eastAsia="맑은 고딕"/>
-              </w:rPr>
-              <w:t>사후관리</w:t>
-            </w:r>
-          </w:p>
-        </w:tc>
-        <w:tc>
-          <w:tcPr>
-            <w:tcW w:type="dxa" w:w="2889"/>
-          </w:tcPr>
-          <w:p>
-            <w:r/>
-            <w:r>
-              <w:rPr>
-                <w:rFonts w:ascii="맑은 고딕" w:hAnsi="맑은 고딕"/>
-                <w:b w:val="0"/>
-                <w:sz w:val="18"/>
-                <w:rFonts w:eastAsia="맑은 고딕"/>
-              </w:rPr>
-              <w:t>—</w:t>
-            </w:r>
-          </w:p>
-        </w:tc>
-        <w:tc>
-          <w:tcPr>
-            <w:tcW w:type="dxa" w:w="2889"/>
-          </w:tcPr>
-          <w:p>
-            <w:r/>
-            <w:r>
-              <w:rPr>
-                <w:rFonts w:ascii="맑은 고딕" w:hAnsi="맑은 고딕"/>
-                <w:b w:val="0"/>
-                <w:sz w:val="18"/>
-                <w:rFonts w:eastAsia="맑은 고딕"/>
-              </w:rPr>
-              <w:t>0건</w:t>
-            </w:r>
-          </w:p>
-        </w:tc>
-      </w:tr>
-      <w:tr>
-        <w:tc>
-          <w:tcPr>
-            <w:tcW w:type="dxa" w:w="2889"/>
-          </w:tcPr>
-          <w:p>
-            <w:r/>
-            <w:r>
-              <w:rPr>
-                <w:rFonts w:ascii="맑은 고딕" w:hAnsi="맑은 고딕"/>
-                <w:b/>
-                <w:sz w:val="18"/>
-                <w:rFonts w:eastAsia="맑은 고딕"/>
-              </w:rPr>
-              <w:t>사전상담+사후관리 합산</w:t>
-            </w:r>
-          </w:p>
-        </w:tc>
-        <w:tc>
-          <w:tcPr>
-            <w:tcW w:type="dxa" w:w="2889"/>
-          </w:tcPr>
-          <w:p>
-            <w:r/>
-            <w:r>
-              <w:rPr>
-                <w:rFonts w:ascii="맑은 고딕" w:hAnsi="맑은 고딕"/>
-                <w:b w:val="0"/>
-                <w:sz w:val="18"/>
-                <w:rFonts w:eastAsia="맑은 고딕"/>
-              </w:rPr>
-              <w:t>120건</w:t>
-            </w:r>
-          </w:p>
-        </w:tc>
-        <w:tc>
-          <w:tcPr>
-            <w:tcW w:type="dxa" w:w="2889"/>
-          </w:tcPr>
-          <w:p>
-            <w:r/>
-            <w:r>
-              <w:rPr>
-                <w:rFonts w:ascii="맑은 고딕" w:hAnsi="맑은 고딕"/>
-                <w:b w:val="0"/>
-                <w:sz w:val="18"/>
-                <w:rFonts w:eastAsia="맑은 고딕"/>
-              </w:rPr>
-              <w:t>6건</w:t>
-            </w:r>
-          </w:p>
-        </w:tc>
-      </w:tr>
-      <w:tr>
-        <w:tc>
-          <w:tcPr>
-            <w:tcW w:type="dxa" w:w="2889"/>
-          </w:tcPr>
-          <w:p>
-            <w:r/>
-            <w:r>
-              <w:rPr>
-                <w:rFonts w:ascii="맑은 고딕" w:hAnsi="맑은 고딕"/>
-                <w:b/>
-                <w:sz w:val="18"/>
-                <w:rFonts w:eastAsia="맑은 고딕"/>
-              </w:rPr>
-              <w:t>환자 만족도</w:t>
-            </w:r>
-          </w:p>
-        </w:tc>
-        <w:tc>
-          <w:tcPr>
-            <w:tcW w:type="dxa" w:w="2889"/>
-          </w:tcPr>
-          <w:p>
-            <w:r/>
-            <w:r>
-              <w:rPr>
-                <w:rFonts w:ascii="맑은 고딕" w:hAnsi="맑은 고딕"/>
-                <w:b w:val="0"/>
-                <w:sz w:val="18"/>
-                <w:rFonts w:eastAsia="맑은 고딕"/>
-              </w:rPr>
-              <w:t>90점</w:t>
-            </w:r>
-          </w:p>
-        </w:tc>
-        <w:tc>
-          <w:tcPr>
-            <w:tcW w:type="dxa" w:w="2889"/>
-          </w:tcPr>
-          <w:p>
-            <w:r/>
-            <w:r>
-              <w:rPr>
-                <w:rFonts w:ascii="맑은 고딕" w:hAnsi="맑은 고딕"/>
-                <w:b w:val="0"/>
-                <w:sz w:val="18"/>
-                <w:rFonts w:eastAsia="맑은 고딕"/>
-              </w:rPr>
-              <w:t>표본 0건</w:t>
-            </w:r>
-          </w:p>
-        </w:tc>
-      </w:tr>
-      <w:tr>
-        <w:tc>
-          <w:tcPr>
-            <w:tcW w:type="dxa" w:w="2889"/>
-          </w:tcPr>
-          <w:p>
-            <w:r/>
-            <w:r>
-              <w:rPr>
-                <w:rFonts w:ascii="맑은 고딕" w:hAnsi="맑은 고딕"/>
-                <w:b/>
-                <w:sz w:val="18"/>
-                <w:rFonts w:eastAsia="맑은 고딕"/>
-              </w:rPr>
-              <w:t>다국어 지원</w:t>
-            </w:r>
-          </w:p>
-        </w:tc>
-        <w:tc>
-          <w:tcPr>
-            <w:tcW w:type="dxa" w:w="2889"/>
-          </w:tcPr>
-          <w:p>
-            <w:r/>
-            <w:r>
-              <w:rPr>
-                <w:rFonts w:ascii="맑은 고딕" w:hAnsi="맑은 고딕"/>
-                <w:b w:val="0"/>
-                <w:sz w:val="18"/>
-                <w:rFonts w:eastAsia="맑은 고딕"/>
-              </w:rPr>
-              <w:t>6개 언어</w:t>
-            </w:r>
-          </w:p>
-        </w:tc>
-        <w:tc>
-          <w:tcPr>
-            <w:tcW w:type="dxa" w:w="2889"/>
-          </w:tcPr>
-          <w:p>
-            <w:r/>
-            <w:r>
-              <w:rPr>
-                <w:rFonts w:ascii="맑은 고딕" w:hAnsi="맑은 고딕"/>
-                <w:b w:val="0"/>
-                <w:sz w:val="18"/>
-                <w:rFonts w:eastAsia="맑은 고딕"/>
-              </w:rPr>
-              <w:t>6개 언어(충족)</w:t>
-            </w:r>
-          </w:p>
-        </w:tc>
-      </w:tr>
-    </w:tbl>
-    <w:p/>
-    <w:p>
-      <w:r>
-        <w:rPr>
-          <w:rFonts w:ascii="맑은 고딕" w:hAnsi="맑은 고딕"/>
-          <w:b w:val="0"/>
-          <w:sz w:val="18"/>
-          <w:rFonts w:eastAsia="맑은 고딕"/>
-        </w:rPr>
-        <w:t>※ 테스트 데이터는 제외한 실건이다. 문의 실건 8건, 상담세션 실건 1건.</w:t>
-      </w:r>
-    </w:p>
-    <w:p>
-      <w:r>
-        <w:rPr>
-          <w:rFonts w:ascii="맑은 고딕" w:hAnsi="맑은 고딕"/>
-          <w:b/>
-          <w:color w:val="00467F"/>
-          <w:sz w:val="24"/>
-          <w:rFonts w:eastAsia="맑은 고딕"/>
-        </w:rPr>
-        <w:t>9. 근거자료</w:t>
+        <w:t>4. 근거자료</w:t>
       </w:r>
     </w:p>
     <w:tbl>

--- a/docs/government-project/09_산출물목록.docx
+++ b/docs/government-project/09_산출물목록.docx
@@ -144,7 +144,7 @@
                 <w:sz w:val="20"/>
                 <w:szCs w:val="20"/>
               </w:rPr>
-              <w:t xml:space="preserve">2026년 4월 30일</w:t>
+              <w:t>2026년 8월 19일</w:t>
             </w:r>
           </w:p>
         </w:tc>
@@ -244,7 +244,7 @@
                 <w:sz w:val="20"/>
                 <w:szCs w:val="20"/>
               </w:rPr>
-              <w:t xml:space="preserve">(주)본로이 (Bonroi)</w:t>
+              <w:t>본로이 (Bonroi)</w:t>
             </w:r>
           </w:p>
         </w:tc>
@@ -302,7 +302,7 @@
           <w:sz w:val="20"/>
           <w:szCs w:val="20"/>
         </w:rPr>
-        <w:t xml:space="preserve">Phase A 산출물은 사업 착수 및 KHIDI 신청 단계에서 작성된 문서이다. 2026년 4월 30일 완료.</w:t>
+        <w:t>Phase A 산출물은 사업 착수 및 KHIDI 신청 단계에서 작성되었으며, 2026년 8월 19일 현행 실측 기준으로 갱신하였다.</w:t>
       </w:r>
     </w:p>
     <w:p>
@@ -632,7 +632,7 @@
                 <w:sz w:val="18"/>
                 <w:szCs w:val="18"/>
               </w:rPr>
-              <w:t xml:space="preserve">2026-04-30</w:t>
+              <w:t>2026-08-19</w:t>
             </w:r>
           </w:p>
         </w:tc>
@@ -830,7 +830,7 @@
                 <w:sz w:val="18"/>
                 <w:szCs w:val="18"/>
               </w:rPr>
-              <w:t xml:space="preserve">2026-04-30</w:t>
+              <w:t>2026-08-19</w:t>
             </w:r>
           </w:p>
         </w:tc>
@@ -927,7 +927,7 @@
                 <w:sz w:val="18"/>
                 <w:szCs w:val="18"/>
               </w:rPr>
-              <w:t xml:space="preserve">14개 기능그룹 상세 명세, 구현 현황(완료74%/부분26%) (~30p)</w:t>
+              <w:t>14개 기능그룹 상세 명세, 구현 현황(완료96%/부분4%) (~30p)</w:t>
             </w:r>
           </w:p>
         </w:tc>
@@ -1028,7 +1028,7 @@
                 <w:sz w:val="18"/>
                 <w:szCs w:val="18"/>
               </w:rPr>
-              <w:t xml:space="preserve">2026-04-30</w:t>
+              <w:t>2026-08-19</w:t>
             </w:r>
           </w:p>
         </w:tc>
@@ -1226,7 +1226,7 @@
                 <w:sz w:val="18"/>
                 <w:szCs w:val="18"/>
               </w:rPr>
-              <w:t xml:space="preserve">2026-04-30</w:t>
+              <w:t>2026-08-19</w:t>
             </w:r>
           </w:p>
         </w:tc>
@@ -1324,6 +1324,204 @@
                 <w:szCs w:val="18"/>
               </w:rPr>
               <w:t xml:space="preserve">전체 산출물 인덱스 (1p)</w:t>
+            </w:r>
+          </w:p>
+        </w:tc>
+      </w:tr>
+      <w:tr>
+        <w:tc>
+          <w:tcPr>
+            <w:tcW w:type="dxa" w:w="400"/>
+            <w:tcBorders>
+              <w:top w:val="single" w:color="CCCCCC" w:sz="1"/>
+              <w:left w:val="single" w:color="CCCCCC" w:sz="1"/>
+              <w:bottom w:val="single" w:color="CCCCCC" w:sz="1"/>
+              <w:right w:val="single" w:color="CCCCCC" w:sz="1"/>
+            </w:tcBorders>
+            <w:shd w:fill="FFFFFF" w:val="clear"/>
+            <w:tcMar>
+              <w:top w:type="dxa" w:w="80"/>
+              <w:left w:type="dxa" w:w="120"/>
+              <w:bottom w:type="dxa" w:w="80"/>
+              <w:right w:type="dxa" w:w="120"/>
+            </w:tcMar>
+          </w:tcPr>
+          <w:p>
+            <w:pPr>
+              <w:jc w:val="left"/>
+            </w:pPr>
+            <w:r>
+              <w:rPr>
+                <w:rFonts w:ascii="맑은 고딕" w:cs="맑은 고딕" w:eastAsia="맑은 고딕" w:hAnsi="맑은 고딕"/>
+                <w:b w:val="false"/>
+                <w:bCs w:val="false"/>
+                <w:sz w:val="18"/>
+                <w:szCs w:val="18"/>
+              </w:rPr>
+              <w:t>A-05</w:t>
+            </w:r>
+          </w:p>
+        </w:tc>
+        <w:tc>
+          <w:tcPr>
+            <w:tcW w:type="dxa" w:w="2200"/>
+            <w:tcBorders>
+              <w:top w:val="single" w:color="CCCCCC" w:sz="1"/>
+              <w:left w:val="single" w:color="CCCCCC" w:sz="1"/>
+              <w:bottom w:val="single" w:color="CCCCCC" w:sz="1"/>
+              <w:right w:val="single" w:color="CCCCCC" w:sz="1"/>
+            </w:tcBorders>
+            <w:shd w:fill="FFFFFF" w:val="clear"/>
+            <w:tcMar>
+              <w:top w:type="dxa" w:w="80"/>
+              <w:left w:type="dxa" w:w="120"/>
+              <w:bottom w:type="dxa" w:w="80"/>
+              <w:right w:type="dxa" w:w="120"/>
+            </w:tcMar>
+          </w:tcPr>
+          <w:p>
+            <w:pPr>
+              <w:jc w:val="left"/>
+            </w:pPr>
+            <w:r>
+              <w:rPr>
+                <w:rFonts w:ascii="맑은 고딕" w:cs="맑은 고딕" w:eastAsia="맑은 고딕" w:hAnsi="맑은 고딕"/>
+                <w:b w:val="false"/>
+                <w:bCs w:val="false"/>
+                <w:sz w:val="18"/>
+                <w:szCs w:val="18"/>
+              </w:rPr>
+              <w:t>01-1_화면설계서.docx</w:t>
+            </w:r>
+          </w:p>
+        </w:tc>
+        <w:tc>
+          <w:tcPr>
+            <w:tcW w:type="dxa" w:w="1200"/>
+            <w:tcBorders>
+              <w:top w:val="single" w:color="CCCCCC" w:sz="1"/>
+              <w:left w:val="single" w:color="CCCCCC" w:sz="1"/>
+              <w:bottom w:val="single" w:color="CCCCCC" w:sz="1"/>
+              <w:right w:val="single" w:color="CCCCCC" w:sz="1"/>
+            </w:tcBorders>
+            <w:shd w:fill="FFFFFF" w:val="clear"/>
+            <w:tcMar>
+              <w:top w:type="dxa" w:w="80"/>
+              <w:left w:type="dxa" w:w="120"/>
+              <w:bottom w:type="dxa" w:w="80"/>
+              <w:right w:type="dxa" w:w="120"/>
+            </w:tcMar>
+          </w:tcPr>
+          <w:p>
+            <w:pPr>
+              <w:jc w:val="center"/>
+            </w:pPr>
+            <w:r>
+              <w:rPr>
+                <w:rFonts w:ascii="맑은 고딕" w:cs="맑은 고딕" w:eastAsia="맑은 고딕" w:hAnsi="맑은 고딕"/>
+                <w:b w:val="false"/>
+                <w:bCs w:val="false"/>
+                <w:sz w:val="18"/>
+                <w:szCs w:val="18"/>
+              </w:rPr>
+              <w:t>2026-08-19</w:t>
+            </w:r>
+          </w:p>
+        </w:tc>
+        <w:tc>
+          <w:tcPr>
+            <w:tcW w:type="dxa" w:w="1200"/>
+            <w:tcBorders>
+              <w:top w:val="single" w:color="CCCCCC" w:sz="1"/>
+              <w:left w:val="single" w:color="CCCCCC" w:sz="1"/>
+              <w:bottom w:val="single" w:color="CCCCCC" w:sz="1"/>
+              <w:right w:val="single" w:color="CCCCCC" w:sz="1"/>
+            </w:tcBorders>
+            <w:shd w:fill="FFFFFF" w:val="clear"/>
+            <w:tcMar>
+              <w:top w:type="dxa" w:w="80"/>
+              <w:left w:type="dxa" w:w="120"/>
+              <w:bottom w:type="dxa" w:w="80"/>
+              <w:right w:type="dxa" w:w="120"/>
+            </w:tcMar>
+          </w:tcPr>
+          <w:p>
+            <w:pPr>
+              <w:jc w:val="center"/>
+            </w:pPr>
+            <w:r>
+              <w:rPr>
+                <w:rFonts w:ascii="맑은 고딕" w:cs="맑은 고딕" w:eastAsia="맑은 고딕" w:hAnsi="맑은 고딕"/>
+                <w:b w:val="false"/>
+                <w:bCs w:val="false"/>
+                <w:sz w:val="18"/>
+                <w:szCs w:val="18"/>
+              </w:rPr>
+              <w:t>본로이 PM</w:t>
+            </w:r>
+          </w:p>
+        </w:tc>
+        <w:tc>
+          <w:tcPr>
+            <w:tcW w:type="dxa" w:w="1000"/>
+            <w:tcBorders>
+              <w:top w:val="single" w:color="CCCCCC" w:sz="1"/>
+              <w:left w:val="single" w:color="CCCCCC" w:sz="1"/>
+              <w:bottom w:val="single" w:color="CCCCCC" w:sz="1"/>
+              <w:right w:val="single" w:color="CCCCCC" w:sz="1"/>
+            </w:tcBorders>
+            <w:shd w:fill="E8F5E9" w:val="clear"/>
+            <w:tcMar>
+              <w:top w:type="dxa" w:w="80"/>
+              <w:left w:type="dxa" w:w="120"/>
+              <w:bottom w:type="dxa" w:w="80"/>
+              <w:right w:type="dxa" w:w="120"/>
+            </w:tcMar>
+          </w:tcPr>
+          <w:p>
+            <w:pPr>
+              <w:jc w:val="center"/>
+            </w:pPr>
+            <w:r>
+              <w:rPr>
+                <w:rFonts w:ascii="맑은 고딕" w:cs="맑은 고딕" w:eastAsia="맑은 고딕" w:hAnsi="맑은 고딕"/>
+                <w:sz w:val="18"/>
+                <w:szCs w:val="18"/>
+              </w:rPr>
+              <w:t>작성 완료</w:t>
+            </w:r>
+          </w:p>
+        </w:tc>
+        <w:tc>
+          <w:tcPr>
+            <w:tcW w:type="dxa" w:w="2506"/>
+            <w:tcBorders>
+              <w:top w:val="single" w:color="CCCCCC" w:sz="1"/>
+              <w:left w:val="single" w:color="CCCCCC" w:sz="1"/>
+              <w:bottom w:val="single" w:color="CCCCCC" w:sz="1"/>
+              <w:right w:val="single" w:color="CCCCCC" w:sz="1"/>
+            </w:tcBorders>
+            <w:shd w:fill="FFFFFF" w:val="clear"/>
+            <w:tcMar>
+              <w:top w:type="dxa" w:w="80"/>
+              <w:left w:type="dxa" w:w="120"/>
+              <w:bottom w:type="dxa" w:w="80"/>
+              <w:right w:type="dxa" w:w="120"/>
+            </w:tcMar>
+          </w:tcPr>
+          <w:p>
+            <w:pPr>
+              <w:jc w:val="left"/>
+            </w:pPr>
+            <w:r>
+              <w:rPr>
+                <w:rFonts w:ascii="맑은 고딕" w:cs="맑은 고딕" w:eastAsia="맑은 고딕" w:hAnsi="맑은 고딕"/>
+                <w:b w:val="false"/>
+                <w:bCs w:val="false"/>
+                <w:sz w:val="18"/>
+                <w:szCs w:val="18"/>
+              </w:rPr>
+              <w:t>lo-fi 와이어프레임 10종(P-01~P-10) + 화면별 목적·구성요소·데이터·연결 (~23p)</w:t>
             </w:r>
           </w:p>
         </w:tc>
@@ -1894,7 +2092,7 @@
                 <w:sz w:val="18"/>
                 <w:szCs w:val="18"/>
               </w:rPr>
-              <w:t xml:space="preserve">2026-04-30</w:t>
+              <w:t>2026-08-19</w:t>
             </w:r>
           </w:p>
         </w:tc>
@@ -1991,7 +2189,7 @@
                 <w:sz w:val="18"/>
                 <w:szCs w:val="18"/>
               </w:rPr>
-              <w:t xml:space="preserve">진척률 74%, KPI 진행, 주요성과, 이슈해결, 예산, 잔여계획 (~18p) — 8월 갱신 예정</w:t>
+              <w:t>진척률 96%, KPI 진행, 주요성과, 이슈해결, 예산, 잔여계획 (~18p) — 2026-08-19 갱신 완료</w:t>
             </w:r>
           </w:p>
         </w:tc>
@@ -2290,7 +2488,7 @@
                 <w:sz w:val="18"/>
                 <w:szCs w:val="18"/>
               </w:rPr>
-              <w:t xml:space="preserve">2026-04-30</w:t>
+              <w:t>2026-08-19</w:t>
             </w:r>
           </w:p>
         </w:tc>
@@ -2488,7 +2686,7 @@
                 <w:sz w:val="18"/>
                 <w:szCs w:val="18"/>
               </w:rPr>
-              <w:t xml:space="preserve">2026-04-30</w:t>
+              <w:t>2026-08-19</w:t>
             </w:r>
           </w:p>
         </w:tc>
@@ -2686,7 +2884,7 @@
                 <w:sz w:val="18"/>
                 <w:szCs w:val="18"/>
               </w:rPr>
-              <w:t xml:space="preserve">2026-04-30</w:t>
+              <w:t>2026-08-19</w:t>
             </w:r>
           </w:p>
         </w:tc>
@@ -2884,7 +3082,7 @@
                 <w:sz w:val="18"/>
                 <w:szCs w:val="18"/>
               </w:rPr>
-              <w:t xml:space="preserve">2026-04-30</w:t>
+              <w:t>2026-08-19</w:t>
             </w:r>
           </w:p>
         </w:tc>
@@ -5345,7 +5543,7 @@
                 <w:sz w:val="18"/>
                 <w:szCs w:val="18"/>
               </w:rPr>
-              <w:t xml:space="preserve">4건</w:t>
+              <w:t>5건</w:t>
             </w:r>
           </w:p>
         </w:tc>
@@ -5378,7 +5576,7 @@
                 <w:sz w:val="18"/>
                 <w:szCs w:val="18"/>
               </w:rPr>
-              <w:t xml:space="preserve">4건 (100%)</w:t>
+              <w:t>5건 (100%)</w:t>
             </w:r>
           </w:p>
         </w:tc>
@@ -5411,7 +5609,7 @@
                 <w:sz w:val="18"/>
                 <w:szCs w:val="18"/>
               </w:rPr>
-              <w:t xml:space="preserve">2026-04-30 전체 완료</w:t>
+              <w:t>2026-08-19 기준 갱신 완료</w:t>
             </w:r>
           </w:p>
         </w:tc>
@@ -6129,7 +6327,7 @@
                 <w:sz w:val="18"/>
                 <w:szCs w:val="18"/>
               </w:rPr>
-              <w:t xml:space="preserve">2026-04-30</w:t>
+              <w:t>2026-08-19</w:t>
             </w:r>
           </w:p>
         </w:tc>
@@ -6283,7 +6481,7 @@
           <w:sz w:val="28"/>
           <w:rFonts w:eastAsia="맑은 고딕"/>
         </w:rPr>
-        <w:t>부록. 현행 반영 (2026. 7. 27. 기준)</w:t>
+        <w:t>부록. 현행 반영</w:t>
       </w:r>
     </w:p>
     <w:p>
@@ -6291,10 +6489,10 @@
         <w:rPr>
           <w:rFonts w:ascii="맑은 고딕" w:hAnsi="맑은 고딕"/>
           <w:b w:val="0"/>
-          <w:sz w:val="20"/>
+          <w:sz w:val="18"/>
           <w:rFonts w:eastAsia="맑은 고딕"/>
         </w:rPr>
-        <w:t>본 부록은 문서 본문 작성 이후 변경된 사항을 현행 기준으로 반영한 것이다. 수치는 추정이 아니라 운영데이터베이스 정확 집계이며, 화면 경로는 실제 배포 코드 기준이다.</w:t>
+        <w:t>기준일 : 2026. 8. 19.</w:t>
       </w:r>
     </w:p>
     <w:p/>
@@ -6919,18 +7117,7 @@
           <w:sz w:val="24"/>
           <w:rFonts w:eastAsia="맑은 고딕"/>
         </w:rPr>
-        <w:t>4. 화면 경로 정정 내역</w:t>
-      </w:r>
-    </w:p>
-    <w:p>
-      <w:r>
-        <w:rPr>
-          <w:rFonts w:ascii="맑은 고딕" w:hAnsi="맑은 고딕"/>
-          <w:b w:val="0"/>
-          <w:sz w:val="18"/>
-          <w:rFonts w:eastAsia="맑은 고딕"/>
-        </w:rPr>
-        <w:t>본문에 남아 있던 옛 화면 안내는 아래 기준으로 현행에 맞게 정정하였다. 폐지된 경로는 혼동을 막기 위해 그대로 표기하지 않는다.</w:t>
+        <w:t>2. 화면 경로 정정 내역</w:t>
       </w:r>
     </w:p>
     <w:tbl>
@@ -7339,7 +7526,7 @@
           <w:sz w:val="24"/>
           <w:rFonts w:eastAsia="맑은 고딕"/>
         </w:rPr>
-        <w:t>5. 성과지표 현황</w:t>
+        <w:t>3. 성과지표 현황</w:t>
       </w:r>
     </w:p>
     <w:p>
@@ -7350,7 +7537,7 @@
           <w:sz w:val="18"/>
           <w:rFonts w:eastAsia="맑은 고딕"/>
         </w:rPr>
-        <w:t>사후관리 계열(④⑤⑥)은 실환자가 치료 완료 단계에 도달해야 실적이 발생하는 구조이므로, 기능 구현 완료와 실데이터 축적은 별개 지표로 관리함. 자동 완료 처리 등 실적을 인위적으로 부풀리는 방식은 채택하지 아니함.</w:t>
+        <w:t>사후관리 계열(④⑤⑥)은 실환자가 치료 완료 단계에 도달해야 실적이 발생하는 구조이므로, 기능 구현 완료와 실데이터 축적은 별개 지표로 관리함.</w:t>
       </w:r>
     </w:p>
     <w:tbl>
@@ -7425,7 +7612,7 @@
                 <w:sz w:val="18"/>
                 <w:rFonts w:eastAsia="맑은 고딕"/>
               </w:rPr>
-              <w:t>실적(2026. 7. 27.)</w:t>
+              <w:t>실적(2026. 8. 19.)</w:t>
             </w:r>
           </w:p>
         </w:tc>
@@ -7531,7 +7718,7 @@
                 <w:sz w:val="18"/>
                 <w:rFonts w:eastAsia="맑은 고딕"/>
               </w:rPr>
-              <w:t>1건</w:t>
+              <w:t>6건</w:t>
             </w:r>
           </w:p>
         </w:tc>
@@ -7637,7 +7824,7 @@
                 <w:sz w:val="18"/>
                 <w:rFonts w:eastAsia="맑은 고딕"/>
               </w:rPr>
-              <w:t>1건</w:t>
+              <w:t>6건</w:t>
             </w:r>
           </w:p>
         </w:tc>
@@ -7758,7 +7945,7 @@
           <w:sz w:val="18"/>
           <w:rFonts w:eastAsia="맑은 고딕"/>
         </w:rPr>
-        <w:t>※ 테스트 데이터는 제외한 실건이다. 문의 실건 15건, 상담세션 실건 10건.</w:t>
+        <w:t>※ 시험 데이터 제외. 문의 8건, 상담세션 1건.</w:t>
       </w:r>
     </w:p>
     <w:p>
@@ -7770,7 +7957,7 @@
           <w:sz w:val="24"/>
           <w:rFonts w:eastAsia="맑은 고딕"/>
         </w:rPr>
-        <w:t>9. 근거자료</w:t>
+        <w:t>4. 근거자료</w:t>
       </w:r>
     </w:p>
     <w:tbl>
@@ -8093,7 +8280,7 @@
                 <w:sz w:val="18"/>
                 <w:rFonts w:eastAsia="맑은 고딕"/>
               </w:rPr>
-              <w:t>운영데이터베이스 정확 집계(2026. 7. 27.)</w:t>
+              <w:t>운영데이터베이스 정확 집계(2026. 8. 19.)</w:t>
             </w:r>
           </w:p>
         </w:tc>

--- a/docs/government-project/09_산출물목록.docx
+++ b/docs/government-project/09_산출물목록.docx
@@ -7718,7 +7718,7 @@
                 <w:sz w:val="18"/>
                 <w:rFonts w:eastAsia="맑은 고딕"/>
               </w:rPr>
-              <w:t>6건</w:t>
+              <w:t>7건</w:t>
             </w:r>
           </w:p>
         </w:tc>
@@ -7824,7 +7824,7 @@
                 <w:sz w:val="18"/>
                 <w:rFonts w:eastAsia="맑은 고딕"/>
               </w:rPr>
-              <w:t>6건</w:t>
+              <w:t>7건</w:t>
             </w:r>
           </w:p>
         </w:tc>

--- a/docs/government-project/09_산출물목록.docx
+++ b/docs/government-project/09_산출물목록.docx
@@ -1817,18 +1817,15 @@
             </w:tcMar>
           </w:tcPr>
           <w:p>
-            <w:pPr>
-              <w:jc w:val="left"/>
-            </w:pPr>
-            <w:r>
-              <w:rPr>
-                <w:rFonts w:ascii="맑은 고딕" w:cs="맑은 고딕" w:eastAsia="맑은 고딕" w:hAnsi="맑은 고딕"/>
-                <w:b w:val="false"/>
-                <w:bCs w:val="false"/>
-                <w:sz w:val="18"/>
-                <w:szCs w:val="18"/>
-              </w:rPr>
-              <w:t xml:space="preserve">B-01</w:t>
+            <w:r/>
+            <w:r>
+              <w:rPr>
+                <w:rFonts w:ascii="맑은 고딕" w:hAnsi="맑은 고딕"/>
+                <w:b/>
+                <w:sz w:val="18"/>
+                <w:rFonts w:eastAsia="맑은 고딕"/>
+              </w:rPr>
+              <w:t>B-01</w:t>
             </w:r>
           </w:p>
         </w:tc>
@@ -1861,7 +1858,7 @@
                 <w:sz w:val="18"/>
                 <w:szCs w:val="18"/>
               </w:rPr>
-              <w:t xml:space="preserve">03_착수보고서.docx</w:t>
+              <w:t xml:space="preserve">04_중간보고서.docx</w:t>
             </w:r>
           </w:p>
         </w:tc>
@@ -1894,7 +1891,7 @@
                 <w:sz w:val="18"/>
                 <w:szCs w:val="18"/>
               </w:rPr>
-              <w:t xml:space="preserve">2026-04-30</w:t>
+              <w:t>2026-08-19</w:t>
             </w:r>
           </w:p>
         </w:tc>
@@ -1940,7 +1937,7 @@
               <w:bottom w:val="single" w:color="CCCCCC" w:sz="1"/>
               <w:right w:val="single" w:color="CCCCCC" w:sz="1"/>
             </w:tcBorders>
-            <w:shd w:fill="E8F5E9" w:val="clear"/>
+            <w:shd w:fill="FFF9C4" w:val="clear"/>
             <w:tcMar>
               <w:top w:type="dxa" w:w="80"/>
               <w:left w:type="dxa" w:w="120"/>
@@ -1958,7 +1955,7 @@
                 <w:sz w:val="18"/>
                 <w:szCs w:val="18"/>
               </w:rPr>
-              <w:t xml:space="preserve">작성 완료</w:t>
+              <w:t xml:space="preserve">작성 중</w:t>
             </w:r>
           </w:p>
         </w:tc>
@@ -1991,7 +1988,7 @@
                 <w:sz w:val="18"/>
                 <w:szCs w:val="18"/>
               </w:rPr>
-              <w:t xml:space="preserve">착수보고회 사후 정리, 추진체계, 일정, KPI, 위험관리 (~14p)</w:t>
+              <w:t>진척률 96%, KPI 진행, 주요성과, 이슈해결, 예산, 잔여계획 (~18p) — 2026-08-19 갱신 완료</w:t>
             </w:r>
           </w:p>
         </w:tc>
@@ -2015,18 +2012,15 @@
             </w:tcMar>
           </w:tcPr>
           <w:p>
-            <w:pPr>
-              <w:jc w:val="left"/>
-            </w:pPr>
-            <w:r>
-              <w:rPr>
-                <w:rFonts w:ascii="맑은 고딕" w:cs="맑은 고딕" w:eastAsia="맑은 고딕" w:hAnsi="맑은 고딕"/>
-                <w:b w:val="false"/>
-                <w:bCs w:val="false"/>
-                <w:sz w:val="18"/>
-                <w:szCs w:val="18"/>
-              </w:rPr>
-              <w:t xml:space="preserve">B-02</w:t>
+            <w:r/>
+            <w:r>
+              <w:rPr>
+                <w:rFonts w:ascii="맑은 고딕" w:hAnsi="맑은 고딕"/>
+                <w:b/>
+                <w:sz w:val="18"/>
+                <w:rFonts w:eastAsia="맑은 고딕"/>
+              </w:rPr>
+              <w:t>B-02</w:t>
             </w:r>
           </w:p>
         </w:tc>
@@ -2059,7 +2053,7 @@
                 <w:sz w:val="18"/>
                 <w:szCs w:val="18"/>
               </w:rPr>
-              <w:t xml:space="preserve">04_중간보고서.docx</w:t>
+              <w:t xml:space="preserve">05_최종보고서.docx</w:t>
             </w:r>
           </w:p>
         </w:tc>
@@ -2092,7 +2086,7 @@
                 <w:sz w:val="18"/>
                 <w:szCs w:val="18"/>
               </w:rPr>
-              <w:t>2026-08-19</w:t>
+              <w:t xml:space="preserve">2026-04-30</w:t>
             </w:r>
           </w:p>
         </w:tc>
@@ -2189,7 +2183,7 @@
                 <w:sz w:val="18"/>
                 <w:szCs w:val="18"/>
               </w:rPr>
-              <w:t>진척률 96%, KPI 진행, 주요성과, 이슈해결, 예산, 잔여계획 (~18p) — 2026-08-19 갱신 완료</w:t>
+              <w:t xml:space="preserve">사업 종료 템플릿 골격, KPI 실적 [TBD], 기술·사회적 성과 (~22p) — 11월 완성 예정</w:t>
             </w:r>
           </w:p>
         </w:tc>
@@ -2213,18 +2207,15 @@
             </w:tcMar>
           </w:tcPr>
           <w:p>
-            <w:pPr>
-              <w:jc w:val="left"/>
-            </w:pPr>
-            <w:r>
-              <w:rPr>
-                <w:rFonts w:ascii="맑은 고딕" w:cs="맑은 고딕" w:eastAsia="맑은 고딕" w:hAnsi="맑은 고딕"/>
-                <w:b w:val="false"/>
-                <w:bCs w:val="false"/>
-                <w:sz w:val="18"/>
-                <w:szCs w:val="18"/>
-              </w:rPr>
-              <w:t xml:space="preserve">B-03</w:t>
+            <w:r/>
+            <w:r>
+              <w:rPr>
+                <w:rFonts w:ascii="맑은 고딕" w:hAnsi="맑은 고딕"/>
+                <w:b/>
+                <w:sz w:val="18"/>
+                <w:rFonts w:eastAsia="맑은 고딕"/>
+              </w:rPr>
+              <w:t>B-03</w:t>
             </w:r>
           </w:p>
         </w:tc>
@@ -2257,7 +2248,7 @@
                 <w:sz w:val="18"/>
                 <w:szCs w:val="18"/>
               </w:rPr>
-              <w:t xml:space="preserve">05_최종보고서.docx</w:t>
+              <w:t xml:space="preserve">06_사용자매뉴얼.docx</w:t>
             </w:r>
           </w:p>
         </w:tc>
@@ -2290,7 +2281,7 @@
                 <w:sz w:val="18"/>
                 <w:szCs w:val="18"/>
               </w:rPr>
-              <w:t xml:space="preserve">2026-04-30</w:t>
+              <w:t>2026-08-19</w:t>
             </w:r>
           </w:p>
         </w:tc>
@@ -2336,7 +2327,7 @@
               <w:bottom w:val="single" w:color="CCCCCC" w:sz="1"/>
               <w:right w:val="single" w:color="CCCCCC" w:sz="1"/>
             </w:tcBorders>
-            <w:shd w:fill="FFF9C4" w:val="clear"/>
+            <w:shd w:fill="E8F5E9" w:val="clear"/>
             <w:tcMar>
               <w:top w:type="dxa" w:w="80"/>
               <w:left w:type="dxa" w:w="120"/>
@@ -2354,7 +2345,7 @@
                 <w:sz w:val="18"/>
                 <w:szCs w:val="18"/>
               </w:rPr>
-              <w:t xml:space="preserve">작성 중</w:t>
+              <w:t xml:space="preserve">작성 완료</w:t>
             </w:r>
           </w:p>
         </w:tc>
@@ -2387,7 +2378,7 @@
                 <w:sz w:val="18"/>
                 <w:szCs w:val="18"/>
               </w:rPr>
-              <w:t xml:space="preserve">사업 종료 템플릿 골격, KPI 실적 [TBD], 기술·사회적 성과 (~22p) — 11월 완성 예정</w:t>
+              <w:t xml:space="preserve">환자/코디네이터/의료진 3개 사용자군 매뉴얼 (~20p)</w:t>
             </w:r>
           </w:p>
         </w:tc>
@@ -2411,18 +2402,15 @@
             </w:tcMar>
           </w:tcPr>
           <w:p>
-            <w:pPr>
-              <w:jc w:val="left"/>
-            </w:pPr>
-            <w:r>
-              <w:rPr>
-                <w:rFonts w:ascii="맑은 고딕" w:cs="맑은 고딕" w:eastAsia="맑은 고딕" w:hAnsi="맑은 고딕"/>
-                <w:b w:val="false"/>
-                <w:bCs w:val="false"/>
-                <w:sz w:val="18"/>
-                <w:szCs w:val="18"/>
-              </w:rPr>
-              <w:t xml:space="preserve">B-04</w:t>
+            <w:r/>
+            <w:r>
+              <w:rPr>
+                <w:rFonts w:ascii="맑은 고딕" w:hAnsi="맑은 고딕"/>
+                <w:b/>
+                <w:sz w:val="18"/>
+                <w:rFonts w:eastAsia="맑은 고딕"/>
+              </w:rPr>
+              <w:t>B-04</w:t>
             </w:r>
           </w:p>
         </w:tc>
@@ -2455,7 +2443,7 @@
                 <w:sz w:val="18"/>
                 <w:szCs w:val="18"/>
               </w:rPr>
-              <w:t xml:space="preserve">06_사용자매뉴얼.docx</w:t>
+              <w:t xml:space="preserve">07_관리자매뉴얼.docx</w:t>
             </w:r>
           </w:p>
         </w:tc>
@@ -2585,7 +2573,7 @@
                 <w:sz w:val="18"/>
                 <w:szCs w:val="18"/>
               </w:rPr>
-              <w:t xml:space="preserve">환자/코디네이터/의료진 3개 사용자군 매뉴얼 (~20p)</w:t>
+              <w:t xml:space="preserve">어드민 대시보드, 환자관리, 보안대응, 백업·복구 매뉴얼 (~18p)</w:t>
             </w:r>
           </w:p>
         </w:tc>
@@ -2609,18 +2597,15 @@
             </w:tcMar>
           </w:tcPr>
           <w:p>
-            <w:pPr>
-              <w:jc w:val="left"/>
-            </w:pPr>
-            <w:r>
-              <w:rPr>
-                <w:rFonts w:ascii="맑은 고딕" w:cs="맑은 고딕" w:eastAsia="맑은 고딕" w:hAnsi="맑은 고딕"/>
-                <w:b w:val="false"/>
-                <w:bCs w:val="false"/>
-                <w:sz w:val="18"/>
-                <w:szCs w:val="18"/>
-              </w:rPr>
-              <w:t xml:space="preserve">B-05</w:t>
+            <w:r/>
+            <w:r>
+              <w:rPr>
+                <w:rFonts w:ascii="맑은 고딕" w:hAnsi="맑은 고딕"/>
+                <w:b/>
+                <w:sz w:val="18"/>
+                <w:rFonts w:eastAsia="맑은 고딕"/>
+              </w:rPr>
+              <w:t>B-05</w:t>
             </w:r>
           </w:p>
         </w:tc>
@@ -2653,7 +2638,7 @@
                 <w:sz w:val="18"/>
                 <w:szCs w:val="18"/>
               </w:rPr>
-              <w:t xml:space="preserve">07_관리자매뉴얼.docx</w:t>
+              <w:t xml:space="preserve">08_테스트결과서.docx</w:t>
             </w:r>
           </w:p>
         </w:tc>
@@ -2783,7 +2768,7 @@
                 <w:sz w:val="18"/>
                 <w:szCs w:val="18"/>
               </w:rPr>
-              <w:t xml:space="preserve">어드민 대시보드, 환자관리, 보안대응, 백업·복구 매뉴얼 (~18p)</w:t>
+              <w:t xml:space="preserve">테스트 전략, E2E 케이스 목록, 보안 회귀 테스트, 성능 측정 (~12p)</w:t>
             </w:r>
           </w:p>
         </w:tc>
@@ -2807,216 +2792,15 @@
             </w:tcMar>
           </w:tcPr>
           <w:p>
-            <w:pPr>
-              <w:jc w:val="left"/>
-            </w:pPr>
-            <w:r>
-              <w:rPr>
-                <w:rFonts w:ascii="맑은 고딕" w:cs="맑은 고딕" w:eastAsia="맑은 고딕" w:hAnsi="맑은 고딕"/>
-                <w:b w:val="false"/>
-                <w:bCs w:val="false"/>
-                <w:sz w:val="18"/>
-                <w:szCs w:val="18"/>
-              </w:rPr>
-              <w:t xml:space="preserve">B-06</w:t>
-            </w:r>
-          </w:p>
-        </w:tc>
-        <w:tc>
-          <w:tcPr>
-            <w:tcW w:type="dxa" w:w="2200"/>
-            <w:tcBorders>
-              <w:top w:val="single" w:color="CCCCCC" w:sz="1"/>
-              <w:left w:val="single" w:color="CCCCCC" w:sz="1"/>
-              <w:bottom w:val="single" w:color="CCCCCC" w:sz="1"/>
-              <w:right w:val="single" w:color="CCCCCC" w:sz="1"/>
-            </w:tcBorders>
-            <w:shd w:fill="FFFFFF" w:val="clear"/>
-            <w:tcMar>
-              <w:top w:type="dxa" w:w="80"/>
-              <w:left w:type="dxa" w:w="120"/>
-              <w:bottom w:type="dxa" w:w="80"/>
-              <w:right w:type="dxa" w:w="120"/>
-            </w:tcMar>
-          </w:tcPr>
-          <w:p>
-            <w:pPr>
-              <w:jc w:val="left"/>
-            </w:pPr>
-            <w:r>
-              <w:rPr>
-                <w:rFonts w:ascii="맑은 고딕" w:cs="맑은 고딕" w:eastAsia="맑은 고딕" w:hAnsi="맑은 고딕"/>
-                <w:b w:val="false"/>
-                <w:bCs w:val="false"/>
-                <w:sz w:val="18"/>
-                <w:szCs w:val="18"/>
-              </w:rPr>
-              <w:t xml:space="preserve">08_테스트결과서.docx</w:t>
-            </w:r>
-          </w:p>
-        </w:tc>
-        <w:tc>
-          <w:tcPr>
-            <w:tcW w:type="dxa" w:w="1200"/>
-            <w:tcBorders>
-              <w:top w:val="single" w:color="CCCCCC" w:sz="1"/>
-              <w:left w:val="single" w:color="CCCCCC" w:sz="1"/>
-              <w:bottom w:val="single" w:color="CCCCCC" w:sz="1"/>
-              <w:right w:val="single" w:color="CCCCCC" w:sz="1"/>
-            </w:tcBorders>
-            <w:shd w:fill="FFFFFF" w:val="clear"/>
-            <w:tcMar>
-              <w:top w:type="dxa" w:w="80"/>
-              <w:left w:type="dxa" w:w="120"/>
-              <w:bottom w:type="dxa" w:w="80"/>
-              <w:right w:type="dxa" w:w="120"/>
-            </w:tcMar>
-          </w:tcPr>
-          <w:p>
-            <w:pPr>
-              <w:jc w:val="center"/>
-            </w:pPr>
-            <w:r>
-              <w:rPr>
-                <w:rFonts w:ascii="맑은 고딕" w:cs="맑은 고딕" w:eastAsia="맑은 고딕" w:hAnsi="맑은 고딕"/>
-                <w:b w:val="false"/>
-                <w:bCs w:val="false"/>
-                <w:sz w:val="18"/>
-                <w:szCs w:val="18"/>
-              </w:rPr>
-              <w:t>2026-08-19</w:t>
-            </w:r>
-          </w:p>
-        </w:tc>
-        <w:tc>
-          <w:tcPr>
-            <w:tcW w:type="dxa" w:w="1200"/>
-            <w:tcBorders>
-              <w:top w:val="single" w:color="CCCCCC" w:sz="1"/>
-              <w:left w:val="single" w:color="CCCCCC" w:sz="1"/>
-              <w:bottom w:val="single" w:color="CCCCCC" w:sz="1"/>
-              <w:right w:val="single" w:color="CCCCCC" w:sz="1"/>
-            </w:tcBorders>
-            <w:shd w:fill="FFFFFF" w:val="clear"/>
-            <w:tcMar>
-              <w:top w:type="dxa" w:w="80"/>
-              <w:left w:type="dxa" w:w="120"/>
-              <w:bottom w:type="dxa" w:w="80"/>
-              <w:right w:type="dxa" w:w="120"/>
-            </w:tcMar>
-          </w:tcPr>
-          <w:p>
-            <w:pPr>
-              <w:jc w:val="center"/>
-            </w:pPr>
-            <w:r>
-              <w:rPr>
-                <w:rFonts w:ascii="맑은 고딕" w:cs="맑은 고딕" w:eastAsia="맑은 고딕" w:hAnsi="맑은 고딕"/>
-                <w:b w:val="false"/>
-                <w:bCs w:val="false"/>
-                <w:sz w:val="18"/>
-                <w:szCs w:val="18"/>
-              </w:rPr>
-              <w:t xml:space="preserve">본로이 PM</w:t>
-            </w:r>
-          </w:p>
-        </w:tc>
-        <w:tc>
-          <w:tcPr>
-            <w:tcW w:type="dxa" w:w="1000"/>
-            <w:tcBorders>
-              <w:top w:val="single" w:color="CCCCCC" w:sz="1"/>
-              <w:left w:val="single" w:color="CCCCCC" w:sz="1"/>
-              <w:bottom w:val="single" w:color="CCCCCC" w:sz="1"/>
-              <w:right w:val="single" w:color="CCCCCC" w:sz="1"/>
-            </w:tcBorders>
-            <w:shd w:fill="E8F5E9" w:val="clear"/>
-            <w:tcMar>
-              <w:top w:type="dxa" w:w="80"/>
-              <w:left w:type="dxa" w:w="120"/>
-              <w:bottom w:type="dxa" w:w="80"/>
-              <w:right w:type="dxa" w:w="120"/>
-            </w:tcMar>
-          </w:tcPr>
-          <w:p>
-            <w:pPr>
-              <w:jc w:val="center"/>
-            </w:pPr>
-            <w:r>
-              <w:rPr>
-                <w:rFonts w:ascii="맑은 고딕" w:cs="맑은 고딕" w:eastAsia="맑은 고딕" w:hAnsi="맑은 고딕"/>
-                <w:sz w:val="18"/>
-                <w:szCs w:val="18"/>
-              </w:rPr>
-              <w:t xml:space="preserve">작성 완료</w:t>
-            </w:r>
-          </w:p>
-        </w:tc>
-        <w:tc>
-          <w:tcPr>
-            <w:tcW w:type="dxa" w:w="2506"/>
-            <w:tcBorders>
-              <w:top w:val="single" w:color="CCCCCC" w:sz="1"/>
-              <w:left w:val="single" w:color="CCCCCC" w:sz="1"/>
-              <w:bottom w:val="single" w:color="CCCCCC" w:sz="1"/>
-              <w:right w:val="single" w:color="CCCCCC" w:sz="1"/>
-            </w:tcBorders>
-            <w:shd w:fill="FFFFFF" w:val="clear"/>
-            <w:tcMar>
-              <w:top w:type="dxa" w:w="80"/>
-              <w:left w:type="dxa" w:w="120"/>
-              <w:bottom w:type="dxa" w:w="80"/>
-              <w:right w:type="dxa" w:w="120"/>
-            </w:tcMar>
-          </w:tcPr>
-          <w:p>
-            <w:pPr>
-              <w:jc w:val="left"/>
-            </w:pPr>
-            <w:r>
-              <w:rPr>
-                <w:rFonts w:ascii="맑은 고딕" w:cs="맑은 고딕" w:eastAsia="맑은 고딕" w:hAnsi="맑은 고딕"/>
-                <w:b w:val="false"/>
-                <w:bCs w:val="false"/>
-                <w:sz w:val="18"/>
-                <w:szCs w:val="18"/>
-              </w:rPr>
-              <w:t xml:space="preserve">테스트 전략, E2E 케이스 목록, 보안 회귀 테스트, 성능 측정 (~12p)</w:t>
-            </w:r>
-          </w:p>
-        </w:tc>
-      </w:tr>
-      <w:tr>
-        <w:tc>
-          <w:tcPr>
-            <w:tcW w:type="dxa" w:w="400"/>
-            <w:tcBorders>
-              <w:top w:val="single" w:color="CCCCCC" w:sz="1"/>
-              <w:left w:val="single" w:color="CCCCCC" w:sz="1"/>
-              <w:bottom w:val="single" w:color="CCCCCC" w:sz="1"/>
-              <w:right w:val="single" w:color="CCCCCC" w:sz="1"/>
-            </w:tcBorders>
-            <w:shd w:fill="FFFFFF" w:val="clear"/>
-            <w:tcMar>
-              <w:top w:type="dxa" w:w="80"/>
-              <w:left w:type="dxa" w:w="120"/>
-              <w:bottom w:type="dxa" w:w="80"/>
-              <w:right w:type="dxa" w:w="120"/>
-            </w:tcMar>
-          </w:tcPr>
-          <w:p>
-            <w:pPr>
-              <w:jc w:val="left"/>
-            </w:pPr>
-            <w:r>
-              <w:rPr>
-                <w:rFonts w:ascii="맑은 고딕" w:cs="맑은 고딕" w:eastAsia="맑은 고딕" w:hAnsi="맑은 고딕"/>
-                <w:b w:val="false"/>
-                <w:bCs w:val="false"/>
-                <w:sz w:val="18"/>
-                <w:szCs w:val="18"/>
-              </w:rPr>
-              <w:t xml:space="preserve">B-07</w:t>
+            <w:r/>
+            <w:r>
+              <w:rPr>
+                <w:rFonts w:ascii="맑은 고딕" w:hAnsi="맑은 고딕"/>
+                <w:b/>
+                <w:sz w:val="18"/>
+                <w:rFonts w:eastAsia="맑은 고딕"/>
+              </w:rPr>
+              <w:t>B-06</w:t>
             </w:r>
           </w:p>
         </w:tc>
@@ -4621,140 +4405,6 @@
                 <w:szCs w:val="18"/>
               </w:rPr>
               <w:t xml:space="preserve">비고</w:t>
-            </w:r>
-          </w:p>
-        </w:tc>
-      </w:tr>
-      <w:tr>
-        <w:tc>
-          <w:tcPr>
-            <w:tcW w:type="dxa" w:w="1200"/>
-            <w:tcBorders>
-              <w:top w:val="single" w:color="CCCCCC" w:sz="1"/>
-              <w:left w:val="single" w:color="CCCCCC" w:sz="1"/>
-              <w:bottom w:val="single" w:color="CCCCCC" w:sz="1"/>
-              <w:right w:val="single" w:color="CCCCCC" w:sz="1"/>
-            </w:tcBorders>
-            <w:shd w:fill="F5F5F5" w:val="clear"/>
-            <w:tcMar>
-              <w:top w:type="dxa" w:w="80"/>
-              <w:left w:type="dxa" w:w="120"/>
-              <w:bottom w:type="dxa" w:w="80"/>
-              <w:right w:type="dxa" w:w="120"/>
-            </w:tcMar>
-          </w:tcPr>
-          <w:p>
-            <w:pPr>
-              <w:jc w:val="left"/>
-            </w:pPr>
-            <w:r>
-              <w:rPr>
-                <w:rFonts w:ascii="맑은 고딕" w:cs="맑은 고딕" w:eastAsia="맑은 고딕" w:hAnsi="맑은 고딕"/>
-                <w:b w:val="false"/>
-                <w:bCs w:val="false"/>
-                <w:sz w:val="18"/>
-                <w:szCs w:val="18"/>
-              </w:rPr>
-              <w:t xml:space="preserve">2026년 4월</w:t>
-            </w:r>
-          </w:p>
-        </w:tc>
-        <w:tc>
-          <w:tcPr>
-            <w:tcW w:type="dxa" w:w="1800"/>
-            <w:tcBorders>
-              <w:top w:val="single" w:color="CCCCCC" w:sz="1"/>
-              <w:left w:val="single" w:color="CCCCCC" w:sz="1"/>
-              <w:bottom w:val="single" w:color="CCCCCC" w:sz="1"/>
-              <w:right w:val="single" w:color="CCCCCC" w:sz="1"/>
-            </w:tcBorders>
-            <w:shd w:fill="FFFFFF" w:val="clear"/>
-            <w:tcMar>
-              <w:top w:type="dxa" w:w="80"/>
-              <w:left w:type="dxa" w:w="120"/>
-              <w:bottom w:type="dxa" w:w="80"/>
-              <w:right w:type="dxa" w:w="120"/>
-            </w:tcMar>
-          </w:tcPr>
-          <w:p>
-            <w:pPr>
-              <w:jc w:val="left"/>
-            </w:pPr>
-            <w:r>
-              <w:rPr>
-                <w:rFonts w:ascii="맑은 고딕" w:cs="맑은 고딕" w:eastAsia="맑은 고딕" w:hAnsi="맑은 고딕"/>
-                <w:b/>
-                <w:bCs/>
-                <w:sz w:val="18"/>
-                <w:szCs w:val="18"/>
-              </w:rPr>
-              <w:t xml:space="preserve">착수보고</w:t>
-            </w:r>
-          </w:p>
-        </w:tc>
-        <w:tc>
-          <w:tcPr>
-            <w:tcW w:type="dxa" w:w="2500"/>
-            <w:tcBorders>
-              <w:top w:val="single" w:color="CCCCCC" w:sz="1"/>
-              <w:left w:val="single" w:color="CCCCCC" w:sz="1"/>
-              <w:bottom w:val="single" w:color="CCCCCC" w:sz="1"/>
-              <w:right w:val="single" w:color="CCCCCC" w:sz="1"/>
-            </w:tcBorders>
-            <w:shd w:fill="FFFFFF" w:val="clear"/>
-            <w:tcMar>
-              <w:top w:type="dxa" w:w="80"/>
-              <w:left w:type="dxa" w:w="120"/>
-              <w:bottom w:type="dxa" w:w="80"/>
-              <w:right w:type="dxa" w:w="120"/>
-            </w:tcMar>
-          </w:tcPr>
-          <w:p>
-            <w:pPr>
-              <w:jc w:val="left"/>
-            </w:pPr>
-            <w:r>
-              <w:rPr>
-                <w:rFonts w:ascii="맑은 고딕" w:cs="맑은 고딕" w:eastAsia="맑은 고딕" w:hAnsi="맑은 고딕"/>
-                <w:b w:val="false"/>
-                <w:bCs w:val="false"/>
-                <w:sz w:val="18"/>
-                <w:szCs w:val="18"/>
-              </w:rPr>
-              <w:t xml:space="preserve">03_착수보고서.docx</w:t>
-            </w:r>
-          </w:p>
-        </w:tc>
-        <w:tc>
-          <w:tcPr>
-            <w:tcW w:type="dxa" w:w="3006"/>
-            <w:tcBorders>
-              <w:top w:val="single" w:color="CCCCCC" w:sz="1"/>
-              <w:left w:val="single" w:color="CCCCCC" w:sz="1"/>
-              <w:bottom w:val="single" w:color="CCCCCC" w:sz="1"/>
-              <w:right w:val="single" w:color="CCCCCC" w:sz="1"/>
-            </w:tcBorders>
-            <w:shd w:fill="E8F5E9" w:val="clear"/>
-            <w:tcMar>
-              <w:top w:type="dxa" w:w="80"/>
-              <w:left w:type="dxa" w:w="120"/>
-              <w:bottom w:type="dxa" w:w="80"/>
-              <w:right w:type="dxa" w:w="120"/>
-            </w:tcMar>
-          </w:tcPr>
-          <w:p>
-            <w:pPr>
-              <w:jc w:val="left"/>
-            </w:pPr>
-            <w:r>
-              <w:rPr>
-                <w:rFonts w:ascii="맑은 고딕" w:cs="맑은 고딕" w:eastAsia="맑은 고딕" w:hAnsi="맑은 고딕"/>
-                <w:b w:val="false"/>
-                <w:bCs w:val="false"/>
-                <w:sz w:val="18"/>
-                <w:szCs w:val="18"/>
-              </w:rPr>
-              <w:t xml:space="preserve">착수보고회 개최 후 제출 — 완료</w:t>
             </w:r>
           </w:p>
         </w:tc>

--- a/docs/government-project/09_산출물목록.docx
+++ b/docs/government-project/09_산출물목록.docx
@@ -1858,7 +1858,7 @@
                 <w:sz w:val="18"/>
                 <w:szCs w:val="18"/>
               </w:rPr>
-              <w:t xml:space="preserve">04_중간보고서.docx</w:t>
+              <w:t xml:space="preserve">06_사용자매뉴얼.docx</w:t>
             </w:r>
           </w:p>
         </w:tc>
@@ -1937,7 +1937,7 @@
               <w:bottom w:val="single" w:color="CCCCCC" w:sz="1"/>
               <w:right w:val="single" w:color="CCCCCC" w:sz="1"/>
             </w:tcBorders>
-            <w:shd w:fill="FFF9C4" w:val="clear"/>
+            <w:shd w:fill="E8F5E9" w:val="clear"/>
             <w:tcMar>
               <w:top w:type="dxa" w:w="80"/>
               <w:left w:type="dxa" w:w="120"/>
@@ -1955,7 +1955,7 @@
                 <w:sz w:val="18"/>
                 <w:szCs w:val="18"/>
               </w:rPr>
-              <w:t xml:space="preserve">작성 중</w:t>
+              <w:t xml:space="preserve">작성 완료</w:t>
             </w:r>
           </w:p>
         </w:tc>
@@ -1988,7 +1988,7 @@
                 <w:sz w:val="18"/>
                 <w:szCs w:val="18"/>
               </w:rPr>
-              <w:t>진척률 96%, KPI 진행, 주요성과, 이슈해결, 예산, 잔여계획 (~18p) — 2026-08-19 갱신 완료</w:t>
+              <w:t xml:space="preserve">환자/코디네이터/의료진 3개 사용자군 매뉴얼 (~20p)</w:t>
             </w:r>
           </w:p>
         </w:tc>
@@ -2053,7 +2053,7 @@
                 <w:sz w:val="18"/>
                 <w:szCs w:val="18"/>
               </w:rPr>
-              <w:t xml:space="preserve">05_최종보고서.docx</w:t>
+              <w:t xml:space="preserve">07_관리자매뉴얼.docx</w:t>
             </w:r>
           </w:p>
         </w:tc>
@@ -2086,7 +2086,7 @@
                 <w:sz w:val="18"/>
                 <w:szCs w:val="18"/>
               </w:rPr>
-              <w:t xml:space="preserve">2026-04-30</w:t>
+              <w:t>2026-08-19</w:t>
             </w:r>
           </w:p>
         </w:tc>
@@ -2132,7 +2132,7 @@
               <w:bottom w:val="single" w:color="CCCCCC" w:sz="1"/>
               <w:right w:val="single" w:color="CCCCCC" w:sz="1"/>
             </w:tcBorders>
-            <w:shd w:fill="FFF9C4" w:val="clear"/>
+            <w:shd w:fill="E8F5E9" w:val="clear"/>
             <w:tcMar>
               <w:top w:type="dxa" w:w="80"/>
               <w:left w:type="dxa" w:w="120"/>
@@ -2150,7 +2150,7 @@
                 <w:sz w:val="18"/>
                 <w:szCs w:val="18"/>
               </w:rPr>
-              <w:t xml:space="preserve">작성 중</w:t>
+              <w:t xml:space="preserve">작성 완료</w:t>
             </w:r>
           </w:p>
         </w:tc>
@@ -2183,7 +2183,7 @@
                 <w:sz w:val="18"/>
                 <w:szCs w:val="18"/>
               </w:rPr>
-              <w:t xml:space="preserve">사업 종료 템플릿 골격, KPI 실적 [TBD], 기술·사회적 성과 (~22p) — 11월 완성 예정</w:t>
+              <w:t xml:space="preserve">어드민 대시보드, 환자관리, 보안대응, 백업·복구 매뉴얼 (~18p)</w:t>
             </w:r>
           </w:p>
         </w:tc>
@@ -2248,7 +2248,7 @@
                 <w:sz w:val="18"/>
                 <w:szCs w:val="18"/>
               </w:rPr>
-              <w:t xml:space="preserve">06_사용자매뉴얼.docx</w:t>
+              <w:t xml:space="preserve">08_테스트결과서.docx</w:t>
             </w:r>
           </w:p>
         </w:tc>
@@ -2378,7 +2378,7 @@
                 <w:sz w:val="18"/>
                 <w:szCs w:val="18"/>
               </w:rPr>
-              <w:t xml:space="preserve">환자/코디네이터/의료진 3개 사용자군 매뉴얼 (~20p)</w:t>
+              <w:t xml:space="preserve">테스트 전략, E2E 케이스 목록, 보안 회귀 테스트, 성능 측정 (~12p)</w:t>
             </w:r>
           </w:p>
         </w:tc>
@@ -2411,396 +2411,6 @@
                 <w:rFonts w:eastAsia="맑은 고딕"/>
               </w:rPr>
               <w:t>B-04</w:t>
-            </w:r>
-          </w:p>
-        </w:tc>
-        <w:tc>
-          <w:tcPr>
-            <w:tcW w:type="dxa" w:w="2200"/>
-            <w:tcBorders>
-              <w:top w:val="single" w:color="CCCCCC" w:sz="1"/>
-              <w:left w:val="single" w:color="CCCCCC" w:sz="1"/>
-              <w:bottom w:val="single" w:color="CCCCCC" w:sz="1"/>
-              <w:right w:val="single" w:color="CCCCCC" w:sz="1"/>
-            </w:tcBorders>
-            <w:shd w:fill="FFFFFF" w:val="clear"/>
-            <w:tcMar>
-              <w:top w:type="dxa" w:w="80"/>
-              <w:left w:type="dxa" w:w="120"/>
-              <w:bottom w:type="dxa" w:w="80"/>
-              <w:right w:type="dxa" w:w="120"/>
-            </w:tcMar>
-          </w:tcPr>
-          <w:p>
-            <w:pPr>
-              <w:jc w:val="left"/>
-            </w:pPr>
-            <w:r>
-              <w:rPr>
-                <w:rFonts w:ascii="맑은 고딕" w:cs="맑은 고딕" w:eastAsia="맑은 고딕" w:hAnsi="맑은 고딕"/>
-                <w:b w:val="false"/>
-                <w:bCs w:val="false"/>
-                <w:sz w:val="18"/>
-                <w:szCs w:val="18"/>
-              </w:rPr>
-              <w:t xml:space="preserve">07_관리자매뉴얼.docx</w:t>
-            </w:r>
-          </w:p>
-        </w:tc>
-        <w:tc>
-          <w:tcPr>
-            <w:tcW w:type="dxa" w:w="1200"/>
-            <w:tcBorders>
-              <w:top w:val="single" w:color="CCCCCC" w:sz="1"/>
-              <w:left w:val="single" w:color="CCCCCC" w:sz="1"/>
-              <w:bottom w:val="single" w:color="CCCCCC" w:sz="1"/>
-              <w:right w:val="single" w:color="CCCCCC" w:sz="1"/>
-            </w:tcBorders>
-            <w:shd w:fill="FFFFFF" w:val="clear"/>
-            <w:tcMar>
-              <w:top w:type="dxa" w:w="80"/>
-              <w:left w:type="dxa" w:w="120"/>
-              <w:bottom w:type="dxa" w:w="80"/>
-              <w:right w:type="dxa" w:w="120"/>
-            </w:tcMar>
-          </w:tcPr>
-          <w:p>
-            <w:pPr>
-              <w:jc w:val="center"/>
-            </w:pPr>
-            <w:r>
-              <w:rPr>
-                <w:rFonts w:ascii="맑은 고딕" w:cs="맑은 고딕" w:eastAsia="맑은 고딕" w:hAnsi="맑은 고딕"/>
-                <w:b w:val="false"/>
-                <w:bCs w:val="false"/>
-                <w:sz w:val="18"/>
-                <w:szCs w:val="18"/>
-              </w:rPr>
-              <w:t>2026-08-19</w:t>
-            </w:r>
-          </w:p>
-        </w:tc>
-        <w:tc>
-          <w:tcPr>
-            <w:tcW w:type="dxa" w:w="1200"/>
-            <w:tcBorders>
-              <w:top w:val="single" w:color="CCCCCC" w:sz="1"/>
-              <w:left w:val="single" w:color="CCCCCC" w:sz="1"/>
-              <w:bottom w:val="single" w:color="CCCCCC" w:sz="1"/>
-              <w:right w:val="single" w:color="CCCCCC" w:sz="1"/>
-            </w:tcBorders>
-            <w:shd w:fill="FFFFFF" w:val="clear"/>
-            <w:tcMar>
-              <w:top w:type="dxa" w:w="80"/>
-              <w:left w:type="dxa" w:w="120"/>
-              <w:bottom w:type="dxa" w:w="80"/>
-              <w:right w:type="dxa" w:w="120"/>
-            </w:tcMar>
-          </w:tcPr>
-          <w:p>
-            <w:pPr>
-              <w:jc w:val="center"/>
-            </w:pPr>
-            <w:r>
-              <w:rPr>
-                <w:rFonts w:ascii="맑은 고딕" w:cs="맑은 고딕" w:eastAsia="맑은 고딕" w:hAnsi="맑은 고딕"/>
-                <w:b w:val="false"/>
-                <w:bCs w:val="false"/>
-                <w:sz w:val="18"/>
-                <w:szCs w:val="18"/>
-              </w:rPr>
-              <w:t xml:space="preserve">본로이 PM</w:t>
-            </w:r>
-          </w:p>
-        </w:tc>
-        <w:tc>
-          <w:tcPr>
-            <w:tcW w:type="dxa" w:w="1000"/>
-            <w:tcBorders>
-              <w:top w:val="single" w:color="CCCCCC" w:sz="1"/>
-              <w:left w:val="single" w:color="CCCCCC" w:sz="1"/>
-              <w:bottom w:val="single" w:color="CCCCCC" w:sz="1"/>
-              <w:right w:val="single" w:color="CCCCCC" w:sz="1"/>
-            </w:tcBorders>
-            <w:shd w:fill="E8F5E9" w:val="clear"/>
-            <w:tcMar>
-              <w:top w:type="dxa" w:w="80"/>
-              <w:left w:type="dxa" w:w="120"/>
-              <w:bottom w:type="dxa" w:w="80"/>
-              <w:right w:type="dxa" w:w="120"/>
-            </w:tcMar>
-          </w:tcPr>
-          <w:p>
-            <w:pPr>
-              <w:jc w:val="center"/>
-            </w:pPr>
-            <w:r>
-              <w:rPr>
-                <w:rFonts w:ascii="맑은 고딕" w:cs="맑은 고딕" w:eastAsia="맑은 고딕" w:hAnsi="맑은 고딕"/>
-                <w:sz w:val="18"/>
-                <w:szCs w:val="18"/>
-              </w:rPr>
-              <w:t xml:space="preserve">작성 완료</w:t>
-            </w:r>
-          </w:p>
-        </w:tc>
-        <w:tc>
-          <w:tcPr>
-            <w:tcW w:type="dxa" w:w="2506"/>
-            <w:tcBorders>
-              <w:top w:val="single" w:color="CCCCCC" w:sz="1"/>
-              <w:left w:val="single" w:color="CCCCCC" w:sz="1"/>
-              <w:bottom w:val="single" w:color="CCCCCC" w:sz="1"/>
-              <w:right w:val="single" w:color="CCCCCC" w:sz="1"/>
-            </w:tcBorders>
-            <w:shd w:fill="FFFFFF" w:val="clear"/>
-            <w:tcMar>
-              <w:top w:type="dxa" w:w="80"/>
-              <w:left w:type="dxa" w:w="120"/>
-              <w:bottom w:type="dxa" w:w="80"/>
-              <w:right w:type="dxa" w:w="120"/>
-            </w:tcMar>
-          </w:tcPr>
-          <w:p>
-            <w:pPr>
-              <w:jc w:val="left"/>
-            </w:pPr>
-            <w:r>
-              <w:rPr>
-                <w:rFonts w:ascii="맑은 고딕" w:cs="맑은 고딕" w:eastAsia="맑은 고딕" w:hAnsi="맑은 고딕"/>
-                <w:b w:val="false"/>
-                <w:bCs w:val="false"/>
-                <w:sz w:val="18"/>
-                <w:szCs w:val="18"/>
-              </w:rPr>
-              <w:t xml:space="preserve">어드민 대시보드, 환자관리, 보안대응, 백업·복구 매뉴얼 (~18p)</w:t>
-            </w:r>
-          </w:p>
-        </w:tc>
-      </w:tr>
-      <w:tr>
-        <w:tc>
-          <w:tcPr>
-            <w:tcW w:type="dxa" w:w="400"/>
-            <w:tcBorders>
-              <w:top w:val="single" w:color="CCCCCC" w:sz="1"/>
-              <w:left w:val="single" w:color="CCCCCC" w:sz="1"/>
-              <w:bottom w:val="single" w:color="CCCCCC" w:sz="1"/>
-              <w:right w:val="single" w:color="CCCCCC" w:sz="1"/>
-            </w:tcBorders>
-            <w:shd w:fill="FFFFFF" w:val="clear"/>
-            <w:tcMar>
-              <w:top w:type="dxa" w:w="80"/>
-              <w:left w:type="dxa" w:w="120"/>
-              <w:bottom w:type="dxa" w:w="80"/>
-              <w:right w:type="dxa" w:w="120"/>
-            </w:tcMar>
-          </w:tcPr>
-          <w:p>
-            <w:r/>
-            <w:r>
-              <w:rPr>
-                <w:rFonts w:ascii="맑은 고딕" w:hAnsi="맑은 고딕"/>
-                <w:b/>
-                <w:sz w:val="18"/>
-                <w:rFonts w:eastAsia="맑은 고딕"/>
-              </w:rPr>
-              <w:t>B-05</w:t>
-            </w:r>
-          </w:p>
-        </w:tc>
-        <w:tc>
-          <w:tcPr>
-            <w:tcW w:type="dxa" w:w="2200"/>
-            <w:tcBorders>
-              <w:top w:val="single" w:color="CCCCCC" w:sz="1"/>
-              <w:left w:val="single" w:color="CCCCCC" w:sz="1"/>
-              <w:bottom w:val="single" w:color="CCCCCC" w:sz="1"/>
-              <w:right w:val="single" w:color="CCCCCC" w:sz="1"/>
-            </w:tcBorders>
-            <w:shd w:fill="FFFFFF" w:val="clear"/>
-            <w:tcMar>
-              <w:top w:type="dxa" w:w="80"/>
-              <w:left w:type="dxa" w:w="120"/>
-              <w:bottom w:type="dxa" w:w="80"/>
-              <w:right w:type="dxa" w:w="120"/>
-            </w:tcMar>
-          </w:tcPr>
-          <w:p>
-            <w:pPr>
-              <w:jc w:val="left"/>
-            </w:pPr>
-            <w:r>
-              <w:rPr>
-                <w:rFonts w:ascii="맑은 고딕" w:cs="맑은 고딕" w:eastAsia="맑은 고딕" w:hAnsi="맑은 고딕"/>
-                <w:b w:val="false"/>
-                <w:bCs w:val="false"/>
-                <w:sz w:val="18"/>
-                <w:szCs w:val="18"/>
-              </w:rPr>
-              <w:t xml:space="preserve">08_테스트결과서.docx</w:t>
-            </w:r>
-          </w:p>
-        </w:tc>
-        <w:tc>
-          <w:tcPr>
-            <w:tcW w:type="dxa" w:w="1200"/>
-            <w:tcBorders>
-              <w:top w:val="single" w:color="CCCCCC" w:sz="1"/>
-              <w:left w:val="single" w:color="CCCCCC" w:sz="1"/>
-              <w:bottom w:val="single" w:color="CCCCCC" w:sz="1"/>
-              <w:right w:val="single" w:color="CCCCCC" w:sz="1"/>
-            </w:tcBorders>
-            <w:shd w:fill="FFFFFF" w:val="clear"/>
-            <w:tcMar>
-              <w:top w:type="dxa" w:w="80"/>
-              <w:left w:type="dxa" w:w="120"/>
-              <w:bottom w:type="dxa" w:w="80"/>
-              <w:right w:type="dxa" w:w="120"/>
-            </w:tcMar>
-          </w:tcPr>
-          <w:p>
-            <w:pPr>
-              <w:jc w:val="center"/>
-            </w:pPr>
-            <w:r>
-              <w:rPr>
-                <w:rFonts w:ascii="맑은 고딕" w:cs="맑은 고딕" w:eastAsia="맑은 고딕" w:hAnsi="맑은 고딕"/>
-                <w:b w:val="false"/>
-                <w:bCs w:val="false"/>
-                <w:sz w:val="18"/>
-                <w:szCs w:val="18"/>
-              </w:rPr>
-              <w:t>2026-08-19</w:t>
-            </w:r>
-          </w:p>
-        </w:tc>
-        <w:tc>
-          <w:tcPr>
-            <w:tcW w:type="dxa" w:w="1200"/>
-            <w:tcBorders>
-              <w:top w:val="single" w:color="CCCCCC" w:sz="1"/>
-              <w:left w:val="single" w:color="CCCCCC" w:sz="1"/>
-              <w:bottom w:val="single" w:color="CCCCCC" w:sz="1"/>
-              <w:right w:val="single" w:color="CCCCCC" w:sz="1"/>
-            </w:tcBorders>
-            <w:shd w:fill="FFFFFF" w:val="clear"/>
-            <w:tcMar>
-              <w:top w:type="dxa" w:w="80"/>
-              <w:left w:type="dxa" w:w="120"/>
-              <w:bottom w:type="dxa" w:w="80"/>
-              <w:right w:type="dxa" w:w="120"/>
-            </w:tcMar>
-          </w:tcPr>
-          <w:p>
-            <w:pPr>
-              <w:jc w:val="center"/>
-            </w:pPr>
-            <w:r>
-              <w:rPr>
-                <w:rFonts w:ascii="맑은 고딕" w:cs="맑은 고딕" w:eastAsia="맑은 고딕" w:hAnsi="맑은 고딕"/>
-                <w:b w:val="false"/>
-                <w:bCs w:val="false"/>
-                <w:sz w:val="18"/>
-                <w:szCs w:val="18"/>
-              </w:rPr>
-              <w:t xml:space="preserve">본로이 PM</w:t>
-            </w:r>
-          </w:p>
-        </w:tc>
-        <w:tc>
-          <w:tcPr>
-            <w:tcW w:type="dxa" w:w="1000"/>
-            <w:tcBorders>
-              <w:top w:val="single" w:color="CCCCCC" w:sz="1"/>
-              <w:left w:val="single" w:color="CCCCCC" w:sz="1"/>
-              <w:bottom w:val="single" w:color="CCCCCC" w:sz="1"/>
-              <w:right w:val="single" w:color="CCCCCC" w:sz="1"/>
-            </w:tcBorders>
-            <w:shd w:fill="E8F5E9" w:val="clear"/>
-            <w:tcMar>
-              <w:top w:type="dxa" w:w="80"/>
-              <w:left w:type="dxa" w:w="120"/>
-              <w:bottom w:type="dxa" w:w="80"/>
-              <w:right w:type="dxa" w:w="120"/>
-            </w:tcMar>
-          </w:tcPr>
-          <w:p>
-            <w:pPr>
-              <w:jc w:val="center"/>
-            </w:pPr>
-            <w:r>
-              <w:rPr>
-                <w:rFonts w:ascii="맑은 고딕" w:cs="맑은 고딕" w:eastAsia="맑은 고딕" w:hAnsi="맑은 고딕"/>
-                <w:sz w:val="18"/>
-                <w:szCs w:val="18"/>
-              </w:rPr>
-              <w:t xml:space="preserve">작성 완료</w:t>
-            </w:r>
-          </w:p>
-        </w:tc>
-        <w:tc>
-          <w:tcPr>
-            <w:tcW w:type="dxa" w:w="2506"/>
-            <w:tcBorders>
-              <w:top w:val="single" w:color="CCCCCC" w:sz="1"/>
-              <w:left w:val="single" w:color="CCCCCC" w:sz="1"/>
-              <w:bottom w:val="single" w:color="CCCCCC" w:sz="1"/>
-              <w:right w:val="single" w:color="CCCCCC" w:sz="1"/>
-            </w:tcBorders>
-            <w:shd w:fill="FFFFFF" w:val="clear"/>
-            <w:tcMar>
-              <w:top w:type="dxa" w:w="80"/>
-              <w:left w:type="dxa" w:w="120"/>
-              <w:bottom w:type="dxa" w:w="80"/>
-              <w:right w:type="dxa" w:w="120"/>
-            </w:tcMar>
-          </w:tcPr>
-          <w:p>
-            <w:pPr>
-              <w:jc w:val="left"/>
-            </w:pPr>
-            <w:r>
-              <w:rPr>
-                <w:rFonts w:ascii="맑은 고딕" w:cs="맑은 고딕" w:eastAsia="맑은 고딕" w:hAnsi="맑은 고딕"/>
-                <w:b w:val="false"/>
-                <w:bCs w:val="false"/>
-                <w:sz w:val="18"/>
-                <w:szCs w:val="18"/>
-              </w:rPr>
-              <w:t xml:space="preserve">테스트 전략, E2E 케이스 목록, 보안 회귀 테스트, 성능 측정 (~12p)</w:t>
-            </w:r>
-          </w:p>
-        </w:tc>
-      </w:tr>
-      <w:tr>
-        <w:tc>
-          <w:tcPr>
-            <w:tcW w:type="dxa" w:w="400"/>
-            <w:tcBorders>
-              <w:top w:val="single" w:color="CCCCCC" w:sz="1"/>
-              <w:left w:val="single" w:color="CCCCCC" w:sz="1"/>
-              <w:bottom w:val="single" w:color="CCCCCC" w:sz="1"/>
-              <w:right w:val="single" w:color="CCCCCC" w:sz="1"/>
-            </w:tcBorders>
-            <w:shd w:fill="FFFFFF" w:val="clear"/>
-            <w:tcMar>
-              <w:top w:type="dxa" w:w="80"/>
-              <w:left w:type="dxa" w:w="120"/>
-              <w:bottom w:type="dxa" w:w="80"/>
-              <w:right w:type="dxa" w:w="120"/>
-            </w:tcMar>
-          </w:tcPr>
-          <w:p>
-            <w:r/>
-            <w:r>
-              <w:rPr>
-                <w:rFonts w:ascii="맑은 고딕" w:hAnsi="맑은 고딕"/>
-                <w:b/>
-                <w:sz w:val="18"/>
-                <w:rFonts w:eastAsia="맑은 고딕"/>
-              </w:rPr>
-              <w:t>B-06</w:t>
             </w:r>
           </w:p>
         </w:tc>
@@ -4539,278 +4149,6 @@
                 <w:szCs w:val="18"/>
               </w:rPr>
               <w:t xml:space="preserve">KHIDI 형식 확인 필요 [진행 중]</w:t>
-            </w:r>
-          </w:p>
-        </w:tc>
-      </w:tr>
-      <w:tr>
-        <w:tc>
-          <w:tcPr>
-            <w:tcW w:type="dxa" w:w="1200"/>
-            <w:tcBorders>
-              <w:top w:val="single" w:color="CCCCCC" w:sz="1"/>
-              <w:left w:val="single" w:color="CCCCCC" w:sz="1"/>
-              <w:bottom w:val="single" w:color="CCCCCC" w:sz="1"/>
-              <w:right w:val="single" w:color="CCCCCC" w:sz="1"/>
-            </w:tcBorders>
-            <w:shd w:fill="F5F5F5" w:val="clear"/>
-            <w:tcMar>
-              <w:top w:type="dxa" w:w="80"/>
-              <w:left w:type="dxa" w:w="120"/>
-              <w:bottom w:type="dxa" w:w="80"/>
-              <w:right w:type="dxa" w:w="120"/>
-            </w:tcMar>
-          </w:tcPr>
-          <w:p>
-            <w:pPr>
-              <w:jc w:val="left"/>
-            </w:pPr>
-            <w:r>
-              <w:rPr>
-                <w:rFonts w:ascii="맑은 고딕" w:cs="맑은 고딕" w:eastAsia="맑은 고딕" w:hAnsi="맑은 고딕"/>
-                <w:b w:val="false"/>
-                <w:bCs w:val="false"/>
-                <w:sz w:val="18"/>
-                <w:szCs w:val="18"/>
-              </w:rPr>
-              <w:t xml:space="preserve">2026년 8월</w:t>
-            </w:r>
-          </w:p>
-        </w:tc>
-        <w:tc>
-          <w:tcPr>
-            <w:tcW w:type="dxa" w:w="1800"/>
-            <w:tcBorders>
-              <w:top w:val="single" w:color="CCCCCC" w:sz="1"/>
-              <w:left w:val="single" w:color="CCCCCC" w:sz="1"/>
-              <w:bottom w:val="single" w:color="CCCCCC" w:sz="1"/>
-              <w:right w:val="single" w:color="CCCCCC" w:sz="1"/>
-            </w:tcBorders>
-            <w:shd w:fill="FFFFFF" w:val="clear"/>
-            <w:tcMar>
-              <w:top w:type="dxa" w:w="80"/>
-              <w:left w:type="dxa" w:w="120"/>
-              <w:bottom w:type="dxa" w:w="80"/>
-              <w:right w:type="dxa" w:w="120"/>
-            </w:tcMar>
-          </w:tcPr>
-          <w:p>
-            <w:pPr>
-              <w:jc w:val="left"/>
-            </w:pPr>
-            <w:r>
-              <w:rPr>
-                <w:rFonts w:ascii="맑은 고딕" w:cs="맑은 고딕" w:eastAsia="맑은 고딕" w:hAnsi="맑은 고딕"/>
-                <w:b/>
-                <w:bCs/>
-                <w:sz w:val="18"/>
-                <w:szCs w:val="18"/>
-              </w:rPr>
-              <w:t xml:space="preserve">중간보고</w:t>
-            </w:r>
-          </w:p>
-        </w:tc>
-        <w:tc>
-          <w:tcPr>
-            <w:tcW w:type="dxa" w:w="2500"/>
-            <w:tcBorders>
-              <w:top w:val="single" w:color="CCCCCC" w:sz="1"/>
-              <w:left w:val="single" w:color="CCCCCC" w:sz="1"/>
-              <w:bottom w:val="single" w:color="CCCCCC" w:sz="1"/>
-              <w:right w:val="single" w:color="CCCCCC" w:sz="1"/>
-            </w:tcBorders>
-            <w:shd w:fill="FFFFFF" w:val="clear"/>
-            <w:tcMar>
-              <w:top w:type="dxa" w:w="80"/>
-              <w:left w:type="dxa" w:w="120"/>
-              <w:bottom w:type="dxa" w:w="80"/>
-              <w:right w:type="dxa" w:w="120"/>
-            </w:tcMar>
-          </w:tcPr>
-          <w:p>
-            <w:pPr>
-              <w:jc w:val="left"/>
-            </w:pPr>
-            <w:r>
-              <w:rPr>
-                <w:rFonts w:ascii="맑은 고딕" w:cs="맑은 고딕" w:eastAsia="맑은 고딕" w:hAnsi="맑은 고딕"/>
-                <w:b w:val="false"/>
-                <w:bCs w:val="false"/>
-                <w:sz w:val="18"/>
-                <w:szCs w:val="18"/>
-              </w:rPr>
-              <w:t xml:space="preserve">04_중간보고서.docx (갱신본)</w:t>
-            </w:r>
-          </w:p>
-        </w:tc>
-        <w:tc>
-          <w:tcPr>
-            <w:tcW w:type="dxa" w:w="3006"/>
-            <w:tcBorders>
-              <w:top w:val="single" w:color="CCCCCC" w:sz="1"/>
-              <w:left w:val="single" w:color="CCCCCC" w:sz="1"/>
-              <w:bottom w:val="single" w:color="CCCCCC" w:sz="1"/>
-              <w:right w:val="single" w:color="CCCCCC" w:sz="1"/>
-            </w:tcBorders>
-            <w:shd w:fill="FFF9C4" w:val="clear"/>
-            <w:tcMar>
-              <w:top w:type="dxa" w:w="80"/>
-              <w:left w:type="dxa" w:w="120"/>
-              <w:bottom w:type="dxa" w:w="80"/>
-              <w:right w:type="dxa" w:w="120"/>
-            </w:tcMar>
-          </w:tcPr>
-          <w:p>
-            <w:pPr>
-              <w:jc w:val="left"/>
-            </w:pPr>
-            <w:r>
-              <w:rPr>
-                <w:rFonts w:ascii="맑은 고딕" w:cs="맑은 고딕" w:eastAsia="맑은 고딕" w:hAnsi="맑은 고딕"/>
-                <w:b w:val="false"/>
-                <w:bCs w:val="false"/>
-                <w:sz w:val="18"/>
-                <w:szCs w:val="18"/>
-              </w:rPr>
-              <w:t xml:space="preserve">KPI 중간 달성률 포함, 8월 제출 예정</w:t>
-            </w:r>
-          </w:p>
-        </w:tc>
-      </w:tr>
-      <w:tr>
-        <w:tc>
-          <w:tcPr>
-            <w:tcW w:type="dxa" w:w="1200"/>
-            <w:tcBorders>
-              <w:top w:val="single" w:color="CCCCCC" w:sz="1"/>
-              <w:left w:val="single" w:color="CCCCCC" w:sz="1"/>
-              <w:bottom w:val="single" w:color="CCCCCC" w:sz="1"/>
-              <w:right w:val="single" w:color="CCCCCC" w:sz="1"/>
-            </w:tcBorders>
-            <w:shd w:fill="F5F5F5" w:val="clear"/>
-            <w:tcMar>
-              <w:top w:type="dxa" w:w="80"/>
-              <w:left w:type="dxa" w:w="120"/>
-              <w:bottom w:type="dxa" w:w="80"/>
-              <w:right w:type="dxa" w:w="120"/>
-            </w:tcMar>
-          </w:tcPr>
-          <w:p>
-            <w:pPr>
-              <w:jc w:val="left"/>
-            </w:pPr>
-            <w:r>
-              <w:rPr>
-                <w:rFonts w:ascii="맑은 고딕" w:cs="맑은 고딕" w:eastAsia="맑은 고딕" w:hAnsi="맑은 고딕"/>
-                <w:b w:val="false"/>
-                <w:bCs w:val="false"/>
-                <w:sz w:val="18"/>
-                <w:szCs w:val="18"/>
-              </w:rPr>
-              <w:t xml:space="preserve">2026년 11월</w:t>
-            </w:r>
-          </w:p>
-        </w:tc>
-        <w:tc>
-          <w:tcPr>
-            <w:tcW w:type="dxa" w:w="1800"/>
-            <w:tcBorders>
-              <w:top w:val="single" w:color="CCCCCC" w:sz="1"/>
-              <w:left w:val="single" w:color="CCCCCC" w:sz="1"/>
-              <w:bottom w:val="single" w:color="CCCCCC" w:sz="1"/>
-              <w:right w:val="single" w:color="CCCCCC" w:sz="1"/>
-            </w:tcBorders>
-            <w:shd w:fill="FFFFFF" w:val="clear"/>
-            <w:tcMar>
-              <w:top w:type="dxa" w:w="80"/>
-              <w:left w:type="dxa" w:w="120"/>
-              <w:bottom w:type="dxa" w:w="80"/>
-              <w:right w:type="dxa" w:w="120"/>
-            </w:tcMar>
-          </w:tcPr>
-          <w:p>
-            <w:pPr>
-              <w:jc w:val="left"/>
-            </w:pPr>
-            <w:r>
-              <w:rPr>
-                <w:rFonts w:ascii="맑은 고딕" w:cs="맑은 고딕" w:eastAsia="맑은 고딕" w:hAnsi="맑은 고딕"/>
-                <w:b/>
-                <w:bCs/>
-                <w:sz w:val="18"/>
-                <w:szCs w:val="18"/>
-              </w:rPr>
-              <w:t xml:space="preserve">최종보고</w:t>
-            </w:r>
-          </w:p>
-        </w:tc>
-        <w:tc>
-          <w:tcPr>
-            <w:tcW w:type="dxa" w:w="2500"/>
-            <w:tcBorders>
-              <w:top w:val="single" w:color="CCCCCC" w:sz="1"/>
-              <w:left w:val="single" w:color="CCCCCC" w:sz="1"/>
-              <w:bottom w:val="single" w:color="CCCCCC" w:sz="1"/>
-              <w:right w:val="single" w:color="CCCCCC" w:sz="1"/>
-            </w:tcBorders>
-            <w:shd w:fill="FFFFFF" w:val="clear"/>
-            <w:tcMar>
-              <w:top w:type="dxa" w:w="80"/>
-              <w:left w:type="dxa" w:w="120"/>
-              <w:bottom w:type="dxa" w:w="80"/>
-              <w:right w:type="dxa" w:w="120"/>
-            </w:tcMar>
-          </w:tcPr>
-          <w:p>
-            <w:pPr>
-              <w:jc w:val="left"/>
-            </w:pPr>
-            <w:r>
-              <w:rPr>
-                <w:rFonts w:ascii="맑은 고딕" w:cs="맑은 고딕" w:eastAsia="맑은 고딕" w:hAnsi="맑은 고딕"/>
-                <w:b w:val="false"/>
-                <w:bCs w:val="false"/>
-                <w:sz w:val="18"/>
-                <w:szCs w:val="18"/>
-              </w:rPr>
-              <w:t xml:space="preserve">05_최종보고서.docx
-06_사용자매뉴얼.docx
-07_관리자매뉴얼.docx
-08_테스트결과서.docx
-09_산출물목록.docx</w:t>
-            </w:r>
-          </w:p>
-        </w:tc>
-        <w:tc>
-          <w:tcPr>
-            <w:tcW w:type="dxa" w:w="3006"/>
-            <w:tcBorders>
-              <w:top w:val="single" w:color="CCCCCC" w:sz="1"/>
-              <w:left w:val="single" w:color="CCCCCC" w:sz="1"/>
-              <w:bottom w:val="single" w:color="CCCCCC" w:sz="1"/>
-              <w:right w:val="single" w:color="CCCCCC" w:sz="1"/>
-            </w:tcBorders>
-            <w:shd w:fill="FFF9C4" w:val="clear"/>
-            <w:tcMar>
-              <w:top w:type="dxa" w:w="80"/>
-              <w:left w:type="dxa" w:w="120"/>
-              <w:bottom w:type="dxa" w:w="80"/>
-              <w:right w:type="dxa" w:w="120"/>
-            </w:tcMar>
-          </w:tcPr>
-          <w:p>
-            <w:pPr>
-              <w:jc w:val="left"/>
-            </w:pPr>
-            <w:r>
-              <w:rPr>
-                <w:rFonts w:ascii="맑은 고딕" w:cs="맑은 고딕" w:eastAsia="맑은 고딕" w:hAnsi="맑은 고딕"/>
-                <w:b w:val="false"/>
-                <w:bCs w:val="false"/>
-                <w:sz w:val="18"/>
-                <w:szCs w:val="18"/>
-              </w:rPr>
-              <w:t xml:space="preserve">최종보고회 개최 후 전체 산출물 패키지 제출, 11월 예정</w:t>
             </w:r>
           </w:p>
         </w:tc>

--- a/docs/government-project/09_산출물목록.docx
+++ b/docs/government-project/09_산출물목록.docx
@@ -4149,6 +4149,282 @@
                 <w:szCs w:val="18"/>
               </w:rPr>
               <w:t xml:space="preserve">KHIDI 형식 확인 필요 [진행 중]</w:t>
+            </w:r>
+          </w:p>
+        </w:tc>
+      </w:tr>
+      <w:tr>
+        <w:tc>
+          <w:tcPr>
+            <w:tcW w:type="dxa" w:w="1200"/>
+            <w:tcBorders>
+              <w:top w:val="single" w:color="CCCCCC" w:sz="1"/>
+              <w:left w:val="single" w:color="CCCCCC" w:sz="1"/>
+              <w:bottom w:val="single" w:color="CCCCCC" w:sz="1"/>
+              <w:right w:val="single" w:color="CCCCCC" w:sz="1"/>
+            </w:tcBorders>
+            <w:shd w:fill="F5F5F5" w:val="clear"/>
+            <w:tcMar>
+              <w:top w:type="dxa" w:w="80"/>
+              <w:left w:type="dxa" w:w="120"/>
+              <w:bottom w:type="dxa" w:w="80"/>
+              <w:right w:type="dxa" w:w="120"/>
+            </w:tcMar>
+          </w:tcPr>
+          <w:p>
+            <w:pPr>
+              <w:jc w:val="left"/>
+            </w:pPr>
+            <w:r>
+              <w:rPr>
+                <w:rFonts w:ascii="맑은 고딕" w:cs="맑은 고딕" w:eastAsia="맑은 고딕" w:hAnsi="맑은 고딕"/>
+                <w:b w:val="false"/>
+                <w:bCs w:val="false"/>
+                <w:sz w:val="18"/>
+                <w:szCs w:val="18"/>
+              </w:rPr>
+              <w:t xml:space="preserve">2026년 8월</w:t>
+            </w:r>
+          </w:p>
+        </w:tc>
+        <w:tc>
+          <w:tcPr>
+            <w:tcW w:type="dxa" w:w="1800"/>
+            <w:tcBorders>
+              <w:top w:val="single" w:color="CCCCCC" w:sz="1"/>
+              <w:left w:val="single" w:color="CCCCCC" w:sz="1"/>
+              <w:bottom w:val="single" w:color="CCCCCC" w:sz="1"/>
+              <w:right w:val="single" w:color="CCCCCC" w:sz="1"/>
+            </w:tcBorders>
+            <w:shd w:fill="FFFFFF" w:val="clear"/>
+            <w:tcMar>
+              <w:top w:type="dxa" w:w="80"/>
+              <w:left w:type="dxa" w:w="120"/>
+              <w:bottom w:type="dxa" w:w="80"/>
+              <w:right w:type="dxa" w:w="120"/>
+            </w:tcMar>
+          </w:tcPr>
+          <w:p>
+            <w:pPr>
+              <w:jc w:val="left"/>
+            </w:pPr>
+            <w:r>
+              <w:rPr>
+                <w:rFonts w:ascii="맑은 고딕" w:cs="맑은 고딕" w:eastAsia="맑은 고딕" w:hAnsi="맑은 고딕"/>
+                <w:b/>
+                <w:bCs/>
+                <w:sz w:val="18"/>
+                <w:szCs w:val="18"/>
+              </w:rPr>
+              <w:t xml:space="preserve">중간보고</w:t>
+            </w:r>
+          </w:p>
+        </w:tc>
+        <w:tc>
+          <w:tcPr>
+            <w:tcW w:type="dxa" w:w="2500"/>
+            <w:tcBorders>
+              <w:top w:val="single" w:color="CCCCCC" w:sz="1"/>
+              <w:left w:val="single" w:color="CCCCCC" w:sz="1"/>
+              <w:bottom w:val="single" w:color="CCCCCC" w:sz="1"/>
+              <w:right w:val="single" w:color="CCCCCC" w:sz="1"/>
+            </w:tcBorders>
+            <w:shd w:fill="FFFFFF" w:val="clear"/>
+            <w:tcMar>
+              <w:top w:type="dxa" w:w="80"/>
+              <w:left w:type="dxa" w:w="120"/>
+              <w:bottom w:type="dxa" w:w="80"/>
+              <w:right w:type="dxa" w:w="120"/>
+            </w:tcMar>
+          </w:tcPr>
+          <w:p>
+            <w:pPr>
+              <w:jc w:val="left"/>
+            </w:pPr>
+            <w:r>
+              <w:rPr>
+                <w:rFonts w:ascii="맑은 고딕" w:cs="맑은 고딕" w:eastAsia="맑은 고딕" w:hAnsi="맑은 고딕"/>
+                <w:b w:val="false"/>
+                <w:bCs w:val="false"/>
+                <w:sz w:val="18"/>
+                <w:szCs w:val="18"/>
+              </w:rPr>
+              <w:t>중간보고서 (KHIDI 지정 양식, 별도 관리)</w:t>
+            </w:r>
+          </w:p>
+        </w:tc>
+        <w:tc>
+          <w:tcPr>
+            <w:tcW w:type="dxa" w:w="3006"/>
+            <w:tcBorders>
+              <w:top w:val="single" w:color="CCCCCC" w:sz="1"/>
+              <w:left w:val="single" w:color="CCCCCC" w:sz="1"/>
+              <w:bottom w:val="single" w:color="CCCCCC" w:sz="1"/>
+              <w:right w:val="single" w:color="CCCCCC" w:sz="1"/>
+            </w:tcBorders>
+            <w:shd w:fill="FFF9C4" w:val="clear"/>
+            <w:tcMar>
+              <w:top w:type="dxa" w:w="80"/>
+              <w:left w:type="dxa" w:w="120"/>
+              <w:bottom w:type="dxa" w:w="80"/>
+              <w:right w:type="dxa" w:w="120"/>
+            </w:tcMar>
+          </w:tcPr>
+          <w:p>
+            <w:pPr>
+              <w:jc w:val="left"/>
+            </w:pPr>
+            <w:r>
+              <w:rPr>
+                <w:rFonts w:ascii="맑은 고딕" w:cs="맑은 고딕" w:eastAsia="맑은 고딕" w:hAnsi="맑은 고딕"/>
+                <w:b w:val="false"/>
+                <w:bCs w:val="false"/>
+                <w:sz w:val="18"/>
+                <w:szCs w:val="18"/>
+              </w:rPr>
+              <w:t xml:space="preserve">KPI 중간 달성률 포함, 8월 제출 예정</w:t>
+            </w:r>
+          </w:p>
+        </w:tc>
+      </w:tr>
+      <w:tr>
+        <w:tc>
+          <w:tcPr>
+            <w:tcW w:type="dxa" w:w="1200"/>
+            <w:tcBorders>
+              <w:top w:val="single" w:color="CCCCCC" w:sz="1"/>
+              <w:left w:val="single" w:color="CCCCCC" w:sz="1"/>
+              <w:bottom w:val="single" w:color="CCCCCC" w:sz="1"/>
+              <w:right w:val="single" w:color="CCCCCC" w:sz="1"/>
+            </w:tcBorders>
+            <w:shd w:fill="F5F5F5" w:val="clear"/>
+            <w:tcMar>
+              <w:top w:type="dxa" w:w="80"/>
+              <w:left w:type="dxa" w:w="120"/>
+              <w:bottom w:type="dxa" w:w="80"/>
+              <w:right w:type="dxa" w:w="120"/>
+            </w:tcMar>
+          </w:tcPr>
+          <w:p>
+            <w:pPr>
+              <w:jc w:val="left"/>
+            </w:pPr>
+            <w:r>
+              <w:rPr>
+                <w:rFonts w:ascii="맑은 고딕" w:cs="맑은 고딕" w:eastAsia="맑은 고딕" w:hAnsi="맑은 고딕"/>
+                <w:b w:val="false"/>
+                <w:bCs w:val="false"/>
+                <w:sz w:val="18"/>
+                <w:szCs w:val="18"/>
+              </w:rPr>
+              <w:t xml:space="preserve">2026년 11월</w:t>
+            </w:r>
+          </w:p>
+        </w:tc>
+        <w:tc>
+          <w:tcPr>
+            <w:tcW w:type="dxa" w:w="1800"/>
+            <w:tcBorders>
+              <w:top w:val="single" w:color="CCCCCC" w:sz="1"/>
+              <w:left w:val="single" w:color="CCCCCC" w:sz="1"/>
+              <w:bottom w:val="single" w:color="CCCCCC" w:sz="1"/>
+              <w:right w:val="single" w:color="CCCCCC" w:sz="1"/>
+            </w:tcBorders>
+            <w:shd w:fill="FFFFFF" w:val="clear"/>
+            <w:tcMar>
+              <w:top w:type="dxa" w:w="80"/>
+              <w:left w:type="dxa" w:w="120"/>
+              <w:bottom w:type="dxa" w:w="80"/>
+              <w:right w:type="dxa" w:w="120"/>
+            </w:tcMar>
+          </w:tcPr>
+          <w:p>
+            <w:pPr>
+              <w:jc w:val="left"/>
+            </w:pPr>
+            <w:r>
+              <w:rPr>
+                <w:rFonts w:ascii="맑은 고딕" w:cs="맑은 고딕" w:eastAsia="맑은 고딕" w:hAnsi="맑은 고딕"/>
+                <w:b/>
+                <w:bCs/>
+                <w:sz w:val="18"/>
+                <w:szCs w:val="18"/>
+              </w:rPr>
+              <w:t xml:space="preserve">최종보고</w:t>
+            </w:r>
+          </w:p>
+        </w:tc>
+        <w:tc>
+          <w:tcPr>
+            <w:tcW w:type="dxa" w:w="2500"/>
+            <w:tcBorders>
+              <w:top w:val="single" w:color="CCCCCC" w:sz="1"/>
+              <w:left w:val="single" w:color="CCCCCC" w:sz="1"/>
+              <w:bottom w:val="single" w:color="CCCCCC" w:sz="1"/>
+              <w:right w:val="single" w:color="CCCCCC" w:sz="1"/>
+            </w:tcBorders>
+            <w:shd w:fill="FFFFFF" w:val="clear"/>
+            <w:tcMar>
+              <w:top w:type="dxa" w:w="80"/>
+              <w:left w:type="dxa" w:w="120"/>
+              <w:bottom w:type="dxa" w:w="80"/>
+              <w:right w:type="dxa" w:w="120"/>
+            </w:tcMar>
+          </w:tcPr>
+          <w:p>
+            <w:pPr>
+              <w:jc w:val="left"/>
+            </w:pPr>
+            <w:r>
+              <w:rPr>
+                <w:rFonts w:ascii="맑은 고딕" w:cs="맑은 고딕" w:eastAsia="맑은 고딕" w:hAnsi="맑은 고딕"/>
+                <w:b w:val="false"/>
+                <w:bCs w:val="false"/>
+                <w:sz w:val="18"/>
+                <w:szCs w:val="18"/>
+              </w:rPr>
+              <w:t>최종보고서 (KHIDI 지정 양식, 별도 관리)</w:t>
+              <w:br/>
+              <w:t>06_사용자매뉴얼.docx</w:t>
+              <w:br/>
+              <w:t>07_관리자매뉴얼.docx</w:t>
+              <w:br/>
+              <w:t>08_테스트결과서.docx</w:t>
+              <w:br/>
+              <w:t>09_산출물목록.docx</w:t>
+            </w:r>
+          </w:p>
+        </w:tc>
+        <w:tc>
+          <w:tcPr>
+            <w:tcW w:type="dxa" w:w="3006"/>
+            <w:tcBorders>
+              <w:top w:val="single" w:color="CCCCCC" w:sz="1"/>
+              <w:left w:val="single" w:color="CCCCCC" w:sz="1"/>
+              <w:bottom w:val="single" w:color="CCCCCC" w:sz="1"/>
+              <w:right w:val="single" w:color="CCCCCC" w:sz="1"/>
+            </w:tcBorders>
+            <w:shd w:fill="FFF9C4" w:val="clear"/>
+            <w:tcMar>
+              <w:top w:type="dxa" w:w="80"/>
+              <w:left w:type="dxa" w:w="120"/>
+              <w:bottom w:type="dxa" w:w="80"/>
+              <w:right w:type="dxa" w:w="120"/>
+            </w:tcMar>
+          </w:tcPr>
+          <w:p>
+            <w:pPr>
+              <w:jc w:val="left"/>
+            </w:pPr>
+            <w:r>
+              <w:rPr>
+                <w:rFonts w:ascii="맑은 고딕" w:cs="맑은 고딕" w:eastAsia="맑은 고딕" w:hAnsi="맑은 고딕"/>
+                <w:b w:val="false"/>
+                <w:bCs w:val="false"/>
+                <w:sz w:val="18"/>
+                <w:szCs w:val="18"/>
+              </w:rPr>
+              <w:t xml:space="preserve">최종보고회 개최 후 전체 산출물 패키지 제출, 11월 예정</w:t>
             </w:r>
           </w:p>
         </w:tc>

--- a/docs/government-project/09_산출물목록.docx
+++ b/docs/government-project/09_산출물목록.docx
@@ -1858,7 +1858,7 @@
                 <w:sz w:val="18"/>
                 <w:szCs w:val="18"/>
               </w:rPr>
-              <w:t xml:space="preserve">04_중간보고서.docx</w:t>
+              <w:t xml:space="preserve">06_사용자매뉴얼.docx</w:t>
             </w:r>
           </w:p>
         </w:tc>
@@ -1937,7 +1937,7 @@
               <w:bottom w:val="single" w:color="CCCCCC" w:sz="1"/>
               <w:right w:val="single" w:color="CCCCCC" w:sz="1"/>
             </w:tcBorders>
-            <w:shd w:fill="FFF9C4" w:val="clear"/>
+            <w:shd w:fill="E8F5E9" w:val="clear"/>
             <w:tcMar>
               <w:top w:type="dxa" w:w="80"/>
               <w:left w:type="dxa" w:w="120"/>
@@ -1955,7 +1955,7 @@
                 <w:sz w:val="18"/>
                 <w:szCs w:val="18"/>
               </w:rPr>
-              <w:t xml:space="preserve">작성 중</w:t>
+              <w:t xml:space="preserve">작성 완료</w:t>
             </w:r>
           </w:p>
         </w:tc>
@@ -1988,7 +1988,7 @@
                 <w:sz w:val="18"/>
                 <w:szCs w:val="18"/>
               </w:rPr>
-              <w:t>진척률 96%, KPI 진행, 주요성과, 이슈해결, 예산, 잔여계획 (~18p) — 2026-08-19 갱신 완료</w:t>
+              <w:t xml:space="preserve">환자/코디네이터/의료진 3개 사용자군 매뉴얼 (~20p)</w:t>
             </w:r>
           </w:p>
         </w:tc>
@@ -2053,7 +2053,7 @@
                 <w:sz w:val="18"/>
                 <w:szCs w:val="18"/>
               </w:rPr>
-              <w:t xml:space="preserve">05_최종보고서.docx</w:t>
+              <w:t xml:space="preserve">07_관리자매뉴얼.docx</w:t>
             </w:r>
           </w:p>
         </w:tc>
@@ -2086,7 +2086,7 @@
                 <w:sz w:val="18"/>
                 <w:szCs w:val="18"/>
               </w:rPr>
-              <w:t xml:space="preserve">2026-04-30</w:t>
+              <w:t>2026-08-19</w:t>
             </w:r>
           </w:p>
         </w:tc>
@@ -2132,7 +2132,7 @@
               <w:bottom w:val="single" w:color="CCCCCC" w:sz="1"/>
               <w:right w:val="single" w:color="CCCCCC" w:sz="1"/>
             </w:tcBorders>
-            <w:shd w:fill="FFF9C4" w:val="clear"/>
+            <w:shd w:fill="E8F5E9" w:val="clear"/>
             <w:tcMar>
               <w:top w:type="dxa" w:w="80"/>
               <w:left w:type="dxa" w:w="120"/>
@@ -2150,7 +2150,7 @@
                 <w:sz w:val="18"/>
                 <w:szCs w:val="18"/>
               </w:rPr>
-              <w:t xml:space="preserve">작성 중</w:t>
+              <w:t xml:space="preserve">작성 완료</w:t>
             </w:r>
           </w:p>
         </w:tc>
@@ -2183,7 +2183,7 @@
                 <w:sz w:val="18"/>
                 <w:szCs w:val="18"/>
               </w:rPr>
-              <w:t xml:space="preserve">사업 종료 템플릿 골격, KPI 실적 [TBD], 기술·사회적 성과 (~22p) — 11월 완성 예정</w:t>
+              <w:t xml:space="preserve">어드민 대시보드, 환자관리, 보안대응, 백업·복구 매뉴얼 (~18p)</w:t>
             </w:r>
           </w:p>
         </w:tc>
@@ -2248,7 +2248,7 @@
                 <w:sz w:val="18"/>
                 <w:szCs w:val="18"/>
               </w:rPr>
-              <w:t xml:space="preserve">06_사용자매뉴얼.docx</w:t>
+              <w:t xml:space="preserve">08_테스트결과서.docx</w:t>
             </w:r>
           </w:p>
         </w:tc>
@@ -2378,7 +2378,7 @@
                 <w:sz w:val="18"/>
                 <w:szCs w:val="18"/>
               </w:rPr>
-              <w:t xml:space="preserve">환자/코디네이터/의료진 3개 사용자군 매뉴얼 (~20p)</w:t>
+              <w:t xml:space="preserve">테스트 전략, E2E 케이스 목록, 보안 회귀 테스트, 성능 측정 (~12p)</w:t>
             </w:r>
           </w:p>
         </w:tc>
@@ -2411,396 +2411,6 @@
                 <w:rFonts w:eastAsia="맑은 고딕"/>
               </w:rPr>
               <w:t>B-04</w:t>
-            </w:r>
-          </w:p>
-        </w:tc>
-        <w:tc>
-          <w:tcPr>
-            <w:tcW w:type="dxa" w:w="2200"/>
-            <w:tcBorders>
-              <w:top w:val="single" w:color="CCCCCC" w:sz="1"/>
-              <w:left w:val="single" w:color="CCCCCC" w:sz="1"/>
-              <w:bottom w:val="single" w:color="CCCCCC" w:sz="1"/>
-              <w:right w:val="single" w:color="CCCCCC" w:sz="1"/>
-            </w:tcBorders>
-            <w:shd w:fill="FFFFFF" w:val="clear"/>
-            <w:tcMar>
-              <w:top w:type="dxa" w:w="80"/>
-              <w:left w:type="dxa" w:w="120"/>
-              <w:bottom w:type="dxa" w:w="80"/>
-              <w:right w:type="dxa" w:w="120"/>
-            </w:tcMar>
-          </w:tcPr>
-          <w:p>
-            <w:pPr>
-              <w:jc w:val="left"/>
-            </w:pPr>
-            <w:r>
-              <w:rPr>
-                <w:rFonts w:ascii="맑은 고딕" w:cs="맑은 고딕" w:eastAsia="맑은 고딕" w:hAnsi="맑은 고딕"/>
-                <w:b w:val="false"/>
-                <w:bCs w:val="false"/>
-                <w:sz w:val="18"/>
-                <w:szCs w:val="18"/>
-              </w:rPr>
-              <w:t xml:space="preserve">07_관리자매뉴얼.docx</w:t>
-            </w:r>
-          </w:p>
-        </w:tc>
-        <w:tc>
-          <w:tcPr>
-            <w:tcW w:type="dxa" w:w="1200"/>
-            <w:tcBorders>
-              <w:top w:val="single" w:color="CCCCCC" w:sz="1"/>
-              <w:left w:val="single" w:color="CCCCCC" w:sz="1"/>
-              <w:bottom w:val="single" w:color="CCCCCC" w:sz="1"/>
-              <w:right w:val="single" w:color="CCCCCC" w:sz="1"/>
-            </w:tcBorders>
-            <w:shd w:fill="FFFFFF" w:val="clear"/>
-            <w:tcMar>
-              <w:top w:type="dxa" w:w="80"/>
-              <w:left w:type="dxa" w:w="120"/>
-              <w:bottom w:type="dxa" w:w="80"/>
-              <w:right w:type="dxa" w:w="120"/>
-            </w:tcMar>
-          </w:tcPr>
-          <w:p>
-            <w:pPr>
-              <w:jc w:val="center"/>
-            </w:pPr>
-            <w:r>
-              <w:rPr>
-                <w:rFonts w:ascii="맑은 고딕" w:cs="맑은 고딕" w:eastAsia="맑은 고딕" w:hAnsi="맑은 고딕"/>
-                <w:b w:val="false"/>
-                <w:bCs w:val="false"/>
-                <w:sz w:val="18"/>
-                <w:szCs w:val="18"/>
-              </w:rPr>
-              <w:t>2026-08-19</w:t>
-            </w:r>
-          </w:p>
-        </w:tc>
-        <w:tc>
-          <w:tcPr>
-            <w:tcW w:type="dxa" w:w="1200"/>
-            <w:tcBorders>
-              <w:top w:val="single" w:color="CCCCCC" w:sz="1"/>
-              <w:left w:val="single" w:color="CCCCCC" w:sz="1"/>
-              <w:bottom w:val="single" w:color="CCCCCC" w:sz="1"/>
-              <w:right w:val="single" w:color="CCCCCC" w:sz="1"/>
-            </w:tcBorders>
-            <w:shd w:fill="FFFFFF" w:val="clear"/>
-            <w:tcMar>
-              <w:top w:type="dxa" w:w="80"/>
-              <w:left w:type="dxa" w:w="120"/>
-              <w:bottom w:type="dxa" w:w="80"/>
-              <w:right w:type="dxa" w:w="120"/>
-            </w:tcMar>
-          </w:tcPr>
-          <w:p>
-            <w:pPr>
-              <w:jc w:val="center"/>
-            </w:pPr>
-            <w:r>
-              <w:rPr>
-                <w:rFonts w:ascii="맑은 고딕" w:cs="맑은 고딕" w:eastAsia="맑은 고딕" w:hAnsi="맑은 고딕"/>
-                <w:b w:val="false"/>
-                <w:bCs w:val="false"/>
-                <w:sz w:val="18"/>
-                <w:szCs w:val="18"/>
-              </w:rPr>
-              <w:t xml:space="preserve">본로이 PM</w:t>
-            </w:r>
-          </w:p>
-        </w:tc>
-        <w:tc>
-          <w:tcPr>
-            <w:tcW w:type="dxa" w:w="1000"/>
-            <w:tcBorders>
-              <w:top w:val="single" w:color="CCCCCC" w:sz="1"/>
-              <w:left w:val="single" w:color="CCCCCC" w:sz="1"/>
-              <w:bottom w:val="single" w:color="CCCCCC" w:sz="1"/>
-              <w:right w:val="single" w:color="CCCCCC" w:sz="1"/>
-            </w:tcBorders>
-            <w:shd w:fill="E8F5E9" w:val="clear"/>
-            <w:tcMar>
-              <w:top w:type="dxa" w:w="80"/>
-              <w:left w:type="dxa" w:w="120"/>
-              <w:bottom w:type="dxa" w:w="80"/>
-              <w:right w:type="dxa" w:w="120"/>
-            </w:tcMar>
-          </w:tcPr>
-          <w:p>
-            <w:pPr>
-              <w:jc w:val="center"/>
-            </w:pPr>
-            <w:r>
-              <w:rPr>
-                <w:rFonts w:ascii="맑은 고딕" w:cs="맑은 고딕" w:eastAsia="맑은 고딕" w:hAnsi="맑은 고딕"/>
-                <w:sz w:val="18"/>
-                <w:szCs w:val="18"/>
-              </w:rPr>
-              <w:t xml:space="preserve">작성 완료</w:t>
-            </w:r>
-          </w:p>
-        </w:tc>
-        <w:tc>
-          <w:tcPr>
-            <w:tcW w:type="dxa" w:w="2506"/>
-            <w:tcBorders>
-              <w:top w:val="single" w:color="CCCCCC" w:sz="1"/>
-              <w:left w:val="single" w:color="CCCCCC" w:sz="1"/>
-              <w:bottom w:val="single" w:color="CCCCCC" w:sz="1"/>
-              <w:right w:val="single" w:color="CCCCCC" w:sz="1"/>
-            </w:tcBorders>
-            <w:shd w:fill="FFFFFF" w:val="clear"/>
-            <w:tcMar>
-              <w:top w:type="dxa" w:w="80"/>
-              <w:left w:type="dxa" w:w="120"/>
-              <w:bottom w:type="dxa" w:w="80"/>
-              <w:right w:type="dxa" w:w="120"/>
-            </w:tcMar>
-          </w:tcPr>
-          <w:p>
-            <w:pPr>
-              <w:jc w:val="left"/>
-            </w:pPr>
-            <w:r>
-              <w:rPr>
-                <w:rFonts w:ascii="맑은 고딕" w:cs="맑은 고딕" w:eastAsia="맑은 고딕" w:hAnsi="맑은 고딕"/>
-                <w:b w:val="false"/>
-                <w:bCs w:val="false"/>
-                <w:sz w:val="18"/>
-                <w:szCs w:val="18"/>
-              </w:rPr>
-              <w:t xml:space="preserve">어드민 대시보드, 환자관리, 보안대응, 백업·복구 매뉴얼 (~18p)</w:t>
-            </w:r>
-          </w:p>
-        </w:tc>
-      </w:tr>
-      <w:tr>
-        <w:tc>
-          <w:tcPr>
-            <w:tcW w:type="dxa" w:w="400"/>
-            <w:tcBorders>
-              <w:top w:val="single" w:color="CCCCCC" w:sz="1"/>
-              <w:left w:val="single" w:color="CCCCCC" w:sz="1"/>
-              <w:bottom w:val="single" w:color="CCCCCC" w:sz="1"/>
-              <w:right w:val="single" w:color="CCCCCC" w:sz="1"/>
-            </w:tcBorders>
-            <w:shd w:fill="FFFFFF" w:val="clear"/>
-            <w:tcMar>
-              <w:top w:type="dxa" w:w="80"/>
-              <w:left w:type="dxa" w:w="120"/>
-              <w:bottom w:type="dxa" w:w="80"/>
-              <w:right w:type="dxa" w:w="120"/>
-            </w:tcMar>
-          </w:tcPr>
-          <w:p>
-            <w:r/>
-            <w:r>
-              <w:rPr>
-                <w:rFonts w:ascii="맑은 고딕" w:hAnsi="맑은 고딕"/>
-                <w:b/>
-                <w:sz w:val="18"/>
-                <w:rFonts w:eastAsia="맑은 고딕"/>
-              </w:rPr>
-              <w:t>B-05</w:t>
-            </w:r>
-          </w:p>
-        </w:tc>
-        <w:tc>
-          <w:tcPr>
-            <w:tcW w:type="dxa" w:w="2200"/>
-            <w:tcBorders>
-              <w:top w:val="single" w:color="CCCCCC" w:sz="1"/>
-              <w:left w:val="single" w:color="CCCCCC" w:sz="1"/>
-              <w:bottom w:val="single" w:color="CCCCCC" w:sz="1"/>
-              <w:right w:val="single" w:color="CCCCCC" w:sz="1"/>
-            </w:tcBorders>
-            <w:shd w:fill="FFFFFF" w:val="clear"/>
-            <w:tcMar>
-              <w:top w:type="dxa" w:w="80"/>
-              <w:left w:type="dxa" w:w="120"/>
-              <w:bottom w:type="dxa" w:w="80"/>
-              <w:right w:type="dxa" w:w="120"/>
-            </w:tcMar>
-          </w:tcPr>
-          <w:p>
-            <w:pPr>
-              <w:jc w:val="left"/>
-            </w:pPr>
-            <w:r>
-              <w:rPr>
-                <w:rFonts w:ascii="맑은 고딕" w:cs="맑은 고딕" w:eastAsia="맑은 고딕" w:hAnsi="맑은 고딕"/>
-                <w:b w:val="false"/>
-                <w:bCs w:val="false"/>
-                <w:sz w:val="18"/>
-                <w:szCs w:val="18"/>
-              </w:rPr>
-              <w:t xml:space="preserve">08_테스트결과서.docx</w:t>
-            </w:r>
-          </w:p>
-        </w:tc>
-        <w:tc>
-          <w:tcPr>
-            <w:tcW w:type="dxa" w:w="1200"/>
-            <w:tcBorders>
-              <w:top w:val="single" w:color="CCCCCC" w:sz="1"/>
-              <w:left w:val="single" w:color="CCCCCC" w:sz="1"/>
-              <w:bottom w:val="single" w:color="CCCCCC" w:sz="1"/>
-              <w:right w:val="single" w:color="CCCCCC" w:sz="1"/>
-            </w:tcBorders>
-            <w:shd w:fill="FFFFFF" w:val="clear"/>
-            <w:tcMar>
-              <w:top w:type="dxa" w:w="80"/>
-              <w:left w:type="dxa" w:w="120"/>
-              <w:bottom w:type="dxa" w:w="80"/>
-              <w:right w:type="dxa" w:w="120"/>
-            </w:tcMar>
-          </w:tcPr>
-          <w:p>
-            <w:pPr>
-              <w:jc w:val="center"/>
-            </w:pPr>
-            <w:r>
-              <w:rPr>
-                <w:rFonts w:ascii="맑은 고딕" w:cs="맑은 고딕" w:eastAsia="맑은 고딕" w:hAnsi="맑은 고딕"/>
-                <w:b w:val="false"/>
-                <w:bCs w:val="false"/>
-                <w:sz w:val="18"/>
-                <w:szCs w:val="18"/>
-              </w:rPr>
-              <w:t>2026-08-19</w:t>
-            </w:r>
-          </w:p>
-        </w:tc>
-        <w:tc>
-          <w:tcPr>
-            <w:tcW w:type="dxa" w:w="1200"/>
-            <w:tcBorders>
-              <w:top w:val="single" w:color="CCCCCC" w:sz="1"/>
-              <w:left w:val="single" w:color="CCCCCC" w:sz="1"/>
-              <w:bottom w:val="single" w:color="CCCCCC" w:sz="1"/>
-              <w:right w:val="single" w:color="CCCCCC" w:sz="1"/>
-            </w:tcBorders>
-            <w:shd w:fill="FFFFFF" w:val="clear"/>
-            <w:tcMar>
-              <w:top w:type="dxa" w:w="80"/>
-              <w:left w:type="dxa" w:w="120"/>
-              <w:bottom w:type="dxa" w:w="80"/>
-              <w:right w:type="dxa" w:w="120"/>
-            </w:tcMar>
-          </w:tcPr>
-          <w:p>
-            <w:pPr>
-              <w:jc w:val="center"/>
-            </w:pPr>
-            <w:r>
-              <w:rPr>
-                <w:rFonts w:ascii="맑은 고딕" w:cs="맑은 고딕" w:eastAsia="맑은 고딕" w:hAnsi="맑은 고딕"/>
-                <w:b w:val="false"/>
-                <w:bCs w:val="false"/>
-                <w:sz w:val="18"/>
-                <w:szCs w:val="18"/>
-              </w:rPr>
-              <w:t xml:space="preserve">본로이 PM</w:t>
-            </w:r>
-          </w:p>
-        </w:tc>
-        <w:tc>
-          <w:tcPr>
-            <w:tcW w:type="dxa" w:w="1000"/>
-            <w:tcBorders>
-              <w:top w:val="single" w:color="CCCCCC" w:sz="1"/>
-              <w:left w:val="single" w:color="CCCCCC" w:sz="1"/>
-              <w:bottom w:val="single" w:color="CCCCCC" w:sz="1"/>
-              <w:right w:val="single" w:color="CCCCCC" w:sz="1"/>
-            </w:tcBorders>
-            <w:shd w:fill="E8F5E9" w:val="clear"/>
-            <w:tcMar>
-              <w:top w:type="dxa" w:w="80"/>
-              <w:left w:type="dxa" w:w="120"/>
-              <w:bottom w:type="dxa" w:w="80"/>
-              <w:right w:type="dxa" w:w="120"/>
-            </w:tcMar>
-          </w:tcPr>
-          <w:p>
-            <w:pPr>
-              <w:jc w:val="center"/>
-            </w:pPr>
-            <w:r>
-              <w:rPr>
-                <w:rFonts w:ascii="맑은 고딕" w:cs="맑은 고딕" w:eastAsia="맑은 고딕" w:hAnsi="맑은 고딕"/>
-                <w:sz w:val="18"/>
-                <w:szCs w:val="18"/>
-              </w:rPr>
-              <w:t xml:space="preserve">작성 완료</w:t>
-            </w:r>
-          </w:p>
-        </w:tc>
-        <w:tc>
-          <w:tcPr>
-            <w:tcW w:type="dxa" w:w="2506"/>
-            <w:tcBorders>
-              <w:top w:val="single" w:color="CCCCCC" w:sz="1"/>
-              <w:left w:val="single" w:color="CCCCCC" w:sz="1"/>
-              <w:bottom w:val="single" w:color="CCCCCC" w:sz="1"/>
-              <w:right w:val="single" w:color="CCCCCC" w:sz="1"/>
-            </w:tcBorders>
-            <w:shd w:fill="FFFFFF" w:val="clear"/>
-            <w:tcMar>
-              <w:top w:type="dxa" w:w="80"/>
-              <w:left w:type="dxa" w:w="120"/>
-              <w:bottom w:type="dxa" w:w="80"/>
-              <w:right w:type="dxa" w:w="120"/>
-            </w:tcMar>
-          </w:tcPr>
-          <w:p>
-            <w:pPr>
-              <w:jc w:val="left"/>
-            </w:pPr>
-            <w:r>
-              <w:rPr>
-                <w:rFonts w:ascii="맑은 고딕" w:cs="맑은 고딕" w:eastAsia="맑은 고딕" w:hAnsi="맑은 고딕"/>
-                <w:b w:val="false"/>
-                <w:bCs w:val="false"/>
-                <w:sz w:val="18"/>
-                <w:szCs w:val="18"/>
-              </w:rPr>
-              <w:t xml:space="preserve">테스트 전략, E2E 케이스 목록, 보안 회귀 테스트, 성능 측정 (~12p)</w:t>
-            </w:r>
-          </w:p>
-        </w:tc>
-      </w:tr>
-      <w:tr>
-        <w:tc>
-          <w:tcPr>
-            <w:tcW w:type="dxa" w:w="400"/>
-            <w:tcBorders>
-              <w:top w:val="single" w:color="CCCCCC" w:sz="1"/>
-              <w:left w:val="single" w:color="CCCCCC" w:sz="1"/>
-              <w:bottom w:val="single" w:color="CCCCCC" w:sz="1"/>
-              <w:right w:val="single" w:color="CCCCCC" w:sz="1"/>
-            </w:tcBorders>
-            <w:shd w:fill="FFFFFF" w:val="clear"/>
-            <w:tcMar>
-              <w:top w:type="dxa" w:w="80"/>
-              <w:left w:type="dxa" w:w="120"/>
-              <w:bottom w:type="dxa" w:w="80"/>
-              <w:right w:type="dxa" w:w="120"/>
-            </w:tcMar>
-          </w:tcPr>
-          <w:p>
-            <w:r/>
-            <w:r>
-              <w:rPr>
-                <w:rFonts w:ascii="맑은 고딕" w:hAnsi="맑은 고딕"/>
-                <w:b/>
-                <w:sz w:val="18"/>
-                <w:rFonts w:eastAsia="맑은 고딕"/>
-              </w:rPr>
-              <w:t>B-06</w:t>
             </w:r>
           </w:p>
         </w:tc>
@@ -4639,7 +4249,7 @@
                 <w:sz w:val="18"/>
                 <w:szCs w:val="18"/>
               </w:rPr>
-              <w:t xml:space="preserve">04_중간보고서.docx (갱신본)</w:t>
+              <w:t>중간보고서 (KHIDI 지정 양식, 별도 관리)</w:t>
             </w:r>
           </w:p>
         </w:tc>
@@ -4773,11 +4383,15 @@
                 <w:sz w:val="18"/>
                 <w:szCs w:val="18"/>
               </w:rPr>
-              <w:t xml:space="preserve">05_최종보고서.docx
-06_사용자매뉴얼.docx
-07_관리자매뉴얼.docx
-08_테스트결과서.docx
-09_산출물목록.docx</w:t>
+              <w:t>최종보고서 (KHIDI 지정 양식, 별도 관리)</w:t>
+              <w:br/>
+              <w:t>06_사용자매뉴얼.docx</w:t>
+              <w:br/>
+              <w:t>07_관리자매뉴얼.docx</w:t>
+              <w:br/>
+              <w:t>08_테스트결과서.docx</w:t>
+              <w:br/>
+              <w:t>09_산출물목록.docx</w:t>
             </w:r>
           </w:p>
         </w:tc>

--- a/docs/government-project/09_산출물목록.docx
+++ b/docs/government-project/09_산출물목록.docx
@@ -5726,6 +5726,619 @@
                 <w:szCs w:val="18"/>
               </w:rPr>
               <w:t xml:space="preserve">내부 기밀</w:t>
+            </w:r>
+          </w:p>
+        </w:tc>
+      </w:tr>
+    </w:tbl>
+    <w:p>
+      <w:r>
+        <w:br w:type="page"/>
+      </w:r>
+    </w:p>
+    <w:p>
+      <w:r>
+        <w:rPr>
+          <w:rFonts w:ascii="맑은 고딕" w:hAnsi="맑은 고딕"/>
+          <w:b/>
+          <w:color w:val="00467F"/>
+          <w:sz w:val="28"/>
+          <w:rFonts w:eastAsia="맑은 고딕"/>
+        </w:rPr>
+        <w:t>사업계획서 약속 대비표</w:t>
+      </w:r>
+    </w:p>
+    <w:p>
+      <w:r>
+        <w:rPr>
+          <w:rFonts w:ascii="맑은 고딕" w:hAnsi="맑은 고딕"/>
+          <w:b w:val="0"/>
+          <w:sz w:val="18"/>
+          <w:rFonts w:eastAsia="맑은 고딕"/>
+        </w:rPr>
+        <w:t>2026. 5. 14. 제출한 사업계획서가 결과물로 적은 항목과 실제 산출물을 나란히 둔 표다. 계획서 표현과 파일 이름이 다른 곳이 있어 함께 적는다.</w:t>
+      </w:r>
+    </w:p>
+    <w:tbl>
+      <w:tblPr>
+        <w:tblW w:type="auto" w:w="0"/>
+        <w:tblLook w:firstColumn="1" w:firstRow="1" w:lastColumn="0" w:lastRow="0" w:noHBand="0" w:noVBand="1" w:val="04A0"/>
+        <w:tblBorders>
+          <w:top w:val="single" w:sz="4" w:color="999999"/>
+          <w:left w:val="single" w:sz="4" w:color="999999"/>
+          <w:bottom w:val="single" w:sz="4" w:color="999999"/>
+          <w:right w:val="single" w:sz="4" w:color="999999"/>
+          <w:insideH w:val="single" w:sz="4" w:color="999999"/>
+          <w:insideV w:val="single" w:sz="4" w:color="999999"/>
+        </w:tblBorders>
+      </w:tblPr>
+      <w:tblGrid>
+        <w:gridCol w:w="2166"/>
+        <w:gridCol w:w="2166"/>
+        <w:gridCol w:w="2166"/>
+        <w:gridCol w:w="2166"/>
+      </w:tblGrid>
+      <w:tr>
+        <w:tc>
+          <w:tcPr>
+            <w:tcW w:type="dxa" w:w="2166"/>
+            <w:shd w:val="clear" w:color="auto" w:fill="00467F"/>
+          </w:tcPr>
+          <w:p>
+            <w:r/>
+            <w:r>
+              <w:rPr>
+                <w:rFonts w:ascii="맑은 고딕" w:hAnsi="맑은 고딕"/>
+                <w:b/>
+                <w:color w:val="FFFFFF"/>
+                <w:sz w:val="18"/>
+                <w:rFonts w:eastAsia="맑은 고딕"/>
+              </w:rPr>
+              <w:t>마일스톤</w:t>
+            </w:r>
+          </w:p>
+        </w:tc>
+        <w:tc>
+          <w:tcPr>
+            <w:tcW w:type="dxa" w:w="2166"/>
+            <w:shd w:val="clear" w:color="auto" w:fill="00467F"/>
+          </w:tcPr>
+          <w:p>
+            <w:r/>
+            <w:r>
+              <w:rPr>
+                <w:rFonts w:ascii="맑은 고딕" w:hAnsi="맑은 고딕"/>
+                <w:b/>
+                <w:color w:val="FFFFFF"/>
+                <w:sz w:val="18"/>
+                <w:rFonts w:eastAsia="맑은 고딕"/>
+              </w:rPr>
+              <w:t>계획서가 적은 결과물</w:t>
+            </w:r>
+          </w:p>
+        </w:tc>
+        <w:tc>
+          <w:tcPr>
+            <w:tcW w:type="dxa" w:w="2166"/>
+            <w:shd w:val="clear" w:color="auto" w:fill="00467F"/>
+          </w:tcPr>
+          <w:p>
+            <w:r/>
+            <w:r>
+              <w:rPr>
+                <w:rFonts w:ascii="맑은 고딕" w:hAnsi="맑은 고딕"/>
+                <w:b/>
+                <w:color w:val="FFFFFF"/>
+                <w:sz w:val="18"/>
+                <w:rFonts w:eastAsia="맑은 고딕"/>
+              </w:rPr>
+              <w:t>실제 산출물</w:t>
+            </w:r>
+          </w:p>
+        </w:tc>
+        <w:tc>
+          <w:tcPr>
+            <w:tcW w:type="dxa" w:w="2166"/>
+            <w:shd w:val="clear" w:color="auto" w:fill="00467F"/>
+          </w:tcPr>
+          <w:p>
+            <w:r/>
+            <w:r>
+              <w:rPr>
+                <w:rFonts w:ascii="맑은 고딕" w:hAnsi="맑은 고딕"/>
+                <w:b/>
+                <w:color w:val="FFFFFF"/>
+                <w:sz w:val="18"/>
+                <w:rFonts w:eastAsia="맑은 고딕"/>
+              </w:rPr>
+              <w:t>상태</w:t>
+            </w:r>
+          </w:p>
+        </w:tc>
+      </w:tr>
+      <w:tr>
+        <w:tc>
+          <w:tcPr>
+            <w:tcW w:type="dxa" w:w="2166"/>
+          </w:tcPr>
+          <w:p>
+            <w:r/>
+            <w:r>
+              <w:rPr>
+                <w:rFonts w:ascii="맑은 고딕" w:hAnsi="맑은 고딕"/>
+                <w:b/>
+                <w:sz w:val="18"/>
+                <w:rFonts w:eastAsia="맑은 고딕"/>
+              </w:rPr>
+              <w:t>M1. 플랫폼 설계 완료 (5월)</w:t>
+            </w:r>
+          </w:p>
+        </w:tc>
+        <w:tc>
+          <w:tcPr>
+            <w:tcW w:type="dxa" w:w="2166"/>
+          </w:tcPr>
+          <w:p>
+            <w:r/>
+            <w:r>
+              <w:rPr>
+                <w:rFonts w:ascii="맑은 고딕" w:hAnsi="맑은 고딕"/>
+                <w:b w:val="0"/>
+                <w:sz w:val="18"/>
+                <w:rFonts w:eastAsia="맑은 고딕"/>
+              </w:rPr>
+              <w:t>요구사항 정의서</w:t>
+            </w:r>
+          </w:p>
+        </w:tc>
+        <w:tc>
+          <w:tcPr>
+            <w:tcW w:type="dxa" w:w="2166"/>
+          </w:tcPr>
+          <w:p>
+            <w:r/>
+            <w:r>
+              <w:rPr>
+                <w:rFonts w:ascii="맑은 고딕" w:hAnsi="맑은 고딕"/>
+                <w:b w:val="0"/>
+                <w:sz w:val="18"/>
+                <w:rFonts w:eastAsia="맑은 고딕"/>
+              </w:rPr>
+              <w:t>01_요구사항정의서.docx</w:t>
+            </w:r>
+          </w:p>
+        </w:tc>
+        <w:tc>
+          <w:tcPr>
+            <w:tcW w:type="dxa" w:w="2166"/>
+          </w:tcPr>
+          <w:p>
+            <w:r/>
+            <w:r>
+              <w:rPr>
+                <w:rFonts w:ascii="맑은 고딕" w:hAnsi="맑은 고딕"/>
+                <w:b w:val="0"/>
+                <w:sz w:val="18"/>
+                <w:rFonts w:eastAsia="맑은 고딕"/>
+              </w:rPr>
+              <w:t>충족</w:t>
+            </w:r>
+          </w:p>
+        </w:tc>
+      </w:tr>
+      <w:tr>
+        <w:tc>
+          <w:tcPr>
+            <w:tcW w:type="dxa" w:w="2166"/>
+          </w:tcPr>
+          <w:p>
+            <w:r/>
+            <w:r>
+              <w:rPr>
+                <w:rFonts w:ascii="맑은 고딕" w:hAnsi="맑은 고딕"/>
+                <w:b/>
+                <w:sz w:val="18"/>
+                <w:rFonts w:eastAsia="맑은 고딕"/>
+              </w:rPr>
+            </w:r>
+          </w:p>
+        </w:tc>
+        <w:tc>
+          <w:tcPr>
+            <w:tcW w:type="dxa" w:w="2166"/>
+          </w:tcPr>
+          <w:p>
+            <w:r/>
+            <w:r>
+              <w:rPr>
+                <w:rFonts w:ascii="맑은 고딕" w:hAnsi="맑은 고딕"/>
+                <w:b w:val="0"/>
+                <w:sz w:val="18"/>
+                <w:rFonts w:eastAsia="맑은 고딕"/>
+              </w:rPr>
+              <w:t>UI/UX 설계서</w:t>
+            </w:r>
+          </w:p>
+        </w:tc>
+        <w:tc>
+          <w:tcPr>
+            <w:tcW w:type="dxa" w:w="2166"/>
+          </w:tcPr>
+          <w:p>
+            <w:r/>
+            <w:r>
+              <w:rPr>
+                <w:rFonts w:ascii="맑은 고딕" w:hAnsi="맑은 고딕"/>
+                <w:b w:val="0"/>
+                <w:sz w:val="18"/>
+                <w:rFonts w:eastAsia="맑은 고딕"/>
+              </w:rPr>
+              <w:t>01-1_화면설계서.docx (화면 10종 lo-fi 설계)</w:t>
+            </w:r>
+          </w:p>
+        </w:tc>
+        <w:tc>
+          <w:tcPr>
+            <w:tcW w:type="dxa" w:w="2166"/>
+          </w:tcPr>
+          <w:p>
+            <w:r/>
+            <w:r>
+              <w:rPr>
+                <w:rFonts w:ascii="맑은 고딕" w:hAnsi="맑은 고딕"/>
+                <w:b w:val="0"/>
+                <w:sz w:val="18"/>
+                <w:rFonts w:eastAsia="맑은 고딕"/>
+              </w:rPr>
+              <w:t>충족</w:t>
+            </w:r>
+          </w:p>
+        </w:tc>
+      </w:tr>
+      <w:tr>
+        <w:tc>
+          <w:tcPr>
+            <w:tcW w:type="dxa" w:w="2166"/>
+          </w:tcPr>
+          <w:p>
+            <w:r/>
+            <w:r>
+              <w:rPr>
+                <w:rFonts w:ascii="맑은 고딕" w:hAnsi="맑은 고딕"/>
+                <w:b/>
+                <w:sz w:val="18"/>
+                <w:rFonts w:eastAsia="맑은 고딕"/>
+              </w:rPr>
+            </w:r>
+          </w:p>
+        </w:tc>
+        <w:tc>
+          <w:tcPr>
+            <w:tcW w:type="dxa" w:w="2166"/>
+          </w:tcPr>
+          <w:p>
+            <w:r/>
+            <w:r>
+              <w:rPr>
+                <w:rFonts w:ascii="맑은 고딕" w:hAnsi="맑은 고딕"/>
+                <w:b w:val="0"/>
+                <w:sz w:val="18"/>
+                <w:rFonts w:eastAsia="맑은 고딕"/>
+              </w:rPr>
+              <w:t>시스템 구성도</w:t>
+            </w:r>
+          </w:p>
+        </w:tc>
+        <w:tc>
+          <w:tcPr>
+            <w:tcW w:type="dxa" w:w="2166"/>
+          </w:tcPr>
+          <w:p>
+            <w:r/>
+            <w:r>
+              <w:rPr>
+                <w:rFonts w:ascii="맑은 고딕" w:hAnsi="맑은 고딕"/>
+                <w:b w:val="0"/>
+                <w:sz w:val="18"/>
+                <w:rFonts w:eastAsia="맑은 고딕"/>
+              </w:rPr>
+              <w:t>01-1_화면설계서.docx 제2장</w:t>
+            </w:r>
+          </w:p>
+        </w:tc>
+        <w:tc>
+          <w:tcPr>
+            <w:tcW w:type="dxa" w:w="2166"/>
+          </w:tcPr>
+          <w:p>
+            <w:r/>
+            <w:r>
+              <w:rPr>
+                <w:rFonts w:ascii="맑은 고딕" w:hAnsi="맑은 고딕"/>
+                <w:b w:val="0"/>
+                <w:sz w:val="18"/>
+                <w:rFonts w:eastAsia="맑은 고딕"/>
+              </w:rPr>
+              <w:t>충족</w:t>
+            </w:r>
+          </w:p>
+        </w:tc>
+      </w:tr>
+      <w:tr>
+        <w:tc>
+          <w:tcPr>
+            <w:tcW w:type="dxa" w:w="2166"/>
+          </w:tcPr>
+          <w:p>
+            <w:r/>
+            <w:r>
+              <w:rPr>
+                <w:rFonts w:ascii="맑은 고딕" w:hAnsi="맑은 고딕"/>
+                <w:b/>
+                <w:sz w:val="18"/>
+                <w:rFonts w:eastAsia="맑은 고딕"/>
+              </w:rPr>
+              <w:t>M2. 플랫폼 개발 완료 (6월)</w:t>
+            </w:r>
+          </w:p>
+        </w:tc>
+        <w:tc>
+          <w:tcPr>
+            <w:tcW w:type="dxa" w:w="2166"/>
+          </w:tcPr>
+          <w:p>
+            <w:r/>
+            <w:r>
+              <w:rPr>
+                <w:rFonts w:ascii="맑은 고딕" w:hAnsi="맑은 고딕"/>
+                <w:b w:val="0"/>
+                <w:sz w:val="18"/>
+                <w:rFonts w:eastAsia="맑은 고딕"/>
+              </w:rPr>
+              <w:t>HEALO 배포본</w:t>
+            </w:r>
+          </w:p>
+        </w:tc>
+        <w:tc>
+          <w:tcPr>
+            <w:tcW w:type="dxa" w:w="2166"/>
+          </w:tcPr>
+          <w:p>
+            <w:r/>
+            <w:r>
+              <w:rPr>
+                <w:rFonts w:ascii="맑은 고딕" w:hAnsi="맑은 고딕"/>
+                <w:b w:val="0"/>
+                <w:sz w:val="18"/>
+                <w:rFonts w:eastAsia="맑은 고딕"/>
+              </w:rPr>
+              <w:t>healwith.co.kr 실서비스 가동</w:t>
+            </w:r>
+          </w:p>
+        </w:tc>
+        <w:tc>
+          <w:tcPr>
+            <w:tcW w:type="dxa" w:w="2166"/>
+          </w:tcPr>
+          <w:p>
+            <w:r/>
+            <w:r>
+              <w:rPr>
+                <w:rFonts w:ascii="맑은 고딕" w:hAnsi="맑은 고딕"/>
+                <w:b w:val="0"/>
+                <w:sz w:val="18"/>
+                <w:rFonts w:eastAsia="맑은 고딕"/>
+              </w:rPr>
+              <w:t>충족</w:t>
+            </w:r>
+          </w:p>
+        </w:tc>
+      </w:tr>
+      <w:tr>
+        <w:tc>
+          <w:tcPr>
+            <w:tcW w:type="dxa" w:w="2166"/>
+          </w:tcPr>
+          <w:p>
+            <w:r/>
+            <w:r>
+              <w:rPr>
+                <w:rFonts w:ascii="맑은 고딕" w:hAnsi="맑은 고딕"/>
+                <w:b/>
+                <w:sz w:val="18"/>
+                <w:rFonts w:eastAsia="맑은 고딕"/>
+              </w:rPr>
+            </w:r>
+          </w:p>
+        </w:tc>
+        <w:tc>
+          <w:tcPr>
+            <w:tcW w:type="dxa" w:w="2166"/>
+          </w:tcPr>
+          <w:p>
+            <w:r/>
+            <w:r>
+              <w:rPr>
+                <w:rFonts w:ascii="맑은 고딕" w:hAnsi="맑은 고딕"/>
+                <w:b w:val="0"/>
+                <w:sz w:val="18"/>
+                <w:rFonts w:eastAsia="맑은 고딕"/>
+              </w:rPr>
+              <w:t>기능 테스트 결과서</w:t>
+            </w:r>
+          </w:p>
+        </w:tc>
+        <w:tc>
+          <w:tcPr>
+            <w:tcW w:type="dxa" w:w="2166"/>
+          </w:tcPr>
+          <w:p>
+            <w:r/>
+            <w:r>
+              <w:rPr>
+                <w:rFonts w:ascii="맑은 고딕" w:hAnsi="맑은 고딕"/>
+                <w:b w:val="0"/>
+                <w:sz w:val="18"/>
+                <w:rFonts w:eastAsia="맑은 고딕"/>
+              </w:rPr>
+              <w:t>08_테스트결과서.docx</w:t>
+            </w:r>
+          </w:p>
+        </w:tc>
+        <w:tc>
+          <w:tcPr>
+            <w:tcW w:type="dxa" w:w="2166"/>
+          </w:tcPr>
+          <w:p>
+            <w:r/>
+            <w:r>
+              <w:rPr>
+                <w:rFonts w:ascii="맑은 고딕" w:hAnsi="맑은 고딕"/>
+                <w:b w:val="0"/>
+                <w:sz w:val="18"/>
+                <w:rFonts w:eastAsia="맑은 고딕"/>
+              </w:rPr>
+              <w:t>충족</w:t>
+            </w:r>
+          </w:p>
+        </w:tc>
+      </w:tr>
+      <w:tr>
+        <w:tc>
+          <w:tcPr>
+            <w:tcW w:type="dxa" w:w="2166"/>
+          </w:tcPr>
+          <w:p>
+            <w:r/>
+            <w:r>
+              <w:rPr>
+                <w:rFonts w:ascii="맑은 고딕" w:hAnsi="맑은 고딕"/>
+                <w:b/>
+                <w:sz w:val="18"/>
+                <w:rFonts w:eastAsia="맑은 고딕"/>
+              </w:rPr>
+              <w:t>M4. 중간점검 (9월)</w:t>
+            </w:r>
+          </w:p>
+        </w:tc>
+        <w:tc>
+          <w:tcPr>
+            <w:tcW w:type="dxa" w:w="2166"/>
+          </w:tcPr>
+          <w:p>
+            <w:r/>
+            <w:r>
+              <w:rPr>
+                <w:rFonts w:ascii="맑은 고딕" w:hAnsi="맑은 고딕"/>
+                <w:b w:val="0"/>
+                <w:sz w:val="18"/>
+                <w:rFonts w:eastAsia="맑은 고딕"/>
+              </w:rPr>
+              <w:t>중간 실적 보고서</w:t>
+            </w:r>
+          </w:p>
+        </w:tc>
+        <w:tc>
+          <w:tcPr>
+            <w:tcW w:type="dxa" w:w="2166"/>
+          </w:tcPr>
+          <w:p>
+            <w:r/>
+            <w:r>
+              <w:rPr>
+                <w:rFonts w:ascii="맑은 고딕" w:hAnsi="맑은 고딕"/>
+                <w:b w:val="0"/>
+                <w:sz w:val="18"/>
+                <w:rFonts w:eastAsia="맑은 고딕"/>
+              </w:rPr>
+              <w:t>중간보고서 (KHIDI 지정 양식, 별도 관리)</w:t>
+            </w:r>
+          </w:p>
+        </w:tc>
+        <w:tc>
+          <w:tcPr>
+            <w:tcW w:type="dxa" w:w="2166"/>
+          </w:tcPr>
+          <w:p>
+            <w:r/>
+            <w:r>
+              <w:rPr>
+                <w:rFonts w:ascii="맑은 고딕" w:hAnsi="맑은 고딕"/>
+                <w:b w:val="0"/>
+                <w:sz w:val="18"/>
+                <w:rFonts w:eastAsia="맑은 고딕"/>
+              </w:rPr>
+              <w:t>진행</w:t>
+            </w:r>
+          </w:p>
+        </w:tc>
+      </w:tr>
+      <w:tr>
+        <w:tc>
+          <w:tcPr>
+            <w:tcW w:type="dxa" w:w="2166"/>
+          </w:tcPr>
+          <w:p>
+            <w:r/>
+            <w:r>
+              <w:rPr>
+                <w:rFonts w:ascii="맑은 고딕" w:hAnsi="맑은 고딕"/>
+                <w:b/>
+                <w:sz w:val="18"/>
+                <w:rFonts w:eastAsia="맑은 고딕"/>
+              </w:rPr>
+              <w:t>정성지표 증빙</w:t>
+            </w:r>
+          </w:p>
+        </w:tc>
+        <w:tc>
+          <w:tcPr>
+            <w:tcW w:type="dxa" w:w="2166"/>
+          </w:tcPr>
+          <w:p>
+            <w:r/>
+            <w:r>
+              <w:rPr>
+                <w:rFonts w:ascii="맑은 고딕" w:hAnsi="맑은 고딕"/>
+                <w:b w:val="0"/>
+                <w:sz w:val="18"/>
+                <w:rFonts w:eastAsia="맑은 고딕"/>
+              </w:rPr>
+              <w:t>플랫폼 시연 및 관련 산출물(정의서 · 설계서 · 테스트 결과 등)</w:t>
+            </w:r>
+          </w:p>
+        </w:tc>
+        <w:tc>
+          <w:tcPr>
+            <w:tcW w:type="dxa" w:w="2166"/>
+          </w:tcPr>
+          <w:p>
+            <w:r/>
+            <w:r>
+              <w:rPr>
+                <w:rFonts w:ascii="맑은 고딕" w:hAnsi="맑은 고딕"/>
+                <w:b w:val="0"/>
+                <w:sz w:val="18"/>
+                <w:rFonts w:eastAsia="맑은 고딕"/>
+              </w:rPr>
+              <w:t>위 문서 일체 + 02_기능명세서 · 11_6대ICT 대비표</w:t>
+            </w:r>
+          </w:p>
+        </w:tc>
+        <w:tc>
+          <w:tcPr>
+            <w:tcW w:type="dxa" w:w="2166"/>
+          </w:tcPr>
+          <w:p>
+            <w:r/>
+            <w:r>
+              <w:rPr>
+                <w:rFonts w:ascii="맑은 고딕" w:hAnsi="맑은 고딕"/>
+                <w:b w:val="0"/>
+                <w:sz w:val="18"/>
+                <w:rFonts w:eastAsia="맑은 고딕"/>
+              </w:rPr>
+              <w:t>충족</w:t>
             </w:r>
           </w:p>
         </w:tc>

--- a/docs/government-project/09_산출물목록.docx
+++ b/docs/government-project/09_산출물목록.docx
@@ -8184,6 +8184,10 @@
     <w:sectPr>
       <w:headerReference w:type="default" r:id="rId7"/>
       <w:footerReference w:type="default" r:id="rId8"/>
+      <w:headerReference w:type="first" r:id="rId10"/>
+      <w:footerReference w:type="first" r:id="rId11"/>
+      <w:headerReference w:type="even" r:id="rId12"/>
+      <w:footerReference w:type="even" r:id="rId13"/>
       <w:pgSz w:w="11906" w:h="16838" w:orient="portrait"/>
       <w:pgMar w:top="1440" w:right="1440" w:bottom="1440" w:left="1800" w:header="708" w:footer="708" w:gutter="0"/>
       <w:pgNumType/>
@@ -8245,46 +8249,104 @@
     </w:pPr>
     <w:r>
       <w:rPr>
-        <w:rFonts w:ascii="맑은 고딕" w:cs="맑은 고딕" w:eastAsia="맑은 고딕" w:hAnsi="맑은 고딕"/>
-        <w:color w:val="666666"/>
+        <w:rFonts w:ascii="맑은 고딕" w:hAnsi="맑은 고딕"/>
+        <w:b w:val="0"/>
+        <w:color w:val="787878"/>
         <w:sz w:val="16"/>
-        <w:szCs w:val="16"/>
+        <w:rFonts w:eastAsia="맑은 고딕"/>
       </w:rPr>
-      <w:t xml:space="preserve">(주)본로이 | 기밀문서  |  </w:t>
+      <w:t xml:space="preserve">본로이  |  기밀문서, 무단 배포 금지     </w:t>
     </w:r>
     <w:r>
       <w:rPr>
-        <w:rFonts w:ascii="맑은 고딕" w:cs="맑은 고딕" w:eastAsia="맑은 고딕" w:hAnsi="맑은 고딕"/>
-        <w:color w:val="666666"/>
+        <w:rFonts w:ascii="맑은 고딕" w:hAnsi="맑은 고딕"/>
+        <w:b w:val="0"/>
+        <w:color w:val="787878"/>
         <w:sz w:val="16"/>
-        <w:szCs w:val="16"/>
+        <w:rFonts w:eastAsia="맑은 고딕"/>
       </w:rPr>
       <w:fldChar w:fldCharType="begin"/>
-      <w:instrText xml:space="preserve">PAGE</w:instrText>
-      <w:fldChar w:fldCharType="separate"/>
+    </w:r>
+    <w:r>
+      <w:rPr>
+        <w:rFonts w:ascii="맑은 고딕" w:hAnsi="맑은 고딕"/>
+        <w:b w:val="0"/>
+        <w:color w:val="787878"/>
+        <w:sz w:val="16"/>
+        <w:rFonts w:eastAsia="맑은 고딕"/>
+      </w:rPr>
+      <w:instrText xml:space="preserve"> PAGE </w:instrText>
+    </w:r>
+    <w:r>
+      <w:rPr>
+        <w:rFonts w:ascii="맑은 고딕" w:hAnsi="맑은 고딕"/>
+        <w:b w:val="0"/>
+        <w:color w:val="787878"/>
+        <w:sz w:val="16"/>
+        <w:rFonts w:eastAsia="맑은 고딕"/>
+      </w:rPr>
       <w:fldChar w:fldCharType="end"/>
     </w:r>
     <w:r>
       <w:rPr>
-        <w:rFonts w:ascii="맑은 고딕" w:cs="맑은 고딕" w:eastAsia="맑은 고딕" w:hAnsi="맑은 고딕"/>
-        <w:color w:val="666666"/>
+        <w:rFonts w:ascii="맑은 고딕" w:hAnsi="맑은 고딕"/>
+        <w:b w:val="0"/>
+        <w:color w:val="787878"/>
         <w:sz w:val="16"/>
-        <w:szCs w:val="16"/>
+        <w:rFonts w:eastAsia="맑은 고딕"/>
       </w:rPr>
       <w:t xml:space="preserve"> / </w:t>
     </w:r>
     <w:r>
       <w:rPr>
-        <w:rFonts w:ascii="맑은 고딕" w:cs="맑은 고딕" w:eastAsia="맑은 고딕" w:hAnsi="맑은 고딕"/>
-        <w:color w:val="666666"/>
+        <w:rFonts w:ascii="맑은 고딕" w:hAnsi="맑은 고딕"/>
+        <w:b w:val="0"/>
+        <w:color w:val="787878"/>
         <w:sz w:val="16"/>
-        <w:szCs w:val="16"/>
+        <w:rFonts w:eastAsia="맑은 고딕"/>
       </w:rPr>
       <w:fldChar w:fldCharType="begin"/>
-      <w:instrText xml:space="preserve">NUMPAGES</w:instrText>
-      <w:fldChar w:fldCharType="separate"/>
+    </w:r>
+    <w:r>
+      <w:rPr>
+        <w:rFonts w:ascii="맑은 고딕" w:hAnsi="맑은 고딕"/>
+        <w:b w:val="0"/>
+        <w:color w:val="787878"/>
+        <w:sz w:val="16"/>
+        <w:rFonts w:eastAsia="맑은 고딕"/>
+      </w:rPr>
+      <w:instrText xml:space="preserve"> NUMPAGES </w:instrText>
+    </w:r>
+    <w:r>
+      <w:rPr>
+        <w:rFonts w:ascii="맑은 고딕" w:hAnsi="맑은 고딕"/>
+        <w:b w:val="0"/>
+        <w:color w:val="787878"/>
+        <w:sz w:val="16"/>
+        <w:rFonts w:eastAsia="맑은 고딕"/>
+      </w:rPr>
       <w:fldChar w:fldCharType="end"/>
     </w:r>
+  </w:p>
+</w:ftr>
+</file>
+
+<file path=word/footer2.xml><?xml version="1.0" encoding="utf-8"?>
+<w:ftr xmlns:m="http://schemas.openxmlformats.org/officeDocument/2006/math" xmlns:mc="http://schemas.openxmlformats.org/markup-compatibility/2006" xmlns:mo="http://schemas.microsoft.com/office/mac/office/2008/main" xmlns:mv="urn:schemas-microsoft-com:mac:vml" xmlns:o="urn:schemas-microsoft-com:office:office" xmlns:r="http://schemas.openxmlformats.org/officeDocument/2006/relationships" xmlns:v="urn:schemas-microsoft-com:vml" xmlns:w10="urn:schemas-microsoft-com:office:word" xmlns:w14="http://schemas.microsoft.com/office/word/2010/wordml" xmlns:w="http://schemas.openxmlformats.org/wordprocessingml/2006/main" xmlns:wne="http://schemas.microsoft.com/office/word/2006/wordml" xmlns:wp14="http://schemas.microsoft.com/office/word/2010/wordprocessingDrawing" xmlns:wp="http://schemas.openxmlformats.org/drawingml/2006/wordprocessingDrawing" xmlns:wpc="http://schemas.microsoft.com/office/word/2010/wordprocessingCanvas" xmlns:wpg="http://schemas.microsoft.com/office/word/2010/wordprocessingGroup" xmlns:wpi="http://schemas.microsoft.com/office/word/2010/wordprocessingInk" xmlns:wps="http://schemas.microsoft.com/office/word/2010/wordprocessingShape" mc:Ignorable="w14 wp14">
+  <w:p>
+    <w:pPr>
+      <w:pStyle w:val="Footer"/>
+    </w:pPr>
+  </w:p>
+</w:ftr>
+</file>
+
+<file path=word/footer3.xml><?xml version="1.0" encoding="utf-8"?>
+<w:ftr xmlns:m="http://schemas.openxmlformats.org/officeDocument/2006/math" xmlns:mc="http://schemas.openxmlformats.org/markup-compatibility/2006" xmlns:mo="http://schemas.microsoft.com/office/mac/office/2008/main" xmlns:mv="urn:schemas-microsoft-com:mac:vml" xmlns:o="urn:schemas-microsoft-com:office:office" xmlns:r="http://schemas.openxmlformats.org/officeDocument/2006/relationships" xmlns:v="urn:schemas-microsoft-com:vml" xmlns:w10="urn:schemas-microsoft-com:office:word" xmlns:w14="http://schemas.microsoft.com/office/word/2010/wordml" xmlns:w="http://schemas.openxmlformats.org/wordprocessingml/2006/main" xmlns:wne="http://schemas.microsoft.com/office/word/2006/wordml" xmlns:wp14="http://schemas.microsoft.com/office/word/2010/wordprocessingDrawing" xmlns:wp="http://schemas.openxmlformats.org/drawingml/2006/wordprocessingDrawing" xmlns:wpc="http://schemas.microsoft.com/office/word/2010/wordprocessingCanvas" xmlns:wpg="http://schemas.microsoft.com/office/word/2010/wordprocessingGroup" xmlns:wpi="http://schemas.microsoft.com/office/word/2010/wordprocessingInk" xmlns:wps="http://schemas.microsoft.com/office/word/2010/wordprocessingShape" mc:Ignorable="w14 wp14">
+  <w:p>
+    <w:pPr>
+      <w:pStyle w:val="Footer"/>
+    </w:pPr>
   </w:p>
 </w:ftr>
 </file>
@@ -8343,6 +8405,26 @@
       </w:rPr>
       <w:t xml:space="preserve">HEALO 플랫폼 | 산출물 목록</w:t>
     </w:r>
+  </w:p>
+</w:hdr>
+</file>
+
+<file path=word/header2.xml><?xml version="1.0" encoding="utf-8"?>
+<w:hdr xmlns:m="http://schemas.openxmlformats.org/officeDocument/2006/math" xmlns:mc="http://schemas.openxmlformats.org/markup-compatibility/2006" xmlns:mo="http://schemas.microsoft.com/office/mac/office/2008/main" xmlns:mv="urn:schemas-microsoft-com:mac:vml" xmlns:o="urn:schemas-microsoft-com:office:office" xmlns:r="http://schemas.openxmlformats.org/officeDocument/2006/relationships" xmlns:v="urn:schemas-microsoft-com:vml" xmlns:w10="urn:schemas-microsoft-com:office:word" xmlns:w14="http://schemas.microsoft.com/office/word/2010/wordml" xmlns:w="http://schemas.openxmlformats.org/wordprocessingml/2006/main" xmlns:wne="http://schemas.microsoft.com/office/word/2006/wordml" xmlns:wp14="http://schemas.microsoft.com/office/word/2010/wordprocessingDrawing" xmlns:wp="http://schemas.openxmlformats.org/drawingml/2006/wordprocessingDrawing" xmlns:wpc="http://schemas.microsoft.com/office/word/2010/wordprocessingCanvas" xmlns:wpg="http://schemas.microsoft.com/office/word/2010/wordprocessingGroup" xmlns:wpi="http://schemas.microsoft.com/office/word/2010/wordprocessingInk" xmlns:wps="http://schemas.microsoft.com/office/word/2010/wordprocessingShape" mc:Ignorable="w14 wp14">
+  <w:p>
+    <w:pPr>
+      <w:pStyle w:val="Header"/>
+    </w:pPr>
+  </w:p>
+</w:hdr>
+</file>
+
+<file path=word/header3.xml><?xml version="1.0" encoding="utf-8"?>
+<w:hdr xmlns:m="http://schemas.openxmlformats.org/officeDocument/2006/math" xmlns:mc="http://schemas.openxmlformats.org/markup-compatibility/2006" xmlns:mo="http://schemas.microsoft.com/office/mac/office/2008/main" xmlns:mv="urn:schemas-microsoft-com:mac:vml" xmlns:o="urn:schemas-microsoft-com:office:office" xmlns:r="http://schemas.openxmlformats.org/officeDocument/2006/relationships" xmlns:v="urn:schemas-microsoft-com:vml" xmlns:w10="urn:schemas-microsoft-com:office:word" xmlns:w14="http://schemas.microsoft.com/office/word/2010/wordml" xmlns:w="http://schemas.openxmlformats.org/wordprocessingml/2006/main" xmlns:wne="http://schemas.microsoft.com/office/word/2006/wordml" xmlns:wp14="http://schemas.microsoft.com/office/word/2010/wordprocessingDrawing" xmlns:wp="http://schemas.openxmlformats.org/drawingml/2006/wordprocessingDrawing" xmlns:wpc="http://schemas.microsoft.com/office/word/2010/wordprocessingCanvas" xmlns:wpg="http://schemas.microsoft.com/office/word/2010/wordprocessingGroup" xmlns:wpi="http://schemas.microsoft.com/office/word/2010/wordprocessingInk" xmlns:wps="http://schemas.microsoft.com/office/word/2010/wordprocessingShape" mc:Ignorable="w14 wp14">
+  <w:p>
+    <w:pPr>
+      <w:pStyle w:val="Header"/>
+    </w:pPr>
   </w:p>
 </w:hdr>
 </file>

--- a/docs/government-project/09_산출물목록.docx
+++ b/docs/government-project/09_산출물목록.docx
@@ -69,7 +69,7 @@
           <w:sz w:val="24"/>
           <w:szCs w:val="24"/>
         </w:rPr>
-        <w:t xml:space="preserve">Deliverables Inventory — HEALO Platform</w:t>
+        <w:t>Deliverables Inventory: HEALO Platform</w:t>
       </w:r>
     </w:p>
     <w:p>
@@ -3144,7 +3144,7 @@
                 <w:sz w:val="18"/>
                 <w:szCs w:val="18"/>
               </w:rPr>
-              <w:t xml:space="preserve">보안 점검 체크리스트 — 분기별 회귀 테스트 기준</w:t>
+              <w:t>보안 점검 체크리스트: 분기별 회귀 테스트 기준</w:t>
             </w:r>
           </w:p>
         </w:tc>
@@ -3478,7 +3478,7 @@
                 <w:sz w:val="18"/>
                 <w:szCs w:val="18"/>
               </w:rPr>
-              <w:t xml:space="preserve">Vercel 배포 설정 — crons, rewrites, headers</w:t>
+              <w:t>Vercel 배포 설정: crons, rewrites, headers</w:t>
             </w:r>
           </w:p>
         </w:tc>

--- a/docs/government-project/09_산출물목록.docx
+++ b/docs/government-project/09_산출물목록.docx
@@ -69,7 +69,7 @@
           <w:sz w:val="24"/>
           <w:szCs w:val="24"/>
         </w:rPr>
-        <w:t xml:space="preserve">Deliverables Inventory — HEALO Platform</w:t>
+        <w:t>Deliverables Inventory: HEALO Platform</w:t>
       </w:r>
     </w:p>
     <w:p>
@@ -3144,7 +3144,7 @@
                 <w:sz w:val="18"/>
                 <w:szCs w:val="18"/>
               </w:rPr>
-              <w:t xml:space="preserve">보안 점검 체크리스트 — 분기별 회귀 테스트 기준</w:t>
+              <w:t>보안 점검 체크리스트: 분기별 회귀 테스트 기준</w:t>
             </w:r>
           </w:p>
         </w:tc>
@@ -3478,7 +3478,7 @@
                 <w:sz w:val="18"/>
                 <w:szCs w:val="18"/>
               </w:rPr>
-              <w:t xml:space="preserve">Vercel 배포 설정 — crons, rewrites, headers</w:t>
+              <w:t>Vercel 배포 설정: crons, rewrites, headers</w:t>
             </w:r>
           </w:p>
         </w:tc>
@@ -8184,6 +8184,10 @@
     <w:sectPr>
       <w:headerReference w:type="default" r:id="rId7"/>
       <w:footerReference w:type="default" r:id="rId8"/>
+      <w:headerReference w:type="first" r:id="rId10"/>
+      <w:footerReference w:type="first" r:id="rId11"/>
+      <w:headerReference w:type="even" r:id="rId12"/>
+      <w:footerReference w:type="even" r:id="rId13"/>
       <w:pgSz w:w="11906" w:h="16838" w:orient="portrait"/>
       <w:pgMar w:top="1440" w:right="1440" w:bottom="1440" w:left="1800" w:header="708" w:footer="708" w:gutter="0"/>
       <w:pgNumType/>
@@ -8245,46 +8249,104 @@
     </w:pPr>
     <w:r>
       <w:rPr>
-        <w:rFonts w:ascii="맑은 고딕" w:cs="맑은 고딕" w:eastAsia="맑은 고딕" w:hAnsi="맑은 고딕"/>
-        <w:color w:val="666666"/>
+        <w:rFonts w:ascii="맑은 고딕" w:hAnsi="맑은 고딕"/>
+        <w:b w:val="0"/>
+        <w:color w:val="787878"/>
         <w:sz w:val="16"/>
-        <w:szCs w:val="16"/>
+        <w:rFonts w:eastAsia="맑은 고딕"/>
       </w:rPr>
-      <w:t xml:space="preserve">(주)본로이 | 기밀문서  |  </w:t>
+      <w:t xml:space="preserve">본로이  |  기밀문서, 무단 배포 금지     </w:t>
     </w:r>
     <w:r>
       <w:rPr>
-        <w:rFonts w:ascii="맑은 고딕" w:cs="맑은 고딕" w:eastAsia="맑은 고딕" w:hAnsi="맑은 고딕"/>
-        <w:color w:val="666666"/>
+        <w:rFonts w:ascii="맑은 고딕" w:hAnsi="맑은 고딕"/>
+        <w:b w:val="0"/>
+        <w:color w:val="787878"/>
         <w:sz w:val="16"/>
-        <w:szCs w:val="16"/>
+        <w:rFonts w:eastAsia="맑은 고딕"/>
       </w:rPr>
       <w:fldChar w:fldCharType="begin"/>
-      <w:instrText xml:space="preserve">PAGE</w:instrText>
-      <w:fldChar w:fldCharType="separate"/>
+    </w:r>
+    <w:r>
+      <w:rPr>
+        <w:rFonts w:ascii="맑은 고딕" w:hAnsi="맑은 고딕"/>
+        <w:b w:val="0"/>
+        <w:color w:val="787878"/>
+        <w:sz w:val="16"/>
+        <w:rFonts w:eastAsia="맑은 고딕"/>
+      </w:rPr>
+      <w:instrText xml:space="preserve"> PAGE </w:instrText>
+    </w:r>
+    <w:r>
+      <w:rPr>
+        <w:rFonts w:ascii="맑은 고딕" w:hAnsi="맑은 고딕"/>
+        <w:b w:val="0"/>
+        <w:color w:val="787878"/>
+        <w:sz w:val="16"/>
+        <w:rFonts w:eastAsia="맑은 고딕"/>
+      </w:rPr>
       <w:fldChar w:fldCharType="end"/>
     </w:r>
     <w:r>
       <w:rPr>
-        <w:rFonts w:ascii="맑은 고딕" w:cs="맑은 고딕" w:eastAsia="맑은 고딕" w:hAnsi="맑은 고딕"/>
-        <w:color w:val="666666"/>
+        <w:rFonts w:ascii="맑은 고딕" w:hAnsi="맑은 고딕"/>
+        <w:b w:val="0"/>
+        <w:color w:val="787878"/>
         <w:sz w:val="16"/>
-        <w:szCs w:val="16"/>
+        <w:rFonts w:eastAsia="맑은 고딕"/>
       </w:rPr>
       <w:t xml:space="preserve"> / </w:t>
     </w:r>
     <w:r>
       <w:rPr>
-        <w:rFonts w:ascii="맑은 고딕" w:cs="맑은 고딕" w:eastAsia="맑은 고딕" w:hAnsi="맑은 고딕"/>
-        <w:color w:val="666666"/>
+        <w:rFonts w:ascii="맑은 고딕" w:hAnsi="맑은 고딕"/>
+        <w:b w:val="0"/>
+        <w:color w:val="787878"/>
         <w:sz w:val="16"/>
-        <w:szCs w:val="16"/>
+        <w:rFonts w:eastAsia="맑은 고딕"/>
       </w:rPr>
       <w:fldChar w:fldCharType="begin"/>
-      <w:instrText xml:space="preserve">NUMPAGES</w:instrText>
-      <w:fldChar w:fldCharType="separate"/>
+    </w:r>
+    <w:r>
+      <w:rPr>
+        <w:rFonts w:ascii="맑은 고딕" w:hAnsi="맑은 고딕"/>
+        <w:b w:val="0"/>
+        <w:color w:val="787878"/>
+        <w:sz w:val="16"/>
+        <w:rFonts w:eastAsia="맑은 고딕"/>
+      </w:rPr>
+      <w:instrText xml:space="preserve"> NUMPAGES </w:instrText>
+    </w:r>
+    <w:r>
+      <w:rPr>
+        <w:rFonts w:ascii="맑은 고딕" w:hAnsi="맑은 고딕"/>
+        <w:b w:val="0"/>
+        <w:color w:val="787878"/>
+        <w:sz w:val="16"/>
+        <w:rFonts w:eastAsia="맑은 고딕"/>
+      </w:rPr>
       <w:fldChar w:fldCharType="end"/>
     </w:r>
+  </w:p>
+</w:ftr>
+</file>
+
+<file path=word/footer2.xml><?xml version="1.0" encoding="utf-8"?>
+<w:ftr xmlns:m="http://schemas.openxmlformats.org/officeDocument/2006/math" xmlns:mc="http://schemas.openxmlformats.org/markup-compatibility/2006" xmlns:mo="http://schemas.microsoft.com/office/mac/office/2008/main" xmlns:mv="urn:schemas-microsoft-com:mac:vml" xmlns:o="urn:schemas-microsoft-com:office:office" xmlns:r="http://schemas.openxmlformats.org/officeDocument/2006/relationships" xmlns:v="urn:schemas-microsoft-com:vml" xmlns:w10="urn:schemas-microsoft-com:office:word" xmlns:w14="http://schemas.microsoft.com/office/word/2010/wordml" xmlns:w="http://schemas.openxmlformats.org/wordprocessingml/2006/main" xmlns:wne="http://schemas.microsoft.com/office/word/2006/wordml" xmlns:wp14="http://schemas.microsoft.com/office/word/2010/wordprocessingDrawing" xmlns:wp="http://schemas.openxmlformats.org/drawingml/2006/wordprocessingDrawing" xmlns:wpc="http://schemas.microsoft.com/office/word/2010/wordprocessingCanvas" xmlns:wpg="http://schemas.microsoft.com/office/word/2010/wordprocessingGroup" xmlns:wpi="http://schemas.microsoft.com/office/word/2010/wordprocessingInk" xmlns:wps="http://schemas.microsoft.com/office/word/2010/wordprocessingShape" mc:Ignorable="w14 wp14">
+  <w:p>
+    <w:pPr>
+      <w:pStyle w:val="Footer"/>
+    </w:pPr>
+  </w:p>
+</w:ftr>
+</file>
+
+<file path=word/footer3.xml><?xml version="1.0" encoding="utf-8"?>
+<w:ftr xmlns:m="http://schemas.openxmlformats.org/officeDocument/2006/math" xmlns:mc="http://schemas.openxmlformats.org/markup-compatibility/2006" xmlns:mo="http://schemas.microsoft.com/office/mac/office/2008/main" xmlns:mv="urn:schemas-microsoft-com:mac:vml" xmlns:o="urn:schemas-microsoft-com:office:office" xmlns:r="http://schemas.openxmlformats.org/officeDocument/2006/relationships" xmlns:v="urn:schemas-microsoft-com:vml" xmlns:w10="urn:schemas-microsoft-com:office:word" xmlns:w14="http://schemas.microsoft.com/office/word/2010/wordml" xmlns:w="http://schemas.openxmlformats.org/wordprocessingml/2006/main" xmlns:wne="http://schemas.microsoft.com/office/word/2006/wordml" xmlns:wp14="http://schemas.microsoft.com/office/word/2010/wordprocessingDrawing" xmlns:wp="http://schemas.openxmlformats.org/drawingml/2006/wordprocessingDrawing" xmlns:wpc="http://schemas.microsoft.com/office/word/2010/wordprocessingCanvas" xmlns:wpg="http://schemas.microsoft.com/office/word/2010/wordprocessingGroup" xmlns:wpi="http://schemas.microsoft.com/office/word/2010/wordprocessingInk" xmlns:wps="http://schemas.microsoft.com/office/word/2010/wordprocessingShape" mc:Ignorable="w14 wp14">
+  <w:p>
+    <w:pPr>
+      <w:pStyle w:val="Footer"/>
+    </w:pPr>
   </w:p>
 </w:ftr>
 </file>
@@ -8343,6 +8405,26 @@
       </w:rPr>
       <w:t xml:space="preserve">HEALO 플랫폼 | 산출물 목록</w:t>
     </w:r>
+  </w:p>
+</w:hdr>
+</file>
+
+<file path=word/header2.xml><?xml version="1.0" encoding="utf-8"?>
+<w:hdr xmlns:m="http://schemas.openxmlformats.org/officeDocument/2006/math" xmlns:mc="http://schemas.openxmlformats.org/markup-compatibility/2006" xmlns:mo="http://schemas.microsoft.com/office/mac/office/2008/main" xmlns:mv="urn:schemas-microsoft-com:mac:vml" xmlns:o="urn:schemas-microsoft-com:office:office" xmlns:r="http://schemas.openxmlformats.org/officeDocument/2006/relationships" xmlns:v="urn:schemas-microsoft-com:vml" xmlns:w10="urn:schemas-microsoft-com:office:word" xmlns:w14="http://schemas.microsoft.com/office/word/2010/wordml" xmlns:w="http://schemas.openxmlformats.org/wordprocessingml/2006/main" xmlns:wne="http://schemas.microsoft.com/office/word/2006/wordml" xmlns:wp14="http://schemas.microsoft.com/office/word/2010/wordprocessingDrawing" xmlns:wp="http://schemas.openxmlformats.org/drawingml/2006/wordprocessingDrawing" xmlns:wpc="http://schemas.microsoft.com/office/word/2010/wordprocessingCanvas" xmlns:wpg="http://schemas.microsoft.com/office/word/2010/wordprocessingGroup" xmlns:wpi="http://schemas.microsoft.com/office/word/2010/wordprocessingInk" xmlns:wps="http://schemas.microsoft.com/office/word/2010/wordprocessingShape" mc:Ignorable="w14 wp14">
+  <w:p>
+    <w:pPr>
+      <w:pStyle w:val="Header"/>
+    </w:pPr>
+  </w:p>
+</w:hdr>
+</file>
+
+<file path=word/header3.xml><?xml version="1.0" encoding="utf-8"?>
+<w:hdr xmlns:m="http://schemas.openxmlformats.org/officeDocument/2006/math" xmlns:mc="http://schemas.openxmlformats.org/markup-compatibility/2006" xmlns:mo="http://schemas.microsoft.com/office/mac/office/2008/main" xmlns:mv="urn:schemas-microsoft-com:mac:vml" xmlns:o="urn:schemas-microsoft-com:office:office" xmlns:r="http://schemas.openxmlformats.org/officeDocument/2006/relationships" xmlns:v="urn:schemas-microsoft-com:vml" xmlns:w10="urn:schemas-microsoft-com:office:word" xmlns:w14="http://schemas.microsoft.com/office/word/2010/wordml" xmlns:w="http://schemas.openxmlformats.org/wordprocessingml/2006/main" xmlns:wne="http://schemas.microsoft.com/office/word/2006/wordml" xmlns:wp14="http://schemas.microsoft.com/office/word/2010/wordprocessingDrawing" xmlns:wp="http://schemas.openxmlformats.org/drawingml/2006/wordprocessingDrawing" xmlns:wpc="http://schemas.microsoft.com/office/word/2010/wordprocessingCanvas" xmlns:wpg="http://schemas.microsoft.com/office/word/2010/wordprocessingGroup" xmlns:wpi="http://schemas.microsoft.com/office/word/2010/wordprocessingInk" xmlns:wps="http://schemas.microsoft.com/office/word/2010/wordprocessingShape" mc:Ignorable="w14 wp14">
+  <w:p>
+    <w:pPr>
+      <w:pStyle w:val="Header"/>
+    </w:pPr>
   </w:p>
 </w:hdr>
 </file>

--- a/docs/government-project/09_산출물목록.docx
+++ b/docs/government-project/09_산출물목록.docx
@@ -6369,7 +6369,7 @@
           <w:sz w:val="18"/>
           <w:rFonts w:eastAsia="맑은 고딕"/>
         </w:rPr>
-        <w:t>기준일 : 2026. 8. 19.</w:t>
+        <w:t>기준일 : 2026. 8. 20.</w:t>
       </w:r>
     </w:p>
     <w:p/>
@@ -7489,7 +7489,7 @@
                 <w:sz w:val="18"/>
                 <w:rFonts w:eastAsia="맑은 고딕"/>
               </w:rPr>
-              <w:t>실적(2026. 8. 19.)</w:t>
+              <w:t>실적(2026. 8. 20.)</w:t>
             </w:r>
           </w:p>
         </w:tc>
@@ -8157,7 +8157,7 @@
                 <w:sz w:val="18"/>
                 <w:rFonts w:eastAsia="맑은 고딕"/>
               </w:rPr>
-              <w:t>운영데이터베이스 정확 집계(2026. 8. 19.)</w:t>
+              <w:t>운영데이터베이스 정확 집계(2026. 8. 20.)</w:t>
             </w:r>
           </w:p>
         </w:tc>

--- a/docs/government-project/09_산출물목록.docx
+++ b/docs/government-project/09_산출물목록.docx
@@ -112,6 +112,7 @@
           </w:tcPr>
           <w:p>
             <w:pPr>
+              <w:keepNext/>
               <w:jc w:val="right"/>
             </w:pPr>
             <w:r>
@@ -138,6 +139,9 @@
             </w:tcBorders>
           </w:tcPr>
           <w:p>
+            <w:pPr>
+              <w:keepNext/>
+            </w:pPr>
             <w:r>
               <w:rPr>
                 <w:rFonts w:ascii="맑은 고딕" w:cs="맑은 고딕" w:eastAsia="맑은 고딕" w:hAnsi="맑은 고딕"/>
@@ -162,6 +166,7 @@
           </w:tcPr>
           <w:p>
             <w:pPr>
+              <w:keepNext/>
               <w:jc w:val="right"/>
             </w:pPr>
             <w:r>
@@ -188,13 +193,16 @@
             </w:tcBorders>
           </w:tcPr>
           <w:p>
+            <w:pPr>
+              <w:keepNext/>
+            </w:pPr>
             <w:r>
               <w:rPr>
                 <w:rFonts w:ascii="맑은 고딕" w:cs="맑은 고딕" w:eastAsia="맑은 고딕" w:hAnsi="맑은 고딕"/>
                 <w:sz w:val="20"/>
                 <w:szCs w:val="20"/>
               </w:rPr>
-              <w:t xml:space="preserve">Phase A 4건 + Phase B 7건 + 기타 docs 6건 = 17건</w:t>
+              <w:t>Phase A 5건 + Phase B 4건 + 기술·운영 문서 6건 = 15건</w:t>
             </w:r>
           </w:p>
         </w:tc>
@@ -271,13 +279,9 @@
       </w:r>
     </w:p>
     <w:p>
-      <w:r>
-        <w:br w:type="page"/>
-      </w:r>
-    </w:p>
-    <w:p>
       <w:pPr>
         <w:pStyle w:val="Heading1"/>
+        <w:pageBreakBefore/>
         <w:spacing w:after="120" w:before="360"/>
       </w:pPr>
       <w:r>
@@ -350,6 +354,7 @@
           </w:tcPr>
           <w:p>
             <w:pPr>
+              <w:keepNext/>
               <w:jc w:val="center"/>
             </w:pPr>
             <w:r>
@@ -384,6 +389,7 @@
           </w:tcPr>
           <w:p>
             <w:pPr>
+              <w:keepNext/>
               <w:jc w:val="center"/>
             </w:pPr>
             <w:r>
@@ -418,6 +424,7 @@
           </w:tcPr>
           <w:p>
             <w:pPr>
+              <w:keepNext/>
               <w:jc w:val="center"/>
             </w:pPr>
             <w:r>
@@ -452,6 +459,7 @@
           </w:tcPr>
           <w:p>
             <w:pPr>
+              <w:keepNext/>
               <w:jc w:val="center"/>
             </w:pPr>
             <w:r>
@@ -486,6 +494,7 @@
           </w:tcPr>
           <w:p>
             <w:pPr>
+              <w:keepNext/>
               <w:jc w:val="center"/>
             </w:pPr>
             <w:r>
@@ -520,6 +529,7 @@
           </w:tcPr>
           <w:p>
             <w:pPr>
+              <w:keepNext/>
               <w:jc w:val="center"/>
             </w:pPr>
             <w:r>
@@ -556,6 +566,7 @@
           </w:tcPr>
           <w:p>
             <w:pPr>
+              <w:keepNext/>
               <w:jc w:val="left"/>
             </w:pPr>
             <w:r>
@@ -589,6 +600,7 @@
           </w:tcPr>
           <w:p>
             <w:pPr>
+              <w:keepNext/>
               <w:jc w:val="left"/>
             </w:pPr>
             <w:r>
@@ -622,6 +634,7 @@
           </w:tcPr>
           <w:p>
             <w:pPr>
+              <w:keepNext/>
               <w:jc w:val="center"/>
             </w:pPr>
             <w:r>
@@ -632,7 +645,7 @@
                 <w:sz w:val="18"/>
                 <w:szCs w:val="18"/>
               </w:rPr>
-              <w:t>2026-08-19</w:t>
+              <w:t>2026-08-20</w:t>
             </w:r>
           </w:p>
         </w:tc>
@@ -655,6 +668,7 @@
           </w:tcPr>
           <w:p>
             <w:pPr>
+              <w:keepNext/>
               <w:jc w:val="center"/>
             </w:pPr>
             <w:r>
@@ -688,6 +702,7 @@
           </w:tcPr>
           <w:p>
             <w:pPr>
+              <w:keepNext/>
               <w:jc w:val="center"/>
             </w:pPr>
             <w:r>
@@ -719,6 +734,7 @@
           </w:tcPr>
           <w:p>
             <w:pPr>
+              <w:keepNext/>
               <w:jc w:val="left"/>
             </w:pPr>
             <w:r>
@@ -754,6 +770,7 @@
           </w:tcPr>
           <w:p>
             <w:pPr>
+              <w:keepNext/>
               <w:jc w:val="left"/>
             </w:pPr>
             <w:r>
@@ -787,6 +804,7 @@
           </w:tcPr>
           <w:p>
             <w:pPr>
+              <w:keepNext/>
               <w:jc w:val="left"/>
             </w:pPr>
             <w:r>
@@ -820,6 +838,7 @@
           </w:tcPr>
           <w:p>
             <w:pPr>
+              <w:keepNext/>
               <w:jc w:val="center"/>
             </w:pPr>
             <w:r>
@@ -830,7 +849,7 @@
                 <w:sz w:val="18"/>
                 <w:szCs w:val="18"/>
               </w:rPr>
-              <w:t>2026-08-19</w:t>
+              <w:t>2026-08-20</w:t>
             </w:r>
           </w:p>
         </w:tc>
@@ -853,6 +872,7 @@
           </w:tcPr>
           <w:p>
             <w:pPr>
+              <w:keepNext/>
               <w:jc w:val="center"/>
             </w:pPr>
             <w:r>
@@ -886,6 +906,7 @@
           </w:tcPr>
           <w:p>
             <w:pPr>
+              <w:keepNext/>
               <w:jc w:val="center"/>
             </w:pPr>
             <w:r>
@@ -917,6 +938,7 @@
           </w:tcPr>
           <w:p>
             <w:pPr>
+              <w:keepNext/>
               <w:jc w:val="left"/>
             </w:pPr>
             <w:r>
@@ -952,6 +974,7 @@
           </w:tcPr>
           <w:p>
             <w:pPr>
+              <w:keepNext/>
               <w:jc w:val="left"/>
             </w:pPr>
             <w:r>
@@ -985,6 +1008,7 @@
           </w:tcPr>
           <w:p>
             <w:pPr>
+              <w:keepNext/>
               <w:jc w:val="left"/>
             </w:pPr>
             <w:r>
@@ -1018,6 +1042,7 @@
           </w:tcPr>
           <w:p>
             <w:pPr>
+              <w:keepNext/>
               <w:jc w:val="center"/>
             </w:pPr>
             <w:r>
@@ -1028,7 +1053,7 @@
                 <w:sz w:val="18"/>
                 <w:szCs w:val="18"/>
               </w:rPr>
-              <w:t>2026-08-19</w:t>
+              <w:t>2026-08-20</w:t>
             </w:r>
           </w:p>
         </w:tc>
@@ -1051,6 +1076,7 @@
           </w:tcPr>
           <w:p>
             <w:pPr>
+              <w:keepNext/>
               <w:jc w:val="center"/>
             </w:pPr>
             <w:r>
@@ -1084,6 +1110,7 @@
           </w:tcPr>
           <w:p>
             <w:pPr>
+              <w:keepNext/>
               <w:jc w:val="center"/>
             </w:pPr>
             <w:r>
@@ -1115,6 +1142,7 @@
           </w:tcPr>
           <w:p>
             <w:pPr>
+              <w:keepNext/>
               <w:jc w:val="left"/>
             </w:pPr>
             <w:r>
@@ -1150,6 +1178,7 @@
           </w:tcPr>
           <w:p>
             <w:pPr>
+              <w:keepNext/>
               <w:jc w:val="left"/>
             </w:pPr>
             <w:r>
@@ -1183,6 +1212,7 @@
           </w:tcPr>
           <w:p>
             <w:pPr>
+              <w:keepNext/>
               <w:jc w:val="left"/>
             </w:pPr>
             <w:r>
@@ -1216,6 +1246,7 @@
           </w:tcPr>
           <w:p>
             <w:pPr>
+              <w:keepNext/>
               <w:jc w:val="center"/>
             </w:pPr>
             <w:r>
@@ -1226,7 +1257,7 @@
                 <w:sz w:val="18"/>
                 <w:szCs w:val="18"/>
               </w:rPr>
-              <w:t>2026-08-19</w:t>
+              <w:t>2026-08-20</w:t>
             </w:r>
           </w:p>
         </w:tc>
@@ -1249,6 +1280,7 @@
           </w:tcPr>
           <w:p>
             <w:pPr>
+              <w:keepNext/>
               <w:jc w:val="center"/>
             </w:pPr>
             <w:r>
@@ -1282,6 +1314,7 @@
           </w:tcPr>
           <w:p>
             <w:pPr>
+              <w:keepNext/>
               <w:jc w:val="center"/>
             </w:pPr>
             <w:r>
@@ -1313,6 +1346,7 @@
           </w:tcPr>
           <w:p>
             <w:pPr>
+              <w:keepNext/>
               <w:jc w:val="left"/>
             </w:pPr>
             <w:r>
@@ -1424,7 +1458,7 @@
                 <w:sz w:val="18"/>
                 <w:szCs w:val="18"/>
               </w:rPr>
-              <w:t>2026-08-19</w:t>
+              <w:t>2026-08-20</w:t>
             </w:r>
           </w:p>
         </w:tc>
@@ -1533,13 +1567,9 @@
       </w:r>
     </w:p>
     <w:p>
-      <w:r>
-        <w:br w:type="page"/>
-      </w:r>
-    </w:p>
-    <w:p>
       <w:pPr>
         <w:pStyle w:val="Heading1"/>
+        <w:pageBreakBefore/>
         <w:spacing w:after="120" w:before="360"/>
       </w:pPr>
       <w:r>
@@ -1612,6 +1642,7 @@
           </w:tcPr>
           <w:p>
             <w:pPr>
+              <w:keepNext/>
               <w:jc w:val="center"/>
             </w:pPr>
             <w:r>
@@ -1646,6 +1677,7 @@
           </w:tcPr>
           <w:p>
             <w:pPr>
+              <w:keepNext/>
               <w:jc w:val="center"/>
             </w:pPr>
             <w:r>
@@ -1680,6 +1712,7 @@
           </w:tcPr>
           <w:p>
             <w:pPr>
+              <w:keepNext/>
               <w:jc w:val="center"/>
             </w:pPr>
             <w:r>
@@ -1714,6 +1747,7 @@
           </w:tcPr>
           <w:p>
             <w:pPr>
+              <w:keepNext/>
               <w:jc w:val="center"/>
             </w:pPr>
             <w:r>
@@ -1748,6 +1782,7 @@
           </w:tcPr>
           <w:p>
             <w:pPr>
+              <w:keepNext/>
               <w:jc w:val="center"/>
             </w:pPr>
             <w:r>
@@ -1782,6 +1817,7 @@
           </w:tcPr>
           <w:p>
             <w:pPr>
+              <w:keepNext/>
               <w:jc w:val="center"/>
             </w:pPr>
             <w:r>
@@ -1817,6 +1853,9 @@
             </w:tcMar>
           </w:tcPr>
           <w:p>
+            <w:pPr>
+              <w:keepNext/>
+            </w:pPr>
             <w:r/>
             <w:r>
               <w:rPr>
@@ -1848,6 +1887,7 @@
           </w:tcPr>
           <w:p>
             <w:pPr>
+              <w:keepNext/>
               <w:jc w:val="left"/>
             </w:pPr>
             <w:r>
@@ -1881,6 +1921,7 @@
           </w:tcPr>
           <w:p>
             <w:pPr>
+              <w:keepNext/>
               <w:jc w:val="center"/>
             </w:pPr>
             <w:r>
@@ -1891,7 +1932,7 @@
                 <w:sz w:val="18"/>
                 <w:szCs w:val="18"/>
               </w:rPr>
-              <w:t>2026-08-19</w:t>
+              <w:t>2026-08-20</w:t>
             </w:r>
           </w:p>
         </w:tc>
@@ -1914,6 +1955,7 @@
           </w:tcPr>
           <w:p>
             <w:pPr>
+              <w:keepNext/>
               <w:jc w:val="center"/>
             </w:pPr>
             <w:r>
@@ -1947,6 +1989,7 @@
           </w:tcPr>
           <w:p>
             <w:pPr>
+              <w:keepNext/>
               <w:jc w:val="center"/>
             </w:pPr>
             <w:r>
@@ -1978,6 +2021,7 @@
           </w:tcPr>
           <w:p>
             <w:pPr>
+              <w:keepNext/>
               <w:jc w:val="left"/>
             </w:pPr>
             <w:r>
@@ -2012,6 +2056,9 @@
             </w:tcMar>
           </w:tcPr>
           <w:p>
+            <w:pPr>
+              <w:keepNext/>
+            </w:pPr>
             <w:r/>
             <w:r>
               <w:rPr>
@@ -2043,6 +2090,7 @@
           </w:tcPr>
           <w:p>
             <w:pPr>
+              <w:keepNext/>
               <w:jc w:val="left"/>
             </w:pPr>
             <w:r>
@@ -2076,6 +2124,7 @@
           </w:tcPr>
           <w:p>
             <w:pPr>
+              <w:keepNext/>
               <w:jc w:val="center"/>
             </w:pPr>
             <w:r>
@@ -2086,7 +2135,7 @@
                 <w:sz w:val="18"/>
                 <w:szCs w:val="18"/>
               </w:rPr>
-              <w:t>2026-08-19</w:t>
+              <w:t>2026-08-20</w:t>
             </w:r>
           </w:p>
         </w:tc>
@@ -2109,6 +2158,7 @@
           </w:tcPr>
           <w:p>
             <w:pPr>
+              <w:keepNext/>
               <w:jc w:val="center"/>
             </w:pPr>
             <w:r>
@@ -2142,6 +2192,7 @@
           </w:tcPr>
           <w:p>
             <w:pPr>
+              <w:keepNext/>
               <w:jc w:val="center"/>
             </w:pPr>
             <w:r>
@@ -2173,6 +2224,7 @@
           </w:tcPr>
           <w:p>
             <w:pPr>
+              <w:keepNext/>
               <w:jc w:val="left"/>
             </w:pPr>
             <w:r>
@@ -2207,6 +2259,9 @@
             </w:tcMar>
           </w:tcPr>
           <w:p>
+            <w:pPr>
+              <w:keepNext/>
+            </w:pPr>
             <w:r/>
             <w:r>
               <w:rPr>
@@ -2238,6 +2293,7 @@
           </w:tcPr>
           <w:p>
             <w:pPr>
+              <w:keepNext/>
               <w:jc w:val="left"/>
             </w:pPr>
             <w:r>
@@ -2271,6 +2327,7 @@
           </w:tcPr>
           <w:p>
             <w:pPr>
+              <w:keepNext/>
               <w:jc w:val="center"/>
             </w:pPr>
             <w:r>
@@ -2281,7 +2338,7 @@
                 <w:sz w:val="18"/>
                 <w:szCs w:val="18"/>
               </w:rPr>
-              <w:t>2026-08-19</w:t>
+              <w:t>2026-08-20</w:t>
             </w:r>
           </w:p>
         </w:tc>
@@ -2304,6 +2361,7 @@
           </w:tcPr>
           <w:p>
             <w:pPr>
+              <w:keepNext/>
               <w:jc w:val="center"/>
             </w:pPr>
             <w:r>
@@ -2337,6 +2395,7 @@
           </w:tcPr>
           <w:p>
             <w:pPr>
+              <w:keepNext/>
               <w:jc w:val="center"/>
             </w:pPr>
             <w:r>
@@ -2368,6 +2427,7 @@
           </w:tcPr>
           <w:p>
             <w:pPr>
+              <w:keepNext/>
               <w:jc w:val="left"/>
             </w:pPr>
             <w:r>
@@ -2476,7 +2536,7 @@
                 <w:sz w:val="18"/>
                 <w:szCs w:val="18"/>
               </w:rPr>
-              <w:t>2026-08-19</w:t>
+              <w:t>2026-08-20</w:t>
             </w:r>
           </w:p>
         </w:tc>
@@ -2585,13 +2645,9 @@
       </w:r>
     </w:p>
     <w:p>
-      <w:r>
-        <w:br w:type="page"/>
-      </w:r>
-    </w:p>
-    <w:p>
       <w:pPr>
         <w:pStyle w:val="Heading1"/>
+        <w:pageBreakBefore/>
         <w:spacing w:after="120" w:before="360"/>
       </w:pPr>
       <w:r>
@@ -2663,6 +2719,7 @@
           </w:tcPr>
           <w:p>
             <w:pPr>
+              <w:keepNext/>
               <w:jc w:val="center"/>
             </w:pPr>
             <w:r>
@@ -2697,6 +2754,7 @@
           </w:tcPr>
           <w:p>
             <w:pPr>
+              <w:keepNext/>
               <w:jc w:val="center"/>
             </w:pPr>
             <w:r>
@@ -2731,6 +2789,7 @@
           </w:tcPr>
           <w:p>
             <w:pPr>
+              <w:keepNext/>
               <w:jc w:val="center"/>
             </w:pPr>
             <w:r>
@@ -2765,6 +2824,7 @@
           </w:tcPr>
           <w:p>
             <w:pPr>
+              <w:keepNext/>
               <w:jc w:val="center"/>
             </w:pPr>
             <w:r>
@@ -2799,6 +2859,7 @@
           </w:tcPr>
           <w:p>
             <w:pPr>
+              <w:keepNext/>
               <w:jc w:val="center"/>
             </w:pPr>
             <w:r>
@@ -2835,6 +2896,7 @@
           </w:tcPr>
           <w:p>
             <w:pPr>
+              <w:keepNext/>
               <w:jc w:val="left"/>
             </w:pPr>
             <w:r>
@@ -2868,6 +2930,7 @@
           </w:tcPr>
           <w:p>
             <w:pPr>
+              <w:keepNext/>
               <w:jc w:val="left"/>
             </w:pPr>
             <w:r>
@@ -2901,6 +2964,7 @@
           </w:tcPr>
           <w:p>
             <w:pPr>
+              <w:keepNext/>
               <w:jc w:val="left"/>
             </w:pPr>
             <w:r>
@@ -2934,6 +2998,7 @@
           </w:tcPr>
           <w:p>
             <w:pPr>
+              <w:keepNext/>
               <w:jc w:val="left"/>
             </w:pPr>
             <w:r>
@@ -2967,6 +3032,7 @@
           </w:tcPr>
           <w:p>
             <w:pPr>
+              <w:keepNext/>
               <w:jc w:val="left"/>
             </w:pPr>
             <w:r>
@@ -3002,6 +3068,7 @@
           </w:tcPr>
           <w:p>
             <w:pPr>
+              <w:keepNext/>
               <w:jc w:val="left"/>
             </w:pPr>
             <w:r>
@@ -3035,6 +3102,7 @@
           </w:tcPr>
           <w:p>
             <w:pPr>
+              <w:keepNext/>
               <w:jc w:val="left"/>
             </w:pPr>
             <w:r>
@@ -3068,6 +3136,7 @@
           </w:tcPr>
           <w:p>
             <w:pPr>
+              <w:keepNext/>
               <w:jc w:val="left"/>
             </w:pPr>
             <w:r>
@@ -3101,6 +3170,7 @@
           </w:tcPr>
           <w:p>
             <w:pPr>
+              <w:keepNext/>
               <w:jc w:val="left"/>
             </w:pPr>
             <w:r>
@@ -3134,6 +3204,7 @@
           </w:tcPr>
           <w:p>
             <w:pPr>
+              <w:keepNext/>
               <w:jc w:val="left"/>
             </w:pPr>
             <w:r>
@@ -3169,6 +3240,7 @@
           </w:tcPr>
           <w:p>
             <w:pPr>
+              <w:keepNext/>
               <w:jc w:val="left"/>
             </w:pPr>
             <w:r>
@@ -3202,6 +3274,7 @@
           </w:tcPr>
           <w:p>
             <w:pPr>
+              <w:keepNext/>
               <w:jc w:val="left"/>
             </w:pPr>
             <w:r>
@@ -3235,6 +3308,7 @@
           </w:tcPr>
           <w:p>
             <w:pPr>
+              <w:keepNext/>
               <w:jc w:val="left"/>
             </w:pPr>
             <w:r>
@@ -3245,7 +3319,7 @@
                 <w:sz w:val="18"/>
                 <w:szCs w:val="18"/>
               </w:rPr>
-              <w:t xml:space="preserve">docs/ (예정)</w:t>
+              <w:t>docs/</w:t>
             </w:r>
           </w:p>
         </w:tc>
@@ -3268,6 +3342,7 @@
           </w:tcPr>
           <w:p>
             <w:pPr>
+              <w:keepNext/>
               <w:jc w:val="left"/>
             </w:pPr>
             <w:r>
@@ -3301,6 +3376,7 @@
           </w:tcPr>
           <w:p>
             <w:pPr>
+              <w:keepNext/>
               <w:jc w:val="left"/>
             </w:pPr>
             <w:r>
@@ -3311,7 +3387,7 @@
                 <w:sz w:val="18"/>
                 <w:szCs w:val="18"/>
               </w:rPr>
-              <w:t xml:space="preserve">배포 전 안전장치 체크리스트 [예정]</w:t>
+              <w:t>배포 전 안전장치 체크리스트</w:t>
             </w:r>
           </w:p>
         </w:tc>
@@ -3336,6 +3412,7 @@
           </w:tcPr>
           <w:p>
             <w:pPr>
+              <w:keepNext/>
               <w:jc w:val="left"/>
             </w:pPr>
             <w:r>
@@ -3369,6 +3446,7 @@
           </w:tcPr>
           <w:p>
             <w:pPr>
+              <w:keepNext/>
               <w:jc w:val="left"/>
             </w:pPr>
             <w:r>
@@ -3402,6 +3480,7 @@
           </w:tcPr>
           <w:p>
             <w:pPr>
+              <w:keepNext/>
               <w:jc w:val="left"/>
             </w:pPr>
             <w:r>
@@ -3435,6 +3514,7 @@
           </w:tcPr>
           <w:p>
             <w:pPr>
+              <w:keepNext/>
               <w:jc w:val="left"/>
             </w:pPr>
             <w:r>
@@ -3468,6 +3548,7 @@
           </w:tcPr>
           <w:p>
             <w:pPr>
+              <w:keepNext/>
               <w:jc w:val="left"/>
             </w:pPr>
             <w:r>
@@ -3503,6 +3584,7 @@
           </w:tcPr>
           <w:p>
             <w:pPr>
+              <w:keepNext/>
               <w:jc w:val="left"/>
             </w:pPr>
             <w:r>
@@ -3536,6 +3618,7 @@
           </w:tcPr>
           <w:p>
             <w:pPr>
+              <w:keepNext/>
               <w:jc w:val="left"/>
             </w:pPr>
             <w:r>
@@ -3546,7 +3629,7 @@
                 <w:sz w:val="18"/>
                 <w:szCs w:val="18"/>
               </w:rPr>
-              <w:t xml:space="preserve">migrations/ (37개 파일)</w:t>
+              <w:t>migrations/ (154개 파일)</w:t>
             </w:r>
           </w:p>
         </w:tc>
@@ -3569,6 +3652,7 @@
           </w:tcPr>
           <w:p>
             <w:pPr>
+              <w:keepNext/>
               <w:jc w:val="left"/>
             </w:pPr>
             <w:r>
@@ -3602,6 +3686,7 @@
           </w:tcPr>
           <w:p>
             <w:pPr>
+              <w:keepNext/>
               <w:jc w:val="left"/>
             </w:pPr>
             <w:r>
@@ -3635,6 +3720,7 @@
           </w:tcPr>
           <w:p>
             <w:pPr>
+              <w:keepNext/>
               <w:jc w:val="left"/>
             </w:pPr>
             <w:r>
@@ -3824,13 +3910,9 @@
       </w:r>
     </w:p>
     <w:p>
-      <w:r>
-        <w:br w:type="page"/>
-      </w:r>
-    </w:p>
-    <w:p>
       <w:pPr>
         <w:pStyle w:val="Heading1"/>
+        <w:pageBreakBefore/>
         <w:spacing w:after="120" w:before="360"/>
       </w:pPr>
       <w:r>
@@ -3901,6 +3983,7 @@
           </w:tcPr>
           <w:p>
             <w:pPr>
+              <w:keepNext/>
               <w:jc w:val="center"/>
             </w:pPr>
             <w:r>
@@ -3935,6 +4018,7 @@
           </w:tcPr>
           <w:p>
             <w:pPr>
+              <w:keepNext/>
               <w:jc w:val="center"/>
             </w:pPr>
             <w:r>
@@ -3969,6 +4053,7 @@
           </w:tcPr>
           <w:p>
             <w:pPr>
+              <w:keepNext/>
               <w:jc w:val="center"/>
             </w:pPr>
             <w:r>
@@ -4003,6 +4088,7 @@
           </w:tcPr>
           <w:p>
             <w:pPr>
+              <w:keepNext/>
               <w:jc w:val="center"/>
             </w:pPr>
             <w:r>
@@ -4039,6 +4125,7 @@
           </w:tcPr>
           <w:p>
             <w:pPr>
+              <w:keepNext/>
               <w:jc w:val="left"/>
             </w:pPr>
             <w:r>
@@ -4049,7 +4136,7 @@
                 <w:sz w:val="18"/>
                 <w:szCs w:val="18"/>
               </w:rPr>
-              <w:t xml:space="preserve">2026년 5~7월</w:t>
+              <w:t>2026년 5~8월</w:t>
             </w:r>
           </w:p>
         </w:tc>
@@ -4072,6 +4159,7 @@
           </w:tcPr>
           <w:p>
             <w:pPr>
+              <w:keepNext/>
               <w:jc w:val="left"/>
             </w:pPr>
             <w:r>
@@ -4105,6 +4193,7 @@
           </w:tcPr>
           <w:p>
             <w:pPr>
+              <w:keepNext/>
               <w:jc w:val="left"/>
             </w:pPr>
             <w:r>
@@ -4115,7 +4204,7 @@
                 <w:sz w:val="18"/>
                 <w:szCs w:val="18"/>
               </w:rPr>
-              <w:t xml:space="preserve">월별 진행 요약 (이메일 등)</w:t>
+              <w:t>월간 업무 보고서 (KHIDI 제출)</w:t>
             </w:r>
           </w:p>
         </w:tc>
@@ -4138,6 +4227,7 @@
           </w:tcPr>
           <w:p>
             <w:pPr>
+              <w:keepNext/>
               <w:jc w:val="left"/>
             </w:pPr>
             <w:r>
@@ -4148,7 +4238,7 @@
                 <w:sz w:val="18"/>
                 <w:szCs w:val="18"/>
               </w:rPr>
-              <w:t xml:space="preserve">KHIDI 형식 확인 필요 [진행 중]</w:t>
+              <w:t>7월분부터 작성·제출 중</w:t>
             </w:r>
           </w:p>
         </w:tc>
@@ -4173,6 +4263,7 @@
           </w:tcPr>
           <w:p>
             <w:pPr>
+              <w:keepNext/>
               <w:jc w:val="left"/>
             </w:pPr>
             <w:r>
@@ -4206,6 +4297,7 @@
           </w:tcPr>
           <w:p>
             <w:pPr>
+              <w:keepNext/>
               <w:jc w:val="left"/>
             </w:pPr>
             <w:r>
@@ -4239,6 +4331,7 @@
           </w:tcPr>
           <w:p>
             <w:pPr>
+              <w:keepNext/>
               <w:jc w:val="left"/>
             </w:pPr>
             <w:r>
@@ -4272,6 +4365,7 @@
           </w:tcPr>
           <w:p>
             <w:pPr>
+              <w:keepNext/>
               <w:jc w:val="left"/>
             </w:pPr>
             <w:r>
@@ -4282,7 +4376,7 @@
                 <w:sz w:val="18"/>
                 <w:szCs w:val="18"/>
               </w:rPr>
-              <w:t xml:space="preserve">KPI 중간 달성률 포함, 8월 제출 예정</w:t>
+              <w:t>성과지표 중간 달성률 포함. 8월 27일 중간평가 수검</w:t>
             </w:r>
           </w:p>
         </w:tc>
@@ -4307,6 +4401,7 @@
           </w:tcPr>
           <w:p>
             <w:pPr>
+              <w:keepNext/>
               <w:jc w:val="left"/>
             </w:pPr>
             <w:r>
@@ -4340,6 +4435,7 @@
           </w:tcPr>
           <w:p>
             <w:pPr>
+              <w:keepNext/>
               <w:jc w:val="left"/>
             </w:pPr>
             <w:r>
@@ -4373,6 +4469,7 @@
           </w:tcPr>
           <w:p>
             <w:pPr>
+              <w:keepNext/>
               <w:jc w:val="left"/>
             </w:pPr>
             <w:r>
@@ -4414,6 +4511,7 @@
           </w:tcPr>
           <w:p>
             <w:pPr>
+              <w:keepNext/>
               <w:jc w:val="left"/>
             </w:pPr>
             <w:r>
@@ -4626,6 +4724,7 @@
           </w:tcPr>
           <w:p>
             <w:pPr>
+              <w:keepNext/>
               <w:jc w:val="center"/>
             </w:pPr>
             <w:r>
@@ -4660,6 +4759,7 @@
           </w:tcPr>
           <w:p>
             <w:pPr>
+              <w:keepNext/>
               <w:jc w:val="center"/>
             </w:pPr>
             <w:r>
@@ -4694,6 +4794,7 @@
           </w:tcPr>
           <w:p>
             <w:pPr>
+              <w:keepNext/>
               <w:jc w:val="center"/>
             </w:pPr>
             <w:r>
@@ -4728,6 +4829,7 @@
           </w:tcPr>
           <w:p>
             <w:pPr>
+              <w:keepNext/>
               <w:jc w:val="center"/>
             </w:pPr>
             <w:r>
@@ -4764,6 +4866,7 @@
           </w:tcPr>
           <w:p>
             <w:pPr>
+              <w:keepNext/>
               <w:jc w:val="left"/>
             </w:pPr>
             <w:r>
@@ -4797,6 +4900,7 @@
           </w:tcPr>
           <w:p>
             <w:pPr>
+              <w:keepNext/>
               <w:jc w:val="center"/>
             </w:pPr>
             <w:r>
@@ -4830,6 +4934,7 @@
           </w:tcPr>
           <w:p>
             <w:pPr>
+              <w:keepNext/>
               <w:jc w:val="center"/>
             </w:pPr>
             <w:r>
@@ -4863,6 +4968,7 @@
           </w:tcPr>
           <w:p>
             <w:pPr>
+              <w:keepNext/>
               <w:jc w:val="left"/>
             </w:pPr>
             <w:r>
@@ -4873,7 +4979,7 @@
                 <w:sz w:val="18"/>
                 <w:szCs w:val="18"/>
               </w:rPr>
-              <w:t>2026-08-19 기준 갱신 완료</w:t>
+              <w:t>2026-08-20 기준 갱신 완료</w:t>
             </w:r>
           </w:p>
         </w:tc>
@@ -4898,6 +5004,7 @@
           </w:tcPr>
           <w:p>
             <w:pPr>
+              <w:keepNext/>
               <w:jc w:val="left"/>
             </w:pPr>
             <w:r>
@@ -4931,6 +5038,7 @@
           </w:tcPr>
           <w:p>
             <w:pPr>
+              <w:keepNext/>
               <w:jc w:val="center"/>
             </w:pPr>
             <w:r>
@@ -4964,6 +5072,7 @@
           </w:tcPr>
           <w:p>
             <w:pPr>
+              <w:keepNext/>
               <w:jc w:val="center"/>
             </w:pPr>
             <w:r>
@@ -4997,6 +5106,7 @@
           </w:tcPr>
           <w:p>
             <w:pPr>
+              <w:keepNext/>
               <w:jc w:val="left"/>
             </w:pPr>
             <w:r>
@@ -5007,7 +5117,7 @@
                 <w:sz w:val="18"/>
                 <w:szCs w:val="18"/>
               </w:rPr>
-              <w:t xml:space="preserve">04·05 보고서는 운영 후 갱신 예정</w:t>
+              <w:t>중간·최종 보고서는 KHIDI 지정 양식이라 본 목록에서 제외</w:t>
             </w:r>
           </w:p>
         </w:tc>
@@ -5032,6 +5142,7 @@
           </w:tcPr>
           <w:p>
             <w:pPr>
+              <w:keepNext/>
               <w:jc w:val="left"/>
             </w:pPr>
             <w:r>
@@ -5065,6 +5176,7 @@
           </w:tcPr>
           <w:p>
             <w:pPr>
+              <w:keepNext/>
               <w:jc w:val="center"/>
             </w:pPr>
             <w:r>
@@ -5098,6 +5210,7 @@
           </w:tcPr>
           <w:p>
             <w:pPr>
+              <w:keepNext/>
               <w:jc w:val="center"/>
             </w:pPr>
             <w:r>
@@ -5131,6 +5244,7 @@
           </w:tcPr>
           <w:p>
             <w:pPr>
+              <w:keepNext/>
               <w:jc w:val="left"/>
             </w:pPr>
             <w:r>
@@ -5275,7 +5389,7 @@
                 <w:sz w:val="18"/>
                 <w:szCs w:val="18"/>
               </w:rPr>
-              <w:t xml:space="preserve">완성도 76%</w:t>
+              <w:t>완성도 100%</w:t>
             </w:r>
           </w:p>
         </w:tc>
@@ -5348,6 +5462,7 @@
           </w:tcPr>
           <w:p>
             <w:pPr>
+              <w:keepNext/>
               <w:jc w:val="left"/>
             </w:pPr>
             <w:r>
@@ -5381,6 +5496,7 @@
           </w:tcPr>
           <w:p>
             <w:pPr>
+              <w:keepNext/>
               <w:jc w:val="left"/>
             </w:pPr>
             <w:r>
@@ -5414,6 +5530,7 @@
           </w:tcPr>
           <w:p>
             <w:pPr>
+              <w:keepNext/>
               <w:jc w:val="left"/>
             </w:pPr>
             <w:r>
@@ -5447,6 +5564,7 @@
           </w:tcPr>
           <w:p>
             <w:pPr>
+              <w:keepNext/>
               <w:jc w:val="left"/>
             </w:pPr>
             <w:r>
@@ -5482,6 +5600,7 @@
           </w:tcPr>
           <w:p>
             <w:pPr>
+              <w:keepNext/>
               <w:jc w:val="left"/>
             </w:pPr>
             <w:r>
@@ -5515,6 +5634,7 @@
           </w:tcPr>
           <w:p>
             <w:pPr>
+              <w:keepNext/>
               <w:jc w:val="left"/>
             </w:pPr>
             <w:r>
@@ -5548,6 +5668,7 @@
           </w:tcPr>
           <w:p>
             <w:pPr>
+              <w:keepNext/>
               <w:jc w:val="left"/>
             </w:pPr>
             <w:r>
@@ -5581,6 +5702,7 @@
           </w:tcPr>
           <w:p>
             <w:pPr>
+              <w:keepNext/>
               <w:jc w:val="left"/>
             </w:pPr>
             <w:r>
@@ -5591,7 +5713,7 @@
                 <w:sz w:val="18"/>
                 <w:szCs w:val="18"/>
               </w:rPr>
-              <w:t>2026-08-19</w:t>
+              <w:t>2026-08-20</w:t>
             </w:r>
           </w:p>
         </w:tc>
@@ -5732,11 +5854,9 @@
       </w:tr>
     </w:tbl>
     <w:p>
-      <w:r>
-        <w:br w:type="page"/>
-      </w:r>
-    </w:p>
-    <w:p>
+      <w:pPr>
+        <w:pageBreakBefore/>
+      </w:pPr>
       <w:r>
         <w:rPr>
           <w:rFonts w:ascii="맑은 고딕" w:hAnsi="맑은 고딕"/>
@@ -5785,6 +5905,9 @@
             <w:shd w:val="clear" w:color="auto" w:fill="00467F"/>
           </w:tcPr>
           <w:p>
+            <w:pPr>
+              <w:keepNext/>
+            </w:pPr>
             <w:r/>
             <w:r>
               <w:rPr>
@@ -5804,6 +5927,9 @@
             <w:shd w:val="clear" w:color="auto" w:fill="00467F"/>
           </w:tcPr>
           <w:p>
+            <w:pPr>
+              <w:keepNext/>
+            </w:pPr>
             <w:r/>
             <w:r>
               <w:rPr>
@@ -5823,6 +5949,9 @@
             <w:shd w:val="clear" w:color="auto" w:fill="00467F"/>
           </w:tcPr>
           <w:p>
+            <w:pPr>
+              <w:keepNext/>
+            </w:pPr>
             <w:r/>
             <w:r>
               <w:rPr>
@@ -5842,6 +5971,9 @@
             <w:shd w:val="clear" w:color="auto" w:fill="00467F"/>
           </w:tcPr>
           <w:p>
+            <w:pPr>
+              <w:keepNext/>
+            </w:pPr>
             <w:r/>
             <w:r>
               <w:rPr>
@@ -5862,6 +5994,9 @@
             <w:tcW w:type="dxa" w:w="2166"/>
           </w:tcPr>
           <w:p>
+            <w:pPr>
+              <w:keepNext/>
+            </w:pPr>
             <w:r/>
             <w:r>
               <w:rPr>
@@ -5879,6 +6014,9 @@
             <w:tcW w:type="dxa" w:w="2166"/>
           </w:tcPr>
           <w:p>
+            <w:pPr>
+              <w:keepNext/>
+            </w:pPr>
             <w:r/>
             <w:r>
               <w:rPr>
@@ -5896,6 +6034,9 @@
             <w:tcW w:type="dxa" w:w="2166"/>
           </w:tcPr>
           <w:p>
+            <w:pPr>
+              <w:keepNext/>
+            </w:pPr>
             <w:r/>
             <w:r>
               <w:rPr>
@@ -5913,6 +6054,9 @@
             <w:tcW w:type="dxa" w:w="2166"/>
           </w:tcPr>
           <w:p>
+            <w:pPr>
+              <w:keepNext/>
+            </w:pPr>
             <w:r/>
             <w:r>
               <w:rPr>
@@ -5932,6 +6076,9 @@
             <w:tcW w:type="dxa" w:w="2166"/>
           </w:tcPr>
           <w:p>
+            <w:pPr>
+              <w:keepNext/>
+            </w:pPr>
             <w:r/>
             <w:r>
               <w:rPr>
@@ -5948,6 +6095,9 @@
             <w:tcW w:type="dxa" w:w="2166"/>
           </w:tcPr>
           <w:p>
+            <w:pPr>
+              <w:keepNext/>
+            </w:pPr>
             <w:r/>
             <w:r>
               <w:rPr>
@@ -5965,6 +6115,9 @@
             <w:tcW w:type="dxa" w:w="2166"/>
           </w:tcPr>
           <w:p>
+            <w:pPr>
+              <w:keepNext/>
+            </w:pPr>
             <w:r/>
             <w:r>
               <w:rPr>
@@ -5982,6 +6135,9 @@
             <w:tcW w:type="dxa" w:w="2166"/>
           </w:tcPr>
           <w:p>
+            <w:pPr>
+              <w:keepNext/>
+            </w:pPr>
             <w:r/>
             <w:r>
               <w:rPr>
@@ -6001,6 +6157,9 @@
             <w:tcW w:type="dxa" w:w="2166"/>
           </w:tcPr>
           <w:p>
+            <w:pPr>
+              <w:keepNext/>
+            </w:pPr>
             <w:r/>
             <w:r>
               <w:rPr>
@@ -6017,6 +6176,9 @@
             <w:tcW w:type="dxa" w:w="2166"/>
           </w:tcPr>
           <w:p>
+            <w:pPr>
+              <w:keepNext/>
+            </w:pPr>
             <w:r/>
             <w:r>
               <w:rPr>
@@ -6034,6 +6196,9 @@
             <w:tcW w:type="dxa" w:w="2166"/>
           </w:tcPr>
           <w:p>
+            <w:pPr>
+              <w:keepNext/>
+            </w:pPr>
             <w:r/>
             <w:r>
               <w:rPr>
@@ -6051,6 +6216,9 @@
             <w:tcW w:type="dxa" w:w="2166"/>
           </w:tcPr>
           <w:p>
+            <w:pPr>
+              <w:keepNext/>
+            </w:pPr>
             <w:r/>
             <w:r>
               <w:rPr>
@@ -6070,6 +6238,9 @@
             <w:tcW w:type="dxa" w:w="2166"/>
           </w:tcPr>
           <w:p>
+            <w:pPr>
+              <w:keepNext/>
+            </w:pPr>
             <w:r/>
             <w:r>
               <w:rPr>
@@ -6087,6 +6258,9 @@
             <w:tcW w:type="dxa" w:w="2166"/>
           </w:tcPr>
           <w:p>
+            <w:pPr>
+              <w:keepNext/>
+            </w:pPr>
             <w:r/>
             <w:r>
               <w:rPr>
@@ -6104,6 +6278,9 @@
             <w:tcW w:type="dxa" w:w="2166"/>
           </w:tcPr>
           <w:p>
+            <w:pPr>
+              <w:keepNext/>
+            </w:pPr>
             <w:r/>
             <w:r>
               <w:rPr>
@@ -6121,6 +6298,9 @@
             <w:tcW w:type="dxa" w:w="2166"/>
           </w:tcPr>
           <w:p>
+            <w:pPr>
+              <w:keepNext/>
+            </w:pPr>
             <w:r/>
             <w:r>
               <w:rPr>
@@ -6140,6 +6320,9 @@
             <w:tcW w:type="dxa" w:w="2166"/>
           </w:tcPr>
           <w:p>
+            <w:pPr>
+              <w:keepNext/>
+            </w:pPr>
             <w:r/>
             <w:r>
               <w:rPr>
@@ -6156,6 +6339,9 @@
             <w:tcW w:type="dxa" w:w="2166"/>
           </w:tcPr>
           <w:p>
+            <w:pPr>
+              <w:keepNext/>
+            </w:pPr>
             <w:r/>
             <w:r>
               <w:rPr>
@@ -6173,6 +6359,9 @@
             <w:tcW w:type="dxa" w:w="2166"/>
           </w:tcPr>
           <w:p>
+            <w:pPr>
+              <w:keepNext/>
+            </w:pPr>
             <w:r/>
             <w:r>
               <w:rPr>
@@ -6190,6 +6379,9 @@
             <w:tcW w:type="dxa" w:w="2166"/>
           </w:tcPr>
           <w:p>
+            <w:pPr>
+              <w:keepNext/>
+            </w:pPr>
             <w:r/>
             <w:r>
               <w:rPr>
@@ -6209,15 +6401,18 @@
             <w:tcW w:type="dxa" w:w="2166"/>
           </w:tcPr>
           <w:p>
-            <w:r/>
-            <w:r>
-              <w:rPr>
-                <w:rFonts w:ascii="맑은 고딕" w:hAnsi="맑은 고딕"/>
-                <w:b/>
-                <w:sz w:val="18"/>
-                <w:rFonts w:eastAsia="맑은 고딕"/>
-              </w:rPr>
-              <w:t>M4. 중간점검 (9월)</w:t>
+            <w:pPr>
+              <w:keepNext/>
+            </w:pPr>
+            <w:r/>
+            <w:r>
+              <w:rPr>
+                <w:rFonts w:ascii="맑은 고딕" w:hAnsi="맑은 고딕"/>
+                <w:b/>
+                <w:sz w:val="18"/>
+                <w:rFonts w:eastAsia="맑은 고딕"/>
+              </w:rPr>
+              <w:t>M4. 중간평가 (8월 27일)</w:t>
             </w:r>
           </w:p>
         </w:tc>
@@ -6226,6 +6421,9 @@
             <w:tcW w:type="dxa" w:w="2166"/>
           </w:tcPr>
           <w:p>
+            <w:pPr>
+              <w:keepNext/>
+            </w:pPr>
             <w:r/>
             <w:r>
               <w:rPr>
@@ -6243,6 +6441,9 @@
             <w:tcW w:type="dxa" w:w="2166"/>
           </w:tcPr>
           <w:p>
+            <w:pPr>
+              <w:keepNext/>
+            </w:pPr>
             <w:r/>
             <w:r>
               <w:rPr>
@@ -6260,6 +6461,9 @@
             <w:tcW w:type="dxa" w:w="2166"/>
           </w:tcPr>
           <w:p>
+            <w:pPr>
+              <w:keepNext/>
+            </w:pPr>
             <w:r/>
             <w:r>
               <w:rPr>

--- a/docs/government-project/09_산출물목록.docx
+++ b/docs/government-project/09_산출물목록.docx
@@ -7042,7 +7042,7 @@
                 <w:sz w:val="18"/>
                 <w:rFonts w:eastAsia="맑은 고딕"/>
               </w:rPr>
-              <w:t>제휴 한국 병원 담당자(owner/manager/viewer). 리드·프로필·치료정보 관리.</w:t>
+              <w:t>제휴 한국 병원 담당자(owner/manager/viewer). 진료 의뢰(리드) 확인·상태 갱신·견적 회신. 병원 정보·시술 카탈로그 편집은 공개 연동 준비 중이라 아직 비활성이다.</w:t>
             </w:r>
           </w:p>
         </w:tc>
@@ -7078,7 +7078,7 @@
                 <w:sz w:val="18"/>
                 <w:rFonts w:eastAsia="맑은 고딕"/>
               </w:rPr>
-              <w:t>agency_users + partner_type</w:t>
+              <w:t>agency_users + agencies.partner_type</w:t>
             </w:r>
           </w:p>
         </w:tc>
@@ -7112,7 +7112,7 @@
                 <w:sz w:val="18"/>
                 <w:rFonts w:eastAsia="맑은 고딕"/>
               </w:rPr>
-              <w:t>해외 환자 유치 파트너. 의뢰 환자 진행상황 조회.</w:t>
+              <w:t>해외 환자 유치 파트너. 환자 의뢰 · 단계별 진행 확인 · 코디네이터와 케이스 메신저.</w:t>
             </w:r>
           </w:p>
         </w:tc>
@@ -7148,7 +7148,7 @@
                 <w:sz w:val="18"/>
                 <w:rFonts w:eastAsia="맑은 고딕"/>
               </w:rPr>
-              <w:t>agency_users + partner_type</w:t>
+              <w:t>agency_users + agencies.partner_type</w:t>
             </w:r>
           </w:p>
         </w:tc>
@@ -7182,7 +7182,7 @@
                 <w:sz w:val="18"/>
                 <w:rFonts w:eastAsia="맑은 고딕"/>
               </w:rPr>
-              <w:t>환자를 한국으로 의뢰하는 현지 병원. 경과·검사결과 전송 주체.</w:t>
+              <w:t>환자를 한국으로 의뢰하는 현지 병원. 에이전시와 달리 검사결과·영상·소견을 케이스에 올릴 수 있다(사후관리 ICT).</w:t>
             </w:r>
           </w:p>
         </w:tc>
@@ -8384,7 +8384,16 @@
         </w:tc>
       </w:tr>
     </w:tbl>
-    <w:p/>
+    <w:p>
+      <w:pPr>
+        <w:spacing w:before="0" w:after="0" w:line="20" w:lineRule="exact"/>
+      </w:pPr>
+      <w:r>
+        <w:rPr>
+          <w:sz w:val="2"/>
+        </w:rPr>
+      </w:r>
+    </w:p>
     <w:sectPr>
       <w:headerReference w:type="default" r:id="rId7"/>
       <w:footerReference w:type="default" r:id="rId8"/>

--- a/docs/government-project/09_산출물목록.docx
+++ b/docs/government-project/09_산출물목록.docx
@@ -39,6 +39,7 @@
     </w:p>
     <w:p>
       <w:pPr>
+        <w:keepNext/>
         <w:spacing w:after="120" w:before="120"/>
         <w:jc w:val="center"/>
       </w:pPr>
@@ -56,6 +57,7 @@
     </w:p>
     <w:p>
       <w:pPr>
+        <w:keepNext/>
         <w:pBdr>
           <w:bottom w:val="single" w:color="00467F" w:sz="4" w:space="2"/>
         </w:pBdr>
@@ -73,11 +75,17 @@
       </w:r>
     </w:p>
     <w:p>
+      <w:pPr>
+        <w:keepNext/>
+      </w:pPr>
       <w:r>
         <w:t xml:space="preserve"/>
       </w:r>
     </w:p>
     <w:p>
+      <w:pPr>
+        <w:keepNext/>
+      </w:pPr>
       <w:r>
         <w:t xml:space="preserve"/>
       </w:r>
@@ -100,6 +108,9 @@
         <w:gridCol w:w="4800"/>
       </w:tblGrid>
       <w:tr>
+        <w:trPr>
+          <w:cantSplit/>
+        </w:trPr>
         <w:tc>
           <w:tcPr>
             <w:tcW w:type="dxa" w:w="2200"/>
@@ -154,6 +165,9 @@
         </w:tc>
       </w:tr>
       <w:tr>
+        <w:trPr>
+          <w:cantSplit/>
+        </w:trPr>
         <w:tc>
           <w:tcPr>
             <w:tcW w:type="dxa" w:w="2200"/>
@@ -208,6 +222,9 @@
         </w:tc>
       </w:tr>
       <w:tr>
+        <w:trPr>
+          <w:cantSplit/>
+        </w:trPr>
         <w:tc>
           <w:tcPr>
             <w:tcW w:type="dxa" w:w="2200"/>
@@ -259,28 +276,9 @@
       </w:tr>
     </w:tbl>
     <w:p>
-      <w:r>
-        <w:t xml:space="preserve"/>
-      </w:r>
-    </w:p>
-    <w:p>
-      <w:r>
-        <w:t xml:space="preserve"/>
-      </w:r>
-    </w:p>
-    <w:p>
-      <w:r>
-        <w:t xml:space="preserve"/>
-      </w:r>
-    </w:p>
-    <w:p>
-      <w:r>
-        <w:t xml:space="preserve"/>
-      </w:r>
-    </w:p>
-    <w:p>
       <w:pPr>
         <w:pStyle w:val="Heading1"/>
+        <w:keepNext/>
         <w:pageBreakBefore/>
         <w:spacing w:after="120" w:before="360"/>
       </w:pPr>
@@ -298,6 +296,7 @@
     </w:p>
     <w:p>
       <w:pPr>
+        <w:keepNext/>
         <w:spacing w:after="60" w:before="60"/>
       </w:pPr>
       <w:r>
@@ -310,6 +309,9 @@
       </w:r>
     </w:p>
     <w:p>
+      <w:pPr>
+        <w:keepNext/>
+      </w:pPr>
       <w:r>
         <w:t xml:space="preserve"/>
       </w:r>
@@ -335,6 +337,9 @@
         <w:gridCol w:w="2506"/>
       </w:tblGrid>
       <w:tr>
+        <w:trPr>
+          <w:cantSplit/>
+        </w:trPr>
         <w:tc>
           <w:tcPr>
             <w:tcW w:type="dxa" w:w="400"/>
@@ -547,6 +552,9 @@
         </w:tc>
       </w:tr>
       <w:tr>
+        <w:trPr>
+          <w:cantSplit/>
+        </w:trPr>
         <w:tc>
           <w:tcPr>
             <w:tcW w:type="dxa" w:w="400"/>
@@ -751,6 +759,9 @@
         </w:tc>
       </w:tr>
       <w:tr>
+        <w:trPr>
+          <w:cantSplit/>
+        </w:trPr>
         <w:tc>
           <w:tcPr>
             <w:tcW w:type="dxa" w:w="400"/>
@@ -955,6 +966,9 @@
         </w:tc>
       </w:tr>
       <w:tr>
+        <w:trPr>
+          <w:cantSplit/>
+        </w:trPr>
         <w:tc>
           <w:tcPr>
             <w:tcW w:type="dxa" w:w="400"/>
@@ -1159,6 +1173,9 @@
         </w:tc>
       </w:tr>
       <w:tr>
+        <w:trPr>
+          <w:cantSplit/>
+        </w:trPr>
         <w:tc>
           <w:tcPr>
             <w:tcW w:type="dxa" w:w="400"/>
@@ -1363,6 +1380,9 @@
         </w:tc>
       </w:tr>
       <w:tr>
+        <w:trPr>
+          <w:cantSplit/>
+        </w:trPr>
         <w:tc>
           <w:tcPr>
             <w:tcW w:type="dxa" w:w="400"/>
@@ -1562,13 +1582,9 @@
       </w:tr>
     </w:tbl>
     <w:p>
-      <w:r>
-        <w:t xml:space="preserve"/>
-      </w:r>
-    </w:p>
-    <w:p>
       <w:pPr>
         <w:pStyle w:val="Heading1"/>
+        <w:keepNext/>
         <w:pageBreakBefore/>
         <w:spacing w:after="120" w:before="360"/>
       </w:pPr>
@@ -1586,6 +1602,7 @@
     </w:p>
     <w:p>
       <w:pPr>
+        <w:keepNext/>
         <w:spacing w:after="60" w:before="60"/>
       </w:pPr>
       <w:r>
@@ -1598,6 +1615,9 @@
       </w:r>
     </w:p>
     <w:p>
+      <w:pPr>
+        <w:keepNext/>
+      </w:pPr>
       <w:r>
         <w:t xml:space="preserve"/>
       </w:r>
@@ -1623,6 +1643,9 @@
         <w:gridCol w:w="2506"/>
       </w:tblGrid>
       <w:tr>
+        <w:trPr>
+          <w:cantSplit/>
+        </w:trPr>
         <w:tc>
           <w:tcPr>
             <w:tcW w:type="dxa" w:w="400"/>
@@ -1835,6 +1858,9 @@
         </w:tc>
       </w:tr>
       <w:tr>
+        <w:trPr>
+          <w:cantSplit/>
+        </w:trPr>
         <w:tc>
           <w:tcPr>
             <w:tcW w:type="dxa" w:w="400"/>
@@ -2038,6 +2064,9 @@
         </w:tc>
       </w:tr>
       <w:tr>
+        <w:trPr>
+          <w:cantSplit/>
+        </w:trPr>
         <w:tc>
           <w:tcPr>
             <w:tcW w:type="dxa" w:w="400"/>
@@ -2241,6 +2270,9 @@
         </w:tc>
       </w:tr>
       <w:tr>
+        <w:trPr>
+          <w:cantSplit/>
+        </w:trPr>
         <w:tc>
           <w:tcPr>
             <w:tcW w:type="dxa" w:w="400"/>
@@ -2444,6 +2476,9 @@
         </w:tc>
       </w:tr>
       <w:tr>
+        <w:trPr>
+          <w:cantSplit/>
+        </w:trPr>
         <w:tc>
           <w:tcPr>
             <w:tcW w:type="dxa" w:w="400"/>
@@ -2640,13 +2675,9 @@
       </w:tr>
     </w:tbl>
     <w:p>
-      <w:r>
-        <w:t xml:space="preserve"/>
-      </w:r>
-    </w:p>
-    <w:p>
       <w:pPr>
         <w:pStyle w:val="Heading1"/>
+        <w:keepNext/>
         <w:pageBreakBefore/>
         <w:spacing w:after="120" w:before="360"/>
       </w:pPr>
@@ -2664,6 +2695,7 @@
     </w:p>
     <w:p>
       <w:pPr>
+        <w:keepNext/>
         <w:spacing w:after="60" w:before="60"/>
       </w:pPr>
       <w:r>
@@ -2676,6 +2708,9 @@
       </w:r>
     </w:p>
     <w:p>
+      <w:pPr>
+        <w:keepNext/>
+      </w:pPr>
       <w:r>
         <w:t xml:space="preserve"/>
       </w:r>
@@ -2700,6 +2735,9 @@
         <w:gridCol w:w="2006"/>
       </w:tblGrid>
       <w:tr>
+        <w:trPr>
+          <w:cantSplit/>
+        </w:trPr>
         <w:tc>
           <w:tcPr>
             <w:tcW w:type="dxa" w:w="700"/>
@@ -2877,6 +2915,9 @@
         </w:tc>
       </w:tr>
       <w:tr>
+        <w:trPr>
+          <w:cantSplit/>
+        </w:trPr>
         <w:tc>
           <w:tcPr>
             <w:tcW w:type="dxa" w:w="700"/>
@@ -3049,6 +3090,9 @@
         </w:tc>
       </w:tr>
       <w:tr>
+        <w:trPr>
+          <w:cantSplit/>
+        </w:trPr>
         <w:tc>
           <w:tcPr>
             <w:tcW w:type="dxa" w:w="700"/>
@@ -3221,6 +3265,9 @@
         </w:tc>
       </w:tr>
       <w:tr>
+        <w:trPr>
+          <w:cantSplit/>
+        </w:trPr>
         <w:tc>
           <w:tcPr>
             <w:tcW w:type="dxa" w:w="700"/>
@@ -3393,6 +3440,9 @@
         </w:tc>
       </w:tr>
       <w:tr>
+        <w:trPr>
+          <w:cantSplit/>
+        </w:trPr>
         <w:tc>
           <w:tcPr>
             <w:tcW w:type="dxa" w:w="700"/>
@@ -3565,6 +3615,9 @@
         </w:tc>
       </w:tr>
       <w:tr>
+        <w:trPr>
+          <w:cantSplit/>
+        </w:trPr>
         <w:tc>
           <w:tcPr>
             <w:tcW w:type="dxa" w:w="700"/>
@@ -3737,6 +3790,9 @@
         </w:tc>
       </w:tr>
       <w:tr>
+        <w:trPr>
+          <w:cantSplit/>
+        </w:trPr>
         <w:tc>
           <w:tcPr>
             <w:tcW w:type="dxa" w:w="700"/>
@@ -3905,13 +3961,9 @@
       </w:tr>
     </w:tbl>
     <w:p>
-      <w:r>
-        <w:t xml:space="preserve"/>
-      </w:r>
-    </w:p>
-    <w:p>
       <w:pPr>
         <w:pStyle w:val="Heading1"/>
+        <w:keepNext/>
         <w:pageBreakBefore/>
         <w:spacing w:after="120" w:before="360"/>
       </w:pPr>
@@ -3929,6 +3981,7 @@
     </w:p>
     <w:p>
       <w:pPr>
+        <w:keepNext/>
         <w:spacing w:after="60" w:before="60"/>
       </w:pPr>
       <w:r>
@@ -3941,6 +3994,9 @@
       </w:r>
     </w:p>
     <w:p>
+      <w:pPr>
+        <w:keepNext/>
+      </w:pPr>
       <w:r>
         <w:t xml:space="preserve"/>
       </w:r>
@@ -3964,6 +4020,9 @@
         <w:gridCol w:w="3006"/>
       </w:tblGrid>
       <w:tr>
+        <w:trPr>
+          <w:cantSplit/>
+        </w:trPr>
         <w:tc>
           <w:tcPr>
             <w:tcW w:type="dxa" w:w="1200"/>
@@ -4106,6 +4165,9 @@
         </w:tc>
       </w:tr>
       <w:tr>
+        <w:trPr>
+          <w:cantSplit/>
+        </w:trPr>
         <w:tc>
           <w:tcPr>
             <w:tcW w:type="dxa" w:w="1200"/>
@@ -4244,6 +4306,9 @@
         </w:tc>
       </w:tr>
       <w:tr>
+        <w:trPr>
+          <w:cantSplit/>
+        </w:trPr>
         <w:tc>
           <w:tcPr>
             <w:tcW w:type="dxa" w:w="1200"/>
@@ -4382,6 +4447,9 @@
         </w:tc>
       </w:tr>
       <w:tr>
+        <w:trPr>
+          <w:cantSplit/>
+        </w:trPr>
         <w:tc>
           <w:tcPr>
             <w:tcW w:type="dxa" w:w="1200"/>
@@ -4528,6 +4596,9 @@
         </w:tc>
       </w:tr>
       <w:tr>
+        <w:trPr>
+          <w:cantSplit/>
+        </w:trPr>
         <w:tc>
           <w:tcPr>
             <w:tcW w:type="dxa" w:w="1200"/>
@@ -4665,6 +4736,9 @@
       </w:tr>
     </w:tbl>
     <w:p>
+      <w:pPr>
+        <w:keepNext/>
+      </w:pPr>
       <w:r>
         <w:t xml:space="preserve"/>
       </w:r>
@@ -4672,6 +4746,7 @@
     <w:p>
       <w:pPr>
         <w:pStyle w:val="Heading1"/>
+        <w:keepNext/>
         <w:spacing w:after="120" w:before="360"/>
       </w:pPr>
       <w:r>
@@ -4705,6 +4780,9 @@
         <w:gridCol w:w="3006"/>
       </w:tblGrid>
       <w:tr>
+        <w:trPr>
+          <w:cantSplit/>
+        </w:trPr>
         <w:tc>
           <w:tcPr>
             <w:tcW w:type="dxa" w:w="2500"/>
@@ -4847,6 +4925,9 @@
         </w:tc>
       </w:tr>
       <w:tr>
+        <w:trPr>
+          <w:cantSplit/>
+        </w:trPr>
         <w:tc>
           <w:tcPr>
             <w:tcW w:type="dxa" w:w="2500"/>
@@ -4985,6 +5066,9 @@
         </w:tc>
       </w:tr>
       <w:tr>
+        <w:trPr>
+          <w:cantSplit/>
+        </w:trPr>
         <w:tc>
           <w:tcPr>
             <w:tcW w:type="dxa" w:w="2500"/>
@@ -5123,6 +5207,9 @@
         </w:tc>
       </w:tr>
       <w:tr>
+        <w:trPr>
+          <w:cantSplit/>
+        </w:trPr>
         <w:tc>
           <w:tcPr>
             <w:tcW w:type="dxa" w:w="2500"/>
@@ -5261,6 +5348,9 @@
         </w:tc>
       </w:tr>
       <w:tr>
+        <w:trPr>
+          <w:cantSplit/>
+        </w:trPr>
         <w:tc>
           <w:tcPr>
             <w:tcW w:type="dxa" w:w="2500"/>
@@ -5396,17 +5486,24 @@
       </w:tr>
     </w:tbl>
     <w:p>
-      <w:r>
-        <w:t xml:space="preserve"/>
-      </w:r>
-    </w:p>
-    <w:p>
+      <w:pPr>
+        <w:keepNext/>
+      </w:pPr>
       <w:r>
         <w:t xml:space="preserve"/>
       </w:r>
     </w:p>
     <w:p>
       <w:pPr>
+        <w:keepNext/>
+      </w:pPr>
+      <w:r>
+        <w:t xml:space="preserve"/>
+      </w:r>
+    </w:p>
+    <w:p>
+      <w:pPr>
+        <w:keepNext/>
         <w:pBdr>
           <w:top w:val="single" w:color="00467F" w:sz="4" w:space="2"/>
         </w:pBdr>
@@ -5443,6 +5540,9 @@
         <w:gridCol w:w="2127"/>
       </w:tblGrid>
       <w:tr>
+        <w:trPr>
+          <w:cantSplit/>
+        </w:trPr>
         <w:tc>
           <w:tcPr>
             <w:tcW w:type="dxa" w:w="2126"/>
@@ -5581,6 +5681,9 @@
         </w:tc>
       </w:tr>
       <w:tr>
+        <w:trPr>
+          <w:cantSplit/>
+        </w:trPr>
         <w:tc>
           <w:tcPr>
             <w:tcW w:type="dxa" w:w="2126"/>
@@ -5719,6 +5822,9 @@
         </w:tc>
       </w:tr>
       <w:tr>
+        <w:trPr>
+          <w:cantSplit/>
+        </w:trPr>
         <w:tc>
           <w:tcPr>
             <w:tcW w:type="dxa" w:w="2126"/>
@@ -5855,6 +5961,7 @@
     </w:tbl>
     <w:p>
       <w:pPr>
+        <w:keepNext/>
         <w:pageBreakBefore/>
       </w:pPr>
       <w:r>
@@ -5869,6 +5976,9 @@
       </w:r>
     </w:p>
     <w:p>
+      <w:pPr>
+        <w:keepNext/>
+      </w:pPr>
       <w:r>
         <w:rPr>
           <w:rFonts w:ascii="맑은 고딕" w:hAnsi="맑은 고딕"/>
@@ -5899,6 +6009,9 @@
         <w:gridCol w:w="2166"/>
       </w:tblGrid>
       <w:tr>
+        <w:trPr>
+          <w:cantSplit/>
+        </w:trPr>
         <w:tc>
           <w:tcPr>
             <w:tcW w:type="dxa" w:w="2166"/>
@@ -5989,6 +6102,9 @@
         </w:tc>
       </w:tr>
       <w:tr>
+        <w:trPr>
+          <w:cantSplit/>
+        </w:trPr>
         <w:tc>
           <w:tcPr>
             <w:tcW w:type="dxa" w:w="2166"/>
@@ -6071,6 +6187,9 @@
         </w:tc>
       </w:tr>
       <w:tr>
+        <w:trPr>
+          <w:cantSplit/>
+        </w:trPr>
         <w:tc>
           <w:tcPr>
             <w:tcW w:type="dxa" w:w="2166"/>
@@ -6152,6 +6271,9 @@
         </w:tc>
       </w:tr>
       <w:tr>
+        <w:trPr>
+          <w:cantSplit/>
+        </w:trPr>
         <w:tc>
           <w:tcPr>
             <w:tcW w:type="dxa" w:w="2166"/>
@@ -6233,6 +6355,9 @@
         </w:tc>
       </w:tr>
       <w:tr>
+        <w:trPr>
+          <w:cantSplit/>
+        </w:trPr>
         <w:tc>
           <w:tcPr>
             <w:tcW w:type="dxa" w:w="2166"/>
@@ -6315,6 +6440,9 @@
         </w:tc>
       </w:tr>
       <w:tr>
+        <w:trPr>
+          <w:cantSplit/>
+        </w:trPr>
         <w:tc>
           <w:tcPr>
             <w:tcW w:type="dxa" w:w="2166"/>
@@ -6396,6 +6524,9 @@
         </w:tc>
       </w:tr>
       <w:tr>
+        <w:trPr>
+          <w:cantSplit/>
+        </w:trPr>
         <w:tc>
           <w:tcPr>
             <w:tcW w:type="dxa" w:w="2166"/>
@@ -6478,6 +6609,9 @@
         </w:tc>
       </w:tr>
       <w:tr>
+        <w:trPr>
+          <w:cantSplit/>
+        </w:trPr>
         <w:tc>
           <w:tcPr>
             <w:tcW w:type="dxa" w:w="2166"/>

--- a/docs/government-project/09_산출물목록.docx
+++ b/docs/government-project/09_산출물목록.docx
@@ -39,6 +39,7 @@
     </w:p>
     <w:p>
       <w:pPr>
+        <w:keepNext/>
         <w:spacing w:after="120" w:before="120"/>
         <w:jc w:val="center"/>
       </w:pPr>
@@ -56,6 +57,7 @@
     </w:p>
     <w:p>
       <w:pPr>
+        <w:keepNext/>
         <w:pBdr>
           <w:bottom w:val="single" w:color="00467F" w:sz="4" w:space="2"/>
         </w:pBdr>
@@ -73,11 +75,17 @@
       </w:r>
     </w:p>
     <w:p>
+      <w:pPr>
+        <w:keepNext/>
+      </w:pPr>
       <w:r>
         <w:t xml:space="preserve"/>
       </w:r>
     </w:p>
     <w:p>
+      <w:pPr>
+        <w:keepNext/>
+      </w:pPr>
       <w:r>
         <w:t xml:space="preserve"/>
       </w:r>
@@ -100,6 +108,9 @@
         <w:gridCol w:w="4800"/>
       </w:tblGrid>
       <w:tr>
+        <w:trPr>
+          <w:cantSplit/>
+        </w:trPr>
         <w:tc>
           <w:tcPr>
             <w:tcW w:type="dxa" w:w="2200"/>
@@ -154,6 +165,9 @@
         </w:tc>
       </w:tr>
       <w:tr>
+        <w:trPr>
+          <w:cantSplit/>
+        </w:trPr>
         <w:tc>
           <w:tcPr>
             <w:tcW w:type="dxa" w:w="2200"/>
@@ -208,6 +222,9 @@
         </w:tc>
       </w:tr>
       <w:tr>
+        <w:trPr>
+          <w:cantSplit/>
+        </w:trPr>
         <w:tc>
           <w:tcPr>
             <w:tcW w:type="dxa" w:w="2200"/>
@@ -259,28 +276,9 @@
       </w:tr>
     </w:tbl>
     <w:p>
-      <w:r>
-        <w:t xml:space="preserve"/>
-      </w:r>
-    </w:p>
-    <w:p>
-      <w:r>
-        <w:t xml:space="preserve"/>
-      </w:r>
-    </w:p>
-    <w:p>
-      <w:r>
-        <w:t xml:space="preserve"/>
-      </w:r>
-    </w:p>
-    <w:p>
-      <w:r>
-        <w:t xml:space="preserve"/>
-      </w:r>
-    </w:p>
-    <w:p>
       <w:pPr>
         <w:pStyle w:val="Heading1"/>
+        <w:keepNext/>
         <w:pageBreakBefore/>
         <w:spacing w:after="120" w:before="360"/>
       </w:pPr>
@@ -298,6 +296,7 @@
     </w:p>
     <w:p>
       <w:pPr>
+        <w:keepNext/>
         <w:spacing w:after="60" w:before="60"/>
       </w:pPr>
       <w:r>
@@ -310,6 +309,9 @@
       </w:r>
     </w:p>
     <w:p>
+      <w:pPr>
+        <w:keepNext/>
+      </w:pPr>
       <w:r>
         <w:t xml:space="preserve"/>
       </w:r>
@@ -335,6 +337,9 @@
         <w:gridCol w:w="2506"/>
       </w:tblGrid>
       <w:tr>
+        <w:trPr>
+          <w:cantSplit/>
+        </w:trPr>
         <w:tc>
           <w:tcPr>
             <w:tcW w:type="dxa" w:w="400"/>
@@ -547,6 +552,9 @@
         </w:tc>
       </w:tr>
       <w:tr>
+        <w:trPr>
+          <w:cantSplit/>
+        </w:trPr>
         <w:tc>
           <w:tcPr>
             <w:tcW w:type="dxa" w:w="400"/>
@@ -751,6 +759,9 @@
         </w:tc>
       </w:tr>
       <w:tr>
+        <w:trPr>
+          <w:cantSplit/>
+        </w:trPr>
         <w:tc>
           <w:tcPr>
             <w:tcW w:type="dxa" w:w="400"/>
@@ -955,6 +966,9 @@
         </w:tc>
       </w:tr>
       <w:tr>
+        <w:trPr>
+          <w:cantSplit/>
+        </w:trPr>
         <w:tc>
           <w:tcPr>
             <w:tcW w:type="dxa" w:w="400"/>
@@ -1159,6 +1173,9 @@
         </w:tc>
       </w:tr>
       <w:tr>
+        <w:trPr>
+          <w:cantSplit/>
+        </w:trPr>
         <w:tc>
           <w:tcPr>
             <w:tcW w:type="dxa" w:w="400"/>
@@ -1363,6 +1380,9 @@
         </w:tc>
       </w:tr>
       <w:tr>
+        <w:trPr>
+          <w:cantSplit/>
+        </w:trPr>
         <w:tc>
           <w:tcPr>
             <w:tcW w:type="dxa" w:w="400"/>
@@ -1562,13 +1582,9 @@
       </w:tr>
     </w:tbl>
     <w:p>
-      <w:r>
-        <w:t xml:space="preserve"/>
-      </w:r>
-    </w:p>
-    <w:p>
       <w:pPr>
         <w:pStyle w:val="Heading1"/>
+        <w:keepNext/>
         <w:pageBreakBefore/>
         <w:spacing w:after="120" w:before="360"/>
       </w:pPr>
@@ -1586,6 +1602,7 @@
     </w:p>
     <w:p>
       <w:pPr>
+        <w:keepNext/>
         <w:spacing w:after="60" w:before="60"/>
       </w:pPr>
       <w:r>
@@ -1598,6 +1615,9 @@
       </w:r>
     </w:p>
     <w:p>
+      <w:pPr>
+        <w:keepNext/>
+      </w:pPr>
       <w:r>
         <w:t xml:space="preserve"/>
       </w:r>
@@ -1623,6 +1643,9 @@
         <w:gridCol w:w="2506"/>
       </w:tblGrid>
       <w:tr>
+        <w:trPr>
+          <w:cantSplit/>
+        </w:trPr>
         <w:tc>
           <w:tcPr>
             <w:tcW w:type="dxa" w:w="400"/>
@@ -1835,6 +1858,9 @@
         </w:tc>
       </w:tr>
       <w:tr>
+        <w:trPr>
+          <w:cantSplit/>
+        </w:trPr>
         <w:tc>
           <w:tcPr>
             <w:tcW w:type="dxa" w:w="400"/>
@@ -2038,6 +2064,9 @@
         </w:tc>
       </w:tr>
       <w:tr>
+        <w:trPr>
+          <w:cantSplit/>
+        </w:trPr>
         <w:tc>
           <w:tcPr>
             <w:tcW w:type="dxa" w:w="400"/>
@@ -2241,6 +2270,9 @@
         </w:tc>
       </w:tr>
       <w:tr>
+        <w:trPr>
+          <w:cantSplit/>
+        </w:trPr>
         <w:tc>
           <w:tcPr>
             <w:tcW w:type="dxa" w:w="400"/>
@@ -2444,6 +2476,9 @@
         </w:tc>
       </w:tr>
       <w:tr>
+        <w:trPr>
+          <w:cantSplit/>
+        </w:trPr>
         <w:tc>
           <w:tcPr>
             <w:tcW w:type="dxa" w:w="400"/>
@@ -2640,13 +2675,9 @@
       </w:tr>
     </w:tbl>
     <w:p>
-      <w:r>
-        <w:t xml:space="preserve"/>
-      </w:r>
-    </w:p>
-    <w:p>
       <w:pPr>
         <w:pStyle w:val="Heading1"/>
+        <w:keepNext/>
         <w:pageBreakBefore/>
         <w:spacing w:after="120" w:before="360"/>
       </w:pPr>
@@ -2664,6 +2695,7 @@
     </w:p>
     <w:p>
       <w:pPr>
+        <w:keepNext/>
         <w:spacing w:after="60" w:before="60"/>
       </w:pPr>
       <w:r>
@@ -2676,6 +2708,9 @@
       </w:r>
     </w:p>
     <w:p>
+      <w:pPr>
+        <w:keepNext/>
+      </w:pPr>
       <w:r>
         <w:t xml:space="preserve"/>
       </w:r>
@@ -2700,6 +2735,9 @@
         <w:gridCol w:w="2006"/>
       </w:tblGrid>
       <w:tr>
+        <w:trPr>
+          <w:cantSplit/>
+        </w:trPr>
         <w:tc>
           <w:tcPr>
             <w:tcW w:type="dxa" w:w="700"/>
@@ -2877,6 +2915,9 @@
         </w:tc>
       </w:tr>
       <w:tr>
+        <w:trPr>
+          <w:cantSplit/>
+        </w:trPr>
         <w:tc>
           <w:tcPr>
             <w:tcW w:type="dxa" w:w="700"/>
@@ -3049,6 +3090,9 @@
         </w:tc>
       </w:tr>
       <w:tr>
+        <w:trPr>
+          <w:cantSplit/>
+        </w:trPr>
         <w:tc>
           <w:tcPr>
             <w:tcW w:type="dxa" w:w="700"/>
@@ -3221,6 +3265,9 @@
         </w:tc>
       </w:tr>
       <w:tr>
+        <w:trPr>
+          <w:cantSplit/>
+        </w:trPr>
         <w:tc>
           <w:tcPr>
             <w:tcW w:type="dxa" w:w="700"/>
@@ -3393,6 +3440,9 @@
         </w:tc>
       </w:tr>
       <w:tr>
+        <w:trPr>
+          <w:cantSplit/>
+        </w:trPr>
         <w:tc>
           <w:tcPr>
             <w:tcW w:type="dxa" w:w="700"/>
@@ -3565,6 +3615,9 @@
         </w:tc>
       </w:tr>
       <w:tr>
+        <w:trPr>
+          <w:cantSplit/>
+        </w:trPr>
         <w:tc>
           <w:tcPr>
             <w:tcW w:type="dxa" w:w="700"/>
@@ -3737,6 +3790,9 @@
         </w:tc>
       </w:tr>
       <w:tr>
+        <w:trPr>
+          <w:cantSplit/>
+        </w:trPr>
         <w:tc>
           <w:tcPr>
             <w:tcW w:type="dxa" w:w="700"/>
@@ -3905,13 +3961,9 @@
       </w:tr>
     </w:tbl>
     <w:p>
-      <w:r>
-        <w:t xml:space="preserve"/>
-      </w:r>
-    </w:p>
-    <w:p>
       <w:pPr>
         <w:pStyle w:val="Heading1"/>
+        <w:keepNext/>
         <w:pageBreakBefore/>
         <w:spacing w:after="120" w:before="360"/>
       </w:pPr>
@@ -3929,6 +3981,7 @@
     </w:p>
     <w:p>
       <w:pPr>
+        <w:keepNext/>
         <w:spacing w:after="60" w:before="60"/>
       </w:pPr>
       <w:r>
@@ -3941,6 +3994,9 @@
       </w:r>
     </w:p>
     <w:p>
+      <w:pPr>
+        <w:keepNext/>
+      </w:pPr>
       <w:r>
         <w:t xml:space="preserve"/>
       </w:r>
@@ -3964,6 +4020,9 @@
         <w:gridCol w:w="3006"/>
       </w:tblGrid>
       <w:tr>
+        <w:trPr>
+          <w:cantSplit/>
+        </w:trPr>
         <w:tc>
           <w:tcPr>
             <w:tcW w:type="dxa" w:w="1200"/>
@@ -4106,6 +4165,9 @@
         </w:tc>
       </w:tr>
       <w:tr>
+        <w:trPr>
+          <w:cantSplit/>
+        </w:trPr>
         <w:tc>
           <w:tcPr>
             <w:tcW w:type="dxa" w:w="1200"/>
@@ -4244,6 +4306,9 @@
         </w:tc>
       </w:tr>
       <w:tr>
+        <w:trPr>
+          <w:cantSplit/>
+        </w:trPr>
         <w:tc>
           <w:tcPr>
             <w:tcW w:type="dxa" w:w="1200"/>
@@ -4382,6 +4447,9 @@
         </w:tc>
       </w:tr>
       <w:tr>
+        <w:trPr>
+          <w:cantSplit/>
+        </w:trPr>
         <w:tc>
           <w:tcPr>
             <w:tcW w:type="dxa" w:w="1200"/>
@@ -4528,6 +4596,9 @@
         </w:tc>
       </w:tr>
       <w:tr>
+        <w:trPr>
+          <w:cantSplit/>
+        </w:trPr>
         <w:tc>
           <w:tcPr>
             <w:tcW w:type="dxa" w:w="1200"/>
@@ -4665,6 +4736,9 @@
       </w:tr>
     </w:tbl>
     <w:p>
+      <w:pPr>
+        <w:keepNext/>
+      </w:pPr>
       <w:r>
         <w:t xml:space="preserve"/>
       </w:r>
@@ -4672,6 +4746,7 @@
     <w:p>
       <w:pPr>
         <w:pStyle w:val="Heading1"/>
+        <w:keepNext/>
         <w:spacing w:after="120" w:before="360"/>
       </w:pPr>
       <w:r>
@@ -4705,6 +4780,9 @@
         <w:gridCol w:w="3006"/>
       </w:tblGrid>
       <w:tr>
+        <w:trPr>
+          <w:cantSplit/>
+        </w:trPr>
         <w:tc>
           <w:tcPr>
             <w:tcW w:type="dxa" w:w="2500"/>
@@ -4847,6 +4925,9 @@
         </w:tc>
       </w:tr>
       <w:tr>
+        <w:trPr>
+          <w:cantSplit/>
+        </w:trPr>
         <w:tc>
           <w:tcPr>
             <w:tcW w:type="dxa" w:w="2500"/>
@@ -4985,6 +5066,9 @@
         </w:tc>
       </w:tr>
       <w:tr>
+        <w:trPr>
+          <w:cantSplit/>
+        </w:trPr>
         <w:tc>
           <w:tcPr>
             <w:tcW w:type="dxa" w:w="2500"/>
@@ -5123,6 +5207,9 @@
         </w:tc>
       </w:tr>
       <w:tr>
+        <w:trPr>
+          <w:cantSplit/>
+        </w:trPr>
         <w:tc>
           <w:tcPr>
             <w:tcW w:type="dxa" w:w="2500"/>
@@ -5261,6 +5348,9 @@
         </w:tc>
       </w:tr>
       <w:tr>
+        <w:trPr>
+          <w:cantSplit/>
+        </w:trPr>
         <w:tc>
           <w:tcPr>
             <w:tcW w:type="dxa" w:w="2500"/>
@@ -5396,17 +5486,24 @@
       </w:tr>
     </w:tbl>
     <w:p>
-      <w:r>
-        <w:t xml:space="preserve"/>
-      </w:r>
-    </w:p>
-    <w:p>
+      <w:pPr>
+        <w:keepNext/>
+      </w:pPr>
       <w:r>
         <w:t xml:space="preserve"/>
       </w:r>
     </w:p>
     <w:p>
       <w:pPr>
+        <w:keepNext/>
+      </w:pPr>
+      <w:r>
+        <w:t xml:space="preserve"/>
+      </w:r>
+    </w:p>
+    <w:p>
+      <w:pPr>
+        <w:keepNext/>
         <w:pBdr>
           <w:top w:val="single" w:color="00467F" w:sz="4" w:space="2"/>
         </w:pBdr>
@@ -5443,6 +5540,9 @@
         <w:gridCol w:w="2127"/>
       </w:tblGrid>
       <w:tr>
+        <w:trPr>
+          <w:cantSplit/>
+        </w:trPr>
         <w:tc>
           <w:tcPr>
             <w:tcW w:type="dxa" w:w="2126"/>
@@ -5581,6 +5681,9 @@
         </w:tc>
       </w:tr>
       <w:tr>
+        <w:trPr>
+          <w:cantSplit/>
+        </w:trPr>
         <w:tc>
           <w:tcPr>
             <w:tcW w:type="dxa" w:w="2126"/>
@@ -5719,6 +5822,9 @@
         </w:tc>
       </w:tr>
       <w:tr>
+        <w:trPr>
+          <w:cantSplit/>
+        </w:trPr>
         <w:tc>
           <w:tcPr>
             <w:tcW w:type="dxa" w:w="2126"/>
@@ -5855,6 +5961,7 @@
     </w:tbl>
     <w:p>
       <w:pPr>
+        <w:keepNext/>
         <w:pageBreakBefore/>
       </w:pPr>
       <w:r>
@@ -5869,6 +5976,9 @@
       </w:r>
     </w:p>
     <w:p>
+      <w:pPr>
+        <w:keepNext/>
+      </w:pPr>
       <w:r>
         <w:rPr>
           <w:rFonts w:ascii="맑은 고딕" w:hAnsi="맑은 고딕"/>
@@ -5899,6 +6009,9 @@
         <w:gridCol w:w="2166"/>
       </w:tblGrid>
       <w:tr>
+        <w:trPr>
+          <w:cantSplit/>
+        </w:trPr>
         <w:tc>
           <w:tcPr>
             <w:tcW w:type="dxa" w:w="2166"/>
@@ -5989,6 +6102,9 @@
         </w:tc>
       </w:tr>
       <w:tr>
+        <w:trPr>
+          <w:cantSplit/>
+        </w:trPr>
         <w:tc>
           <w:tcPr>
             <w:tcW w:type="dxa" w:w="2166"/>
@@ -6071,6 +6187,9 @@
         </w:tc>
       </w:tr>
       <w:tr>
+        <w:trPr>
+          <w:cantSplit/>
+        </w:trPr>
         <w:tc>
           <w:tcPr>
             <w:tcW w:type="dxa" w:w="2166"/>
@@ -6152,6 +6271,9 @@
         </w:tc>
       </w:tr>
       <w:tr>
+        <w:trPr>
+          <w:cantSplit/>
+        </w:trPr>
         <w:tc>
           <w:tcPr>
             <w:tcW w:type="dxa" w:w="2166"/>
@@ -6233,6 +6355,9 @@
         </w:tc>
       </w:tr>
       <w:tr>
+        <w:trPr>
+          <w:cantSplit/>
+        </w:trPr>
         <w:tc>
           <w:tcPr>
             <w:tcW w:type="dxa" w:w="2166"/>
@@ -6315,6 +6440,9 @@
         </w:tc>
       </w:tr>
       <w:tr>
+        <w:trPr>
+          <w:cantSplit/>
+        </w:trPr>
         <w:tc>
           <w:tcPr>
             <w:tcW w:type="dxa" w:w="2166"/>
@@ -6396,6 +6524,9 @@
         </w:tc>
       </w:tr>
       <w:tr>
+        <w:trPr>
+          <w:cantSplit/>
+        </w:trPr>
         <w:tc>
           <w:tcPr>
             <w:tcW w:type="dxa" w:w="2166"/>
@@ -6478,6 +6609,9 @@
         </w:tc>
       </w:tr>
       <w:tr>
+        <w:trPr>
+          <w:cantSplit/>
+        </w:trPr>
         <w:tc>
           <w:tcPr>
             <w:tcW w:type="dxa" w:w="2166"/>
@@ -7042,7 +7176,7 @@
                 <w:sz w:val="18"/>
                 <w:rFonts w:eastAsia="맑은 고딕"/>
               </w:rPr>
-              <w:t>제휴 한국 병원 담당자(owner/manager/viewer). 리드·프로필·치료정보 관리.</w:t>
+              <w:t>제휴 한국 병원 담당자(owner/manager/viewer). 진료 의뢰(리드) 확인·상태 갱신·견적 회신. 병원 정보·시술 카탈로그 편집은 공개 연동 준비 중이라 아직 비활성이다.</w:t>
             </w:r>
           </w:p>
         </w:tc>
@@ -7078,7 +7212,7 @@
                 <w:sz w:val="18"/>
                 <w:rFonts w:eastAsia="맑은 고딕"/>
               </w:rPr>
-              <w:t>agency_users + partner_type</w:t>
+              <w:t>agency_users + agencies.partner_type</w:t>
             </w:r>
           </w:p>
         </w:tc>
@@ -7112,7 +7246,7 @@
                 <w:sz w:val="18"/>
                 <w:rFonts w:eastAsia="맑은 고딕"/>
               </w:rPr>
-              <w:t>해외 환자 유치 파트너. 의뢰 환자 진행상황 조회.</w:t>
+              <w:t>해외 환자 유치 파트너. 환자 의뢰 · 단계별 진행 확인 · 코디네이터와 케이스 메신저.</w:t>
             </w:r>
           </w:p>
         </w:tc>
@@ -7148,7 +7282,7 @@
                 <w:sz w:val="18"/>
                 <w:rFonts w:eastAsia="맑은 고딕"/>
               </w:rPr>
-              <w:t>agency_users + partner_type</w:t>
+              <w:t>agency_users + agencies.partner_type</w:t>
             </w:r>
           </w:p>
         </w:tc>
@@ -7182,7 +7316,7 @@
                 <w:sz w:val="18"/>
                 <w:rFonts w:eastAsia="맑은 고딕"/>
               </w:rPr>
-              <w:t>환자를 한국으로 의뢰하는 현지 병원. 경과·검사결과 전송 주체.</w:t>
+              <w:t>환자를 한국으로 의뢰하는 현지 병원. 에이전시와 달리 검사결과·영상·소견을 케이스에 올릴 수 있다(사후관리 ICT).</w:t>
             </w:r>
           </w:p>
         </w:tc>
@@ -8384,7 +8518,16 @@
         </w:tc>
       </w:tr>
     </w:tbl>
-    <w:p/>
+    <w:p>
+      <w:pPr>
+        <w:spacing w:before="0" w:after="0" w:line="20" w:lineRule="exact"/>
+      </w:pPr>
+      <w:r>
+        <w:rPr>
+          <w:sz w:val="2"/>
+        </w:rPr>
+      </w:r>
+    </w:p>
     <w:sectPr>
       <w:headerReference w:type="default" r:id="rId7"/>
       <w:footerReference w:type="default" r:id="rId8"/>

--- a/docs/government-project/09_산출물목록.docx
+++ b/docs/government-project/09_산출물목록.docx
@@ -2982,7 +2982,7 @@
                 <w:sz w:val="18"/>
                 <w:szCs w:val="18"/>
               </w:rPr>
-              <w:t xml:space="preserve">AI_ARCHITECTURE_REPORT_2026_04.md</w:t>
+              <w:t>archive/AI_ARCHITECTURE_REPORT_2026_04.md</w:t>
             </w:r>
           </w:p>
         </w:tc>
@@ -3609,7 +3609,7 @@
                 <w:sz w:val="18"/>
                 <w:szCs w:val="18"/>
               </w:rPr>
-              <w:t>Vercel 배포 설정: crons, rewrites, headers</w:t>
+              <w:t>Vercel 배포 설정: 정기 실행 9종 · 보안 머리값 2종 · 빌드 창구 판정</w:t>
             </w:r>
           </w:p>
         </w:tc>

--- a/docs/government-project/09_산출물목록.docx
+++ b/docs/government-project/09_산출물목록.docx
@@ -4408,6 +4408,10 @@
                 <w:szCs w:val="18"/>
               </w:rPr>
               <w:t>중간보고서 (KHIDI 지정 양식, 별도 관리)</w:t>
+              <w:br/>
+              <w:t>11_과제요구사항_6대ICT_분석및구현대비표.docx</w:t>
+              <w:br/>
+              <w:t>01-1_화면설계서.docx</w:t>
             </w:r>
           </w:p>
         </w:tc>
@@ -4441,7 +4445,7 @@
                 <w:sz w:val="18"/>
                 <w:szCs w:val="18"/>
               </w:rPr>
-              <w:t>성과지표 중간 달성률 포함. 8월 27일 중간평가 수검</w:t>
+              <w:t>성과지표 중간 달성률 포함. 8월 27일 중간평가 수검. 6대 ICT 이행 대비표와 화면 설계서를 정성지표 증빙으로 함께 제시</w:t>
             </w:r>
           </w:p>
         </w:tc>
@@ -4694,9 +4698,17 @@
                 <w:sz w:val="18"/>
                 <w:szCs w:val="18"/>
               </w:rPr>
-              <w:t xml:space="preserve">01_요구사항정의서.docx
-02_기능명세서.docx
-EVAL_MATRIX.docx</w:t>
+              <w:t>01_요구사항정의서.docx</w:t>
+              <w:br/>
+              <w:t>01-1_화면설계서.docx</w:t>
+              <w:br/>
+              <w:t>02_기능명세서.docx</w:t>
+              <w:br/>
+              <w:t>10_백오피스_재설계_요구사항대비표.docx</w:t>
+              <w:br/>
+              <w:t>11_과제요구사항_6대ICT_분석및구현대비표.docx</w:t>
+              <w:br/>
+              <w:t>EVAL_MATRIX.docx</w:t>
             </w:r>
           </w:p>
         </w:tc>
@@ -6584,6 +6596,10 @@
                 <w:rFonts w:eastAsia="맑은 고딕"/>
               </w:rPr>
               <w:t>중간보고서 (KHIDI 지정 양식, 별도 관리)</w:t>
+              <w:br/>
+              <w:t>11_과제요구사항_6대ICT_분석및구현대비표.docx</w:t>
+              <w:br/>
+              <w:t>01-1_화면설계서.docx</w:t>
             </w:r>
           </w:p>
         </w:tc>

--- a/docs/government-project/09_산출물목록.docx
+++ b/docs/government-project/09_산출물목록.docx
@@ -2982,7 +2982,7 @@
                 <w:sz w:val="18"/>
                 <w:szCs w:val="18"/>
               </w:rPr>
-              <w:t xml:space="preserve">AI_ARCHITECTURE_REPORT_2026_04.md</w:t>
+              <w:t>archive/AI_ARCHITECTURE_REPORT_2026_04.md</w:t>
             </w:r>
           </w:p>
         </w:tc>
@@ -3609,7 +3609,7 @@
                 <w:sz w:val="18"/>
                 <w:szCs w:val="18"/>
               </w:rPr>
-              <w:t>Vercel 배포 설정: crons, rewrites, headers</w:t>
+              <w:t>Vercel 배포 설정: 정기 실행 9종 · 보안 머리값 2종 · 빌드 창구 판정</w:t>
             </w:r>
           </w:p>
         </w:tc>
@@ -4408,6 +4408,10 @@
                 <w:szCs w:val="18"/>
               </w:rPr>
               <w:t>중간보고서 (KHIDI 지정 양식, 별도 관리)</w:t>
+              <w:br/>
+              <w:t>11_과제요구사항_6대ICT_분석및구현대비표.docx</w:t>
+              <w:br/>
+              <w:t>01-1_화면설계서.docx</w:t>
             </w:r>
           </w:p>
         </w:tc>
@@ -4441,7 +4445,7 @@
                 <w:sz w:val="18"/>
                 <w:szCs w:val="18"/>
               </w:rPr>
-              <w:t>성과지표 중간 달성률 포함. 8월 27일 중간평가 수검</w:t>
+              <w:t>성과지표 중간 달성률 포함. 8월 27일 중간평가 수검. 6대 ICT 이행 대비표와 화면 설계서를 정성지표 증빙으로 함께 제시</w:t>
             </w:r>
           </w:p>
         </w:tc>
@@ -4694,9 +4698,17 @@
                 <w:sz w:val="18"/>
                 <w:szCs w:val="18"/>
               </w:rPr>
-              <w:t xml:space="preserve">01_요구사항정의서.docx
-02_기능명세서.docx
-EVAL_MATRIX.docx</w:t>
+              <w:t>01_요구사항정의서.docx</w:t>
+              <w:br/>
+              <w:t>01-1_화면설계서.docx</w:t>
+              <w:br/>
+              <w:t>02_기능명세서.docx</w:t>
+              <w:br/>
+              <w:t>10_백오피스_재설계_요구사항대비표.docx</w:t>
+              <w:br/>
+              <w:t>11_과제요구사항_6대ICT_분석및구현대비표.docx</w:t>
+              <w:br/>
+              <w:t>EVAL_MATRIX.docx</w:t>
             </w:r>
           </w:p>
         </w:tc>
@@ -6584,6 +6596,10 @@
                 <w:rFonts w:eastAsia="맑은 고딕"/>
               </w:rPr>
               <w:t>중간보고서 (KHIDI 지정 양식, 별도 관리)</w:t>
+              <w:br/>
+              <w:t>11_과제요구사항_6대ICT_분석및구현대비표.docx</w:t>
+              <w:br/>
+              <w:t>01-1_화면설계서.docx</w:t>
             </w:r>
           </w:p>
         </w:tc>

--- a/docs/government-project/09_산출물목록.docx
+++ b/docs/government-project/09_산출물목록.docx
@@ -7348,7 +7348,18 @@
           <w:sz w:val="24"/>
           <w:rFonts w:eastAsia="맑은 고딕"/>
         </w:rPr>
-        <w:t>2. 화면 경로 정정 내역</w:t>
+        <w:t>2. 화면 동선 통합·정비 내역</w:t>
+      </w:r>
+    </w:p>
+    <w:p>
+      <w:r>
+        <w:rPr>
+          <w:rFonts w:ascii="맑은 고딕" w:hAnsi="맑은 고딕"/>
+          <w:b w:val="0"/>
+          <w:sz w:val="18"/>
+          <w:rFonts w:eastAsia="맑은 고딕"/>
+        </w:rPr>
+        <w:t>이용자가 같은 목적으로 여러 화면을 오가지 않도록 진입 경로를 하나로 모으고, 옛 경로는 영구 이동 처리하여 기존 링크·검색 유입이 끊기지 않도록 하였다.</w:t>
       </w:r>
     </w:p>
     <w:tbl>
@@ -7404,7 +7415,7 @@
                 <w:sz w:val="18"/>
                 <w:rFonts w:eastAsia="맑은 고딕"/>
               </w:rPr>
-              <w:t>대체한 옛 화면</w:t>
+              <w:t>통합한 옛 화면</w:t>
             </w:r>
           </w:p>
         </w:tc>
@@ -7423,7 +7434,7 @@
                 <w:sz w:val="18"/>
                 <w:rFonts w:eastAsia="맑은 고딕"/>
               </w:rPr>
-              <w:t>사유</w:t>
+              <w:t>정비 내용</w:t>
             </w:r>
           </w:p>
         </w:tc>

--- a/docs/government-project/09_산출물목록.docx
+++ b/docs/government-project/09_산출물목록.docx
@@ -3954,7 +3954,7 @@
                 <w:sz w:val="18"/>
                 <w:szCs w:val="18"/>
               </w:rPr>
-              <w:t xml:space="preserve">Claude Code 프로젝트 개발 지침 및 규약</w:t>
+              <w:t>프로젝트 개발 지침 및 코딩 규약</w:t>
             </w:r>
           </w:p>
         </w:tc>
@@ -4445,7 +4445,7 @@
                 <w:sz w:val="18"/>
                 <w:szCs w:val="18"/>
               </w:rPr>
-              <w:t>성과지표 중간 달성률 포함. 8월 27일 중간평가 수검. 6대 ICT 이행 대비표와 화면 설계서를 정성지표 증빙으로 함께 제시</w:t>
+              <w:t>성과지표 중간 달성률 포함. 2026년 9월 중간평가 수검. 6대 ICT 이행 대비표와 화면 설계서를 정성지표 증빙으로 함께 제시</w:t>
             </w:r>
           </w:p>
         </w:tc>
@@ -6555,7 +6555,7 @@
                 <w:sz w:val="18"/>
                 <w:rFonts w:eastAsia="맑은 고딕"/>
               </w:rPr>
-              <w:t>M4. 중간평가 (8월 27일)</w:t>
+              <w:t>M4. 중간평가 (2026년 9월)</w:t>
             </w:r>
           </w:p>
         </w:tc>

--- a/docs/government-project/09_산출물목록.docx
+++ b/docs/government-project/09_산출물목록.docx
@@ -3954,7 +3954,7 @@
                 <w:sz w:val="18"/>
                 <w:szCs w:val="18"/>
               </w:rPr>
-              <w:t xml:space="preserve">Claude Code 프로젝트 개발 지침 및 규약</w:t>
+              <w:t>프로젝트 개발 지침 및 코딩 규약</w:t>
             </w:r>
           </w:p>
         </w:tc>
@@ -4445,7 +4445,7 @@
                 <w:sz w:val="18"/>
                 <w:szCs w:val="18"/>
               </w:rPr>
-              <w:t>성과지표 중간 달성률 포함. 8월 27일 중간평가 수검. 6대 ICT 이행 대비표와 화면 설계서를 정성지표 증빙으로 함께 제시</w:t>
+              <w:t>성과지표 중간 달성률 포함. 2026년 9월 중간평가 수검. 6대 ICT 이행 대비표와 화면 설계서를 정성지표 증빙으로 함께 제시</w:t>
             </w:r>
           </w:p>
         </w:tc>
@@ -6555,7 +6555,7 @@
                 <w:sz w:val="18"/>
                 <w:rFonts w:eastAsia="맑은 고딕"/>
               </w:rPr>
-              <w:t>M4. 중간평가 (8월 27일)</w:t>
+              <w:t>M4. 중간평가 (2026년 9월)</w:t>
             </w:r>
           </w:p>
         </w:tc>
@@ -7348,7 +7348,18 @@
           <w:sz w:val="24"/>
           <w:rFonts w:eastAsia="맑은 고딕"/>
         </w:rPr>
-        <w:t>2. 화면 경로 정정 내역</w:t>
+        <w:t>2. 화면 동선 통합·정비 내역</w:t>
+      </w:r>
+    </w:p>
+    <w:p>
+      <w:r>
+        <w:rPr>
+          <w:rFonts w:ascii="맑은 고딕" w:hAnsi="맑은 고딕"/>
+          <w:b w:val="0"/>
+          <w:sz w:val="18"/>
+          <w:rFonts w:eastAsia="맑은 고딕"/>
+        </w:rPr>
+        <w:t>이용자가 같은 목적으로 여러 화면을 오가지 않도록 진입 경로를 하나로 모으고, 옛 경로는 영구 이동 처리하여 기존 링크·검색 유입이 끊기지 않도록 하였다.</w:t>
       </w:r>
     </w:p>
     <w:tbl>
@@ -7404,7 +7415,7 @@
                 <w:sz w:val="18"/>
                 <w:rFonts w:eastAsia="맑은 고딕"/>
               </w:rPr>
-              <w:t>대체한 옛 화면</w:t>
+              <w:t>통합한 옛 화면</w:t>
             </w:r>
           </w:p>
         </w:tc>
@@ -7423,7 +7434,7 @@
                 <w:sz w:val="18"/>
                 <w:rFonts w:eastAsia="맑은 고딕"/>
               </w:rPr>
-              <w:t>사유</w:t>
+              <w:t>정비 내용</w:t>
             </w:r>
           </w:p>
         </w:tc>

--- a/docs/government-project/09_산출물목록.docx
+++ b/docs/government-project/09_산출물목록.docx
@@ -71,7 +71,7 @@
           <w:sz w:val="24"/>
           <w:szCs w:val="24"/>
         </w:rPr>
-        <w:t>Deliverables Inventory: HEALO Platform</w:t>
+        <w:t>Deliverables Inventory: healwith Platform</w:t>
       </w:r>
     </w:p>
     <w:p>
@@ -159,7 +159,7 @@
                 <w:sz w:val="20"/>
                 <w:szCs w:val="20"/>
               </w:rPr>
-              <w:t>2026년 8월 19일</w:t>
+              <w:t>2026년 9월 6일</w:t>
             </w:r>
           </w:p>
         </w:tc>
@@ -216,7 +216,7 @@
                 <w:sz w:val="20"/>
                 <w:szCs w:val="20"/>
               </w:rPr>
-              <w:t>Phase A 5건 + Phase B 4건 + 기술·운영 문서 6건 = 15건</w:t>
+              <w:t>Phase A 7건 + Phase B 4건 + 기술·운영 문서 6건 + 운영 대장 7종 = 24건</w:t>
             </w:r>
           </w:p>
         </w:tc>
@@ -305,7 +305,7 @@
           <w:sz w:val="20"/>
           <w:szCs w:val="20"/>
         </w:rPr>
-        <w:t>Phase A 산출물은 사업 착수 및 KHIDI 신청 단계에서 작성되었으며, 2026년 8월 19일 현행 실측 기준으로 갱신하였다.</w:t>
+        <w:t>Phase A 산출물은 사업 착수 및 KHIDI 신청 단계에서 작성되었으며, 2026년 9월 6일 현행 실측 기준으로 갱신하였다.</w:t>
       </w:r>
     </w:p>
     <w:p>
@@ -753,7 +753,7 @@
                 <w:sz w:val="18"/>
                 <w:szCs w:val="18"/>
               </w:rPr>
-              <w:t xml:space="preserve">페르소나 4종, FR-01~28, NFR 6범주, 외부시스템 9종, 용어 28개 (~22p)</w:t>
+              <w:t>페르소나 4종, FR-01~37 + 추적표, NFR 23개(값마다 실측일), 외부시스템 15종, 용어 28개 (~26p)</w:t>
             </w:r>
           </w:p>
         </w:tc>
@@ -960,7 +960,7 @@
                 <w:sz w:val="18"/>
                 <w:szCs w:val="18"/>
               </w:rPr>
-              <w:t>14개 기능그룹 상세 명세, 구현 현황(완료96%/부분4%) (~30p)</w:t>
+              <w:t>21개 기능그룹·기능 ID 41개 상세 명세 + 남은 일 부록, 구현 현황(완료 95%/부분 5%) (~45p)</w:t>
             </w:r>
           </w:p>
         </w:tc>
@@ -1575,7 +1575,7 @@
                 <w:sz w:val="18"/>
                 <w:szCs w:val="18"/>
               </w:rPr>
-              <w:t>lo-fi 와이어프레임 10종(P-01~P-10) + 화면별 목적·구성요소·데이터·연결 (~23p)</w:t>
+              <w:t>lo-fi 와이어프레임 11종(P-01~P-11) + 시스템 구성도 + 화면별 목적·구성요소·데이터·연결 (~25p)</w:t>
             </w:r>
           </w:p>
         </w:tc>
@@ -3609,7 +3609,7 @@
                 <w:sz w:val="18"/>
                 <w:szCs w:val="18"/>
               </w:rPr>
-              <w:t>Vercel 배포 설정: 정기 실행 9종 · 보안 머리값 2종 · 빌드 창구 판정</w:t>
+              <w:t>Vercel 배포 설정: 정기 실행 11종 · 보안 머리값 · 빌드 창구 판정</w:t>
             </w:r>
           </w:p>
         </w:tc>
@@ -3682,7 +3682,7 @@
                 <w:sz w:val="18"/>
                 <w:szCs w:val="18"/>
               </w:rPr>
-              <w:t>migrations/ (154개 파일)</w:t>
+              <w:t>migrations/ (174개 파일)</w:t>
             </w:r>
           </w:p>
         </w:tc>
@@ -4992,19 +4992,15 @@
             </w:tcMar>
           </w:tcPr>
           <w:p>
-            <w:pPr>
-              <w:keepNext/>
-              <w:jc w:val="center"/>
-            </w:pPr>
-            <w:r>
-              <w:rPr>
-                <w:rFonts w:ascii="맑은 고딕" w:cs="맑은 고딕" w:eastAsia="맑은 고딕" w:hAnsi="맑은 고딕"/>
-                <w:b w:val="false"/>
-                <w:bCs w:val="false"/>
-                <w:sz w:val="18"/>
-                <w:szCs w:val="18"/>
-              </w:rPr>
-              <w:t>5건</w:t>
+            <w:r/>
+            <w:r>
+              <w:rPr>
+                <w:rFonts w:ascii="맑은 고딕" w:hAnsi="맑은 고딕"/>
+                <w:b w:val="0"/>
+                <w:sz w:val="18"/>
+                <w:rFonts w:eastAsia="맑은 고딕"/>
+              </w:rPr>
+              <w:t>7건</w:t>
             </w:r>
           </w:p>
         </w:tc>
@@ -5026,19 +5022,15 @@
             </w:tcMar>
           </w:tcPr>
           <w:p>
-            <w:pPr>
-              <w:keepNext/>
-              <w:jc w:val="center"/>
-            </w:pPr>
-            <w:r>
-              <w:rPr>
-                <w:rFonts w:ascii="맑은 고딕" w:cs="맑은 고딕" w:eastAsia="맑은 고딕" w:hAnsi="맑은 고딕"/>
-                <w:b w:val="false"/>
-                <w:bCs w:val="false"/>
-                <w:sz w:val="18"/>
-                <w:szCs w:val="18"/>
-              </w:rPr>
-              <w:t>5건 (100%)</w:t>
+            <w:r/>
+            <w:r>
+              <w:rPr>
+                <w:rFonts w:ascii="맑은 고딕" w:hAnsi="맑은 고딕"/>
+                <w:b w:val="0"/>
+                <w:sz w:val="18"/>
+                <w:rFonts w:eastAsia="맑은 고딕"/>
+              </w:rPr>
+              <w:t>7건 (100%)</w:t>
             </w:r>
           </w:p>
         </w:tc>
@@ -5060,19 +5052,15 @@
             </w:tcMar>
           </w:tcPr>
           <w:p>
-            <w:pPr>
-              <w:keepNext/>
-              <w:jc w:val="left"/>
-            </w:pPr>
-            <w:r>
-              <w:rPr>
-                <w:rFonts w:ascii="맑은 고딕" w:cs="맑은 고딕" w:eastAsia="맑은 고딕" w:hAnsi="맑은 고딕"/>
-                <w:b w:val="false"/>
-                <w:bCs w:val="false"/>
-                <w:sz w:val="18"/>
-                <w:szCs w:val="18"/>
-              </w:rPr>
-              <w:t>2026-08-20 기준 갱신 완료</w:t>
+            <w:r/>
+            <w:r>
+              <w:rPr>
+                <w:rFonts w:ascii="맑은 고딕" w:hAnsi="맑은 고딕"/>
+                <w:b w:val="0"/>
+                <w:sz w:val="18"/>
+                <w:rFonts w:eastAsia="맑은 고딕"/>
+              </w:rPr>
+              <w:t>2026-09-06 재실측 갱신(01·01-1·02·10·11·EVAL·00_INDEX)</w:t>
             </w:r>
           </w:p>
         </w:tc>
@@ -5133,19 +5121,15 @@
             </w:tcMar>
           </w:tcPr>
           <w:p>
-            <w:pPr>
-              <w:keepNext/>
-              <w:jc w:val="center"/>
-            </w:pPr>
-            <w:r>
-              <w:rPr>
-                <w:rFonts w:ascii="맑은 고딕" w:cs="맑은 고딕" w:eastAsia="맑은 고딕" w:hAnsi="맑은 고딕"/>
-                <w:b w:val="false"/>
-                <w:bCs w:val="false"/>
-                <w:sz w:val="18"/>
-                <w:szCs w:val="18"/>
-              </w:rPr>
-              <w:t xml:space="preserve">7건</w:t>
+            <w:r/>
+            <w:r>
+              <w:rPr>
+                <w:rFonts w:ascii="맑은 고딕" w:hAnsi="맑은 고딕"/>
+                <w:b w:val="0"/>
+                <w:sz w:val="18"/>
+                <w:rFonts w:eastAsia="맑은 고딕"/>
+              </w:rPr>
+              <w:t>4건</w:t>
             </w:r>
           </w:p>
         </w:tc>
@@ -5167,19 +5151,15 @@
             </w:tcMar>
           </w:tcPr>
           <w:p>
-            <w:pPr>
-              <w:keepNext/>
-              <w:jc w:val="center"/>
-            </w:pPr>
-            <w:r>
-              <w:rPr>
-                <w:rFonts w:ascii="맑은 고딕" w:cs="맑은 고딕" w:eastAsia="맑은 고딕" w:hAnsi="맑은 고딕"/>
-                <w:b w:val="false"/>
-                <w:bCs w:val="false"/>
-                <w:sz w:val="18"/>
-                <w:szCs w:val="18"/>
-              </w:rPr>
-              <w:t xml:space="preserve">5건 완료 / 2건 초안</w:t>
+            <w:r/>
+            <w:r>
+              <w:rPr>
+                <w:rFonts w:ascii="맑은 고딕" w:hAnsi="맑은 고딕"/>
+                <w:b w:val="0"/>
+                <w:sz w:val="18"/>
+                <w:rFonts w:eastAsia="맑은 고딕"/>
+              </w:rPr>
+              <w:t>4건 (100%)</w:t>
             </w:r>
           </w:p>
         </w:tc>
@@ -5201,17 +5181,13 @@
             </w:tcMar>
           </w:tcPr>
           <w:p>
-            <w:pPr>
-              <w:keepNext/>
-              <w:jc w:val="left"/>
-            </w:pPr>
-            <w:r>
-              <w:rPr>
-                <w:rFonts w:ascii="맑은 고딕" w:cs="맑은 고딕" w:eastAsia="맑은 고딕" w:hAnsi="맑은 고딕"/>
-                <w:b w:val="false"/>
-                <w:bCs w:val="false"/>
-                <w:sz w:val="18"/>
-                <w:szCs w:val="18"/>
+            <w:r/>
+            <w:r>
+              <w:rPr>
+                <w:rFonts w:ascii="맑은 고딕" w:hAnsi="맑은 고딕"/>
+                <w:b w:val="0"/>
+                <w:sz w:val="18"/>
+                <w:rFonts w:eastAsia="맑은 고딕"/>
               </w:rPr>
               <w:t>중간·최종 보고서는 KHIDI 지정 양식이라 본 목록에서 제외</w:t>
             </w:r>
@@ -5274,19 +5250,15 @@
             </w:tcMar>
           </w:tcPr>
           <w:p>
-            <w:pPr>
-              <w:keepNext/>
-              <w:jc w:val="center"/>
-            </w:pPr>
-            <w:r>
-              <w:rPr>
-                <w:rFonts w:ascii="맑은 고딕" w:cs="맑은 고딕" w:eastAsia="맑은 고딕" w:hAnsi="맑은 고딕"/>
-                <w:b w:val="false"/>
-                <w:bCs w:val="false"/>
-                <w:sz w:val="18"/>
-                <w:szCs w:val="18"/>
-              </w:rPr>
-              <w:t xml:space="preserve">6건</w:t>
+            <w:r/>
+            <w:r>
+              <w:rPr>
+                <w:rFonts w:ascii="맑은 고딕" w:hAnsi="맑은 고딕"/>
+                <w:b w:val="0"/>
+                <w:sz w:val="18"/>
+                <w:rFonts w:eastAsia="맑은 고딕"/>
+              </w:rPr>
+              <w:t>13건</w:t>
             </w:r>
           </w:p>
         </w:tc>
@@ -5308,19 +5280,15 @@
             </w:tcMar>
           </w:tcPr>
           <w:p>
-            <w:pPr>
-              <w:keepNext/>
-              <w:jc w:val="center"/>
-            </w:pPr>
-            <w:r>
-              <w:rPr>
-                <w:rFonts w:ascii="맑은 고딕" w:cs="맑은 고딕" w:eastAsia="맑은 고딕" w:hAnsi="맑은 고딕"/>
-                <w:b w:val="false"/>
-                <w:bCs w:val="false"/>
-                <w:sz w:val="18"/>
-                <w:szCs w:val="18"/>
-              </w:rPr>
-              <w:t xml:space="preserve">4건 완료 / 2건 예정</w:t>
+            <w:r/>
+            <w:r>
+              <w:rPr>
+                <w:rFonts w:ascii="맑은 고딕" w:hAnsi="맑은 고딕"/>
+                <w:b w:val="0"/>
+                <w:sz w:val="18"/>
+                <w:rFonts w:eastAsia="맑은 고딕"/>
+              </w:rPr>
+              <w:t>13건 (100%)</w:t>
             </w:r>
           </w:p>
         </w:tc>
@@ -5342,19 +5310,15 @@
             </w:tcMar>
           </w:tcPr>
           <w:p>
-            <w:pPr>
-              <w:keepNext/>
-              <w:jc w:val="left"/>
-            </w:pPr>
-            <w:r>
-              <w:rPr>
-                <w:rFonts w:ascii="맑은 고딕" w:cs="맑은 고딕" w:eastAsia="맑은 고딕" w:hAnsi="맑은 고딕"/>
-                <w:b w:val="false"/>
-                <w:bCs w:val="false"/>
-                <w:sz w:val="18"/>
-                <w:szCs w:val="18"/>
-              </w:rPr>
-              <w:t xml:space="preserve">코드베이스 내 관리</w:t>
+            <w:r/>
+            <w:r>
+              <w:rPr>
+                <w:rFonts w:ascii="맑은 고딕" w:hAnsi="맑은 고딕"/>
+                <w:b w:val="0"/>
+                <w:sz w:val="18"/>
+                <w:rFonts w:eastAsia="맑은 고딕"/>
+              </w:rPr>
+              <w:t>코드베이스 내 관리(기술 6 + 운영 대장 7)</w:t>
             </w:r>
           </w:p>
         </w:tc>
@@ -5414,18 +5378,15 @@
             </w:tcMar>
           </w:tcPr>
           <w:p>
-            <w:pPr>
-              <w:jc w:val="center"/>
-            </w:pPr>
-            <w:r>
-              <w:rPr>
-                <w:rFonts w:ascii="맑은 고딕" w:cs="맑은 고딕" w:eastAsia="맑은 고딕" w:hAnsi="맑은 고딕"/>
-                <w:b/>
-                <w:bCs/>
-                <w:sz w:val="18"/>
-                <w:szCs w:val="18"/>
-              </w:rPr>
-              <w:t xml:space="preserve">17건</w:t>
+            <w:r/>
+            <w:r>
+              <w:rPr>
+                <w:rFonts w:ascii="맑은 고딕" w:hAnsi="맑은 고딕"/>
+                <w:b w:val="0"/>
+                <w:sz w:val="18"/>
+                <w:rFonts w:eastAsia="맑은 고딕"/>
+              </w:rPr>
+              <w:t>24건</w:t>
             </w:r>
           </w:p>
         </w:tc>
@@ -5447,18 +5408,15 @@
             </w:tcMar>
           </w:tcPr>
           <w:p>
-            <w:pPr>
-              <w:jc w:val="center"/>
-            </w:pPr>
-            <w:r>
-              <w:rPr>
-                <w:rFonts w:ascii="맑은 고딕" w:cs="맑은 고딕" w:eastAsia="맑은 고딕" w:hAnsi="맑은 고딕"/>
-                <w:b/>
-                <w:bCs/>
-                <w:sz w:val="18"/>
-                <w:szCs w:val="18"/>
-              </w:rPr>
-              <w:t xml:space="preserve">13건 완료</w:t>
+            <w:r/>
+            <w:r>
+              <w:rPr>
+                <w:rFonts w:ascii="맑은 고딕" w:hAnsi="맑은 고딕"/>
+                <w:b w:val="0"/>
+                <w:sz w:val="18"/>
+                <w:rFonts w:eastAsia="맑은 고딕"/>
+              </w:rPr>
+              <w:t>24건 완료</w:t>
             </w:r>
           </w:p>
         </w:tc>
@@ -5480,18 +5438,15 @@
             </w:tcMar>
           </w:tcPr>
           <w:p>
-            <w:pPr>
-              <w:jc w:val="left"/>
-            </w:pPr>
-            <w:r>
-              <w:rPr>
-                <w:rFonts w:ascii="맑은 고딕" w:cs="맑은 고딕" w:eastAsia="맑은 고딕" w:hAnsi="맑은 고딕"/>
-                <w:b w:val="false"/>
-                <w:bCs w:val="false"/>
-                <w:sz w:val="18"/>
-                <w:szCs w:val="18"/>
-              </w:rPr>
-              <w:t>완성도 100%</w:t>
+            <w:r/>
+            <w:r>
+              <w:rPr>
+                <w:rFonts w:ascii="맑은 고딕" w:hAnsi="맑은 고딕"/>
+                <w:b w:val="0"/>
+                <w:sz w:val="18"/>
+                <w:rFonts w:eastAsia="맑은 고딕"/>
+              </w:rPr>
+              <w:t>완성도 100% (2026-09-06)</w:t>
             </w:r>
           </w:p>
         </w:tc>
@@ -5619,7 +5574,7 @@
                 <w:sz w:val="18"/>
                 <w:szCs w:val="18"/>
               </w:rPr>
-              <w:t xml:space="preserve">HEALO-2026-DOC-09</w:t>
+              <w:t>healwith-2026-DOC-09</w:t>
             </w:r>
           </w:p>
         </w:tc>
@@ -6257,7 +6212,7 @@
                 <w:sz w:val="18"/>
                 <w:rFonts w:eastAsia="맑은 고딕"/>
               </w:rPr>
-              <w:t>01-1_화면설계서.docx (화면 10종 lo-fi 설계)</w:t>
+              <w:t>01-1_화면설계서.docx (화면 11종 lo-fi 설계 + 시스템 구성도)</w:t>
             </w:r>
           </w:p>
         </w:tc>
@@ -6406,7 +6361,7 @@
                 <w:sz w:val="18"/>
                 <w:rFonts w:eastAsia="맑은 고딕"/>
               </w:rPr>
-              <w:t>HEALO 배포본</w:t>
+              <w:t>healwith 배포본</w:t>
             </w:r>
           </w:p>
         </w:tc>
@@ -6723,7 +6678,7 @@
           <w:sz w:val="18"/>
           <w:rFonts w:eastAsia="맑은 고딕"/>
         </w:rPr>
-        <w:t>기준일 : 2026. 8. 20.</w:t>
+        <w:t>기준일 : 2026. 9. 6.</w:t>
       </w:r>
     </w:p>
     <w:p/>
@@ -7854,7 +7809,7 @@
                 <w:sz w:val="18"/>
                 <w:rFonts w:eastAsia="맑은 고딕"/>
               </w:rPr>
-              <w:t>실적(2026. 8. 20.)</w:t>
+              <w:t>실적(2026. 9. 6.)</w:t>
             </w:r>
           </w:p>
         </w:tc>
@@ -8199,7 +8154,18 @@
           <w:sz w:val="24"/>
           <w:rFonts w:eastAsia="맑은 고딕"/>
         </w:rPr>
-        <w:t>4. 근거자료</w:t>
+        <w:t>4. 남은 일 · 기술 부채</w:t>
+      </w:r>
+    </w:p>
+    <w:p>
+      <w:r>
+        <w:rPr>
+          <w:rFonts w:ascii="맑은 고딕" w:hAnsi="맑은 고딕"/>
+          <w:b w:val="0"/>
+          <w:sz w:val="18"/>
+          <w:rFonts w:eastAsia="맑은 고딕"/>
+        </w:rPr>
+        <w:t>「완료」 뒤에 남은 것. 고치면 _facts.py GAPS 에서 지운다.</w:t>
       </w:r>
     </w:p>
     <w:tbl>
@@ -8236,7 +8202,7 @@
                 <w:sz w:val="18"/>
                 <w:rFonts w:eastAsia="맑은 고딕"/>
               </w:rPr>
-              <w:t>구분</w:t>
+              <w:t>영역</w:t>
             </w:r>
           </w:p>
         </w:tc>
@@ -8255,7 +8221,7 @@
                 <w:sz w:val="18"/>
                 <w:rFonts w:eastAsia="맑은 고딕"/>
               </w:rPr>
-              <w:t>출처</w:t>
+              <w:t>무엇이 남았나</w:t>
             </w:r>
           </w:p>
         </w:tc>
@@ -8274,7 +8240,7 @@
                 <w:sz w:val="18"/>
                 <w:rFonts w:eastAsia="맑은 고딕"/>
               </w:rPr>
-              <w:t>확인 내용</w:t>
+              <w:t>어디를 보면 되나</w:t>
             </w:r>
           </w:p>
         </w:tc>
@@ -8293,41 +8259,41 @@
                 <w:sz w:val="18"/>
                 <w:rFonts w:eastAsia="맑은 고딕"/>
               </w:rPr>
-              <w:t>코드</w:t>
-            </w:r>
-          </w:p>
-        </w:tc>
-        <w:tc>
-          <w:tcPr>
-            <w:tcW w:type="dxa" w:w="2889"/>
-          </w:tcPr>
-          <w:p>
-            <w:r/>
-            <w:r>
-              <w:rPr>
-                <w:rFonts w:ascii="맑은 고딕" w:hAnsi="맑은 고딕"/>
-                <w:b w:val="0"/>
-                <w:sz w:val="18"/>
-                <w:rFonts w:eastAsia="맑은 고딕"/>
-              </w:rPr>
-              <w:t>src/lib/auth/accountTiers.ts</w:t>
-            </w:r>
-          </w:p>
-        </w:tc>
-        <w:tc>
-          <w:tcPr>
-            <w:tcW w:type="dxa" w:w="2889"/>
-          </w:tcPr>
-          <w:p>
-            <w:r/>
-            <w:r>
-              <w:rPr>
-                <w:rFonts w:ascii="맑은 고딕" w:hAnsi="맑은 고딕"/>
-                <w:b w:val="0"/>
-                <w:sz w:val="18"/>
-                <w:rFonts w:eastAsia="맑은 고딕"/>
-              </w:rPr>
-              <w:t>계정 계층 7종의 단일 표준</w:t>
+              <w:t>AI 상담 3계층</w:t>
+            </w:r>
+          </w:p>
+        </w:tc>
+        <w:tc>
+          <w:tcPr>
+            <w:tcW w:type="dxa" w:w="2889"/>
+          </w:tcPr>
+          <w:p>
+            <w:r/>
+            <w:r>
+              <w:rPr>
+                <w:rFonts w:ascii="맑은 고딕" w:hAnsi="맑은 고딕"/>
+                <w:b w:val="0"/>
+                <w:sz w:val="18"/>
+                <w:rFonts w:eastAsia="맑은 고딕"/>
+              </w:rPr>
+              <w:t>구글 검색 그라운딩 미작동(옵션 이름이 SDK 와 다름). 정식 googleSearch 도구로 바꾸거나 «3계층» 표현을 내릴 것</w:t>
+            </w:r>
+          </w:p>
+        </w:tc>
+        <w:tc>
+          <w:tcPr>
+            <w:tcW w:type="dxa" w:w="2889"/>
+          </w:tcPr>
+          <w:p>
+            <w:r/>
+            <w:r>
+              <w:rPr>
+                <w:rFonts w:ascii="맑은 고딕" w:hAnsi="맑은 고딕"/>
+                <w:b w:val="0"/>
+                <w:sz w:val="18"/>
+                <w:rFonts w:eastAsia="맑은 고딕"/>
+              </w:rPr>
+              <w:t>src/lib/chat/generateReply.ts 의 useSearchGrounding 주석</w:t>
             </w:r>
           </w:p>
         </w:tc>
@@ -8346,41 +8312,41 @@
                 <w:sz w:val="18"/>
                 <w:rFonts w:eastAsia="맑은 고딕"/>
               </w:rPr>
-              <w:t>코드</w:t>
-            </w:r>
-          </w:p>
-        </w:tc>
-        <w:tc>
-          <w:tcPr>
-            <w:tcW w:type="dxa" w:w="2889"/>
-          </w:tcPr>
-          <w:p>
-            <w:r/>
-            <w:r>
-              <w:rPr>
-                <w:rFonts w:ascii="맑은 고딕" w:hAnsi="맑은 고딕"/>
-                <w:b w:val="0"/>
-                <w:sz w:val="18"/>
-                <w:rFonts w:eastAsia="맑은 고딕"/>
-              </w:rPr>
-              <w:t>src/lib/khidi/targets.ts</w:t>
-            </w:r>
-          </w:p>
-        </w:tc>
-        <w:tc>
-          <w:tcPr>
-            <w:tcW w:type="dxa" w:w="2889"/>
-          </w:tcPr>
-          <w:p>
-            <w:r/>
-            <w:r>
-              <w:rPr>
-                <w:rFonts w:ascii="맑은 고딕" w:hAnsi="맑은 고딕"/>
-                <w:b w:val="0"/>
-                <w:sz w:val="18"/>
-                <w:rFonts w:eastAsia="맑은 고딕"/>
-              </w:rPr>
-              <w:t>성과지표 공식 목표(12/120/90)</w:t>
+              <w:t>AI 응답 속도</w:t>
+            </w:r>
+          </w:p>
+        </w:tc>
+        <w:tc>
+          <w:tcPr>
+            <w:tcW w:type="dxa" w:w="2889"/>
+          </w:tcPr>
+          <w:p>
+            <w:r/>
+            <w:r>
+              <w:rPr>
+                <w:rFonts w:ascii="맑은 고딕" w:hAnsi="맑은 고딕"/>
+                <w:b w:val="0"/>
+                <w:sz w:val="18"/>
+                <w:rFonts w:eastAsia="맑은 고딕"/>
+              </w:rPr>
+              <w:t>실서비스 경로 자가시험에서 첫 글자 P95 5.33초로 목표 5초를 넘긴 회차 있음(10%). 병목은 제미나이 «생각 수준» 호환 사다리의 첫 왕복</w:t>
+            </w:r>
+          </w:p>
+        </w:tc>
+        <w:tc>
+          <w:tcPr>
+            <w:tcW w:type="dxa" w:w="2889"/>
+          </w:tcPr>
+          <w:p>
+            <w:r/>
+            <w:r>
+              <w:rPr>
+                <w:rFonts w:ascii="맑은 고딕" w:hAnsi="맑은 고딕"/>
+                <w:b w:val="0"/>
+                <w:sz w:val="18"/>
+                <w:rFonts w:eastAsia="맑은 고딕"/>
+              </w:rPr>
+              <w:t>src/lib/chat/regressionRunner.ts · ai_regression_runs.first_token_ms</w:t>
             </w:r>
           </w:p>
         </w:tc>
@@ -8399,41 +8365,41 @@
                 <w:sz w:val="18"/>
                 <w:rFonts w:eastAsia="맑은 고딕"/>
               </w:rPr>
-              <w:t>코드</w:t>
-            </w:r>
-          </w:p>
-        </w:tc>
-        <w:tc>
-          <w:tcPr>
-            <w:tcW w:type="dxa" w:w="2889"/>
-          </w:tcPr>
-          <w:p>
-            <w:r/>
-            <w:r>
-              <w:rPr>
-                <w:rFonts w:ascii="맑은 고딕" w:hAnsi="맑은 고딕"/>
-                <w:b w:val="0"/>
-                <w:sz w:val="18"/>
-                <w:rFonts w:eastAsia="맑은 고딕"/>
-              </w:rPr>
-              <w:t>src/lib/khidi/kpi.ts</w:t>
-            </w:r>
-          </w:p>
-        </w:tc>
-        <w:tc>
-          <w:tcPr>
-            <w:tcW w:type="dxa" w:w="2889"/>
-          </w:tcPr>
-          <w:p>
-            <w:r/>
-            <w:r>
-              <w:rPr>
-                <w:rFonts w:ascii="맑은 고딕" w:hAnsi="맑은 고딕"/>
-                <w:b w:val="0"/>
-                <w:sz w:val="18"/>
-                <w:rFonts w:eastAsia="맑은 고딕"/>
-              </w:rPr>
-              <w:t>성과지표 집계 정의(테스트 데이터 제외 규칙 포함)</w:t>
+              <w:t>인앱 알림</w:t>
+            </w:r>
+          </w:p>
+        </w:tc>
+        <w:tc>
+          <w:tcPr>
+            <w:tcW w:type="dxa" w:w="2889"/>
+          </w:tcPr>
+          <w:p>
+            <w:r/>
+            <w:r>
+              <w:rPr>
+                <w:rFonts w:ascii="맑은 고딕" w:hAnsi="맑은 고딕"/>
+                <w:b w:val="0"/>
+                <w:sz w:val="18"/>
+                <w:rFonts w:eastAsia="맑은 고딕"/>
+              </w:rPr>
+              <w:t>벨은 30초 폴링이다(Supabase Realtime 아님). 실시간이 필요하면 상담방 메시지처럼 channel 구독으로</w:t>
+            </w:r>
+          </w:p>
+        </w:tc>
+        <w:tc>
+          <w:tcPr>
+            <w:tcW w:type="dxa" w:w="2889"/>
+          </w:tcPr>
+          <w:p>
+            <w:r/>
+            <w:r>
+              <w:rPr>
+                <w:rFonts w:ascii="맑은 고딕" w:hAnsi="맑은 고딕"/>
+                <w:b w:val="0"/>
+                <w:sz w:val="18"/>
+                <w:rFonts w:eastAsia="맑은 고딕"/>
+              </w:rPr>
+              <w:t>src/components/NotificationBell.jsx</w:t>
             </w:r>
           </w:p>
         </w:tc>
@@ -8452,41 +8418,41 @@
                 <w:sz w:val="18"/>
                 <w:rFonts w:eastAsia="맑은 고딕"/>
               </w:rPr>
-              <w:t>빌드</w:t>
-            </w:r>
-          </w:p>
-        </w:tc>
-        <w:tc>
-          <w:tcPr>
-            <w:tcW w:type="dxa" w:w="2889"/>
-          </w:tcPr>
-          <w:p>
-            <w:r/>
-            <w:r>
-              <w:rPr>
-                <w:rFonts w:ascii="맑은 고딕" w:hAnsi="맑은 고딕"/>
-                <w:b w:val="0"/>
-                <w:sz w:val="18"/>
-                <w:rFonts w:eastAsia="맑은 고딕"/>
-              </w:rPr>
-              <w:t>Next.js 라우트 목록(CI 빌드 산출)</w:t>
-            </w:r>
-          </w:p>
-        </w:tc>
-        <w:tc>
-          <w:tcPr>
-            <w:tcW w:type="dxa" w:w="2889"/>
-          </w:tcPr>
-          <w:p>
-            <w:r/>
-            <w:r>
-              <w:rPr>
-                <w:rFonts w:ascii="맑은 고딕" w:hAnsi="맑은 고딕"/>
-                <w:b w:val="0"/>
-                <w:sz w:val="18"/>
-                <w:rFonts w:eastAsia="맑은 고딕"/>
-              </w:rPr>
-              <w:t>실제 존재하는 화면 경로</w:t>
+              <w:t>이메일 발송 로그</w:t>
+            </w:r>
+          </w:p>
+        </w:tc>
+        <w:tc>
+          <w:tcPr>
+            <w:tcW w:type="dxa" w:w="2889"/>
+          </w:tcPr>
+          <w:p>
+            <w:r/>
+            <w:r>
+              <w:rPr>
+                <w:rFonts w:ascii="맑은 고딕" w:hAnsi="맑은 고딕"/>
+                <w:b w:val="0"/>
+                <w:sz w:val="18"/>
+                <w:rFonts w:eastAsia="맑은 고딕"/>
+              </w:rPr>
+              <w:t>일반 발송은 로그 표에 남지 않는다(관리자 테스트 발송만 기록). 발송 실패를 되짚으려면 Resend 콘솔</w:t>
+            </w:r>
+          </w:p>
+        </w:tc>
+        <w:tc>
+          <w:tcPr>
+            <w:tcW w:type="dxa" w:w="2889"/>
+          </w:tcPr>
+          <w:p>
+            <w:r/>
+            <w:r>
+              <w:rPr>
+                <w:rFonts w:ascii="맑은 고딕" w:hAnsi="맑은 고딕"/>
+                <w:b w:val="0"/>
+                <w:sz w:val="18"/>
+                <w:rFonts w:eastAsia="맑은 고딕"/>
+              </w:rPr>
+              <w:t>src/lib/email/sendEmail.ts · admin_notification_logs</w:t>
             </w:r>
           </w:p>
         </w:tc>
@@ -8505,6 +8471,892 @@
                 <w:sz w:val="18"/>
                 <w:rFonts w:eastAsia="맑은 고딕"/>
               </w:rPr>
+              <w:t>병원 포털</w:t>
+            </w:r>
+          </w:p>
+        </w:tc>
+        <w:tc>
+          <w:tcPr>
+            <w:tcW w:type="dxa" w:w="2889"/>
+          </w:tcPr>
+          <w:p>
+            <w:r/>
+            <w:r>
+              <w:rPr>
+                <w:rFonts w:ascii="맑은 고딕" w:hAnsi="맑은 고딕"/>
+                <w:b w:val="0"/>
+                <w:sz w:val="18"/>
+                <w:rFonts w:eastAsia="맑은 고딕"/>
+              </w:rPr>
+              <w:t>「병원 정보」·「시술 카탈로그」는 기능 플래그로 꺼져 있고(공개 연동 준비 중), 진료 결과 입력·가용 일정 화면은 없다</w:t>
+            </w:r>
+          </w:p>
+        </w:tc>
+        <w:tc>
+          <w:tcPr>
+            <w:tcW w:type="dxa" w:w="2889"/>
+          </w:tcPr>
+          <w:p>
+            <w:r/>
+            <w:r>
+              <w:rPr>
+                <w:rFonts w:ascii="맑은 고딕" w:hAnsi="맑은 고딕"/>
+                <w:b w:val="0"/>
+                <w:sz w:val="18"/>
+                <w:rFonts w:eastAsia="맑은 고딕"/>
+              </w:rPr>
+              <w:t>app/hospital/_components/featureFlags.js</w:t>
+            </w:r>
+          </w:p>
+        </w:tc>
+      </w:tr>
+      <w:tr>
+        <w:tc>
+          <w:tcPr>
+            <w:tcW w:type="dxa" w:w="2889"/>
+          </w:tcPr>
+          <w:p>
+            <w:r/>
+            <w:r>
+              <w:rPr>
+                <w:rFonts w:ascii="맑은 고딕" w:hAnsi="맑은 고딕"/>
+                <w:b/>
+                <w:sz w:val="18"/>
+                <w:rFonts w:eastAsia="맑은 고딕"/>
+              </w:rPr>
+              <w:t>예약</w:t>
+            </w:r>
+          </w:p>
+        </w:tc>
+        <w:tc>
+          <w:tcPr>
+            <w:tcW w:type="dxa" w:w="2889"/>
+          </w:tcPr>
+          <w:p>
+            <w:r/>
+            <w:r>
+              <w:rPr>
+                <w:rFonts w:ascii="맑은 고딕" w:hAnsi="맑은 고딕"/>
+                <w:b w:val="0"/>
+                <w:sz w:val="18"/>
+                <w:rFonts w:eastAsia="맑은 고딕"/>
+              </w:rPr>
+              <w:t>병원 가용 일정을 코디가 «입력할 화면»이 없다. 구글 캘린더 등록은 서비스 계정 캘린더로 단방향</w:t>
+            </w:r>
+          </w:p>
+        </w:tc>
+        <w:tc>
+          <w:tcPr>
+            <w:tcW w:type="dxa" w:w="2889"/>
+          </w:tcPr>
+          <w:p>
+            <w:r/>
+            <w:r>
+              <w:rPr>
+                <w:rFonts w:ascii="맑은 고딕" w:hAnsi="맑은 고딕"/>
+                <w:b w:val="0"/>
+                <w:sz w:val="18"/>
+                <w:rFonts w:eastAsia="맑은 고딕"/>
+              </w:rPr>
+              <w:t>src/lib/calendar/googleCalendar.ts</w:t>
+            </w:r>
+          </w:p>
+        </w:tc>
+      </w:tr>
+      <w:tr>
+        <w:tc>
+          <w:tcPr>
+            <w:tcW w:type="dxa" w:w="2889"/>
+          </w:tcPr>
+          <w:p>
+            <w:r/>
+            <w:r>
+              <w:rPr>
+                <w:rFonts w:ascii="맑은 고딕" w:hAnsi="맑은 고딕"/>
+                <w:b/>
+                <w:sz w:val="18"/>
+                <w:rFonts w:eastAsia="맑은 고딕"/>
+              </w:rPr>
+              <w:t>견적</w:t>
+            </w:r>
+          </w:p>
+        </w:tc>
+        <w:tc>
+          <w:tcPr>
+            <w:tcW w:type="dxa" w:w="2889"/>
+          </w:tcPr>
+          <w:p>
+            <w:r/>
+            <w:r>
+              <w:rPr>
+                <w:rFonts w:ascii="맑은 고딕" w:hAnsi="맑은 고딕"/>
+                <w:b w:val="0"/>
+                <w:sz w:val="18"/>
+                <w:rFonts w:eastAsia="맑은 고딕"/>
+              </w:rPr>
+              <w:t>AI 적정가 자동 산출은 없다. 코디가 견적을 쓰고 이력을 관리한다</w:t>
+            </w:r>
+          </w:p>
+        </w:tc>
+        <w:tc>
+          <w:tcPr>
+            <w:tcW w:type="dxa" w:w="2889"/>
+          </w:tcPr>
+          <w:p>
+            <w:r/>
+            <w:r>
+              <w:rPr>
+                <w:rFonts w:ascii="맑은 고딕" w:hAnsi="맑은 고딕"/>
+                <w:b w:val="0"/>
+                <w:sz w:val="18"/>
+                <w:rFonts w:eastAsia="맑은 고딕"/>
+              </w:rPr>
+              <w:t>app/coordinator/cost-estimates</w:t>
+            </w:r>
+          </w:p>
+        </w:tc>
+      </w:tr>
+      <w:tr>
+        <w:tc>
+          <w:tcPr>
+            <w:tcW w:type="dxa" w:w="2889"/>
+          </w:tcPr>
+          <w:p>
+            <w:r/>
+            <w:r>
+              <w:rPr>
+                <w:rFonts w:ascii="맑은 고딕" w:hAnsi="맑은 고딕"/>
+                <w:b/>
+                <w:sz w:val="18"/>
+                <w:rFonts w:eastAsia="맑은 고딕"/>
+              </w:rPr>
+              <w:t>증상 위험도</w:t>
+            </w:r>
+          </w:p>
+        </w:tc>
+        <w:tc>
+          <w:tcPr>
+            <w:tcW w:type="dxa" w:w="2889"/>
+          </w:tcPr>
+          <w:p>
+            <w:r/>
+            <w:r>
+              <w:rPr>
+                <w:rFonts w:ascii="맑은 고딕" w:hAnsi="맑은 고딕"/>
+                <w:b w:val="0"/>
+                <w:sz w:val="18"/>
+                <w:rFonts w:eastAsia="맑은 고딕"/>
+              </w:rPr>
+              <w:t>규칙 기반(응급 키워드 + 점수식)이지 AI 판정이 아니다. 파일 머리말의 «2차: AI 분석»은 미구현</w:t>
+            </w:r>
+          </w:p>
+        </w:tc>
+        <w:tc>
+          <w:tcPr>
+            <w:tcW w:type="dxa" w:w="2889"/>
+          </w:tcPr>
+          <w:p>
+            <w:r/>
+            <w:r>
+              <w:rPr>
+                <w:rFonts w:ascii="맑은 고딕" w:hAnsi="맑은 고딕"/>
+                <w:b w:val="0"/>
+                <w:sz w:val="18"/>
+                <w:rFonts w:eastAsia="맑은 고딕"/>
+              </w:rPr>
+              <w:t>src/lib/followup/symptomAnalyzer.ts</w:t>
+            </w:r>
+          </w:p>
+        </w:tc>
+      </w:tr>
+      <w:tr>
+        <w:tc>
+          <w:tcPr>
+            <w:tcW w:type="dxa" w:w="2889"/>
+          </w:tcPr>
+          <w:p>
+            <w:r/>
+            <w:r>
+              <w:rPr>
+                <w:rFonts w:ascii="맑은 고딕" w:hAnsi="맑은 고딕"/>
+                <w:b/>
+                <w:sz w:val="18"/>
+                <w:rFonts w:eastAsia="맑은 고딕"/>
+              </w:rPr>
+              <w:t>개인정보 칸 정리</w:t>
+            </w:r>
+          </w:p>
+        </w:tc>
+        <w:tc>
+          <w:tcPr>
+            <w:tcW w:type="dxa" w:w="2889"/>
+          </w:tcPr>
+          <w:p>
+            <w:r/>
+            <w:r>
+              <w:rPr>
+                <w:rFonts w:ascii="맑은 고딕" w:hAnsi="맑은 고딕"/>
+                <w:b w:val="0"/>
+                <w:sz w:val="18"/>
+                <w:rFonts w:eastAsia="맑은 고딕"/>
+              </w:rPr>
+              <w:t>값은 전부 암호문이지만 «평문 이름의 칸»에 저장 중. 평문 컬럼 삭제 마이그레이션은 실행 금지(돌리면 26~29건 소실)</w:t>
+            </w:r>
+          </w:p>
+        </w:tc>
+        <w:tc>
+          <w:tcPr>
+            <w:tcW w:type="dxa" w:w="2889"/>
+          </w:tcPr>
+          <w:p>
+            <w:r/>
+            <w:r>
+              <w:rPr>
+                <w:rFonts w:ascii="맑은 고딕" w:hAnsi="맑은 고딕"/>
+                <w:b w:val="0"/>
+                <w:sz w:val="18"/>
+                <w:rFonts w:eastAsia="맑은 고딕"/>
+              </w:rPr>
+              <w:t>migrations/20260420_drop_*_plaintext.sql 머리말</w:t>
+            </w:r>
+          </w:p>
+        </w:tc>
+      </w:tr>
+      <w:tr>
+        <w:tc>
+          <w:tcPr>
+            <w:tcW w:type="dxa" w:w="2889"/>
+          </w:tcPr>
+          <w:p>
+            <w:r/>
+            <w:r>
+              <w:rPr>
+                <w:rFonts w:ascii="맑은 고딕" w:hAnsi="맑은 고딕"/>
+                <w:b/>
+                <w:sz w:val="18"/>
+                <w:rFonts w:eastAsia="맑은 고딕"/>
+              </w:rPr>
+              <w:t>만족도(K-03)</w:t>
+            </w:r>
+          </w:p>
+        </w:tc>
+        <w:tc>
+          <w:tcPr>
+            <w:tcW w:type="dxa" w:w="2889"/>
+          </w:tcPr>
+          <w:p>
+            <w:r/>
+            <w:r>
+              <w:rPr>
+                <w:rFonts w:ascii="맑은 고딕" w:hAnsi="맑은 고딕"/>
+                <w:b w:val="0"/>
+                <w:sz w:val="18"/>
+                <w:rFonts w:eastAsia="맑은 고딕"/>
+              </w:rPr>
+              <w:t>실환자 응답 0건. 발송 조건이 코디의 [상담 완료] 클릭에 걸려 있다</w:t>
+            </w:r>
+          </w:p>
+        </w:tc>
+        <w:tc>
+          <w:tcPr>
+            <w:tcW w:type="dxa" w:w="2889"/>
+          </w:tcPr>
+          <w:p>
+            <w:r/>
+            <w:r>
+              <w:rPr>
+                <w:rFonts w:ascii="맑은 고딕" w:hAnsi="맑은 고딕"/>
+                <w:b w:val="0"/>
+                <w:sz w:val="18"/>
+                <w:rFonts w:eastAsia="맑은 고딕"/>
+              </w:rPr>
+              <w:t>app/api/cron/dispatch-surveys/route.ts</w:t>
+            </w:r>
+          </w:p>
+        </w:tc>
+      </w:tr>
+      <w:tr>
+        <w:tc>
+          <w:tcPr>
+            <w:tcW w:type="dxa" w:w="2889"/>
+          </w:tcPr>
+          <w:p>
+            <w:r/>
+            <w:r>
+              <w:rPr>
+                <w:rFonts w:ascii="맑은 고딕" w:hAnsi="맑은 고딕"/>
+                <w:b/>
+                <w:sz w:val="18"/>
+                <w:rFonts w:eastAsia="맑은 고딕"/>
+              </w:rPr>
+              <w:t>결제</w:t>
+            </w:r>
+          </w:p>
+        </w:tc>
+        <w:tc>
+          <w:tcPr>
+            <w:tcW w:type="dxa" w:w="2889"/>
+          </w:tcPr>
+          <w:p>
+            <w:r/>
+            <w:r>
+              <w:rPr>
+                <w:rFonts w:ascii="맑은 고딕" w:hAnsi="맑은 고딕"/>
+                <w:b w:val="0"/>
+                <w:sz w:val="18"/>
+                <w:rFonts w:eastAsia="맑은 고딕"/>
+              </w:rPr>
+              <w:t>결제 연동 없음(환자가 병원에 직접 결제). 정책 미결</w:t>
+            </w:r>
+          </w:p>
+        </w:tc>
+        <w:tc>
+          <w:tcPr>
+            <w:tcW w:type="dxa" w:w="2889"/>
+          </w:tcPr>
+          <w:p>
+            <w:r/>
+            <w:r>
+              <w:rPr>
+                <w:rFonts w:ascii="맑은 고딕" w:hAnsi="맑은 고딕"/>
+                <w:b w:val="0"/>
+                <w:sz w:val="18"/>
+                <w:rFonts w:eastAsia="맑은 고딕"/>
+              </w:rPr>
+              <w:t>—</w:t>
+            </w:r>
+          </w:p>
+        </w:tc>
+      </w:tr>
+      <w:tr>
+        <w:tc>
+          <w:tcPr>
+            <w:tcW w:type="dxa" w:w="2889"/>
+          </w:tcPr>
+          <w:p>
+            <w:r/>
+            <w:r>
+              <w:rPr>
+                <w:rFonts w:ascii="맑은 고딕" w:hAnsi="맑은 고딕"/>
+                <w:b/>
+                <w:sz w:val="18"/>
+                <w:rFonts w:eastAsia="맑은 고딕"/>
+              </w:rPr>
+              <w:t>접근성(로그인 뒤 화면)</w:t>
+            </w:r>
+          </w:p>
+        </w:tc>
+        <w:tc>
+          <w:tcPr>
+            <w:tcW w:type="dxa" w:w="2889"/>
+          </w:tcPr>
+          <w:p>
+            <w:r/>
+            <w:r>
+              <w:rPr>
+                <w:rFonts w:ascii="맑은 고딕" w:hAnsi="맑은 고딕"/>
+                <w:b w:val="0"/>
+                <w:sz w:val="18"/>
+                <w:rFonts w:eastAsia="맑은 고딕"/>
+              </w:rPr>
+              <w:t>8/17~8/31 3주 연속 측정 실패(networkidle 함정) → #1648 로 고침, 9/07 실행이 첫 재측정</w:t>
+            </w:r>
+          </w:p>
+        </w:tc>
+        <w:tc>
+          <w:tcPr>
+            <w:tcW w:type="dxa" w:w="2889"/>
+          </w:tcPr>
+          <w:p>
+            <w:r/>
+            <w:r>
+              <w:rPr>
+                <w:rFonts w:ascii="맑은 고딕" w:hAnsi="맑은 고딕"/>
+                <w:b w:val="0"/>
+                <w:sz w:val="18"/>
+                <w:rFonts w:eastAsia="맑은 고딕"/>
+              </w:rPr>
+              <w:t>scripts/audit/a11y-scan.mjs</w:t>
+            </w:r>
+          </w:p>
+        </w:tc>
+      </w:tr>
+      <w:tr>
+        <w:tc>
+          <w:tcPr>
+            <w:tcW w:type="dxa" w:w="2889"/>
+          </w:tcPr>
+          <w:p>
+            <w:r/>
+            <w:r>
+              <w:rPr>
+                <w:rFonts w:ascii="맑은 고딕" w:hAnsi="맑은 고딕"/>
+                <w:b/>
+                <w:sz w:val="18"/>
+                <w:rFonts w:eastAsia="맑은 고딕"/>
+              </w:rPr>
+              <w:t>검색 유입</w:t>
+            </w:r>
+          </w:p>
+        </w:tc>
+        <w:tc>
+          <w:tcPr>
+            <w:tcW w:type="dxa" w:w="2889"/>
+          </w:tcPr>
+          <w:p>
+            <w:r/>
+            <w:r>
+              <w:rPr>
+                <w:rFonts w:ascii="맑은 고딕" w:hAnsi="맑은 고딕"/>
+                <w:b w:val="0"/>
+                <w:sz w:val="18"/>
+                <w:rFonts w:eastAsia="맑은 고딕"/>
+              </w:rPr>
+              <w:t>빙 색인 0쪽·백링크 0. IndexNow 자동 제출은 붙였고(9/06 첫 제출 146건) 효과는 2주 뒤 재측정</w:t>
+            </w:r>
+          </w:p>
+        </w:tc>
+        <w:tc>
+          <w:tcPr>
+            <w:tcW w:type="dxa" w:w="2889"/>
+          </w:tcPr>
+          <w:p>
+            <w:r/>
+            <w:r>
+              <w:rPr>
+                <w:rFonts w:ascii="맑은 고딕" w:hAnsi="맑은 고딕"/>
+                <w:b w:val="0"/>
+                <w:sz w:val="18"/>
+                <w:rFonts w:eastAsia="맑은 고딕"/>
+              </w:rPr>
+              <w:t>src/lib/seo/indexNow.ts</w:t>
+            </w:r>
+          </w:p>
+        </w:tc>
+      </w:tr>
+      <w:tr>
+        <w:tc>
+          <w:tcPr>
+            <w:tcW w:type="dxa" w:w="2889"/>
+          </w:tcPr>
+          <w:p>
+            <w:r/>
+            <w:r>
+              <w:rPr>
+                <w:rFonts w:ascii="맑은 고딕" w:hAnsi="맑은 고딕"/>
+                <w:b/>
+                <w:sz w:val="18"/>
+                <w:rFonts w:eastAsia="맑은 고딕"/>
+              </w:rPr>
+              <w:t>앱 스토어</w:t>
+            </w:r>
+          </w:p>
+        </w:tc>
+        <w:tc>
+          <w:tcPr>
+            <w:tcW w:type="dxa" w:w="2889"/>
+          </w:tcPr>
+          <w:p>
+            <w:r/>
+            <w:r>
+              <w:rPr>
+                <w:rFonts w:ascii="맑은 고딕" w:hAnsi="맑은 고딕"/>
+                <w:b w:val="0"/>
+                <w:sz w:val="18"/>
+                <w:rFonts w:eastAsia="맑은 고딕"/>
+              </w:rPr>
+              <w:t>애플 4번째 심사 대기(9/03 재제출) · 구글 프로덕션 검토 대기(9/02). 앱 안 애플 로그인은 아직 끝까지 못 간다</w:t>
+            </w:r>
+          </w:p>
+        </w:tc>
+        <w:tc>
+          <w:tcPr>
+            <w:tcW w:type="dxa" w:w="2889"/>
+          </w:tcPr>
+          <w:p>
+            <w:r/>
+            <w:r>
+              <w:rPr>
+                <w:rFonts w:ascii="맑은 고딕" w:hAnsi="맑은 고딕"/>
+                <w:b w:val="0"/>
+                <w:sz w:val="18"/>
+                <w:rFonts w:eastAsia="맑은 고딕"/>
+              </w:rPr>
+              <w:t>docs/APP_STORE_LISTING.md</w:t>
+            </w:r>
+          </w:p>
+        </w:tc>
+      </w:tr>
+      <w:tr>
+        <w:tc>
+          <w:tcPr>
+            <w:tcW w:type="dxa" w:w="2889"/>
+          </w:tcPr>
+          <w:p>
+            <w:r/>
+            <w:r>
+              <w:rPr>
+                <w:rFonts w:ascii="맑은 고딕" w:hAnsi="맑은 고딕"/>
+                <w:b/>
+                <w:sz w:val="18"/>
+                <w:rFonts w:eastAsia="맑은 고딕"/>
+              </w:rPr>
+              <w:t>사후관리 실데이터</w:t>
+            </w:r>
+          </w:p>
+        </w:tc>
+        <w:tc>
+          <w:tcPr>
+            <w:tcW w:type="dxa" w:w="2889"/>
+          </w:tcPr>
+          <w:p>
+            <w:r/>
+            <w:r>
+              <w:rPr>
+                <w:rFonts w:ascii="맑은 고딕" w:hAnsi="맑은 고딕"/>
+                <w:b w:val="0"/>
+                <w:sz w:val="18"/>
+                <w:rFonts w:eastAsia="맑은 고딕"/>
+              </w:rPr>
+              <w:t>유치 확정 환자가 없어 사후관리 일정·경과기록은 견본으로만 동작 확인</w:t>
+            </w:r>
+          </w:p>
+        </w:tc>
+        <w:tc>
+          <w:tcPr>
+            <w:tcW w:type="dxa" w:w="2889"/>
+          </w:tcPr>
+          <w:p>
+            <w:r/>
+            <w:r>
+              <w:rPr>
+                <w:rFonts w:ascii="맑은 고딕" w:hAnsi="맑은 고딕"/>
+                <w:b w:val="0"/>
+                <w:sz w:val="18"/>
+                <w:rFonts w:eastAsia="맑은 고딕"/>
+              </w:rPr>
+              <w:t>followup_schedules · progress_records</w:t>
+            </w:r>
+          </w:p>
+        </w:tc>
+      </w:tr>
+    </w:tbl>
+    <w:p/>
+    <w:p>
+      <w:r>
+        <w:rPr>
+          <w:rFonts w:ascii="맑은 고딕" w:hAnsi="맑은 고딕"/>
+          <w:b/>
+          <w:color w:val="00467F"/>
+          <w:sz w:val="24"/>
+          <w:rFonts w:eastAsia="맑은 고딕"/>
+        </w:rPr>
+        <w:t>5. 근거자료</w:t>
+      </w:r>
+    </w:p>
+    <w:tbl>
+      <w:tblPr>
+        <w:tblW w:type="auto" w:w="0"/>
+        <w:tblLook w:firstColumn="1" w:firstRow="1" w:lastColumn="0" w:lastRow="0" w:noHBand="0" w:noVBand="1" w:val="04A0"/>
+        <w:tblBorders>
+          <w:top w:val="single" w:sz="4" w:color="999999"/>
+          <w:left w:val="single" w:sz="4" w:color="999999"/>
+          <w:bottom w:val="single" w:sz="4" w:color="999999"/>
+          <w:right w:val="single" w:sz="4" w:color="999999"/>
+          <w:insideH w:val="single" w:sz="4" w:color="999999"/>
+          <w:insideV w:val="single" w:sz="4" w:color="999999"/>
+        </w:tblBorders>
+      </w:tblPr>
+      <w:tblGrid>
+        <w:gridCol w:w="2889"/>
+        <w:gridCol w:w="2889"/>
+        <w:gridCol w:w="2889"/>
+      </w:tblGrid>
+      <w:tr>
+        <w:tc>
+          <w:tcPr>
+            <w:tcW w:type="dxa" w:w="2889"/>
+            <w:shd w:val="clear" w:color="auto" w:fill="00467F"/>
+          </w:tcPr>
+          <w:p>
+            <w:r/>
+            <w:r>
+              <w:rPr>
+                <w:rFonts w:ascii="맑은 고딕" w:hAnsi="맑은 고딕"/>
+                <w:b/>
+                <w:color w:val="FFFFFF"/>
+                <w:sz w:val="18"/>
+                <w:rFonts w:eastAsia="맑은 고딕"/>
+              </w:rPr>
+              <w:t>구분</w:t>
+            </w:r>
+          </w:p>
+        </w:tc>
+        <w:tc>
+          <w:tcPr>
+            <w:tcW w:type="dxa" w:w="2889"/>
+            <w:shd w:val="clear" w:color="auto" w:fill="00467F"/>
+          </w:tcPr>
+          <w:p>
+            <w:r/>
+            <w:r>
+              <w:rPr>
+                <w:rFonts w:ascii="맑은 고딕" w:hAnsi="맑은 고딕"/>
+                <w:b/>
+                <w:color w:val="FFFFFF"/>
+                <w:sz w:val="18"/>
+                <w:rFonts w:eastAsia="맑은 고딕"/>
+              </w:rPr>
+              <w:t>출처</w:t>
+            </w:r>
+          </w:p>
+        </w:tc>
+        <w:tc>
+          <w:tcPr>
+            <w:tcW w:type="dxa" w:w="2889"/>
+            <w:shd w:val="clear" w:color="auto" w:fill="00467F"/>
+          </w:tcPr>
+          <w:p>
+            <w:r/>
+            <w:r>
+              <w:rPr>
+                <w:rFonts w:ascii="맑은 고딕" w:hAnsi="맑은 고딕"/>
+                <w:b/>
+                <w:color w:val="FFFFFF"/>
+                <w:sz w:val="18"/>
+                <w:rFonts w:eastAsia="맑은 고딕"/>
+              </w:rPr>
+              <w:t>확인 내용</w:t>
+            </w:r>
+          </w:p>
+        </w:tc>
+      </w:tr>
+      <w:tr>
+        <w:tc>
+          <w:tcPr>
+            <w:tcW w:type="dxa" w:w="2889"/>
+          </w:tcPr>
+          <w:p>
+            <w:r/>
+            <w:r>
+              <w:rPr>
+                <w:rFonts w:ascii="맑은 고딕" w:hAnsi="맑은 고딕"/>
+                <w:b/>
+                <w:sz w:val="18"/>
+                <w:rFonts w:eastAsia="맑은 고딕"/>
+              </w:rPr>
+              <w:t>코드</w:t>
+            </w:r>
+          </w:p>
+        </w:tc>
+        <w:tc>
+          <w:tcPr>
+            <w:tcW w:type="dxa" w:w="2889"/>
+          </w:tcPr>
+          <w:p>
+            <w:r/>
+            <w:r>
+              <w:rPr>
+                <w:rFonts w:ascii="맑은 고딕" w:hAnsi="맑은 고딕"/>
+                <w:b w:val="0"/>
+                <w:sz w:val="18"/>
+                <w:rFonts w:eastAsia="맑은 고딕"/>
+              </w:rPr>
+              <w:t>src/lib/auth/accountTiers.ts</w:t>
+            </w:r>
+          </w:p>
+        </w:tc>
+        <w:tc>
+          <w:tcPr>
+            <w:tcW w:type="dxa" w:w="2889"/>
+          </w:tcPr>
+          <w:p>
+            <w:r/>
+            <w:r>
+              <w:rPr>
+                <w:rFonts w:ascii="맑은 고딕" w:hAnsi="맑은 고딕"/>
+                <w:b w:val="0"/>
+                <w:sz w:val="18"/>
+                <w:rFonts w:eastAsia="맑은 고딕"/>
+              </w:rPr>
+              <w:t>계정 계층 7종의 단일 표준</w:t>
+            </w:r>
+          </w:p>
+        </w:tc>
+      </w:tr>
+      <w:tr>
+        <w:tc>
+          <w:tcPr>
+            <w:tcW w:type="dxa" w:w="2889"/>
+          </w:tcPr>
+          <w:p>
+            <w:r/>
+            <w:r>
+              <w:rPr>
+                <w:rFonts w:ascii="맑은 고딕" w:hAnsi="맑은 고딕"/>
+                <w:b/>
+                <w:sz w:val="18"/>
+                <w:rFonts w:eastAsia="맑은 고딕"/>
+              </w:rPr>
+              <w:t>코드</w:t>
+            </w:r>
+          </w:p>
+        </w:tc>
+        <w:tc>
+          <w:tcPr>
+            <w:tcW w:type="dxa" w:w="2889"/>
+          </w:tcPr>
+          <w:p>
+            <w:r/>
+            <w:r>
+              <w:rPr>
+                <w:rFonts w:ascii="맑은 고딕" w:hAnsi="맑은 고딕"/>
+                <w:b w:val="0"/>
+                <w:sz w:val="18"/>
+                <w:rFonts w:eastAsia="맑은 고딕"/>
+              </w:rPr>
+              <w:t>src/lib/khidi/targets.ts</w:t>
+            </w:r>
+          </w:p>
+        </w:tc>
+        <w:tc>
+          <w:tcPr>
+            <w:tcW w:type="dxa" w:w="2889"/>
+          </w:tcPr>
+          <w:p>
+            <w:r/>
+            <w:r>
+              <w:rPr>
+                <w:rFonts w:ascii="맑은 고딕" w:hAnsi="맑은 고딕"/>
+                <w:b w:val="0"/>
+                <w:sz w:val="18"/>
+                <w:rFonts w:eastAsia="맑은 고딕"/>
+              </w:rPr>
+              <w:t>성과지표 공식 목표(12/120/90)</w:t>
+            </w:r>
+          </w:p>
+        </w:tc>
+      </w:tr>
+      <w:tr>
+        <w:tc>
+          <w:tcPr>
+            <w:tcW w:type="dxa" w:w="2889"/>
+          </w:tcPr>
+          <w:p>
+            <w:r/>
+            <w:r>
+              <w:rPr>
+                <w:rFonts w:ascii="맑은 고딕" w:hAnsi="맑은 고딕"/>
+                <w:b/>
+                <w:sz w:val="18"/>
+                <w:rFonts w:eastAsia="맑은 고딕"/>
+              </w:rPr>
+              <w:t>코드</w:t>
+            </w:r>
+          </w:p>
+        </w:tc>
+        <w:tc>
+          <w:tcPr>
+            <w:tcW w:type="dxa" w:w="2889"/>
+          </w:tcPr>
+          <w:p>
+            <w:r/>
+            <w:r>
+              <w:rPr>
+                <w:rFonts w:ascii="맑은 고딕" w:hAnsi="맑은 고딕"/>
+                <w:b w:val="0"/>
+                <w:sz w:val="18"/>
+                <w:rFonts w:eastAsia="맑은 고딕"/>
+              </w:rPr>
+              <w:t>src/lib/khidi/kpi.ts</w:t>
+            </w:r>
+          </w:p>
+        </w:tc>
+        <w:tc>
+          <w:tcPr>
+            <w:tcW w:type="dxa" w:w="2889"/>
+          </w:tcPr>
+          <w:p>
+            <w:r/>
+            <w:r>
+              <w:rPr>
+                <w:rFonts w:ascii="맑은 고딕" w:hAnsi="맑은 고딕"/>
+                <w:b w:val="0"/>
+                <w:sz w:val="18"/>
+                <w:rFonts w:eastAsia="맑은 고딕"/>
+              </w:rPr>
+              <w:t>성과지표 집계 정의(테스트 데이터 제외 규칙 포함)</w:t>
+            </w:r>
+          </w:p>
+        </w:tc>
+      </w:tr>
+      <w:tr>
+        <w:tc>
+          <w:tcPr>
+            <w:tcW w:type="dxa" w:w="2889"/>
+          </w:tcPr>
+          <w:p>
+            <w:r/>
+            <w:r>
+              <w:rPr>
+                <w:rFonts w:ascii="맑은 고딕" w:hAnsi="맑은 고딕"/>
+                <w:b/>
+                <w:sz w:val="18"/>
+                <w:rFonts w:eastAsia="맑은 고딕"/>
+              </w:rPr>
+              <w:t>빌드</w:t>
+            </w:r>
+          </w:p>
+        </w:tc>
+        <w:tc>
+          <w:tcPr>
+            <w:tcW w:type="dxa" w:w="2889"/>
+          </w:tcPr>
+          <w:p>
+            <w:r/>
+            <w:r>
+              <w:rPr>
+                <w:rFonts w:ascii="맑은 고딕" w:hAnsi="맑은 고딕"/>
+                <w:b w:val="0"/>
+                <w:sz w:val="18"/>
+                <w:rFonts w:eastAsia="맑은 고딕"/>
+              </w:rPr>
+              <w:t>Next.js 라우트 목록(CI 빌드 산출)</w:t>
+            </w:r>
+          </w:p>
+        </w:tc>
+        <w:tc>
+          <w:tcPr>
+            <w:tcW w:type="dxa" w:w="2889"/>
+          </w:tcPr>
+          <w:p>
+            <w:r/>
+            <w:r>
+              <w:rPr>
+                <w:rFonts w:ascii="맑은 고딕" w:hAnsi="맑은 고딕"/>
+                <w:b w:val="0"/>
+                <w:sz w:val="18"/>
+                <w:rFonts w:eastAsia="맑은 고딕"/>
+              </w:rPr>
+              <w:t>실제 존재하는 화면 경로</w:t>
+            </w:r>
+          </w:p>
+        </w:tc>
+      </w:tr>
+      <w:tr>
+        <w:tc>
+          <w:tcPr>
+            <w:tcW w:type="dxa" w:w="2889"/>
+          </w:tcPr>
+          <w:p>
+            <w:r/>
+            <w:r>
+              <w:rPr>
+                <w:rFonts w:ascii="맑은 고딕" w:hAnsi="맑은 고딕"/>
+                <w:b/>
+                <w:sz w:val="18"/>
+                <w:rFonts w:eastAsia="맑은 고딕"/>
+              </w:rPr>
               <w:t>데이터</w:t>
             </w:r>
           </w:p>
@@ -8522,7 +9374,7 @@
                 <w:sz w:val="18"/>
                 <w:rFonts w:eastAsia="맑은 고딕"/>
               </w:rPr>
-              <w:t>운영데이터베이스 정확 집계(2026. 8. 20.)</w:t>
+              <w:t>운영데이터베이스 정확 집계(2026. 9. 6.)</w:t>
             </w:r>
           </w:p>
         </w:tc>
@@ -8540,6 +9392,112 @@
                 <w:rFonts w:eastAsia="맑은 고딕"/>
               </w:rPr>
               <w:t>실적 수치의 원천</w:t>
+            </w:r>
+          </w:p>
+        </w:tc>
+      </w:tr>
+      <w:tr>
+        <w:tc>
+          <w:tcPr>
+            <w:tcW w:type="dxa" w:w="2889"/>
+          </w:tcPr>
+          <w:p>
+            <w:r/>
+            <w:r>
+              <w:rPr>
+                <w:rFonts w:ascii="맑은 고딕" w:hAnsi="맑은 고딕"/>
+                <w:b/>
+                <w:sz w:val="18"/>
+                <w:rFonts w:eastAsia="맑은 고딕"/>
+              </w:rPr>
+              <w:t>설정</w:t>
+            </w:r>
+          </w:p>
+        </w:tc>
+        <w:tc>
+          <w:tcPr>
+            <w:tcW w:type="dxa" w:w="2889"/>
+          </w:tcPr>
+          <w:p>
+            <w:r/>
+            <w:r>
+              <w:rPr>
+                <w:rFonts w:ascii="맑은 고딕" w:hAnsi="맑은 고딕"/>
+                <w:b w:val="0"/>
+                <w:sz w:val="18"/>
+                <w:rFonts w:eastAsia="맑은 고딕"/>
+              </w:rPr>
+              <w:t>vercel.json crons · .github/workflows/*.yml</w:t>
+            </w:r>
+          </w:p>
+        </w:tc>
+        <w:tc>
+          <w:tcPr>
+            <w:tcW w:type="dxa" w:w="2889"/>
+          </w:tcPr>
+          <w:p>
+            <w:r/>
+            <w:r>
+              <w:rPr>
+                <w:rFonts w:ascii="맑은 고딕" w:hAnsi="맑은 고딕"/>
+                <w:b w:val="0"/>
+                <w:sz w:val="18"/>
+                <w:rFonts w:eastAsia="맑은 고딕"/>
+              </w:rPr>
+              <w:t>정기 실행·검사 워크플로</w:t>
+            </w:r>
+          </w:p>
+        </w:tc>
+      </w:tr>
+      <w:tr>
+        <w:tc>
+          <w:tcPr>
+            <w:tcW w:type="dxa" w:w="2889"/>
+          </w:tcPr>
+          <w:p>
+            <w:r/>
+            <w:r>
+              <w:rPr>
+                <w:rFonts w:ascii="맑은 고딕" w:hAnsi="맑은 고딕"/>
+                <w:b/>
+                <w:sz w:val="18"/>
+                <w:rFonts w:eastAsia="맑은 고딕"/>
+              </w:rPr>
+              <w:t>실행</w:t>
+            </w:r>
+          </w:p>
+        </w:tc>
+        <w:tc>
+          <w:tcPr>
+            <w:tcW w:type="dxa" w:w="2889"/>
+          </w:tcPr>
+          <w:p>
+            <w:r/>
+            <w:r>
+              <w:rPr>
+                <w:rFonts w:ascii="맑은 고딕" w:hAnsi="맑은 고딕"/>
+                <w:b w:val="0"/>
+                <w:sz w:val="18"/>
+                <w:rFonts w:eastAsia="맑은 고딕"/>
+              </w:rPr>
+              <w:t>npx vitest run · npx playwright test --list · npm audit (2026. 9. 6.)</w:t>
+            </w:r>
+          </w:p>
+        </w:tc>
+        <w:tc>
+          <w:tcPr>
+            <w:tcW w:type="dxa" w:w="2889"/>
+          </w:tcPr>
+          <w:p>
+            <w:r/>
+            <w:r>
+              <w:rPr>
+                <w:rFonts w:ascii="맑은 고딕" w:hAnsi="맑은 고딕"/>
+                <w:b w:val="0"/>
+                <w:sz w:val="18"/>
+                <w:rFonts w:eastAsia="맑은 고딕"/>
+              </w:rPr>
+              <w:t>시험 규모·취약점</w:t>
             </w:r>
           </w:p>
         </w:tc>
@@ -8777,7 +9735,7 @@
         <w:sz w:val="16"/>
         <w:szCs w:val="16"/>
       </w:rPr>
-      <w:t xml:space="preserve">HEALO 플랫폼 | 산출물 목록</w:t>
+      <w:t>healwith 플랫폼 | 산출물 목록</w:t>
     </w:r>
   </w:p>
 </w:hdr>

--- a/docs/government-project/09_산출물목록.docx
+++ b/docs/government-project/09_산출물목록.docx
@@ -8647,24 +8647,24 @@
                 <w:sz w:val="18"/>
                 <w:rFonts w:eastAsia="맑은 고딕"/>
               </w:rPr>
-              <w:t>규칙 기반(응급 키워드 + 점수식)이지 AI 판정이 아니다. 파일 머리말의 «2차: AI 분석»은 미구현</w:t>
-            </w:r>
-          </w:p>
-        </w:tc>
-        <w:tc>
-          <w:tcPr>
-            <w:tcW w:type="dxa" w:w="2889"/>
-          </w:tcPr>
-          <w:p>
-            <w:r/>
-            <w:r>
-              <w:rPr>
-                <w:rFonts w:ascii="맑은 고딕" w:hAnsi="맑은 고딕"/>
-                <w:b w:val="0"/>
-                <w:sz w:val="18"/>
-                <w:rFonts w:eastAsia="맑은 고딕"/>
-              </w:rPr>
-              <w:t>src/lib/followup/symptomAnalyzer.ts</w:t>
+              <w:t>규칙 판정 + AI 2차 판정(2026-09-06, 올리기만 한다·확신 50% 미만 무시·실패 시 규칙 유지). 실환자 표본이 쌓이면 상향 정확도를 재라</w:t>
+            </w:r>
+          </w:p>
+        </w:tc>
+        <w:tc>
+          <w:tcPr>
+            <w:tcW w:type="dxa" w:w="2889"/>
+          </w:tcPr>
+          <w:p>
+            <w:r/>
+            <w:r>
+              <w:rPr>
+                <w:rFonts w:ascii="맑은 고딕" w:hAnsi="맑은 고딕"/>
+                <w:b w:val="0"/>
+                <w:sz w:val="18"/>
+                <w:rFonts w:eastAsia="맑은 고딕"/>
+              </w:rPr>
+              <w:t>src/lib/followup/aiTriage.ts</w:t>
             </w:r>
           </w:p>
         </w:tc>
@@ -9018,24 +9018,24 @@
                 <w:sz w:val="18"/>
                 <w:rFonts w:eastAsia="맑은 고딕"/>
               </w:rPr>
-              <w:t>유치 확정 환자가 없어 사후관리 일정·경과기록은 견본으로만 동작 확인</w:t>
-            </w:r>
-          </w:p>
-        </w:tc>
-        <w:tc>
-          <w:tcPr>
-            <w:tcW w:type="dxa" w:w="2889"/>
-          </w:tcPr>
-          <w:p>
-            <w:r/>
-            <w:r>
-              <w:rPr>
-                <w:rFonts w:ascii="맑은 고딕" w:hAnsi="맑은 고딕"/>
-                <w:b w:val="0"/>
-                <w:sz w:val="18"/>
-                <w:rFonts w:eastAsia="맑은 고딕"/>
-              </w:rPr>
-              <w:t>followup_schedules · progress_records</w:t>
+              <w:t>유치 확정 환자가 없어 치료 후 케이던스는 견본으로만 동작 확인. «방문 전» 케이던스(소견 뒤 D+3·14·30)는 2026-09-06 도입 — 첫 실행이 실환자 2명에게 나간다</w:t>
+            </w:r>
+          </w:p>
+        </w:tc>
+        <w:tc>
+          <w:tcPr>
+            <w:tcW w:type="dxa" w:w="2889"/>
+          </w:tcPr>
+          <w:p>
+            <w:r/>
+            <w:r>
+              <w:rPr>
+                <w:rFonts w:ascii="맑은 고딕" w:hAnsi="맑은 고딕"/>
+                <w:b w:val="0"/>
+                <w:sz w:val="18"/>
+                <w:rFonts w:eastAsia="맑은 고딕"/>
+              </w:rPr>
+              <w:t>src/lib/followup/preVisitFollowup.ts · followup_schedules</w:t>
             </w:r>
           </w:p>
         </w:tc>

--- a/docs/government-project/09_산출물목록.docx
+++ b/docs/government-project/09_산출물목록.docx
@@ -8541,24 +8541,24 @@
                 <w:sz w:val="18"/>
                 <w:rFonts w:eastAsia="맑은 고딕"/>
               </w:rPr>
-              <w:t>병원 가용 일정을 코디가 «입력할 화면»이 없다. 구글 캘린더 등록은 서비스 계정 캘린더로 단방향</w:t>
-            </w:r>
-          </w:p>
-        </w:tc>
-        <w:tc>
-          <w:tcPr>
-            <w:tcW w:type="dxa" w:w="2889"/>
-          </w:tcPr>
-          <w:p>
-            <w:r/>
-            <w:r>
-              <w:rPr>
-                <w:rFonts w:ascii="맑은 고딕" w:hAnsi="맑은 고딕"/>
-                <w:b w:val="0"/>
-                <w:sz w:val="18"/>
-                <w:rFonts w:eastAsia="맑은 고딕"/>
-              </w:rPr>
-              <w:t>src/lib/calendar/googleCalendar.ts</w:t>
+              <w:t>병원 가용 일정을 코디가 «입력할 화면»이 없다(환자 자기 예약 불가 — 대신 2026-09-06 부터 환자가 한 번 누르면 요청이 코디에게 닿는다). 구글 캘린더 등록은 서비스 계정 캘린더로 단방향</w:t>
+            </w:r>
+          </w:p>
+        </w:tc>
+        <w:tc>
+          <w:tcPr>
+            <w:tcW w:type="dxa" w:w="2889"/>
+          </w:tcPr>
+          <w:p>
+            <w:r/>
+            <w:r>
+              <w:rPr>
+                <w:rFonts w:ascii="맑은 고딕" w:hAnsi="맑은 고딕"/>
+                <w:b w:val="0"/>
+                <w:sz w:val="18"/>
+                <w:rFonts w:eastAsia="맑은 고딕"/>
+              </w:rPr>
+              <w:t>src/lib/followup/rebookingRequest.ts · src/lib/calendar/googleCalendar.ts</w:t>
             </w:r>
           </w:p>
         </w:tc>

--- a/docs/government-project/09_산출물목록.docx
+++ b/docs/government-project/09_산출물목록.docx
@@ -9018,7 +9018,7 @@
                 <w:sz w:val="18"/>
                 <w:rFonts w:eastAsia="맑은 고딕"/>
               </w:rPr>
-              <w:t>유치 확정 환자가 없어 치료 후 케이던스는 견본으로만 동작 확인. «방문 전» 케이던스(소견 뒤 D+3·14·30)는 2026-09-06 도입 — 첫 실행이 실환자 2명에게 나간다</w:t>
+              <w:t>유치 확정 환자가 없어 치료 후 케이던스는 견본으로만 동작 확인. «방문 전» 케이던스(소견 뒤 D+3·14·30)는 2026-09-06 구현했으나 **PO 가 실환자 자동 메일을 보류**(기본 꺼짐, env 로 켬)</w:t>
             </w:r>
           </w:p>
         </w:tc>
